--- a/docs/BYNATIONALITY/Болгарки.docx
+++ b/docs/BYNATIONALITY/Болгарки.docx
@@ -1,6 +1,6 @@
 
 <file path=word/document.xml><?xml version="1.0" encoding="utf-8"?>
-<w:document xmlns:wpc="http://schemas.microsoft.com/office/word/2010/wordprocessingCanvas" xmlns:cx="http://schemas.microsoft.com/office/drawing/2014/chartex" xmlns:cx1="http://schemas.microsoft.com/office/drawing/2015/9/8/chartex" xmlns:cx2="http://schemas.microsoft.com/office/drawing/2015/10/21/chartex" xmlns:cx3="http://schemas.microsoft.com/office/drawing/2016/5/9/chartex" xmlns:cx4="http://schemas.microsoft.com/office/drawing/2016/5/10/chartex" xmlns:cx5="http://schemas.microsoft.com/office/drawing/2016/5/11/chartex" xmlns:cx6="http://schemas.microsoft.com/office/drawing/2016/5/12/chartex" xmlns:cx7="http://schemas.microsoft.com/office/drawing/2016/5/13/chartex" xmlns:cx8="http://schemas.microsoft.com/office/drawing/2016/5/14/chartex" xmlns:mc="http://schemas.openxmlformats.org/markup-compatibility/2006" xmlns:aink="http://schemas.microsoft.com/office/drawing/2016/ink" xmlns:am3d="http://schemas.microsoft.com/office/drawing/2017/model3d" xmlns:o="urn:schemas-microsoft-com:office:office" xmlns:oel="http://schemas.microsoft.com/office/2019/extlst" xmlns:r="http://schemas.openxmlformats.org/officeDocument/2006/relationships" xmlns:m="http://schemas.openxmlformats.org/officeDocument/2006/math" xmlns:v="urn:schemas-microsoft-com:vml" xmlns:wp14="http://schemas.microsoft.com/office/word/2010/wordprocessingDrawing" xmlns:wp="http://schemas.openxmlformats.org/drawingml/2006/wordprocessingDrawing" xmlns:w10="urn:schemas-microsoft-com:office:word" xmlns:w="http://schemas.openxmlformats.org/wordprocessingml/2006/main" xmlns:w14="http://schemas.microsoft.com/office/word/2010/wordml" xmlns:w15="http://schemas.microsoft.com/office/word/2012/wordml" xmlns:w16cex="http://schemas.microsoft.com/office/word/2018/wordml/cex" xmlns:w16cid="http://schemas.microsoft.com/office/word/2016/wordml/cid" xmlns:w16="http://schemas.microsoft.com/office/word/2018/wordml" xmlns:w16du="http://schemas.microsoft.com/office/word/2023/wordml/word16du" xmlns:w16sdtdh="http://schemas.microsoft.com/office/word/2020/wordml/sdtdatahash" xmlns:w16se="http://schemas.microsoft.com/office/word/2015/wordml/symex" xmlns:wpg="http://schemas.microsoft.com/office/word/2010/wordprocessingGroup" xmlns:wpi="http://schemas.microsoft.com/office/word/2010/wordprocessingInk" xmlns:wne="http://schemas.microsoft.com/office/word/2006/wordml" xmlns:wps="http://schemas.microsoft.com/office/word/2010/wordprocessingShape" mc:Ignorable="w14 w15 w16se w16cid w16 w16cex w16sdtdh w16du wp14">
+<w:document xmlns:wpc="http://schemas.microsoft.com/office/word/2010/wordprocessingCanvas" xmlns:cx="http://schemas.microsoft.com/office/drawing/2014/chartex" xmlns:cx1="http://schemas.microsoft.com/office/drawing/2015/9/8/chartex" xmlns:cx2="http://schemas.microsoft.com/office/drawing/2015/10/21/chartex" xmlns:cx3="http://schemas.microsoft.com/office/drawing/2016/5/9/chartex" xmlns:cx4="http://schemas.microsoft.com/office/drawing/2016/5/10/chartex" xmlns:cx5="http://schemas.microsoft.com/office/drawing/2016/5/11/chartex" xmlns:cx6="http://schemas.microsoft.com/office/drawing/2016/5/12/chartex" xmlns:cx7="http://schemas.microsoft.com/office/drawing/2016/5/13/chartex" xmlns:cx8="http://schemas.microsoft.com/office/drawing/2016/5/14/chartex" xmlns:mc="http://schemas.openxmlformats.org/markup-compatibility/2006" xmlns:aink="http://schemas.microsoft.com/office/drawing/2016/ink" xmlns:am3d="http://schemas.microsoft.com/office/drawing/2017/model3d" xmlns:o="urn:schemas-microsoft-com:office:office" xmlns:oel="http://schemas.microsoft.com/office/2019/extlst" xmlns:r="http://schemas.openxmlformats.org/officeDocument/2006/relationships" xmlns:m="http://schemas.openxmlformats.org/officeDocument/2006/math" xmlns:v="urn:schemas-microsoft-com:vml" xmlns:wp14="http://schemas.microsoft.com/office/word/2010/wordprocessingDrawing" xmlns:wp="http://schemas.openxmlformats.org/drawingml/2006/wordprocessingDrawing" xmlns:w10="urn:schemas-microsoft-com:office:word" xmlns:w="http://schemas.openxmlformats.org/wordprocessingml/2006/main" xmlns:w14="http://schemas.microsoft.com/office/word/2010/wordml" xmlns:w15="http://schemas.microsoft.com/office/word/2012/wordml" xmlns:w16cex="http://schemas.microsoft.com/office/word/2018/wordml/cex" xmlns:w16cid="http://schemas.microsoft.com/office/word/2016/wordml/cid" xmlns:w16="http://schemas.microsoft.com/office/word/2018/wordml" xmlns:w16du="http://schemas.microsoft.com/office/word/2023/wordml/word16du" xmlns:w16sdtdh="http://schemas.microsoft.com/office/word/2020/wordml/sdtdatahash" xmlns:w16sdtfl="http://schemas.microsoft.com/office/word/2024/wordml/sdtformatlock" xmlns:w16se="http://schemas.microsoft.com/office/word/2015/wordml/symex" xmlns:wpg="http://schemas.microsoft.com/office/word/2010/wordprocessingGroup" xmlns:wpi="http://schemas.microsoft.com/office/word/2010/wordprocessingInk" xmlns:wne="http://schemas.microsoft.com/office/word/2006/wordml" xmlns:wps="http://schemas.microsoft.com/office/word/2010/wordprocessingShape" mc:Ignorable="w14 w15 w16se w16cid w16 w16cex w16sdtdh w16sdtfl w16du wp14">
   <w:body>
     <w:p>
       <w:pPr>
@@ -623,6 +623,7 @@
               </w:rPr>
               <w:t xml:space="preserve">Согласно переписи населения 1937 года общая численность </w:t>
             </w:r>
+            <w:proofErr w:type="gramStart"/>
             <w:r>
               <w:rPr>
                 <w:rFonts w:ascii="Arial" w:hAnsi="Arial" w:cs="Arial"/>
@@ -632,6 +633,7 @@
               </w:rPr>
               <w:t>болгар</w:t>
             </w:r>
+            <w:proofErr w:type="gramEnd"/>
             <w:r>
               <w:rPr>
                 <w:rFonts w:ascii="Arial" w:hAnsi="Arial" w:cs="Arial"/>
@@ -659,6 +661,7 @@
               </w:rPr>
               <w:t xml:space="preserve"> человек, таким образом </w:t>
             </w:r>
+            <w:proofErr w:type="gramStart"/>
             <w:r>
               <w:rPr>
                 <w:rFonts w:ascii="Arial" w:hAnsi="Arial" w:cs="Arial"/>
@@ -693,7 +696,37 @@
                 <w:szCs w:val="16"/>
                 <w:lang w:val="ru-RU"/>
               </w:rPr>
-              <w:t xml:space="preserve"> это безвозвратные потери нации которые составляют 0,</w:t>
+              <w:t xml:space="preserve"> это</w:t>
+            </w:r>
+            <w:proofErr w:type="gramEnd"/>
+            <w:r>
+              <w:rPr>
+                <w:rFonts w:ascii="Arial" w:hAnsi="Arial" w:cs="Arial"/>
+                <w:sz w:val="16"/>
+                <w:szCs w:val="16"/>
+                <w:lang w:val="ru-RU"/>
+              </w:rPr>
+              <w:t xml:space="preserve"> безвозвратные потери </w:t>
+            </w:r>
+            <w:proofErr w:type="gramStart"/>
+            <w:r>
+              <w:rPr>
+                <w:rFonts w:ascii="Arial" w:hAnsi="Arial" w:cs="Arial"/>
+                <w:sz w:val="16"/>
+                <w:szCs w:val="16"/>
+                <w:lang w:val="ru-RU"/>
+              </w:rPr>
+              <w:t>нации</w:t>
+            </w:r>
+            <w:proofErr w:type="gramEnd"/>
+            <w:r>
+              <w:rPr>
+                <w:rFonts w:ascii="Arial" w:hAnsi="Arial" w:cs="Arial"/>
+                <w:sz w:val="16"/>
+                <w:szCs w:val="16"/>
+                <w:lang w:val="ru-RU"/>
+              </w:rPr>
+              <w:t xml:space="preserve"> которые составляют 0,</w:t>
             </w:r>
             <w:r>
               <w:rPr>
@@ -713,6 +746,7 @@
               </w:rPr>
               <w:t xml:space="preserve">% от общего числа </w:t>
             </w:r>
+            <w:proofErr w:type="gramStart"/>
             <w:r>
               <w:rPr>
                 <w:rFonts w:ascii="Arial" w:hAnsi="Arial" w:cs="Arial"/>
@@ -722,6 +756,7 @@
               </w:rPr>
               <w:t>болгар</w:t>
             </w:r>
+            <w:proofErr w:type="gramEnd"/>
             <w:r>
               <w:rPr>
                 <w:rFonts w:ascii="Arial" w:hAnsi="Arial" w:cs="Arial"/>
@@ -784,8 +819,19 @@
                 <w:szCs w:val="16"/>
                 <w:lang w:val="ru-RU"/>
               </w:rPr>
-              <w:t>6 расстреляны в возрастной группе: 41-51</w:t>
-            </w:r>
+              <w:t xml:space="preserve">6 расстреляны в возрастной группе: </w:t>
+            </w:r>
+            <w:proofErr w:type="gramStart"/>
+            <w:r>
+              <w:rPr>
+                <w:rFonts w:ascii="Arial" w:hAnsi="Arial" w:cs="Arial"/>
+                <w:sz w:val="16"/>
+                <w:szCs w:val="16"/>
+                <w:lang w:val="ru-RU"/>
+              </w:rPr>
+              <w:t>41-51</w:t>
+            </w:r>
+            <w:proofErr w:type="gramEnd"/>
             <w:r>
               <w:rPr>
                 <w:rFonts w:ascii="Arial" w:hAnsi="Arial" w:cs="Arial"/>
@@ -1480,463 +1526,278 @@
         </w:rPr>
       </w:pPr>
     </w:p>
-    <w:tbl>
-      <w:tblPr>
-        <w:tblW w:w="6480" w:type="dxa"/>
-        <w:tblInd w:w="1437" w:type="dxa"/>
-        <w:tblLayout w:type="fixed"/>
-        <w:tblCellMar>
-          <w:top w:w="28" w:type="dxa"/>
-          <w:left w:w="28" w:type="dxa"/>
-          <w:bottom w:w="28" w:type="dxa"/>
-          <w:right w:w="28" w:type="dxa"/>
-        </w:tblCellMar>
-        <w:tblLook w:val="0000" w:firstRow="0" w:lastRow="0" w:firstColumn="0" w:lastColumn="0" w:noHBand="0" w:noVBand="0"/>
-      </w:tblPr>
-      <w:tblGrid>
-        <w:gridCol w:w="2070"/>
-        <w:gridCol w:w="2160"/>
-        <w:gridCol w:w="2250"/>
-      </w:tblGrid>
-      <w:tr>
-        <w:trPr>
-          <w:trHeight w:val="288"/>
-        </w:trPr>
-        <w:tc>
-          <w:tcPr>
-            <w:tcW w:w="6480" w:type="dxa"/>
-            <w:gridSpan w:val="3"/>
-            <w:tcBorders>
-              <w:top w:val="double" w:sz="1" w:space="0" w:color="808080"/>
-              <w:left w:val="double" w:sz="1" w:space="0" w:color="808080"/>
-              <w:bottom w:val="double" w:sz="1" w:space="0" w:color="808080"/>
-              <w:right w:val="double" w:sz="2" w:space="0" w:color="808080"/>
-            </w:tcBorders>
-            <w:shd w:val="clear" w:color="auto" w:fill="auto"/>
-            <w:vAlign w:val="center"/>
-          </w:tcPr>
-          <w:p>
-            <w:pPr>
-              <w:pStyle w:val="TableContents"/>
-              <w:snapToGrid w:val="0"/>
-              <w:jc w:val="center"/>
-              <w:rPr>
-                <w:rFonts w:hint="eastAsia"/>
-                <w:sz w:val="16"/>
-                <w:szCs w:val="16"/>
-                <w:lang w:val="ru-RU"/>
-              </w:rPr>
-            </w:pPr>
-            <w:r>
-              <w:rPr>
-                <w:rFonts w:ascii="Arial" w:hAnsi="Arial" w:cs="Arial"/>
-                <w:b/>
-                <w:bCs/>
-                <w:sz w:val="16"/>
-                <w:szCs w:val="16"/>
-                <w:lang w:val="ru-RU"/>
-              </w:rPr>
-              <w:t>ВОЗРАСТНАЯ ТАБЛИЦА / ЧИСЛО</w:t>
-            </w:r>
-            <w:r>
-              <w:rPr>
-                <w:rFonts w:ascii="Arial" w:hAnsi="Arial" w:cs="Arial"/>
-                <w:b/>
-                <w:bCs/>
-                <w:sz w:val="16"/>
-                <w:szCs w:val="16"/>
-                <w:lang w:val="ru-RU"/>
-              </w:rPr>
-              <w:t xml:space="preserve"> </w:t>
-            </w:r>
-            <w:r>
-              <w:rPr>
-                <w:rFonts w:ascii="Arial" w:hAnsi="Arial" w:cs="Arial"/>
-                <w:b/>
-                <w:bCs/>
-                <w:sz w:val="16"/>
-                <w:szCs w:val="16"/>
-                <w:lang w:val="ru-RU"/>
-              </w:rPr>
-              <w:t>РАССТРЕЛЯННЫХ ЖЕНЩИН с 19</w:t>
-            </w:r>
-            <w:r>
-              <w:rPr>
-                <w:rFonts w:ascii="Arial" w:hAnsi="Arial" w:cs="Arial"/>
-                <w:b/>
-                <w:bCs/>
-                <w:sz w:val="16"/>
-                <w:szCs w:val="16"/>
-                <w:lang w:val="ru-RU"/>
-              </w:rPr>
-              <w:t>38</w:t>
-            </w:r>
-            <w:r>
-              <w:rPr>
-                <w:rFonts w:ascii="Arial" w:hAnsi="Arial" w:cs="Arial"/>
-                <w:b/>
-                <w:bCs/>
-                <w:sz w:val="16"/>
-                <w:szCs w:val="16"/>
-                <w:lang w:val="ru-RU"/>
-              </w:rPr>
-              <w:t xml:space="preserve"> по 1942</w:t>
-            </w:r>
-            <w:r>
-              <w:rPr>
-                <w:rFonts w:ascii="Arial" w:hAnsi="Arial" w:cs="Arial"/>
-                <w:b/>
-                <w:bCs/>
-                <w:sz w:val="16"/>
-                <w:szCs w:val="16"/>
-                <w:lang w:val="ru-RU"/>
-              </w:rPr>
-              <w:t xml:space="preserve"> </w:t>
-            </w:r>
-            <w:r>
-              <w:rPr>
-                <w:rFonts w:ascii="Arial" w:hAnsi="Arial" w:cs="Arial"/>
-                <w:b/>
-                <w:bCs/>
-                <w:sz w:val="16"/>
-                <w:szCs w:val="16"/>
-                <w:lang w:val="ru-RU"/>
-              </w:rPr>
-              <w:t>гг.</w:t>
-            </w:r>
-            <w:r>
-              <w:rPr>
-                <w:rFonts w:ascii="Arial" w:hAnsi="Arial" w:cs="Arial"/>
-                <w:b/>
-                <w:bCs/>
-                <w:sz w:val="16"/>
-                <w:szCs w:val="16"/>
-                <w:lang w:val="ru-RU"/>
-              </w:rPr>
-              <w:t xml:space="preserve"> </w:t>
-            </w:r>
-            <w:r>
-              <w:rPr>
-                <w:rFonts w:ascii="Arial" w:hAnsi="Arial" w:cs="Arial"/>
-                <w:b/>
-                <w:bCs/>
-                <w:sz w:val="16"/>
-                <w:szCs w:val="16"/>
-                <w:lang w:val="ru-RU"/>
-              </w:rPr>
-              <w:t>(Возрастной</w:t>
-            </w:r>
-            <w:r>
-              <w:rPr>
-                <w:rFonts w:ascii="Arial" w:hAnsi="Arial" w:cs="Arial"/>
-                <w:b/>
-                <w:bCs/>
-                <w:sz w:val="16"/>
-                <w:szCs w:val="16"/>
-                <w:lang w:val="ru-RU"/>
-              </w:rPr>
-              <w:t xml:space="preserve"> </w:t>
-            </w:r>
-            <w:r>
-              <w:rPr>
-                <w:rFonts w:ascii="Arial" w:hAnsi="Arial" w:cs="Arial"/>
-                <w:b/>
-                <w:bCs/>
-                <w:sz w:val="16"/>
-                <w:szCs w:val="16"/>
-                <w:lang w:val="ru-RU"/>
-              </w:rPr>
-              <w:t>разброс: 2</w:t>
-            </w:r>
-            <w:r>
-              <w:rPr>
-                <w:rFonts w:ascii="Arial" w:hAnsi="Arial" w:cs="Arial"/>
-                <w:b/>
-                <w:bCs/>
-                <w:sz w:val="16"/>
-                <w:szCs w:val="16"/>
-                <w:lang w:val="ru-RU"/>
-              </w:rPr>
-              <w:t>9</w:t>
-            </w:r>
-            <w:r>
-              <w:rPr>
-                <w:rFonts w:ascii="Arial" w:hAnsi="Arial" w:cs="Arial"/>
-                <w:b/>
-                <w:bCs/>
-                <w:sz w:val="16"/>
-                <w:szCs w:val="16"/>
-                <w:lang w:val="ru-RU"/>
-              </w:rPr>
-              <w:t>-</w:t>
-            </w:r>
-            <w:r>
-              <w:rPr>
-                <w:rFonts w:ascii="Arial" w:hAnsi="Arial" w:cs="Arial"/>
-                <w:b/>
-                <w:bCs/>
-                <w:sz w:val="16"/>
-                <w:szCs w:val="16"/>
-                <w:lang w:val="ru-RU"/>
-              </w:rPr>
-              <w:t>6</w:t>
-            </w:r>
-            <w:r>
-              <w:rPr>
-                <w:rFonts w:ascii="Arial" w:hAnsi="Arial" w:cs="Arial"/>
-                <w:b/>
-                <w:bCs/>
-                <w:sz w:val="16"/>
-                <w:szCs w:val="16"/>
-                <w:lang w:val="ru-RU"/>
-              </w:rPr>
-              <w:t>7)</w:t>
-            </w:r>
-          </w:p>
-        </w:tc>
-      </w:tr>
-      <w:tr>
-        <w:trPr>
-          <w:trHeight w:val="230"/>
-        </w:trPr>
-        <w:tc>
-          <w:tcPr>
-            <w:tcW w:w="2070" w:type="dxa"/>
-            <w:tcBorders>
-              <w:left w:val="double" w:sz="1" w:space="0" w:color="808080"/>
-              <w:bottom w:val="double" w:sz="1" w:space="0" w:color="808080"/>
-              <w:right w:val="double" w:sz="2" w:space="0" w:color="808080"/>
-            </w:tcBorders>
-            <w:shd w:val="clear" w:color="auto" w:fill="auto"/>
-            <w:vAlign w:val="center"/>
-          </w:tcPr>
-          <w:p>
-            <w:pPr>
-              <w:pStyle w:val="TableContents"/>
-              <w:snapToGrid w:val="0"/>
-              <w:jc w:val="center"/>
-              <w:rPr>
-                <w:rFonts w:hint="eastAsia"/>
-                <w:sz w:val="16"/>
-                <w:szCs w:val="16"/>
-                <w:lang w:val="ru-RU"/>
-              </w:rPr>
-            </w:pPr>
-            <w:r>
-              <w:rPr>
-                <w:rFonts w:ascii="Arial" w:hAnsi="Arial" w:cs="Arial"/>
-                <w:sz w:val="16"/>
-                <w:szCs w:val="16"/>
-              </w:rPr>
-              <w:t>2</w:t>
-            </w:r>
-            <w:r>
-              <w:rPr>
-                <w:rFonts w:ascii="Arial" w:hAnsi="Arial" w:cs="Arial"/>
-                <w:sz w:val="16"/>
-                <w:szCs w:val="16"/>
-                <w:lang w:val="ru-RU"/>
-              </w:rPr>
-              <w:t>9-35</w:t>
-            </w:r>
-          </w:p>
-        </w:tc>
-        <w:tc>
-          <w:tcPr>
-            <w:tcW w:w="2160" w:type="dxa"/>
-            <w:tcBorders>
-              <w:left w:val="double" w:sz="1" w:space="0" w:color="808080"/>
-              <w:bottom w:val="double" w:sz="1" w:space="0" w:color="808080"/>
-              <w:right w:val="double" w:sz="2" w:space="0" w:color="808080"/>
-            </w:tcBorders>
-            <w:shd w:val="clear" w:color="auto" w:fill="auto"/>
-            <w:vAlign w:val="center"/>
-          </w:tcPr>
-          <w:p>
-            <w:pPr>
-              <w:pStyle w:val="TableContents"/>
-              <w:snapToGrid w:val="0"/>
-              <w:jc w:val="center"/>
-              <w:rPr>
-                <w:rFonts w:hint="eastAsia"/>
-                <w:sz w:val="16"/>
-                <w:szCs w:val="16"/>
-                <w:lang w:val="ru-RU"/>
-              </w:rPr>
-            </w:pPr>
-            <w:r>
-              <w:rPr>
-                <w:rFonts w:ascii="Arial" w:hAnsi="Arial" w:cs="Arial"/>
-                <w:sz w:val="16"/>
-                <w:szCs w:val="16"/>
-                <w:lang w:val="ru-RU"/>
-              </w:rPr>
-              <w:t>41-51</w:t>
-            </w:r>
-          </w:p>
-        </w:tc>
-        <w:tc>
-          <w:tcPr>
-            <w:tcW w:w="2250" w:type="dxa"/>
-            <w:tcBorders>
-              <w:left w:val="double" w:sz="1" w:space="0" w:color="808080"/>
-              <w:bottom w:val="double" w:sz="1" w:space="0" w:color="808080"/>
-              <w:right w:val="double" w:sz="2" w:space="0" w:color="808080"/>
-            </w:tcBorders>
-            <w:shd w:val="clear" w:color="auto" w:fill="auto"/>
-            <w:vAlign w:val="center"/>
-          </w:tcPr>
-          <w:p>
-            <w:pPr>
-              <w:pStyle w:val="TableContents"/>
-              <w:snapToGrid w:val="0"/>
-              <w:jc w:val="center"/>
-              <w:rPr>
-                <w:rFonts w:hint="eastAsia"/>
-                <w:sz w:val="16"/>
-                <w:szCs w:val="16"/>
-              </w:rPr>
-            </w:pPr>
-            <w:r>
-              <w:rPr>
-                <w:rFonts w:ascii="Arial" w:hAnsi="Arial" w:cs="Arial"/>
-                <w:sz w:val="16"/>
-                <w:szCs w:val="16"/>
-                <w:lang w:val="ru-RU"/>
-              </w:rPr>
-              <w:t>5</w:t>
-            </w:r>
-            <w:r>
-              <w:rPr>
-                <w:rFonts w:ascii="Arial" w:hAnsi="Arial" w:cs="Arial"/>
-                <w:sz w:val="16"/>
-                <w:szCs w:val="16"/>
-              </w:rPr>
-              <w:t>6-</w:t>
-            </w:r>
-            <w:r>
-              <w:rPr>
-                <w:rFonts w:ascii="Arial" w:hAnsi="Arial" w:cs="Arial"/>
-                <w:sz w:val="16"/>
-                <w:szCs w:val="16"/>
-                <w:lang w:val="ru-RU"/>
-              </w:rPr>
-              <w:t>67</w:t>
-            </w:r>
-          </w:p>
-        </w:tc>
-      </w:tr>
-      <w:tr>
-        <w:trPr>
-          <w:trHeight w:val="230"/>
-        </w:trPr>
-        <w:tc>
-          <w:tcPr>
-            <w:tcW w:w="2070" w:type="dxa"/>
-            <w:tcBorders>
-              <w:left w:val="double" w:sz="1" w:space="0" w:color="808080"/>
-              <w:bottom w:val="double" w:sz="1" w:space="0" w:color="808080"/>
-              <w:right w:val="double" w:sz="2" w:space="0" w:color="808080"/>
-            </w:tcBorders>
-            <w:shd w:val="clear" w:color="auto" w:fill="auto"/>
-            <w:vAlign w:val="center"/>
-          </w:tcPr>
-          <w:p>
-            <w:pPr>
-              <w:pStyle w:val="TableContents"/>
-              <w:snapToGrid w:val="0"/>
-              <w:ind w:left="240" w:hanging="180"/>
-              <w:jc w:val="center"/>
-              <w:rPr>
-                <w:rFonts w:ascii="Arial" w:hAnsi="Arial" w:cs="Arial"/>
-                <w:sz w:val="18"/>
-                <w:szCs w:val="18"/>
-                <w:lang w:val="ru-RU"/>
-              </w:rPr>
-            </w:pPr>
-            <w:r>
-              <w:rPr>
-                <w:rFonts w:ascii="Arial" w:hAnsi="Arial" w:cs="Arial"/>
-                <w:sz w:val="18"/>
-                <w:szCs w:val="18"/>
-                <w:lang w:val="ru-RU"/>
-              </w:rPr>
-              <w:t>3</w:t>
-            </w:r>
-          </w:p>
-        </w:tc>
-        <w:tc>
-          <w:tcPr>
-            <w:tcW w:w="2160" w:type="dxa"/>
-            <w:tcBorders>
-              <w:left w:val="double" w:sz="1" w:space="0" w:color="808080"/>
-              <w:bottom w:val="double" w:sz="1" w:space="0" w:color="808080"/>
-              <w:right w:val="double" w:sz="2" w:space="0" w:color="808080"/>
-            </w:tcBorders>
-            <w:shd w:val="clear" w:color="auto" w:fill="auto"/>
-            <w:vAlign w:val="center"/>
-          </w:tcPr>
-          <w:p>
-            <w:pPr>
-              <w:pStyle w:val="TableContents"/>
-              <w:snapToGrid w:val="0"/>
-              <w:ind w:left="240" w:hanging="180"/>
-              <w:jc w:val="center"/>
-              <w:rPr>
-                <w:rFonts w:ascii="Arial" w:hAnsi="Arial" w:cs="Arial"/>
-                <w:sz w:val="18"/>
-                <w:szCs w:val="18"/>
-                <w:lang w:val="ru-RU"/>
-              </w:rPr>
-            </w:pPr>
-            <w:r>
-              <w:rPr>
-                <w:rFonts w:ascii="Arial" w:hAnsi="Arial" w:cs="Arial"/>
-                <w:sz w:val="18"/>
-                <w:szCs w:val="18"/>
-                <w:lang w:val="ru-RU"/>
-              </w:rPr>
-              <w:t>6</w:t>
-            </w:r>
-          </w:p>
-        </w:tc>
-        <w:tc>
-          <w:tcPr>
-            <w:tcW w:w="2250" w:type="dxa"/>
-            <w:tcBorders>
-              <w:left w:val="double" w:sz="1" w:space="0" w:color="808080"/>
-              <w:bottom w:val="double" w:sz="1" w:space="0" w:color="808080"/>
-              <w:right w:val="double" w:sz="2" w:space="0" w:color="808080"/>
-            </w:tcBorders>
-            <w:shd w:val="clear" w:color="auto" w:fill="auto"/>
-            <w:vAlign w:val="center"/>
-          </w:tcPr>
-          <w:p>
-            <w:pPr>
-              <w:pStyle w:val="TableContents"/>
-              <w:snapToGrid w:val="0"/>
-              <w:ind w:left="240" w:hanging="180"/>
-              <w:jc w:val="center"/>
-              <w:rPr>
-                <w:rFonts w:ascii="Arial" w:hAnsi="Arial" w:cs="Arial"/>
-                <w:sz w:val="18"/>
-                <w:szCs w:val="18"/>
-                <w:lang w:val="ru-RU"/>
-              </w:rPr>
-            </w:pPr>
-            <w:r>
-              <w:rPr>
-                <w:rFonts w:ascii="Arial" w:hAnsi="Arial" w:cs="Arial"/>
-                <w:sz w:val="18"/>
-                <w:szCs w:val="18"/>
-                <w:lang w:val="ru-RU"/>
-              </w:rPr>
-              <w:t>4</w:t>
-            </w:r>
-          </w:p>
-        </w:tc>
-      </w:tr>
-    </w:tbl>
+    <w:p>
+      <w:pPr>
+        <w:spacing w:after="0"/>
+        <w:jc w:val="center"/>
+        <w:rPr>
+          <w:rFonts w:ascii="Arial" w:hAnsi="Arial" w:cs="Arial"/>
+          <w:b/>
+          <w:bCs/>
+          <w:sz w:val="16"/>
+          <w:szCs w:val="16"/>
+          <w:lang w:val="ru-RU"/>
+        </w:rPr>
+      </w:pPr>
+      <w:r>
+        <w:rPr>
+          <w:rFonts w:ascii="Arial" w:hAnsi="Arial" w:cs="Arial"/>
+          <w:b/>
+          <w:bCs/>
+          <w:sz w:val="16"/>
+          <w:szCs w:val="16"/>
+          <w:lang w:val="ru-RU"/>
+        </w:rPr>
+        <w:t xml:space="preserve">ЧИСЛЕННОСТЬ РАССТРЕЛЯННЫХ ЖЕНЩИН ПО ГОДАМ </w:t>
+      </w:r>
+      <w:r>
+        <w:rPr>
+          <w:rFonts w:ascii="Arial" w:hAnsi="Arial" w:cs="Arial"/>
+          <w:b/>
+          <w:bCs/>
+          <w:sz w:val="16"/>
+          <w:szCs w:val="16"/>
+          <w:lang w:val="ru-RU"/>
+        </w:rPr>
+        <w:t>с 19</w:t>
+      </w:r>
+      <w:r>
+        <w:rPr>
+          <w:rFonts w:ascii="Arial" w:hAnsi="Arial" w:cs="Arial"/>
+          <w:b/>
+          <w:bCs/>
+          <w:sz w:val="16"/>
+          <w:szCs w:val="16"/>
+          <w:lang w:val="ru-RU"/>
+        </w:rPr>
+        <w:t>38</w:t>
+      </w:r>
+      <w:r>
+        <w:rPr>
+          <w:rFonts w:ascii="Arial" w:hAnsi="Arial" w:cs="Arial"/>
+          <w:b/>
+          <w:bCs/>
+          <w:sz w:val="16"/>
+          <w:szCs w:val="16"/>
+          <w:lang w:val="ru-RU"/>
+        </w:rPr>
+        <w:t xml:space="preserve"> по 1942</w:t>
+      </w:r>
+      <w:r>
+        <w:rPr>
+          <w:rFonts w:ascii="Arial" w:hAnsi="Arial" w:cs="Arial"/>
+          <w:b/>
+          <w:bCs/>
+          <w:sz w:val="16"/>
+          <w:szCs w:val="16"/>
+          <w:lang w:val="ru-RU"/>
+        </w:rPr>
+        <w:t xml:space="preserve"> </w:t>
+      </w:r>
+      <w:r>
+        <w:rPr>
+          <w:rFonts w:ascii="Arial" w:hAnsi="Arial" w:cs="Arial"/>
+          <w:b/>
+          <w:bCs/>
+          <w:sz w:val="16"/>
+          <w:szCs w:val="16"/>
+          <w:lang w:val="ru-RU"/>
+        </w:rPr>
+        <w:t>гг.</w:t>
+      </w:r>
+    </w:p>
+    <w:p>
+      <w:pPr>
+        <w:spacing w:after="0"/>
+        <w:jc w:val="center"/>
+        <w:rPr>
+          <w:rFonts w:ascii="Arial" w:hAnsi="Arial" w:cs="Arial"/>
+          <w:b/>
+          <w:bCs/>
+          <w:sz w:val="16"/>
+          <w:szCs w:val="16"/>
+          <w:lang w:val="ru-RU"/>
+        </w:rPr>
+      </w:pPr>
+      <w:r>
+        <w:rPr>
+          <w:noProof/>
+        </w:rPr>
+        <w:drawing>
+          <wp:inline distT="0" distB="0" distL="0" distR="0" wp14:anchorId="45CFAE2E" wp14:editId="4B5A003D">
+            <wp:extent cx="3335722" cy="1773621"/>
+            <wp:effectExtent l="0" t="0" r="17145" b="17145"/>
+            <wp:docPr id="1790686877" name="Chart 1">
+              <a:extLst xmlns:a="http://schemas.openxmlformats.org/drawingml/2006/main">
+                <a:ext uri="{FF2B5EF4-FFF2-40B4-BE49-F238E27FC236}">
+                  <a16:creationId xmlns:a16="http://schemas.microsoft.com/office/drawing/2014/main" id="{65801A27-40E5-4CA4-AFBF-DD0C7605B8F0}"/>
+                </a:ext>
+              </a:extLst>
+            </wp:docPr>
+            <wp:cNvGraphicFramePr/>
+            <a:graphic xmlns:a="http://schemas.openxmlformats.org/drawingml/2006/main">
+              <a:graphicData uri="http://schemas.openxmlformats.org/drawingml/2006/chart">
+                <c:chart xmlns:c="http://schemas.openxmlformats.org/drawingml/2006/chart" xmlns:r="http://schemas.openxmlformats.org/officeDocument/2006/relationships" r:id="rId5"/>
+              </a:graphicData>
+            </a:graphic>
+          </wp:inline>
+        </w:drawing>
+      </w:r>
+    </w:p>
+    <w:p>
+      <w:pPr>
+        <w:spacing w:after="0"/>
+        <w:jc w:val="center"/>
+        <w:rPr>
+          <w:rFonts w:ascii="Arial" w:hAnsi="Arial" w:cs="Arial"/>
+          <w:b/>
+          <w:bCs/>
+          <w:sz w:val="16"/>
+          <w:szCs w:val="16"/>
+          <w:lang w:val="ru-RU"/>
+        </w:rPr>
+      </w:pPr>
+    </w:p>
+    <w:p>
+      <w:pPr>
+        <w:spacing w:after="0"/>
+        <w:jc w:val="center"/>
+        <w:rPr>
+          <w:rFonts w:ascii="Arial" w:hAnsi="Arial" w:cs="Arial"/>
+          <w:b/>
+          <w:bCs/>
+          <w:sz w:val="16"/>
+          <w:szCs w:val="16"/>
+          <w:lang w:val="ru-RU"/>
+        </w:rPr>
+      </w:pPr>
+      <w:r>
+        <w:rPr>
+          <w:rFonts w:ascii="Arial" w:hAnsi="Arial" w:cs="Arial"/>
+          <w:b/>
+          <w:bCs/>
+          <w:sz w:val="16"/>
+          <w:szCs w:val="16"/>
+          <w:lang w:val="ru-RU"/>
+        </w:rPr>
+        <w:t xml:space="preserve">ЧИСЛЕННОСТЬ РАССТРЕЛЯННЫХ ЖЕНЩИН ПО </w:t>
+      </w:r>
+      <w:r>
+        <w:rPr>
+          <w:rFonts w:ascii="Arial" w:hAnsi="Arial" w:cs="Arial"/>
+          <w:b/>
+          <w:bCs/>
+          <w:sz w:val="16"/>
+          <w:szCs w:val="16"/>
+          <w:lang w:val="ru-RU"/>
+        </w:rPr>
+        <w:t>ВОЗРАСТАМ</w:t>
+      </w:r>
+      <w:r>
+        <w:rPr>
+          <w:rFonts w:ascii="Arial" w:hAnsi="Arial" w:cs="Arial"/>
+          <w:b/>
+          <w:bCs/>
+          <w:sz w:val="16"/>
+          <w:szCs w:val="16"/>
+          <w:lang w:val="ru-RU"/>
+        </w:rPr>
+        <w:t xml:space="preserve"> </w:t>
+      </w:r>
+      <w:r>
+        <w:rPr>
+          <w:rFonts w:ascii="Arial" w:hAnsi="Arial" w:cs="Arial"/>
+          <w:b/>
+          <w:bCs/>
+          <w:sz w:val="16"/>
+          <w:szCs w:val="16"/>
+          <w:lang w:val="ru-RU"/>
+        </w:rPr>
+        <w:t>с 19</w:t>
+      </w:r>
+      <w:r>
+        <w:rPr>
+          <w:rFonts w:ascii="Arial" w:hAnsi="Arial" w:cs="Arial"/>
+          <w:b/>
+          <w:bCs/>
+          <w:sz w:val="16"/>
+          <w:szCs w:val="16"/>
+          <w:lang w:val="ru-RU"/>
+        </w:rPr>
+        <w:t>38</w:t>
+      </w:r>
+      <w:r>
+        <w:rPr>
+          <w:rFonts w:ascii="Arial" w:hAnsi="Arial" w:cs="Arial"/>
+          <w:b/>
+          <w:bCs/>
+          <w:sz w:val="16"/>
+          <w:szCs w:val="16"/>
+          <w:lang w:val="ru-RU"/>
+        </w:rPr>
+        <w:t xml:space="preserve"> по 1942</w:t>
+      </w:r>
+      <w:r>
+        <w:rPr>
+          <w:rFonts w:ascii="Arial" w:hAnsi="Arial" w:cs="Arial"/>
+          <w:b/>
+          <w:bCs/>
+          <w:sz w:val="16"/>
+          <w:szCs w:val="16"/>
+          <w:lang w:val="ru-RU"/>
+        </w:rPr>
+        <w:t xml:space="preserve"> </w:t>
+      </w:r>
+      <w:r>
+        <w:rPr>
+          <w:rFonts w:ascii="Arial" w:hAnsi="Arial" w:cs="Arial"/>
+          <w:b/>
+          <w:bCs/>
+          <w:sz w:val="16"/>
+          <w:szCs w:val="16"/>
+          <w:lang w:val="ru-RU"/>
+        </w:rPr>
+        <w:t>гг.</w:t>
+      </w:r>
+    </w:p>
+    <w:p>
+      <w:pPr>
+        <w:spacing w:after="0"/>
+        <w:jc w:val="center"/>
+        <w:rPr>
+          <w:rFonts w:ascii="Arial" w:hAnsi="Arial" w:cs="Arial"/>
+          <w:b/>
+          <w:bCs/>
+          <w:sz w:val="16"/>
+          <w:szCs w:val="16"/>
+          <w:lang w:val="ru-RU"/>
+        </w:rPr>
+      </w:pPr>
+      <w:r>
+        <w:rPr>
+          <w:noProof/>
+        </w:rPr>
+        <w:drawing>
+          <wp:inline distT="0" distB="0" distL="0" distR="0" wp14:anchorId="2E59AC0B" wp14:editId="4129EFEC">
+            <wp:extent cx="3593222" cy="1274379"/>
+            <wp:effectExtent l="0" t="0" r="7620" b="2540"/>
+            <wp:docPr id="971689239" name="Chart 1">
+              <a:extLst xmlns:a="http://schemas.openxmlformats.org/drawingml/2006/main">
+                <a:ext uri="{FF2B5EF4-FFF2-40B4-BE49-F238E27FC236}">
+                  <a16:creationId xmlns:a16="http://schemas.microsoft.com/office/drawing/2014/main" id="{1DAF8706-BB3E-4769-B7FA-4A75ED2CC824}"/>
+                </a:ext>
+              </a:extLst>
+            </wp:docPr>
+            <wp:cNvGraphicFramePr/>
+            <a:graphic xmlns:a="http://schemas.openxmlformats.org/drawingml/2006/main">
+              <a:graphicData uri="http://schemas.openxmlformats.org/drawingml/2006/chart">
+                <c:chart xmlns:c="http://schemas.openxmlformats.org/drawingml/2006/chart" xmlns:r="http://schemas.openxmlformats.org/officeDocument/2006/relationships" r:id="rId6"/>
+              </a:graphicData>
+            </a:graphic>
+          </wp:inline>
+        </w:drawing>
+      </w:r>
+    </w:p>
     <w:p>
       <w:pPr>
         <w:spacing w:after="0"/>
@@ -2059,6 +1920,7 @@
               </w:rPr>
               <w:t xml:space="preserve">озрастной разброс: </w:t>
             </w:r>
+            <w:proofErr w:type="gramStart"/>
             <w:r>
               <w:rPr>
                 <w:rFonts w:ascii="Arial" w:hAnsi="Arial" w:cs="Arial"/>
@@ -2092,6 +1954,7 @@
               </w:rPr>
               <w:t>72</w:t>
             </w:r>
+            <w:proofErr w:type="gramEnd"/>
             <w:r>
               <w:rPr>
                 <w:rFonts w:ascii="Arial" w:hAnsi="Arial" w:cs="Arial"/>
@@ -2460,19 +2323,6 @@
                 <w:lang w:val="ru-RU"/>
               </w:rPr>
             </w:pPr>
-          </w:p>
-          <w:p>
-            <w:pPr>
-              <w:spacing w:after="0"/>
-              <w:rPr>
-                <w:rFonts w:ascii="Arial" w:hAnsi="Arial" w:cs="Arial"/>
-                <w:b/>
-                <w:bCs/>
-                <w:sz w:val="18"/>
-                <w:szCs w:val="18"/>
-                <w:lang w:val="ru-RU"/>
-              </w:rPr>
-            </w:pPr>
             <w:r>
               <w:rPr>
                 <w:rFonts w:ascii="Arial" w:hAnsi="Arial" w:cs="Arial"/>
@@ -2510,7 +2360,7 @@
                 <w:lang w:val="ru-RU"/>
               </w:rPr>
             </w:pPr>
-            <w:hyperlink r:id="rId5" w:history="1">
+            <w:hyperlink r:id="rId7" w:history="1">
               <w:r>
                 <w:rPr>
                   <w:rStyle w:val="Hyperlink"/>
@@ -2579,7 +2429,47 @@
                 <w:szCs w:val="16"/>
                 <w:lang w:val="ru-RU"/>
               </w:rPr>
-              <w:t>1887 г.р., м.р.: г. Карасубазар, болгарка, из крестьян, образование: малограмотная, б/п</w:t>
+              <w:t xml:space="preserve">1887 г.р., </w:t>
+            </w:r>
+            <w:proofErr w:type="spellStart"/>
+            <w:r>
+              <w:rPr>
+                <w:rFonts w:ascii="Arial" w:hAnsi="Arial" w:cs="Arial"/>
+                <w:sz w:val="16"/>
+                <w:szCs w:val="16"/>
+                <w:lang w:val="ru-RU"/>
+              </w:rPr>
+              <w:t>м.р</w:t>
+            </w:r>
+            <w:proofErr w:type="spellEnd"/>
+            <w:r>
+              <w:rPr>
+                <w:rFonts w:ascii="Arial" w:hAnsi="Arial" w:cs="Arial"/>
+                <w:sz w:val="16"/>
+                <w:szCs w:val="16"/>
+                <w:lang w:val="ru-RU"/>
+              </w:rPr>
+              <w:t xml:space="preserve">.: г. </w:t>
+            </w:r>
+            <w:proofErr w:type="spellStart"/>
+            <w:r>
+              <w:rPr>
+                <w:rFonts w:ascii="Arial" w:hAnsi="Arial" w:cs="Arial"/>
+                <w:sz w:val="16"/>
+                <w:szCs w:val="16"/>
+                <w:lang w:val="ru-RU"/>
+              </w:rPr>
+              <w:t>Карасубазар</w:t>
+            </w:r>
+            <w:proofErr w:type="spellEnd"/>
+            <w:r>
+              <w:rPr>
+                <w:rFonts w:ascii="Arial" w:hAnsi="Arial" w:cs="Arial"/>
+                <w:sz w:val="16"/>
+                <w:szCs w:val="16"/>
+                <w:lang w:val="ru-RU"/>
+              </w:rPr>
+              <w:t>, болгарка, из крестьян, образование: малограмотная, б/п</w:t>
             </w:r>
             <w:r>
               <w:rPr>
@@ -2608,14 +2498,45 @@
               </w:rPr>
               <w:t xml:space="preserve">, </w:t>
             </w:r>
-            <w:r>
-              <w:rPr>
-                <w:rFonts w:ascii="Arial" w:hAnsi="Arial" w:cs="Arial"/>
-                <w:sz w:val="16"/>
-                <w:szCs w:val="16"/>
-                <w:lang w:val="ru-RU"/>
-              </w:rPr>
-              <w:t>прож.: Колтакский р-н</w:t>
+            <w:proofErr w:type="spellStart"/>
+            <w:r>
+              <w:rPr>
+                <w:rFonts w:ascii="Arial" w:hAnsi="Arial" w:cs="Arial"/>
+                <w:sz w:val="16"/>
+                <w:szCs w:val="16"/>
+                <w:lang w:val="ru-RU"/>
+              </w:rPr>
+              <w:t>прож</w:t>
+            </w:r>
+            <w:proofErr w:type="spellEnd"/>
+            <w:r>
+              <w:rPr>
+                <w:rFonts w:ascii="Arial" w:hAnsi="Arial" w:cs="Arial"/>
+                <w:sz w:val="16"/>
+                <w:szCs w:val="16"/>
+                <w:lang w:val="ru-RU"/>
+              </w:rPr>
+              <w:t xml:space="preserve">.: </w:t>
+            </w:r>
+            <w:proofErr w:type="spellStart"/>
+            <w:r>
+              <w:rPr>
+                <w:rFonts w:ascii="Arial" w:hAnsi="Arial" w:cs="Arial"/>
+                <w:sz w:val="16"/>
+                <w:szCs w:val="16"/>
+                <w:lang w:val="ru-RU"/>
+              </w:rPr>
+              <w:t>Колтакский</w:t>
+            </w:r>
+            <w:proofErr w:type="spellEnd"/>
+            <w:r>
+              <w:rPr>
+                <w:rFonts w:ascii="Arial" w:hAnsi="Arial" w:cs="Arial"/>
+                <w:sz w:val="16"/>
+                <w:szCs w:val="16"/>
+                <w:lang w:val="ru-RU"/>
+              </w:rPr>
+              <w:t xml:space="preserve"> р-н</w:t>
             </w:r>
           </w:p>
           <w:p>
@@ -2638,7 +2559,27 @@
                 <w:szCs w:val="16"/>
                 <w:lang w:val="ru-RU"/>
               </w:rPr>
-              <w:t>арестована Карасубазарским РО НКВД Крыма 11.02.1938</w:t>
+              <w:t xml:space="preserve">арестована </w:t>
+            </w:r>
+            <w:proofErr w:type="spellStart"/>
+            <w:r>
+              <w:rPr>
+                <w:rFonts w:ascii="Arial" w:hAnsi="Arial" w:cs="Arial"/>
+                <w:sz w:val="16"/>
+                <w:szCs w:val="16"/>
+                <w:lang w:val="ru-RU"/>
+              </w:rPr>
+              <w:t>Карасубазарским</w:t>
+            </w:r>
+            <w:proofErr w:type="spellEnd"/>
+            <w:r>
+              <w:rPr>
+                <w:rFonts w:ascii="Arial" w:hAnsi="Arial" w:cs="Arial"/>
+                <w:sz w:val="16"/>
+                <w:szCs w:val="16"/>
+                <w:lang w:val="ru-RU"/>
+              </w:rPr>
+              <w:t xml:space="preserve"> РО НКВД Крыма 11.02.1938</w:t>
             </w:r>
             <w:r>
               <w:rPr>
@@ -2656,7 +2597,27 @@
                 <w:szCs w:val="16"/>
                 <w:lang w:val="ru-RU"/>
               </w:rPr>
-              <w:t>Обвинение: ст. 58-10 УК РСФСР: антиколхозная агитация</w:t>
+              <w:t xml:space="preserve">Обвинение: ст. </w:t>
+            </w:r>
+            <w:proofErr w:type="gramStart"/>
+            <w:r>
+              <w:rPr>
+                <w:rFonts w:ascii="Arial" w:hAnsi="Arial" w:cs="Arial"/>
+                <w:sz w:val="16"/>
+                <w:szCs w:val="16"/>
+                <w:lang w:val="ru-RU"/>
+              </w:rPr>
+              <w:t>58-10</w:t>
+            </w:r>
+            <w:proofErr w:type="gramEnd"/>
+            <w:r>
+              <w:rPr>
+                <w:rFonts w:ascii="Arial" w:hAnsi="Arial" w:cs="Arial"/>
+                <w:sz w:val="16"/>
+                <w:szCs w:val="16"/>
+                <w:lang w:val="ru-RU"/>
+              </w:rPr>
+              <w:t xml:space="preserve"> УК РСФСР: антиколхозная агитация</w:t>
             </w:r>
             <w:r>
               <w:rPr>
@@ -2744,14 +2705,25 @@
                 <w:lang w:val="ru-RU"/>
               </w:rPr>
             </w:pPr>
-            <w:r>
-              <w:rPr>
-                <w:rFonts w:ascii="Arial" w:hAnsi="Arial" w:cs="Arial"/>
-                <w:sz w:val="16"/>
-                <w:szCs w:val="16"/>
-                <w:lang w:val="ru-RU"/>
-              </w:rPr>
-              <w:t>Арх.дело: ГААРК, ф. р-4808, оп. 1, д. 015993.</w:t>
+            <w:proofErr w:type="spellStart"/>
+            <w:r>
+              <w:rPr>
+                <w:rFonts w:ascii="Arial" w:hAnsi="Arial" w:cs="Arial"/>
+                <w:sz w:val="16"/>
+                <w:szCs w:val="16"/>
+                <w:lang w:val="ru-RU"/>
+              </w:rPr>
+              <w:t>Арх.дело</w:t>
+            </w:r>
+            <w:proofErr w:type="spellEnd"/>
+            <w:r>
+              <w:rPr>
+                <w:rFonts w:ascii="Arial" w:hAnsi="Arial" w:cs="Arial"/>
+                <w:sz w:val="16"/>
+                <w:szCs w:val="16"/>
+                <w:lang w:val="ru-RU"/>
+              </w:rPr>
+              <w:t>: ГААРК, ф. р-4808, оп. 1, д. 015993.</w:t>
             </w:r>
             <w:r>
               <w:rPr>
@@ -2869,362 +2841,6 @@
                 <w:rFonts w:ascii="Arial" w:hAnsi="Arial" w:cs="Arial"/>
                 <w:b/>
                 <w:bCs/>
-                <w:sz w:val="16"/>
-                <w:szCs w:val="16"/>
-                <w:lang w:val="ru-RU"/>
-              </w:rPr>
-              <w:t xml:space="preserve"> </w:t>
-            </w:r>
-            <w:hyperlink r:id="rId6" w:history="1">
-              <w:r>
-                <w:rPr>
-                  <w:rStyle w:val="Hyperlink"/>
-                  <w:rFonts w:ascii="Arial" w:hAnsi="Arial" w:cs="Arial"/>
-                  <w:b/>
-                  <w:bCs/>
-                  <w:color w:val="auto"/>
-                  <w:sz w:val="16"/>
-                  <w:szCs w:val="16"/>
-                  <w:lang w:val="ru-RU"/>
-                </w:rPr>
-                <w:t>Архивная ссылка</w:t>
-              </w:r>
-            </w:hyperlink>
-          </w:p>
-        </w:tc>
-      </w:tr>
-      <w:tr>
-        <w:tc>
-          <w:tcPr>
-            <w:tcW w:w="11160" w:type="dxa"/>
-            <w:tcBorders>
-              <w:left w:val="double" w:sz="1" w:space="0" w:color="808080"/>
-              <w:bottom w:val="double" w:sz="1" w:space="0" w:color="808080"/>
-              <w:right w:val="double" w:sz="2" w:space="0" w:color="808080"/>
-            </w:tcBorders>
-            <w:shd w:val="clear" w:color="auto" w:fill="auto"/>
-            <w:vAlign w:val="center"/>
-          </w:tcPr>
-          <w:p>
-            <w:pPr>
-              <w:spacing w:after="0"/>
-              <w:rPr>
-                <w:rFonts w:ascii="Arial" w:hAnsi="Arial" w:cs="Arial"/>
-                <w:sz w:val="16"/>
-                <w:szCs w:val="16"/>
-                <w:lang w:val="ru-RU"/>
-              </w:rPr>
-            </w:pPr>
-            <w:hyperlink r:id="rId7" w:history="1">
-              <w:r>
-                <w:rPr>
-                  <w:rStyle w:val="Hyperlink"/>
-                  <w:rFonts w:ascii="Arial" w:hAnsi="Arial" w:cs="Arial"/>
-                  <w:b/>
-                  <w:bCs/>
-                  <w:color w:val="auto"/>
-                  <w:sz w:val="16"/>
-                  <w:szCs w:val="16"/>
-                  <w:bdr w:val="none" w:sz="0" w:space="0" w:color="auto" w:frame="1"/>
-                  <w:shd w:val="clear" w:color="auto" w:fill="FFFFFF"/>
-                  <w:lang w:val="ru-RU"/>
-                </w:rPr>
-                <w:t>Галина Раиса (Рейн) Дмитриевна</w:t>
-              </w:r>
-            </w:hyperlink>
-            <w:r>
-              <w:rPr>
-                <w:rFonts w:ascii="Arial" w:hAnsi="Arial" w:cs="Arial"/>
-                <w:sz w:val="16"/>
-                <w:szCs w:val="16"/>
-                <w:lang w:val="ru-RU"/>
-              </w:rPr>
-              <w:t xml:space="preserve"> </w:t>
-            </w:r>
-            <w:r>
-              <w:rPr>
-                <w:rFonts w:ascii="Arial" w:hAnsi="Arial" w:cs="Arial"/>
-                <w:b/>
-                <w:bCs/>
-                <w:sz w:val="16"/>
-                <w:szCs w:val="16"/>
-                <w:lang w:val="ru-RU"/>
-              </w:rPr>
-              <w:t>46 лет</w:t>
-            </w:r>
-            <w:r>
-              <w:rPr>
-                <w:rFonts w:ascii="Arial" w:hAnsi="Arial" w:cs="Arial"/>
-                <w:b/>
-                <w:bCs/>
-                <w:sz w:val="16"/>
-                <w:szCs w:val="16"/>
-                <w:lang w:val="ru-RU"/>
-              </w:rPr>
-              <w:t xml:space="preserve"> </w:t>
-            </w:r>
-          </w:p>
-          <w:p>
-            <w:pPr>
-              <w:pStyle w:val="NormalWeb"/>
-              <w:shd w:val="clear" w:color="auto" w:fill="FFFFFF"/>
-              <w:spacing w:before="0" w:beforeAutospacing="0" w:after="0" w:afterAutospacing="0"/>
-              <w:textAlignment w:val="baseline"/>
-              <w:rPr>
-                <w:rFonts w:ascii="Arial" w:hAnsi="Arial" w:cs="Arial"/>
-                <w:sz w:val="16"/>
-                <w:szCs w:val="16"/>
-                <w:lang w:val="ru-RU"/>
-              </w:rPr>
-            </w:pPr>
-            <w:r>
-              <w:rPr>
-                <w:rFonts w:ascii="Arial" w:hAnsi="Arial" w:cs="Arial"/>
-                <w:sz w:val="16"/>
-                <w:szCs w:val="16"/>
-                <w:lang w:val="ru-RU"/>
-              </w:rPr>
-              <w:t>1892 г.р., м.р.: Болгария, г. Варна, болгарка, из крестьян, образование: незаконченное высшее, б/п</w:t>
-            </w:r>
-            <w:r>
-              <w:rPr>
-                <w:rFonts w:ascii="Arial" w:hAnsi="Arial" w:cs="Arial"/>
-                <w:sz w:val="16"/>
-                <w:szCs w:val="16"/>
-                <w:lang w:val="ru-RU"/>
-              </w:rPr>
-              <w:t xml:space="preserve">, </w:t>
-            </w:r>
-            <w:r>
-              <w:rPr>
-                <w:rFonts w:ascii="Arial" w:hAnsi="Arial" w:cs="Arial"/>
-                <w:sz w:val="16"/>
-                <w:szCs w:val="16"/>
-                <w:lang w:val="ru-RU"/>
-              </w:rPr>
-              <w:t>педагог, редакция болгарской газ. "Коллективист"</w:t>
-            </w:r>
-            <w:r>
-              <w:rPr>
-                <w:rFonts w:ascii="Arial" w:hAnsi="Arial" w:cs="Arial"/>
-                <w:sz w:val="16"/>
-                <w:szCs w:val="16"/>
-                <w:lang w:val="ru-RU"/>
-              </w:rPr>
-              <w:t xml:space="preserve">, </w:t>
-            </w:r>
-            <w:r>
-              <w:rPr>
-                <w:rFonts w:ascii="Arial" w:hAnsi="Arial" w:cs="Arial"/>
-                <w:sz w:val="16"/>
-                <w:szCs w:val="16"/>
-                <w:lang w:val="ru-RU"/>
-              </w:rPr>
-              <w:t>прож.: г. Харьков, Дзержинского, 93, кв. 55</w:t>
-            </w:r>
-            <w:r>
-              <w:rPr>
-                <w:rFonts w:ascii="Arial" w:hAnsi="Arial" w:cs="Arial"/>
-                <w:sz w:val="16"/>
-                <w:szCs w:val="16"/>
-                <w:lang w:val="ru-RU"/>
-              </w:rPr>
-              <w:t xml:space="preserve">, </w:t>
-            </w:r>
-            <w:r>
-              <w:rPr>
-                <w:rFonts w:ascii="Arial" w:hAnsi="Arial" w:cs="Arial"/>
-                <w:sz w:val="16"/>
-                <w:szCs w:val="16"/>
-                <w:lang w:val="ru-RU"/>
-              </w:rPr>
-              <w:t>арестована 11.02.1938</w:t>
-            </w:r>
-            <w:r>
-              <w:rPr>
-                <w:rFonts w:ascii="Arial" w:hAnsi="Arial" w:cs="Arial"/>
-                <w:sz w:val="16"/>
-                <w:szCs w:val="16"/>
-                <w:lang w:val="ru-RU"/>
-              </w:rPr>
-              <w:t xml:space="preserve">. </w:t>
-            </w:r>
-            <w:r>
-              <w:rPr>
-                <w:rFonts w:ascii="Arial" w:hAnsi="Arial" w:cs="Arial"/>
-                <w:sz w:val="16"/>
-                <w:szCs w:val="16"/>
-                <w:lang w:val="ru-RU"/>
-              </w:rPr>
-              <w:t xml:space="preserve">Обвинение: 54-10-11 ("участница болгарской </w:t>
-            </w:r>
-            <w:r>
-              <w:rPr>
-                <w:rFonts w:ascii="Arial" w:hAnsi="Arial" w:cs="Arial"/>
-                <w:sz w:val="16"/>
-                <w:szCs w:val="16"/>
-                <w:lang w:val="ru-RU"/>
-              </w:rPr>
-              <w:t>к/р</w:t>
-            </w:r>
-            <w:r>
-              <w:rPr>
-                <w:rFonts w:ascii="Arial" w:hAnsi="Arial" w:cs="Arial"/>
-                <w:sz w:val="16"/>
-                <w:szCs w:val="16"/>
-                <w:lang w:val="ru-RU"/>
-              </w:rPr>
-              <w:t xml:space="preserve"> организации, по заданию которой протаскивала в учебники и литературу к.р. шовинизм")</w:t>
-            </w:r>
-            <w:r>
-              <w:rPr>
-                <w:rFonts w:ascii="Arial" w:hAnsi="Arial" w:cs="Arial"/>
-                <w:sz w:val="16"/>
-                <w:szCs w:val="16"/>
-                <w:lang w:val="ru-RU"/>
-              </w:rPr>
-              <w:t xml:space="preserve">. </w:t>
-            </w:r>
-            <w:r>
-              <w:rPr>
-                <w:rFonts w:ascii="Arial" w:hAnsi="Arial" w:cs="Arial"/>
-                <w:sz w:val="16"/>
-                <w:szCs w:val="16"/>
-                <w:lang w:val="ru-RU"/>
-              </w:rPr>
-              <w:t>Приговор: Харьковская тройка при УНКВД, 28.10.1938</w:t>
-            </w:r>
-            <w:r>
-              <w:rPr>
-                <w:rFonts w:ascii="Arial" w:hAnsi="Arial" w:cs="Arial"/>
-                <w:sz w:val="16"/>
-                <w:szCs w:val="16"/>
-                <w:lang w:val="ru-RU"/>
-              </w:rPr>
-              <w:t xml:space="preserve"> – </w:t>
-            </w:r>
-            <w:r>
-              <w:rPr>
-                <w:rFonts w:ascii="Arial" w:hAnsi="Arial" w:cs="Arial"/>
-                <w:sz w:val="16"/>
-                <w:szCs w:val="16"/>
-                <w:lang w:val="ru-RU"/>
-              </w:rPr>
-              <w:t>ВМН</w:t>
-            </w:r>
-            <w:r>
-              <w:rPr>
-                <w:rFonts w:ascii="Arial" w:hAnsi="Arial" w:cs="Arial"/>
-                <w:sz w:val="16"/>
-                <w:szCs w:val="16"/>
-                <w:lang w:val="ru-RU"/>
-              </w:rPr>
-              <w:t xml:space="preserve">. </w:t>
-            </w:r>
-            <w:r>
-              <w:rPr>
-                <w:rFonts w:ascii="Arial" w:hAnsi="Arial" w:cs="Arial"/>
-                <w:sz w:val="16"/>
-                <w:szCs w:val="16"/>
-                <w:lang w:val="ru-RU"/>
-              </w:rPr>
-              <w:t>Расстреляна 04.11.1938, г. Харьков</w:t>
-            </w:r>
-            <w:r>
-              <w:rPr>
-                <w:rFonts w:ascii="Arial" w:hAnsi="Arial" w:cs="Arial"/>
-                <w:sz w:val="16"/>
-                <w:szCs w:val="16"/>
-                <w:lang w:val="ru-RU"/>
-              </w:rPr>
-              <w:t xml:space="preserve">. </w:t>
-            </w:r>
-            <w:r>
-              <w:rPr>
-                <w:rFonts w:ascii="Arial" w:hAnsi="Arial" w:cs="Arial"/>
-                <w:sz w:val="16"/>
-                <w:szCs w:val="16"/>
-                <w:lang w:val="ru-RU"/>
-              </w:rPr>
-              <w:t>Реабилитация: 07.06.1989</w:t>
-            </w:r>
-            <w:r>
-              <w:rPr>
-                <w:rFonts w:ascii="Arial" w:hAnsi="Arial" w:cs="Arial"/>
-                <w:sz w:val="16"/>
-                <w:szCs w:val="16"/>
-                <w:lang w:val="ru-RU"/>
-              </w:rPr>
-              <w:t xml:space="preserve">. </w:t>
-            </w:r>
-            <w:r>
-              <w:rPr>
-                <w:rFonts w:ascii="Arial" w:hAnsi="Arial" w:cs="Arial"/>
-                <w:sz w:val="16"/>
-                <w:szCs w:val="16"/>
-                <w:lang w:val="ru-RU"/>
-              </w:rPr>
-              <w:t>Арх.дело: 026999</w:t>
-            </w:r>
-            <w:r>
-              <w:rPr>
-                <w:rFonts w:ascii="Arial" w:hAnsi="Arial" w:cs="Arial"/>
-                <w:sz w:val="16"/>
-                <w:szCs w:val="16"/>
-                <w:lang w:val="ru-RU"/>
-              </w:rPr>
-              <w:t>. * В СССР прибыла с мужем в 1921 г.</w:t>
-            </w:r>
-          </w:p>
-          <w:p>
-            <w:pPr>
-              <w:pStyle w:val="NormalWeb"/>
-              <w:shd w:val="clear" w:color="auto" w:fill="FFFFFF"/>
-              <w:spacing w:before="0" w:beforeAutospacing="0" w:after="0" w:afterAutospacing="0"/>
-              <w:textAlignment w:val="baseline"/>
-              <w:rPr>
-                <w:rFonts w:ascii="Arial" w:hAnsi="Arial" w:cs="Arial"/>
-                <w:sz w:val="16"/>
-                <w:szCs w:val="16"/>
-                <w:lang w:val="ru-RU"/>
-              </w:rPr>
-            </w:pPr>
-            <w:r>
-              <w:rPr>
-                <w:rFonts w:ascii="Arial" w:hAnsi="Arial" w:cs="Arial"/>
-                <w:b/>
-                <w:bCs/>
-                <w:sz w:val="16"/>
-                <w:szCs w:val="16"/>
-                <w:lang w:val="ru-RU"/>
-              </w:rPr>
-              <w:t xml:space="preserve">Источник: </w:t>
-            </w:r>
-            <w:r>
-              <w:rPr>
-                <w:rFonts w:ascii="Arial" w:hAnsi="Arial" w:cs="Arial"/>
-                <w:b/>
-                <w:bCs/>
-                <w:sz w:val="16"/>
-                <w:szCs w:val="16"/>
-                <w:lang w:val="ru-RU"/>
-              </w:rPr>
-              <w:t>База данных о жертвах репрессий Харьковской обл. (Украина)</w:t>
-            </w:r>
-            <w:r>
-              <w:rPr>
-                <w:rFonts w:ascii="Arial" w:hAnsi="Arial" w:cs="Arial"/>
-                <w:b/>
-                <w:bCs/>
-                <w:sz w:val="16"/>
-                <w:szCs w:val="16"/>
-                <w:lang w:val="ru-RU"/>
-              </w:rPr>
-              <w:t>;</w:t>
-            </w:r>
-            <w:r>
-              <w:rPr>
-                <w:rFonts w:ascii="Arial" w:hAnsi="Arial" w:cs="Arial"/>
                 <w:sz w:val="16"/>
                 <w:szCs w:val="16"/>
                 <w:lang w:val="ru-RU"/>
@@ -3266,8 +2882,6 @@
               <w:spacing w:after="0"/>
               <w:rPr>
                 <w:rFonts w:ascii="Arial" w:hAnsi="Arial" w:cs="Arial"/>
-                <w:b/>
-                <w:bCs/>
                 <w:sz w:val="16"/>
                 <w:szCs w:val="16"/>
                 <w:lang w:val="ru-RU"/>
@@ -3287,7 +2901,7 @@
                   <w:shd w:val="clear" w:color="auto" w:fill="FFFFFF"/>
                   <w:lang w:val="ru-RU"/>
                 </w:rPr>
-                <w:t>Димитрова Ефросиния Пантелеймоновна</w:t>
+                <w:t>Галина Раиса (Рейн) Дмитриевна</w:t>
               </w:r>
             </w:hyperlink>
             <w:r>
@@ -3308,7 +2922,7 @@
                 <w:szCs w:val="16"/>
                 <w:lang w:val="ru-RU"/>
               </w:rPr>
-              <w:t>41 год</w:t>
+              <w:t>46 лет</w:t>
             </w:r>
             <w:r>
               <w:rPr>
@@ -3342,16 +2956,27 @@
                 <w:szCs w:val="16"/>
                 <w:lang w:val="ru-RU"/>
               </w:rPr>
-              <w:t xml:space="preserve">1897 г.р., м.р.: Днепропетровская обл., Коларовский р-н, с. Инзовка, болгарка, </w:t>
-            </w:r>
-            <w:r>
-              <w:rPr>
-                <w:rFonts w:ascii="Arial" w:hAnsi="Arial" w:cs="Arial"/>
-                <w:sz w:val="16"/>
-                <w:szCs w:val="16"/>
-                <w:lang w:val="ru-RU"/>
-              </w:rPr>
-              <w:t>б/п</w:t>
+              <w:t xml:space="preserve">1892 г.р., </w:t>
+            </w:r>
+            <w:proofErr w:type="spellStart"/>
+            <w:r>
+              <w:rPr>
+                <w:rFonts w:ascii="Arial" w:hAnsi="Arial" w:cs="Arial"/>
+                <w:sz w:val="16"/>
+                <w:szCs w:val="16"/>
+                <w:lang w:val="ru-RU"/>
+              </w:rPr>
+              <w:t>м.р</w:t>
+            </w:r>
+            <w:proofErr w:type="spellEnd"/>
+            <w:r>
+              <w:rPr>
+                <w:rFonts w:ascii="Arial" w:hAnsi="Arial" w:cs="Arial"/>
+                <w:sz w:val="16"/>
+                <w:szCs w:val="16"/>
+                <w:lang w:val="ru-RU"/>
+              </w:rPr>
+              <w:t>.: Болгария, г. Варна, болгарка, из крестьян, образование: незаконченное высшее, б/п</w:t>
             </w:r>
             <w:r>
               <w:rPr>
@@ -3369,7 +2994,54 @@
                 <w:szCs w:val="16"/>
                 <w:lang w:val="ru-RU"/>
               </w:rPr>
-              <w:t>учительница в д. Щеглово Всеволожского р-на Лен. обл.</w:t>
+              <w:t>педагог, редакция болгарской газ. "Коллективист"</w:t>
+            </w:r>
+            <w:r>
+              <w:rPr>
+                <w:rFonts w:ascii="Arial" w:hAnsi="Arial" w:cs="Arial"/>
+                <w:sz w:val="16"/>
+                <w:szCs w:val="16"/>
+                <w:lang w:val="ru-RU"/>
+              </w:rPr>
+              <w:t xml:space="preserve">, </w:t>
+            </w:r>
+            <w:proofErr w:type="spellStart"/>
+            <w:r>
+              <w:rPr>
+                <w:rFonts w:ascii="Arial" w:hAnsi="Arial" w:cs="Arial"/>
+                <w:sz w:val="16"/>
+                <w:szCs w:val="16"/>
+                <w:lang w:val="ru-RU"/>
+              </w:rPr>
+              <w:t>прож</w:t>
+            </w:r>
+            <w:proofErr w:type="spellEnd"/>
+            <w:r>
+              <w:rPr>
+                <w:rFonts w:ascii="Arial" w:hAnsi="Arial" w:cs="Arial"/>
+                <w:sz w:val="16"/>
+                <w:szCs w:val="16"/>
+                <w:lang w:val="ru-RU"/>
+              </w:rPr>
+              <w:t>.: г. Харьков, Дзержинского, 93, кв. 55</w:t>
+            </w:r>
+            <w:r>
+              <w:rPr>
+                <w:rFonts w:ascii="Arial" w:hAnsi="Arial" w:cs="Arial"/>
+                <w:sz w:val="16"/>
+                <w:szCs w:val="16"/>
+                <w:lang w:val="ru-RU"/>
+              </w:rPr>
+              <w:t xml:space="preserve">, </w:t>
+            </w:r>
+            <w:r>
+              <w:rPr>
+                <w:rFonts w:ascii="Arial" w:hAnsi="Arial" w:cs="Arial"/>
+                <w:sz w:val="16"/>
+                <w:szCs w:val="16"/>
+                <w:lang w:val="ru-RU"/>
+              </w:rPr>
+              <w:t>арестована 11.02.1938</w:t>
             </w:r>
             <w:r>
               <w:rPr>
@@ -3387,25 +3059,45 @@
                 <w:szCs w:val="16"/>
                 <w:lang w:val="ru-RU"/>
               </w:rPr>
-              <w:t>прож.: по месту работы</w:t>
-            </w:r>
-            <w:r>
-              <w:rPr>
-                <w:rFonts w:ascii="Arial" w:hAnsi="Arial" w:cs="Arial"/>
-                <w:sz w:val="16"/>
-                <w:szCs w:val="16"/>
-                <w:lang w:val="ru-RU"/>
-              </w:rPr>
-              <w:t xml:space="preserve">, </w:t>
-            </w:r>
-            <w:r>
-              <w:rPr>
-                <w:rFonts w:ascii="Arial" w:hAnsi="Arial" w:cs="Arial"/>
-                <w:sz w:val="16"/>
-                <w:szCs w:val="16"/>
-                <w:lang w:val="ru-RU"/>
-              </w:rPr>
-              <w:t>арестована 01.11.1937</w:t>
+              <w:t xml:space="preserve">Обвинение: 54-10-11 ("участница болгарской </w:t>
+            </w:r>
+            <w:r>
+              <w:rPr>
+                <w:rFonts w:ascii="Arial" w:hAnsi="Arial" w:cs="Arial"/>
+                <w:sz w:val="16"/>
+                <w:szCs w:val="16"/>
+                <w:lang w:val="ru-RU"/>
+              </w:rPr>
+              <w:t>к/р</w:t>
+            </w:r>
+            <w:r>
+              <w:rPr>
+                <w:rFonts w:ascii="Arial" w:hAnsi="Arial" w:cs="Arial"/>
+                <w:sz w:val="16"/>
+                <w:szCs w:val="16"/>
+                <w:lang w:val="ru-RU"/>
+              </w:rPr>
+              <w:t xml:space="preserve"> организации, по заданию которой протаскивала в учебники и литературу </w:t>
+            </w:r>
+            <w:proofErr w:type="spellStart"/>
+            <w:r>
+              <w:rPr>
+                <w:rFonts w:ascii="Arial" w:hAnsi="Arial" w:cs="Arial"/>
+                <w:sz w:val="16"/>
+                <w:szCs w:val="16"/>
+                <w:lang w:val="ru-RU"/>
+              </w:rPr>
+              <w:t>к.р</w:t>
+            </w:r>
+            <w:proofErr w:type="spellEnd"/>
+            <w:r>
+              <w:rPr>
+                <w:rFonts w:ascii="Arial" w:hAnsi="Arial" w:cs="Arial"/>
+                <w:sz w:val="16"/>
+                <w:szCs w:val="16"/>
+                <w:lang w:val="ru-RU"/>
+              </w:rPr>
+              <w:t>. шовинизм")</w:t>
             </w:r>
             <w:r>
               <w:rPr>
@@ -3423,7 +3115,25 @@
                 <w:szCs w:val="16"/>
                 <w:lang w:val="ru-RU"/>
               </w:rPr>
-              <w:t>Обвинение: ст. ст. 58-8-10-11 УК РСФСР</w:t>
+              <w:t>Приговор: Харьковская тройка при УНКВД, 28.10.1938</w:t>
+            </w:r>
+            <w:r>
+              <w:rPr>
+                <w:rFonts w:ascii="Arial" w:hAnsi="Arial" w:cs="Arial"/>
+                <w:sz w:val="16"/>
+                <w:szCs w:val="16"/>
+                <w:lang w:val="ru-RU"/>
+              </w:rPr>
+              <w:t xml:space="preserve"> – </w:t>
+            </w:r>
+            <w:r>
+              <w:rPr>
+                <w:rFonts w:ascii="Arial" w:hAnsi="Arial" w:cs="Arial"/>
+                <w:sz w:val="16"/>
+                <w:szCs w:val="16"/>
+                <w:lang w:val="ru-RU"/>
+              </w:rPr>
+              <w:t>ВМН</w:t>
             </w:r>
             <w:r>
               <w:rPr>
@@ -3441,52 +3151,63 @@
                 <w:szCs w:val="16"/>
                 <w:lang w:val="ru-RU"/>
               </w:rPr>
-              <w:t>Приговор: Комиссией НКВД и Прокуратуры СССР, 13.01.1938</w:t>
-            </w:r>
-            <w:r>
-              <w:rPr>
-                <w:rFonts w:ascii="Arial" w:hAnsi="Arial" w:cs="Arial"/>
-                <w:sz w:val="16"/>
-                <w:szCs w:val="16"/>
-                <w:lang w:val="ru-RU"/>
-              </w:rPr>
-              <w:t xml:space="preserve"> – </w:t>
-            </w:r>
-            <w:r>
-              <w:rPr>
-                <w:rFonts w:ascii="Arial" w:hAnsi="Arial" w:cs="Arial"/>
-                <w:sz w:val="16"/>
-                <w:szCs w:val="16"/>
-                <w:lang w:val="ru-RU"/>
-              </w:rPr>
-              <w:t>ВМН</w:t>
-            </w:r>
-            <w:r>
-              <w:rPr>
-                <w:rFonts w:ascii="Arial" w:hAnsi="Arial" w:cs="Arial"/>
-                <w:sz w:val="16"/>
-                <w:szCs w:val="16"/>
-                <w:lang w:val="ru-RU"/>
-              </w:rPr>
-              <w:t>.</w:t>
-            </w:r>
-            <w:r>
-              <w:rPr>
-                <w:rFonts w:ascii="Arial" w:hAnsi="Arial" w:cs="Arial"/>
-                <w:sz w:val="16"/>
-                <w:szCs w:val="16"/>
-                <w:lang w:val="ru-RU"/>
-              </w:rPr>
-              <w:t xml:space="preserve"> </w:t>
-            </w:r>
-            <w:r>
-              <w:rPr>
-                <w:rFonts w:ascii="Arial" w:hAnsi="Arial" w:cs="Arial"/>
-                <w:sz w:val="16"/>
-                <w:szCs w:val="16"/>
-                <w:lang w:val="ru-RU"/>
-              </w:rPr>
-              <w:t>Расстреляна 18.01.1938, г. Ленинград</w:t>
+              <w:t>Расстреляна 04.11.1938, г. Харьков</w:t>
+            </w:r>
+            <w:r>
+              <w:rPr>
+                <w:rFonts w:ascii="Arial" w:hAnsi="Arial" w:cs="Arial"/>
+                <w:sz w:val="16"/>
+                <w:szCs w:val="16"/>
+                <w:lang w:val="ru-RU"/>
+              </w:rPr>
+              <w:t xml:space="preserve">. </w:t>
+            </w:r>
+            <w:r>
+              <w:rPr>
+                <w:rFonts w:ascii="Arial" w:hAnsi="Arial" w:cs="Arial"/>
+                <w:sz w:val="16"/>
+                <w:szCs w:val="16"/>
+                <w:lang w:val="ru-RU"/>
+              </w:rPr>
+              <w:t>Реабилитация: 07.06.1989</w:t>
+            </w:r>
+            <w:r>
+              <w:rPr>
+                <w:rFonts w:ascii="Arial" w:hAnsi="Arial" w:cs="Arial"/>
+                <w:sz w:val="16"/>
+                <w:szCs w:val="16"/>
+                <w:lang w:val="ru-RU"/>
+              </w:rPr>
+              <w:t xml:space="preserve">. </w:t>
+            </w:r>
+            <w:proofErr w:type="spellStart"/>
+            <w:r>
+              <w:rPr>
+                <w:rFonts w:ascii="Arial" w:hAnsi="Arial" w:cs="Arial"/>
+                <w:sz w:val="16"/>
+                <w:szCs w:val="16"/>
+                <w:lang w:val="ru-RU"/>
+              </w:rPr>
+              <w:t>Арх.дело</w:t>
+            </w:r>
+            <w:proofErr w:type="spellEnd"/>
+            <w:r>
+              <w:rPr>
+                <w:rFonts w:ascii="Arial" w:hAnsi="Arial" w:cs="Arial"/>
+                <w:sz w:val="16"/>
+                <w:szCs w:val="16"/>
+                <w:lang w:val="ru-RU"/>
+              </w:rPr>
+              <w:t>: 026999</w:t>
+            </w:r>
+            <w:r>
+              <w:rPr>
+                <w:rFonts w:ascii="Arial" w:hAnsi="Arial" w:cs="Arial"/>
+                <w:sz w:val="16"/>
+                <w:szCs w:val="16"/>
+                <w:lang w:val="ru-RU"/>
+              </w:rPr>
+              <w:t>. * В СССР прибыла с мужем в 1921 г.</w:t>
             </w:r>
           </w:p>
           <w:p>
@@ -3522,29 +3243,7 @@
                 <w:szCs w:val="16"/>
                 <w:lang w:val="ru-RU"/>
               </w:rPr>
-              <w:t>Ленинградский мартиролог</w:t>
-            </w:r>
-            <w:r>
-              <w:rPr>
-                <w:rFonts w:ascii="Arial" w:hAnsi="Arial" w:cs="Arial"/>
-                <w:b/>
-                <w:bCs/>
-                <w:sz w:val="16"/>
-                <w:szCs w:val="16"/>
-                <w:lang w:val="ru-RU"/>
-              </w:rPr>
-              <w:t>,</w:t>
-            </w:r>
-            <w:r>
-              <w:rPr>
-                <w:rFonts w:ascii="Arial" w:hAnsi="Arial" w:cs="Arial"/>
-                <w:b/>
-                <w:bCs/>
-                <w:sz w:val="16"/>
-                <w:szCs w:val="16"/>
-                <w:lang w:val="ru-RU"/>
-              </w:rPr>
-              <w:t xml:space="preserve"> т. 8</w:t>
+              <w:t>База данных о жертвах репрессий Харьковской обл. (Украина)</w:t>
             </w:r>
             <w:r>
               <w:rPr>
@@ -3585,9 +3284,6 @@
         </w:tc>
       </w:tr>
       <w:tr>
-        <w:trPr>
-          <w:trHeight w:val="46"/>
-        </w:trPr>
         <w:tc>
           <w:tcPr>
             <w:tcW w:w="11160" w:type="dxa"/>
@@ -3604,6 +3300,8 @@
               <w:spacing w:after="0"/>
               <w:rPr>
                 <w:rFonts w:ascii="Arial" w:hAnsi="Arial" w:cs="Arial"/>
+                <w:b/>
+                <w:bCs/>
                 <w:sz w:val="16"/>
                 <w:szCs w:val="16"/>
                 <w:lang w:val="ru-RU"/>
@@ -3623,8 +3321,25 @@
                   <w:shd w:val="clear" w:color="auto" w:fill="FFFFFF"/>
                   <w:lang w:val="ru-RU"/>
                 </w:rPr>
-                <w:t>Димова Прасковья Дмитриевна</w:t>
+                <w:t xml:space="preserve">Димитрова Ефросиния </w:t>
               </w:r>
+              <w:proofErr w:type="spellStart"/>
+              <w:r>
+                <w:rPr>
+                  <w:rStyle w:val="Hyperlink"/>
+                  <w:rFonts w:ascii="Arial" w:hAnsi="Arial" w:cs="Arial"/>
+                  <w:b/>
+                  <w:bCs/>
+                  <w:color w:val="auto"/>
+                  <w:sz w:val="16"/>
+                  <w:szCs w:val="16"/>
+                  <w:bdr w:val="none" w:sz="0" w:space="0" w:color="auto" w:frame="1"/>
+                  <w:shd w:val="clear" w:color="auto" w:fill="FFFFFF"/>
+                  <w:lang w:val="ru-RU"/>
+                </w:rPr>
+                <w:t>Пантелеймоновна</w:t>
+              </w:r>
+              <w:proofErr w:type="spellEnd"/>
             </w:hyperlink>
             <w:r>
               <w:rPr>
@@ -3644,7 +3359,7 @@
                 <w:szCs w:val="16"/>
                 <w:lang w:val="ru-RU"/>
               </w:rPr>
-              <w:t>35 лет</w:t>
+              <w:t>41 год</w:t>
             </w:r>
             <w:r>
               <w:rPr>
@@ -3678,7 +3393,94 @@
                 <w:szCs w:val="16"/>
                 <w:lang w:val="ru-RU"/>
               </w:rPr>
-              <w:t>1903 г.р., м.р.: Болгария, г. Плевен, болгарка, из рабочих, образование: среднее, член болгарского КСМ с 1919 и с 1927 член БКП</w:t>
+              <w:t xml:space="preserve">1897 г.р., </w:t>
+            </w:r>
+            <w:proofErr w:type="spellStart"/>
+            <w:r>
+              <w:rPr>
+                <w:rFonts w:ascii="Arial" w:hAnsi="Arial" w:cs="Arial"/>
+                <w:sz w:val="16"/>
+                <w:szCs w:val="16"/>
+                <w:lang w:val="ru-RU"/>
+              </w:rPr>
+              <w:t>м.р</w:t>
+            </w:r>
+            <w:proofErr w:type="spellEnd"/>
+            <w:r>
+              <w:rPr>
+                <w:rFonts w:ascii="Arial" w:hAnsi="Arial" w:cs="Arial"/>
+                <w:sz w:val="16"/>
+                <w:szCs w:val="16"/>
+                <w:lang w:val="ru-RU"/>
+              </w:rPr>
+              <w:t xml:space="preserve">.: Днепропетровская обл., </w:t>
+            </w:r>
+            <w:proofErr w:type="spellStart"/>
+            <w:r>
+              <w:rPr>
+                <w:rFonts w:ascii="Arial" w:hAnsi="Arial" w:cs="Arial"/>
+                <w:sz w:val="16"/>
+                <w:szCs w:val="16"/>
+                <w:lang w:val="ru-RU"/>
+              </w:rPr>
+              <w:t>Коларовский</w:t>
+            </w:r>
+            <w:proofErr w:type="spellEnd"/>
+            <w:r>
+              <w:rPr>
+                <w:rFonts w:ascii="Arial" w:hAnsi="Arial" w:cs="Arial"/>
+                <w:sz w:val="16"/>
+                <w:szCs w:val="16"/>
+                <w:lang w:val="ru-RU"/>
+              </w:rPr>
+              <w:t xml:space="preserve"> р-н, с. </w:t>
+            </w:r>
+            <w:proofErr w:type="spellStart"/>
+            <w:r>
+              <w:rPr>
+                <w:rFonts w:ascii="Arial" w:hAnsi="Arial" w:cs="Arial"/>
+                <w:sz w:val="16"/>
+                <w:szCs w:val="16"/>
+                <w:lang w:val="ru-RU"/>
+              </w:rPr>
+              <w:t>Инзовка</w:t>
+            </w:r>
+            <w:proofErr w:type="spellEnd"/>
+            <w:r>
+              <w:rPr>
+                <w:rFonts w:ascii="Arial" w:hAnsi="Arial" w:cs="Arial"/>
+                <w:sz w:val="16"/>
+                <w:szCs w:val="16"/>
+                <w:lang w:val="ru-RU"/>
+              </w:rPr>
+              <w:t xml:space="preserve">, болгарка, </w:t>
+            </w:r>
+            <w:r>
+              <w:rPr>
+                <w:rFonts w:ascii="Arial" w:hAnsi="Arial" w:cs="Arial"/>
+                <w:sz w:val="16"/>
+                <w:szCs w:val="16"/>
+                <w:lang w:val="ru-RU"/>
+              </w:rPr>
+              <w:t>б/п</w:t>
+            </w:r>
+            <w:r>
+              <w:rPr>
+                <w:rFonts w:ascii="Arial" w:hAnsi="Arial" w:cs="Arial"/>
+                <w:sz w:val="16"/>
+                <w:szCs w:val="16"/>
+                <w:lang w:val="ru-RU"/>
+              </w:rPr>
+              <w:t xml:space="preserve">, </w:t>
+            </w:r>
+            <w:r>
+              <w:rPr>
+                <w:rFonts w:ascii="Arial" w:hAnsi="Arial" w:cs="Arial"/>
+                <w:sz w:val="16"/>
+                <w:szCs w:val="16"/>
+                <w:lang w:val="ru-RU"/>
+              </w:rPr>
+              <w:t>учительница в д. Щеглово Всеволожского р-на Лен. обл.</w:t>
             </w:r>
             <w:r>
               <w:rPr>
@@ -3689,14 +3491,43 @@
               </w:rPr>
               <w:t xml:space="preserve">. </w:t>
             </w:r>
-            <w:r>
-              <w:rPr>
-                <w:rFonts w:ascii="Arial" w:hAnsi="Arial" w:cs="Arial"/>
-                <w:sz w:val="16"/>
-                <w:szCs w:val="16"/>
-                <w:lang w:val="ru-RU"/>
-              </w:rPr>
-              <w:t>Кунцевская артель "Резиновязь": отделочница</w:t>
+            <w:proofErr w:type="spellStart"/>
+            <w:r>
+              <w:rPr>
+                <w:rFonts w:ascii="Arial" w:hAnsi="Arial" w:cs="Arial"/>
+                <w:sz w:val="16"/>
+                <w:szCs w:val="16"/>
+                <w:lang w:val="ru-RU"/>
+              </w:rPr>
+              <w:t>прож</w:t>
+            </w:r>
+            <w:proofErr w:type="spellEnd"/>
+            <w:r>
+              <w:rPr>
+                <w:rFonts w:ascii="Arial" w:hAnsi="Arial" w:cs="Arial"/>
+                <w:sz w:val="16"/>
+                <w:szCs w:val="16"/>
+                <w:lang w:val="ru-RU"/>
+              </w:rPr>
+              <w:t>.: по месту работы</w:t>
+            </w:r>
+            <w:r>
+              <w:rPr>
+                <w:rFonts w:ascii="Arial" w:hAnsi="Arial" w:cs="Arial"/>
+                <w:sz w:val="16"/>
+                <w:szCs w:val="16"/>
+                <w:lang w:val="ru-RU"/>
+              </w:rPr>
+              <w:t xml:space="preserve">, </w:t>
+            </w:r>
+            <w:r>
+              <w:rPr>
+                <w:rFonts w:ascii="Arial" w:hAnsi="Arial" w:cs="Arial"/>
+                <w:sz w:val="16"/>
+                <w:szCs w:val="16"/>
+                <w:lang w:val="ru-RU"/>
+              </w:rPr>
+              <w:t>арестована 01.11.1937</w:t>
             </w:r>
             <w:r>
               <w:rPr>
@@ -3714,25 +3545,7 @@
                 <w:szCs w:val="16"/>
                 <w:lang w:val="ru-RU"/>
               </w:rPr>
-              <w:t>прож.: п. Некрасовка, рабочий поселок завода 95, д. 16, кв. 26</w:t>
-            </w:r>
-            <w:r>
-              <w:rPr>
-                <w:rFonts w:ascii="Arial" w:hAnsi="Arial" w:cs="Arial"/>
-                <w:sz w:val="16"/>
-                <w:szCs w:val="16"/>
-                <w:lang w:val="ru-RU"/>
-              </w:rPr>
-              <w:t xml:space="preserve">, </w:t>
-            </w:r>
-            <w:r>
-              <w:rPr>
-                <w:rFonts w:ascii="Arial" w:hAnsi="Arial" w:cs="Arial"/>
-                <w:sz w:val="16"/>
-                <w:szCs w:val="16"/>
-                <w:lang w:val="ru-RU"/>
-              </w:rPr>
-              <w:t>арестована 19.02.1938</w:t>
+              <w:t>Обвинение: ст. ст. 58-8-10-11 УК РСФСР</w:t>
             </w:r>
             <w:r>
               <w:rPr>
@@ -3750,25 +3563,7 @@
                 <w:szCs w:val="16"/>
                 <w:lang w:val="ru-RU"/>
               </w:rPr>
-              <w:t>Обвинение: в том, что занималась шпионской деятельностью в пользу Польши</w:t>
-            </w:r>
-            <w:r>
-              <w:rPr>
-                <w:rFonts w:ascii="Arial" w:hAnsi="Arial" w:cs="Arial"/>
-                <w:sz w:val="16"/>
-                <w:szCs w:val="16"/>
-                <w:lang w:val="ru-RU"/>
-              </w:rPr>
-              <w:t xml:space="preserve">. </w:t>
-            </w:r>
-            <w:r>
-              <w:rPr>
-                <w:rFonts w:ascii="Arial" w:hAnsi="Arial" w:cs="Arial"/>
-                <w:sz w:val="16"/>
-                <w:szCs w:val="16"/>
-                <w:lang w:val="ru-RU"/>
-              </w:rPr>
-              <w:t>Приговор: Комиссия НКВД СССР и Прокурора СССР, 02.08.1938</w:t>
+              <w:t>Приговор: Комиссией НКВД и Прокуратуры СССР, 13.01.1938</w:t>
             </w:r>
             <w:r>
               <w:rPr>
@@ -3795,88 +3590,25 @@
                 <w:szCs w:val="16"/>
                 <w:lang w:val="ru-RU"/>
               </w:rPr>
-              <w:t xml:space="preserve">. </w:t>
-            </w:r>
-            <w:r>
-              <w:rPr>
-                <w:rFonts w:ascii="Arial" w:hAnsi="Arial" w:cs="Arial"/>
-                <w:sz w:val="16"/>
-                <w:szCs w:val="16"/>
-                <w:lang w:val="ru-RU"/>
-              </w:rPr>
-              <w:t xml:space="preserve">Расстреляна 10.08.1938, Москва, место захоронения </w:t>
-            </w:r>
-            <w:r>
-              <w:rPr>
-                <w:rFonts w:ascii="Arial" w:hAnsi="Arial" w:cs="Arial"/>
-                <w:sz w:val="16"/>
-                <w:szCs w:val="16"/>
-                <w:lang w:val="ru-RU"/>
-              </w:rPr>
-              <w:t>–</w:t>
-            </w:r>
-            <w:r>
-              <w:rPr>
-                <w:rFonts w:ascii="Arial" w:hAnsi="Arial" w:cs="Arial"/>
-                <w:sz w:val="16"/>
-                <w:szCs w:val="16"/>
-                <w:lang w:val="ru-RU"/>
-              </w:rPr>
-              <w:t xml:space="preserve"> Бутово</w:t>
-            </w:r>
-            <w:r>
-              <w:rPr>
-                <w:rFonts w:ascii="Arial" w:hAnsi="Arial" w:cs="Arial"/>
-                <w:sz w:val="16"/>
-                <w:szCs w:val="16"/>
-                <w:lang w:val="ru-RU"/>
-              </w:rPr>
-              <w:t xml:space="preserve">. </w:t>
-            </w:r>
-            <w:r>
-              <w:rPr>
-                <w:rFonts w:ascii="Arial" w:hAnsi="Arial" w:cs="Arial"/>
-                <w:sz w:val="16"/>
-                <w:szCs w:val="16"/>
-                <w:lang w:val="ru-RU"/>
-              </w:rPr>
-              <w:t>Реабилитация: 03.1956</w:t>
-            </w:r>
-            <w:r>
-              <w:rPr>
-                <w:rFonts w:ascii="Arial" w:hAnsi="Arial" w:cs="Arial"/>
-                <w:sz w:val="16"/>
-                <w:szCs w:val="16"/>
-                <w:lang w:val="ru-RU"/>
-              </w:rPr>
-              <w:t xml:space="preserve">. </w:t>
-            </w:r>
-            <w:r>
-              <w:rPr>
-                <w:rFonts w:ascii="Arial" w:hAnsi="Arial" w:cs="Arial"/>
-                <w:sz w:val="16"/>
-                <w:szCs w:val="16"/>
-                <w:lang w:val="ru-RU"/>
-              </w:rPr>
-              <w:t>Арх.дело: дело 63256, место хранения дела</w:t>
-            </w:r>
-            <w:r>
-              <w:rPr>
-                <w:rFonts w:ascii="Arial" w:hAnsi="Arial" w:cs="Arial"/>
-                <w:sz w:val="16"/>
-                <w:szCs w:val="16"/>
-                <w:lang w:val="ru-RU"/>
-              </w:rPr>
-              <w:t xml:space="preserve"> – </w:t>
-            </w:r>
-            <w:r>
-              <w:rPr>
-                <w:rFonts w:ascii="Arial" w:hAnsi="Arial" w:cs="Arial"/>
-                <w:sz w:val="16"/>
-                <w:szCs w:val="16"/>
-                <w:lang w:val="ru-RU"/>
-              </w:rPr>
-              <w:t>ГА РФ.</w:t>
+              <w:t>.</w:t>
+            </w:r>
+            <w:r>
+              <w:rPr>
+                <w:rFonts w:ascii="Arial" w:hAnsi="Arial" w:cs="Arial"/>
+                <w:sz w:val="16"/>
+                <w:szCs w:val="16"/>
+                <w:lang w:val="ru-RU"/>
+              </w:rPr>
+              <w:t xml:space="preserve"> </w:t>
+            </w:r>
+            <w:r>
+              <w:rPr>
+                <w:rFonts w:ascii="Arial" w:hAnsi="Arial" w:cs="Arial"/>
+                <w:sz w:val="16"/>
+                <w:szCs w:val="16"/>
+                <w:lang w:val="ru-RU"/>
+              </w:rPr>
+              <w:t>Расстреляна 18.01.1938, г. Ленинград</w:t>
             </w:r>
           </w:p>
           <w:p>
@@ -3912,7 +3644,7 @@
                 <w:szCs w:val="16"/>
                 <w:lang w:val="ru-RU"/>
               </w:rPr>
-              <w:t>Бутовский полигон, 1937-1938</w:t>
+              <w:t>Ленинградский мартиролог</w:t>
             </w:r>
             <w:r>
               <w:rPr>
@@ -3934,51 +3666,7 @@
                 <w:szCs w:val="16"/>
                 <w:lang w:val="ru-RU"/>
               </w:rPr>
-              <w:t xml:space="preserve"> Вып. 1.</w:t>
-            </w:r>
-            <w:r>
-              <w:rPr>
-                <w:rFonts w:ascii="Arial" w:hAnsi="Arial" w:cs="Arial"/>
-                <w:b/>
-                <w:bCs/>
-                <w:sz w:val="16"/>
-                <w:szCs w:val="16"/>
-                <w:lang w:val="ru-RU"/>
-              </w:rPr>
-              <w:t xml:space="preserve"> – </w:t>
-            </w:r>
-            <w:r>
-              <w:rPr>
-                <w:rFonts w:ascii="Arial" w:hAnsi="Arial" w:cs="Arial"/>
-                <w:b/>
-                <w:bCs/>
-                <w:sz w:val="16"/>
-                <w:szCs w:val="16"/>
-                <w:lang w:val="ru-RU"/>
-              </w:rPr>
-              <w:t>М., 1997.</w:t>
-            </w:r>
-            <w:r>
-              <w:rPr>
-                <w:rFonts w:ascii="Arial" w:hAnsi="Arial" w:cs="Arial"/>
-                <w:b/>
-                <w:bCs/>
-                <w:sz w:val="16"/>
-                <w:szCs w:val="16"/>
-                <w:lang w:val="ru-RU"/>
-              </w:rPr>
-              <w:t xml:space="preserve"> – </w:t>
-            </w:r>
-            <w:r>
-              <w:rPr>
-                <w:rFonts w:ascii="Arial" w:hAnsi="Arial" w:cs="Arial"/>
-                <w:b/>
-                <w:bCs/>
-                <w:sz w:val="16"/>
-                <w:szCs w:val="16"/>
-                <w:lang w:val="ru-RU"/>
-              </w:rPr>
-              <w:t>стр.145</w:t>
+              <w:t xml:space="preserve"> т. 8</w:t>
             </w:r>
             <w:r>
               <w:rPr>
@@ -4057,7 +3745,7 @@
                   <w:shd w:val="clear" w:color="auto" w:fill="FFFFFF"/>
                   <w:lang w:val="ru-RU"/>
                 </w:rPr>
-                <w:t>Иванова Домна Дмитриевна</w:t>
+                <w:t>Димова Прасковья Дмитриевна</w:t>
               </w:r>
             </w:hyperlink>
             <w:r>
@@ -4078,7 +3766,7 @@
                 <w:szCs w:val="16"/>
                 <w:lang w:val="ru-RU"/>
               </w:rPr>
-              <w:t>67 лет</w:t>
+              <w:t>35 лет</w:t>
             </w:r>
             <w:r>
               <w:rPr>
@@ -4112,7 +3800,94 @@
                 <w:szCs w:val="16"/>
                 <w:lang w:val="ru-RU"/>
               </w:rPr>
-              <w:t>1871 г.р., м.р.: Украинская ССР, Одесская обл., Николаевский округ, с. Терновка, болгарка, образование: без образования</w:t>
+              <w:t xml:space="preserve">1903 г.р., </w:t>
+            </w:r>
+            <w:proofErr w:type="spellStart"/>
+            <w:r>
+              <w:rPr>
+                <w:rFonts w:ascii="Arial" w:hAnsi="Arial" w:cs="Arial"/>
+                <w:sz w:val="16"/>
+                <w:szCs w:val="16"/>
+                <w:lang w:val="ru-RU"/>
+              </w:rPr>
+              <w:t>м.р</w:t>
+            </w:r>
+            <w:proofErr w:type="spellEnd"/>
+            <w:r>
+              <w:rPr>
+                <w:rFonts w:ascii="Arial" w:hAnsi="Arial" w:cs="Arial"/>
+                <w:sz w:val="16"/>
+                <w:szCs w:val="16"/>
+                <w:lang w:val="ru-RU"/>
+              </w:rPr>
+              <w:t>.: Болгария, г. Плевен, болгарка, из рабочих, образование: среднее, член болгарского КСМ с 1919 и с 1927 член БКП</w:t>
+            </w:r>
+            <w:r>
+              <w:rPr>
+                <w:rFonts w:ascii="Arial" w:hAnsi="Arial" w:cs="Arial"/>
+                <w:sz w:val="16"/>
+                <w:szCs w:val="16"/>
+                <w:lang w:val="ru-RU"/>
+              </w:rPr>
+              <w:t xml:space="preserve">. </w:t>
+            </w:r>
+            <w:r>
+              <w:rPr>
+                <w:rFonts w:ascii="Arial" w:hAnsi="Arial" w:cs="Arial"/>
+                <w:sz w:val="16"/>
+                <w:szCs w:val="16"/>
+                <w:lang w:val="ru-RU"/>
+              </w:rPr>
+              <w:t>Кунцевская артель "</w:t>
+            </w:r>
+            <w:proofErr w:type="spellStart"/>
+            <w:r>
+              <w:rPr>
+                <w:rFonts w:ascii="Arial" w:hAnsi="Arial" w:cs="Arial"/>
+                <w:sz w:val="16"/>
+                <w:szCs w:val="16"/>
+                <w:lang w:val="ru-RU"/>
+              </w:rPr>
+              <w:t>Резиновязь</w:t>
+            </w:r>
+            <w:proofErr w:type="spellEnd"/>
+            <w:r>
+              <w:rPr>
+                <w:rFonts w:ascii="Arial" w:hAnsi="Arial" w:cs="Arial"/>
+                <w:sz w:val="16"/>
+                <w:szCs w:val="16"/>
+                <w:lang w:val="ru-RU"/>
+              </w:rPr>
+              <w:t>": отделочница</w:t>
+            </w:r>
+            <w:r>
+              <w:rPr>
+                <w:rFonts w:ascii="Arial" w:hAnsi="Arial" w:cs="Arial"/>
+                <w:sz w:val="16"/>
+                <w:szCs w:val="16"/>
+                <w:lang w:val="ru-RU"/>
+              </w:rPr>
+              <w:t xml:space="preserve">. </w:t>
+            </w:r>
+            <w:proofErr w:type="spellStart"/>
+            <w:r>
+              <w:rPr>
+                <w:rFonts w:ascii="Arial" w:hAnsi="Arial" w:cs="Arial"/>
+                <w:sz w:val="16"/>
+                <w:szCs w:val="16"/>
+                <w:lang w:val="ru-RU"/>
+              </w:rPr>
+              <w:t>прож</w:t>
+            </w:r>
+            <w:proofErr w:type="spellEnd"/>
+            <w:r>
+              <w:rPr>
+                <w:rFonts w:ascii="Arial" w:hAnsi="Arial" w:cs="Arial"/>
+                <w:sz w:val="16"/>
+                <w:szCs w:val="16"/>
+                <w:lang w:val="ru-RU"/>
+              </w:rPr>
+              <w:t>.: п. Некрасовка, рабочий поселок завода 95, д. 16, кв. 26</w:t>
             </w:r>
             <w:r>
               <w:rPr>
@@ -4130,43 +3905,7 @@
                 <w:szCs w:val="16"/>
                 <w:lang w:val="ru-RU"/>
               </w:rPr>
-              <w:t>БОЗ</w:t>
-            </w:r>
-            <w:r>
-              <w:rPr>
-                <w:rFonts w:ascii="Arial" w:hAnsi="Arial" w:cs="Arial"/>
-                <w:sz w:val="16"/>
-                <w:szCs w:val="16"/>
-                <w:lang w:val="ru-RU"/>
-              </w:rPr>
-              <w:t xml:space="preserve">, </w:t>
-            </w:r>
-            <w:r>
-              <w:rPr>
-                <w:rFonts w:ascii="Arial" w:hAnsi="Arial" w:cs="Arial"/>
-                <w:sz w:val="16"/>
-                <w:szCs w:val="16"/>
-                <w:lang w:val="ru-RU"/>
-              </w:rPr>
-              <w:t>прож.: Пермская обл., г. Березники</w:t>
-            </w:r>
-            <w:r>
-              <w:rPr>
-                <w:rFonts w:ascii="Arial" w:hAnsi="Arial" w:cs="Arial"/>
-                <w:sz w:val="16"/>
-                <w:szCs w:val="16"/>
-                <w:lang w:val="ru-RU"/>
-              </w:rPr>
-              <w:t xml:space="preserve">, </w:t>
-            </w:r>
-            <w:r>
-              <w:rPr>
-                <w:rFonts w:ascii="Arial" w:hAnsi="Arial" w:cs="Arial"/>
-                <w:sz w:val="16"/>
-                <w:szCs w:val="16"/>
-                <w:lang w:val="ru-RU"/>
-              </w:rPr>
-              <w:t>арестована 17.12.1937</w:t>
+              <w:t>арестована 19.02.1938</w:t>
             </w:r>
             <w:r>
               <w:rPr>
@@ -4184,7 +3923,7 @@
                 <w:szCs w:val="16"/>
                 <w:lang w:val="ru-RU"/>
               </w:rPr>
-              <w:t>Обвинение: шпионаж</w:t>
+              <w:t>Обвинение: в том, что занималась шпионской деятельностью в пользу Польши</w:t>
             </w:r>
             <w:r>
               <w:rPr>
@@ -4202,7 +3941,7 @@
                 <w:szCs w:val="16"/>
                 <w:lang w:val="ru-RU"/>
               </w:rPr>
-              <w:t>Приговор: 15.01.1938</w:t>
+              <w:t>Приговор: Комиссия НКВД СССР и Прокурора СССР, 02.08.1938</w:t>
             </w:r>
             <w:r>
               <w:rPr>
@@ -4238,7 +3977,90 @@
                 <w:szCs w:val="16"/>
                 <w:lang w:val="ru-RU"/>
               </w:rPr>
-              <w:t>Расстреляна 09.02.1938</w:t>
+              <w:t xml:space="preserve">Расстреляна 10.08.1938, Москва, место захоронения </w:t>
+            </w:r>
+            <w:r>
+              <w:rPr>
+                <w:rFonts w:ascii="Arial" w:hAnsi="Arial" w:cs="Arial"/>
+                <w:sz w:val="16"/>
+                <w:szCs w:val="16"/>
+                <w:lang w:val="ru-RU"/>
+              </w:rPr>
+              <w:t>–</w:t>
+            </w:r>
+            <w:r>
+              <w:rPr>
+                <w:rFonts w:ascii="Arial" w:hAnsi="Arial" w:cs="Arial"/>
+                <w:sz w:val="16"/>
+                <w:szCs w:val="16"/>
+                <w:lang w:val="ru-RU"/>
+              </w:rPr>
+              <w:t xml:space="preserve"> Бутово</w:t>
+            </w:r>
+            <w:r>
+              <w:rPr>
+                <w:rFonts w:ascii="Arial" w:hAnsi="Arial" w:cs="Arial"/>
+                <w:sz w:val="16"/>
+                <w:szCs w:val="16"/>
+                <w:lang w:val="ru-RU"/>
+              </w:rPr>
+              <w:t xml:space="preserve">. </w:t>
+            </w:r>
+            <w:r>
+              <w:rPr>
+                <w:rFonts w:ascii="Arial" w:hAnsi="Arial" w:cs="Arial"/>
+                <w:sz w:val="16"/>
+                <w:szCs w:val="16"/>
+                <w:lang w:val="ru-RU"/>
+              </w:rPr>
+              <w:t>Реабилитация: 03.1956</w:t>
+            </w:r>
+            <w:r>
+              <w:rPr>
+                <w:rFonts w:ascii="Arial" w:hAnsi="Arial" w:cs="Arial"/>
+                <w:sz w:val="16"/>
+                <w:szCs w:val="16"/>
+                <w:lang w:val="ru-RU"/>
+              </w:rPr>
+              <w:t xml:space="preserve">. </w:t>
+            </w:r>
+            <w:proofErr w:type="spellStart"/>
+            <w:r>
+              <w:rPr>
+                <w:rFonts w:ascii="Arial" w:hAnsi="Arial" w:cs="Arial"/>
+                <w:sz w:val="16"/>
+                <w:szCs w:val="16"/>
+                <w:lang w:val="ru-RU"/>
+              </w:rPr>
+              <w:t>Арх.дело</w:t>
+            </w:r>
+            <w:proofErr w:type="spellEnd"/>
+            <w:r>
+              <w:rPr>
+                <w:rFonts w:ascii="Arial" w:hAnsi="Arial" w:cs="Arial"/>
+                <w:sz w:val="16"/>
+                <w:szCs w:val="16"/>
+                <w:lang w:val="ru-RU"/>
+              </w:rPr>
+              <w:t>: дело 63256, место хранения дела</w:t>
+            </w:r>
+            <w:r>
+              <w:rPr>
+                <w:rFonts w:ascii="Arial" w:hAnsi="Arial" w:cs="Arial"/>
+                <w:sz w:val="16"/>
+                <w:szCs w:val="16"/>
+                <w:lang w:val="ru-RU"/>
+              </w:rPr>
+              <w:t xml:space="preserve"> – </w:t>
+            </w:r>
+            <w:r>
+              <w:rPr>
+                <w:rFonts w:ascii="Arial" w:hAnsi="Arial" w:cs="Arial"/>
+                <w:sz w:val="16"/>
+                <w:szCs w:val="16"/>
+                <w:lang w:val="ru-RU"/>
+              </w:rPr>
+              <w:t>ГА РФ.</w:t>
             </w:r>
           </w:p>
           <w:p>
@@ -4257,54 +4079,12 @@
             <w:r>
               <w:rPr>
                 <w:rFonts w:ascii="Arial" w:hAnsi="Arial" w:cs="Arial"/>
-                <w:sz w:val="16"/>
-                <w:szCs w:val="16"/>
-                <w:lang w:val="ru-RU"/>
-              </w:rPr>
-              <w:t>Реабилитация: Военный Трибунал Уральского ВО</w:t>
-            </w:r>
-            <w:r>
-              <w:rPr>
-                <w:rFonts w:ascii="Arial" w:hAnsi="Arial" w:cs="Arial"/>
-                <w:sz w:val="16"/>
-                <w:szCs w:val="16"/>
-                <w:lang w:val="ru-RU"/>
-              </w:rPr>
-              <w:t xml:space="preserve">. </w:t>
-            </w:r>
-            <w:r>
-              <w:rPr>
-                <w:rFonts w:ascii="Arial" w:hAnsi="Arial" w:cs="Arial"/>
-                <w:sz w:val="16"/>
-                <w:szCs w:val="16"/>
-                <w:lang w:val="ru-RU"/>
-              </w:rPr>
-              <w:t>Арх.дело: ПермГАСПИ. Ф.641/1. Оп.1. Д.15925.</w:t>
-            </w:r>
-          </w:p>
-          <w:p>
-            <w:pPr>
-              <w:pStyle w:val="NormalWeb"/>
-              <w:shd w:val="clear" w:color="auto" w:fill="FFFFFF"/>
-              <w:spacing w:before="0" w:beforeAutospacing="0" w:after="0" w:afterAutospacing="0"/>
-              <w:textAlignment w:val="baseline"/>
-              <w:rPr>
-                <w:rFonts w:ascii="Arial" w:hAnsi="Arial" w:cs="Arial"/>
-                <w:sz w:val="16"/>
-                <w:szCs w:val="16"/>
-                <w:lang w:val="ru-RU"/>
-              </w:rPr>
-            </w:pPr>
-            <w:r>
-              <w:rPr>
-                <w:rFonts w:ascii="Arial" w:hAnsi="Arial" w:cs="Arial"/>
-                <w:b/>
-                <w:bCs/>
-                <w:sz w:val="16"/>
-                <w:szCs w:val="16"/>
-                <w:lang w:val="ru-RU"/>
-              </w:rPr>
-              <w:lastRenderedPageBreak/>
+                <w:b/>
+                <w:bCs/>
+                <w:sz w:val="16"/>
+                <w:szCs w:val="16"/>
+                <w:lang w:val="ru-RU"/>
+              </w:rPr>
               <w:t xml:space="preserve">Источник: </w:t>
             </w:r>
             <w:r>
@@ -4316,7 +4096,97 @@
                 <w:szCs w:val="16"/>
                 <w:lang w:val="ru-RU"/>
               </w:rPr>
-              <w:t>Книга памяти Пермской обл.</w:t>
+              <w:t>Бутовский полигон, 1937-1938</w:t>
+            </w:r>
+            <w:r>
+              <w:rPr>
+                <w:rFonts w:ascii="Arial" w:hAnsi="Arial" w:cs="Arial"/>
+                <w:b/>
+                <w:bCs/>
+                <w:sz w:val="16"/>
+                <w:szCs w:val="16"/>
+                <w:lang w:val="ru-RU"/>
+              </w:rPr>
+              <w:t>,</w:t>
+            </w:r>
+            <w:r>
+              <w:rPr>
+                <w:rFonts w:ascii="Arial" w:hAnsi="Arial" w:cs="Arial"/>
+                <w:b/>
+                <w:bCs/>
+                <w:sz w:val="16"/>
+                <w:szCs w:val="16"/>
+                <w:lang w:val="ru-RU"/>
+              </w:rPr>
+              <w:t xml:space="preserve"> </w:t>
+            </w:r>
+            <w:proofErr w:type="spellStart"/>
+            <w:r>
+              <w:rPr>
+                <w:rFonts w:ascii="Arial" w:hAnsi="Arial" w:cs="Arial"/>
+                <w:b/>
+                <w:bCs/>
+                <w:sz w:val="16"/>
+                <w:szCs w:val="16"/>
+                <w:lang w:val="ru-RU"/>
+              </w:rPr>
+              <w:t>Вып</w:t>
+            </w:r>
+            <w:proofErr w:type="spellEnd"/>
+            <w:r>
+              <w:rPr>
+                <w:rFonts w:ascii="Arial" w:hAnsi="Arial" w:cs="Arial"/>
+                <w:b/>
+                <w:bCs/>
+                <w:sz w:val="16"/>
+                <w:szCs w:val="16"/>
+                <w:lang w:val="ru-RU"/>
+              </w:rPr>
+              <w:t>. 1.</w:t>
+            </w:r>
+            <w:r>
+              <w:rPr>
+                <w:rFonts w:ascii="Arial" w:hAnsi="Arial" w:cs="Arial"/>
+                <w:b/>
+                <w:bCs/>
+                <w:sz w:val="16"/>
+                <w:szCs w:val="16"/>
+                <w:lang w:val="ru-RU"/>
+              </w:rPr>
+              <w:t xml:space="preserve"> – </w:t>
+            </w:r>
+            <w:r>
+              <w:rPr>
+                <w:rFonts w:ascii="Arial" w:hAnsi="Arial" w:cs="Arial"/>
+                <w:b/>
+                <w:bCs/>
+                <w:sz w:val="16"/>
+                <w:szCs w:val="16"/>
+                <w:lang w:val="ru-RU"/>
+              </w:rPr>
+              <w:t>М., 1997.</w:t>
+            </w:r>
+            <w:r>
+              <w:rPr>
+                <w:rFonts w:ascii="Arial" w:hAnsi="Arial" w:cs="Arial"/>
+                <w:b/>
+                <w:bCs/>
+                <w:sz w:val="16"/>
+                <w:szCs w:val="16"/>
+                <w:lang w:val="ru-RU"/>
+              </w:rPr>
+              <w:t xml:space="preserve"> – </w:t>
+            </w:r>
+            <w:r>
+              <w:rPr>
+                <w:rFonts w:ascii="Arial" w:hAnsi="Arial" w:cs="Arial"/>
+                <w:b/>
+                <w:bCs/>
+                <w:sz w:val="16"/>
+                <w:szCs w:val="16"/>
+                <w:lang w:val="ru-RU"/>
+              </w:rPr>
+              <w:t>стр.145</w:t>
             </w:r>
             <w:r>
               <w:rPr>
@@ -4395,7 +4265,7 @@
                   <w:shd w:val="clear" w:color="auto" w:fill="FFFFFF"/>
                   <w:lang w:val="ru-RU"/>
                 </w:rPr>
-                <w:t>Митаво Любовь Николаевна</w:t>
+                <w:t>Иванова Домна Дмитриевна</w:t>
               </w:r>
             </w:hyperlink>
             <w:r>
@@ -4416,7 +4286,7 @@
                 <w:szCs w:val="16"/>
                 <w:lang w:val="ru-RU"/>
               </w:rPr>
-              <w:t>47 лет</w:t>
+              <w:t>67 лет</w:t>
             </w:r>
             <w:r>
               <w:rPr>
@@ -4450,25 +4320,27 @@
                 <w:szCs w:val="16"/>
                 <w:lang w:val="ru-RU"/>
               </w:rPr>
-              <w:t>1891 г.р., м.р.: г. Ростов-на-Дону, болгарка, б/п</w:t>
-            </w:r>
-            <w:r>
-              <w:rPr>
-                <w:rFonts w:ascii="Arial" w:hAnsi="Arial" w:cs="Arial"/>
-                <w:sz w:val="16"/>
-                <w:szCs w:val="16"/>
-                <w:lang w:val="ru-RU"/>
-              </w:rPr>
-              <w:t>. П</w:t>
-            </w:r>
-            <w:r>
-              <w:rPr>
-                <w:rFonts w:ascii="Arial" w:hAnsi="Arial" w:cs="Arial"/>
-                <w:sz w:val="16"/>
-                <w:szCs w:val="16"/>
-                <w:lang w:val="ru-RU"/>
-              </w:rPr>
-              <w:t>енсионерка</w:t>
+              <w:t xml:space="preserve">1871 г.р., </w:t>
+            </w:r>
+            <w:proofErr w:type="spellStart"/>
+            <w:r>
+              <w:rPr>
+                <w:rFonts w:ascii="Arial" w:hAnsi="Arial" w:cs="Arial"/>
+                <w:sz w:val="16"/>
+                <w:szCs w:val="16"/>
+                <w:lang w:val="ru-RU"/>
+              </w:rPr>
+              <w:t>м.р</w:t>
+            </w:r>
+            <w:proofErr w:type="spellEnd"/>
+            <w:r>
+              <w:rPr>
+                <w:rFonts w:ascii="Arial" w:hAnsi="Arial" w:cs="Arial"/>
+                <w:sz w:val="16"/>
+                <w:szCs w:val="16"/>
+                <w:lang w:val="ru-RU"/>
+              </w:rPr>
+              <w:t>.: Украинская ССР, Одесская обл., Николаевский округ, с. Терновка, болгарка, образование: без образования</w:t>
             </w:r>
             <w:r>
               <w:rPr>
@@ -4486,7 +4358,7 @@
                 <w:szCs w:val="16"/>
                 <w:lang w:val="ru-RU"/>
               </w:rPr>
-              <w:t>прож.: г. Иркутск</w:t>
+              <w:t>БОЗ</w:t>
             </w:r>
             <w:r>
               <w:rPr>
@@ -4497,14 +4369,43 @@
               </w:rPr>
               <w:t xml:space="preserve">, </w:t>
             </w:r>
-            <w:r>
-              <w:rPr>
-                <w:rFonts w:ascii="Arial" w:hAnsi="Arial" w:cs="Arial"/>
-                <w:sz w:val="16"/>
-                <w:szCs w:val="16"/>
-                <w:lang w:val="ru-RU"/>
-              </w:rPr>
-              <w:t>арестована 28.04.1937</w:t>
+            <w:proofErr w:type="spellStart"/>
+            <w:r>
+              <w:rPr>
+                <w:rFonts w:ascii="Arial" w:hAnsi="Arial" w:cs="Arial"/>
+                <w:sz w:val="16"/>
+                <w:szCs w:val="16"/>
+                <w:lang w:val="ru-RU"/>
+              </w:rPr>
+              <w:t>прож</w:t>
+            </w:r>
+            <w:proofErr w:type="spellEnd"/>
+            <w:r>
+              <w:rPr>
+                <w:rFonts w:ascii="Arial" w:hAnsi="Arial" w:cs="Arial"/>
+                <w:sz w:val="16"/>
+                <w:szCs w:val="16"/>
+                <w:lang w:val="ru-RU"/>
+              </w:rPr>
+              <w:t>.: Пермская обл., г. Березники</w:t>
+            </w:r>
+            <w:r>
+              <w:rPr>
+                <w:rFonts w:ascii="Arial" w:hAnsi="Arial" w:cs="Arial"/>
+                <w:sz w:val="16"/>
+                <w:szCs w:val="16"/>
+                <w:lang w:val="ru-RU"/>
+              </w:rPr>
+              <w:t xml:space="preserve">, </w:t>
+            </w:r>
+            <w:r>
+              <w:rPr>
+                <w:rFonts w:ascii="Arial" w:hAnsi="Arial" w:cs="Arial"/>
+                <w:sz w:val="16"/>
+                <w:szCs w:val="16"/>
+                <w:lang w:val="ru-RU"/>
+              </w:rPr>
+              <w:t>арестована 17.12.1937</w:t>
             </w:r>
             <w:r>
               <w:rPr>
@@ -4522,7 +4423,7 @@
                 <w:szCs w:val="16"/>
                 <w:lang w:val="ru-RU"/>
               </w:rPr>
-              <w:t>Обвинение: ст.58-1 "а", 58-8, 58-9, 58-11 УК РСФСР</w:t>
+              <w:t>Обвинение: шпионаж</w:t>
             </w:r>
             <w:r>
               <w:rPr>
@@ -4540,7 +4441,7 @@
                 <w:szCs w:val="16"/>
                 <w:lang w:val="ru-RU"/>
               </w:rPr>
-              <w:t>Приговор: тройка при УНКВД Иркутской обл., 25.10.1938</w:t>
+              <w:t>Приговор: 15.01.1938</w:t>
             </w:r>
             <w:r>
               <w:rPr>
@@ -4576,43 +4477,7 @@
                 <w:szCs w:val="16"/>
                 <w:lang w:val="ru-RU"/>
               </w:rPr>
-              <w:t>Расстреляна 01.11.1938, г. Иркутск</w:t>
-            </w:r>
-            <w:r>
-              <w:rPr>
-                <w:rFonts w:ascii="Arial" w:hAnsi="Arial" w:cs="Arial"/>
-                <w:sz w:val="16"/>
-                <w:szCs w:val="16"/>
-                <w:lang w:val="ru-RU"/>
-              </w:rPr>
-              <w:t xml:space="preserve">. </w:t>
-            </w:r>
-            <w:r>
-              <w:rPr>
-                <w:rFonts w:ascii="Arial" w:hAnsi="Arial" w:cs="Arial"/>
-                <w:sz w:val="16"/>
-                <w:szCs w:val="16"/>
-                <w:lang w:val="ru-RU"/>
-              </w:rPr>
-              <w:t>Реабилитация: определением Военного трибунала ЗабВО, 16.05.1958</w:t>
-            </w:r>
-            <w:r>
-              <w:rPr>
-                <w:rFonts w:ascii="Arial" w:hAnsi="Arial" w:cs="Arial"/>
-                <w:sz w:val="16"/>
-                <w:szCs w:val="16"/>
-                <w:lang w:val="ru-RU"/>
-              </w:rPr>
-              <w:t xml:space="preserve">. </w:t>
-            </w:r>
-            <w:r>
-              <w:rPr>
-                <w:rFonts w:ascii="Arial" w:hAnsi="Arial" w:cs="Arial"/>
-                <w:sz w:val="16"/>
-                <w:szCs w:val="16"/>
-                <w:lang w:val="ru-RU"/>
-              </w:rPr>
-              <w:t>Арх.дело: 7328</w:t>
+              <w:t>Расстреляна 09.02.1938</w:t>
             </w:r>
           </w:p>
           <w:p>
@@ -4635,20 +4500,98 @@
                 <w:szCs w:val="16"/>
                 <w:lang w:val="ru-RU"/>
               </w:rPr>
+              <w:t>Реабилитация: Военный Трибунал Уральского ВО</w:t>
+            </w:r>
+            <w:r>
+              <w:rPr>
+                <w:rFonts w:ascii="Arial" w:hAnsi="Arial" w:cs="Arial"/>
+                <w:sz w:val="16"/>
+                <w:szCs w:val="16"/>
+                <w:lang w:val="ru-RU"/>
+              </w:rPr>
+              <w:t xml:space="preserve">. </w:t>
+            </w:r>
+            <w:proofErr w:type="spellStart"/>
+            <w:r>
+              <w:rPr>
+                <w:rFonts w:ascii="Arial" w:hAnsi="Arial" w:cs="Arial"/>
+                <w:sz w:val="16"/>
+                <w:szCs w:val="16"/>
+                <w:lang w:val="ru-RU"/>
+              </w:rPr>
+              <w:t>Арх.дело</w:t>
+            </w:r>
+            <w:proofErr w:type="spellEnd"/>
+            <w:r>
+              <w:rPr>
+                <w:rFonts w:ascii="Arial" w:hAnsi="Arial" w:cs="Arial"/>
+                <w:sz w:val="16"/>
+                <w:szCs w:val="16"/>
+                <w:lang w:val="ru-RU"/>
+              </w:rPr>
+              <w:t xml:space="preserve">: </w:t>
+            </w:r>
+            <w:proofErr w:type="spellStart"/>
+            <w:r>
+              <w:rPr>
+                <w:rFonts w:ascii="Arial" w:hAnsi="Arial" w:cs="Arial"/>
+                <w:sz w:val="16"/>
+                <w:szCs w:val="16"/>
+                <w:lang w:val="ru-RU"/>
+              </w:rPr>
+              <w:t>ПермГАСПИ</w:t>
+            </w:r>
+            <w:proofErr w:type="spellEnd"/>
+            <w:r>
+              <w:rPr>
+                <w:rFonts w:ascii="Arial" w:hAnsi="Arial" w:cs="Arial"/>
+                <w:sz w:val="16"/>
+                <w:szCs w:val="16"/>
+                <w:lang w:val="ru-RU"/>
+              </w:rPr>
+              <w:t>. Ф.641/1. Оп.1. Д.15925.</w:t>
+            </w:r>
+          </w:p>
+          <w:p>
+            <w:pPr>
+              <w:pStyle w:val="NormalWeb"/>
+              <w:shd w:val="clear" w:color="auto" w:fill="FFFFFF"/>
+              <w:spacing w:before="0" w:beforeAutospacing="0" w:after="0" w:afterAutospacing="0"/>
+              <w:textAlignment w:val="baseline"/>
+              <w:rPr>
+                <w:rFonts w:ascii="Arial" w:hAnsi="Arial" w:cs="Arial"/>
+                <w:sz w:val="16"/>
+                <w:szCs w:val="16"/>
+                <w:lang w:val="ru-RU"/>
+              </w:rPr>
+            </w:pPr>
+            <w:r>
+              <w:rPr>
+                <w:rFonts w:ascii="Arial" w:hAnsi="Arial" w:cs="Arial"/>
+                <w:b/>
+                <w:bCs/>
+                <w:sz w:val="16"/>
+                <w:szCs w:val="16"/>
+                <w:lang w:val="ru-RU"/>
+              </w:rPr>
               <w:t xml:space="preserve">Источник: </w:t>
             </w:r>
             <w:r>
               <w:rPr>
                 <w:rFonts w:ascii="Arial" w:hAnsi="Arial" w:cs="Arial"/>
-                <w:sz w:val="16"/>
-                <w:szCs w:val="16"/>
-                <w:lang w:val="ru-RU"/>
-              </w:rPr>
-              <w:t>Книга памяти Иркутской обл.</w:t>
-            </w:r>
-            <w:r>
-              <w:rPr>
-                <w:rFonts w:ascii="Arial" w:hAnsi="Arial" w:cs="Arial"/>
+                <w:b/>
+                <w:bCs/>
+                <w:sz w:val="16"/>
+                <w:szCs w:val="16"/>
+                <w:lang w:val="ru-RU"/>
+              </w:rPr>
+              <w:t>Книга памяти Пермской обл.</w:t>
+            </w:r>
+            <w:r>
+              <w:rPr>
+                <w:rFonts w:ascii="Arial" w:hAnsi="Arial" w:cs="Arial"/>
+                <w:b/>
+                <w:bCs/>
                 <w:sz w:val="16"/>
                 <w:szCs w:val="16"/>
                 <w:lang w:val="ru-RU"/>
@@ -4708,6 +4651,7 @@
               </w:rPr>
             </w:pPr>
             <w:hyperlink r:id="rId17" w:history="1">
+              <w:proofErr w:type="spellStart"/>
               <w:r>
                 <w:rPr>
                   <w:rStyle w:val="Hyperlink"/>
@@ -4721,7 +4665,23 @@
                   <w:shd w:val="clear" w:color="auto" w:fill="FFFFFF"/>
                   <w:lang w:val="ru-RU"/>
                 </w:rPr>
-                <w:t>Михова Ксения Андреевна</w:t>
+                <w:t>Митаво</w:t>
+              </w:r>
+              <w:proofErr w:type="spellEnd"/>
+              <w:r>
+                <w:rPr>
+                  <w:rStyle w:val="Hyperlink"/>
+                  <w:rFonts w:ascii="Arial" w:hAnsi="Arial" w:cs="Arial"/>
+                  <w:b/>
+                  <w:bCs/>
+                  <w:color w:val="auto"/>
+                  <w:sz w:val="16"/>
+                  <w:szCs w:val="16"/>
+                  <w:bdr w:val="none" w:sz="0" w:space="0" w:color="auto" w:frame="1"/>
+                  <w:shd w:val="clear" w:color="auto" w:fill="FFFFFF"/>
+                  <w:lang w:val="ru-RU"/>
+                </w:rPr>
+                <w:t xml:space="preserve"> Любовь Николаевна</w:t>
               </w:r>
             </w:hyperlink>
             <w:r>
@@ -4742,7 +4702,7 @@
                 <w:szCs w:val="16"/>
                 <w:lang w:val="ru-RU"/>
               </w:rPr>
-              <w:t>29 лет</w:t>
+              <w:t>47 лет</w:t>
             </w:r>
             <w:r>
               <w:rPr>
@@ -4776,7 +4736,65 @@
                 <w:szCs w:val="16"/>
                 <w:lang w:val="ru-RU"/>
               </w:rPr>
-              <w:t>1909 г.р., м.р.: Украинская ССР, Одесская обл., Цебриковский р-н, с. Кандраушно, болгарка</w:t>
+              <w:t xml:space="preserve">1891 г.р., </w:t>
+            </w:r>
+            <w:proofErr w:type="spellStart"/>
+            <w:r>
+              <w:rPr>
+                <w:rFonts w:ascii="Arial" w:hAnsi="Arial" w:cs="Arial"/>
+                <w:sz w:val="16"/>
+                <w:szCs w:val="16"/>
+                <w:lang w:val="ru-RU"/>
+              </w:rPr>
+              <w:t>м.р</w:t>
+            </w:r>
+            <w:proofErr w:type="spellEnd"/>
+            <w:r>
+              <w:rPr>
+                <w:rFonts w:ascii="Arial" w:hAnsi="Arial" w:cs="Arial"/>
+                <w:sz w:val="16"/>
+                <w:szCs w:val="16"/>
+                <w:lang w:val="ru-RU"/>
+              </w:rPr>
+              <w:t xml:space="preserve">.: г. </w:t>
+            </w:r>
+            <w:proofErr w:type="spellStart"/>
+            <w:r>
+              <w:rPr>
+                <w:rFonts w:ascii="Arial" w:hAnsi="Arial" w:cs="Arial"/>
+                <w:sz w:val="16"/>
+                <w:szCs w:val="16"/>
+                <w:lang w:val="ru-RU"/>
+              </w:rPr>
+              <w:t>Ростов</w:t>
+            </w:r>
+            <w:proofErr w:type="spellEnd"/>
+            <w:r>
+              <w:rPr>
+                <w:rFonts w:ascii="Arial" w:hAnsi="Arial" w:cs="Arial"/>
+                <w:sz w:val="16"/>
+                <w:szCs w:val="16"/>
+                <w:lang w:val="ru-RU"/>
+              </w:rPr>
+              <w:t>-на-Дону, болгарка, б/п</w:t>
+            </w:r>
+            <w:r>
+              <w:rPr>
+                <w:rFonts w:ascii="Arial" w:hAnsi="Arial" w:cs="Arial"/>
+                <w:sz w:val="16"/>
+                <w:szCs w:val="16"/>
+                <w:lang w:val="ru-RU"/>
+              </w:rPr>
+              <w:t>. П</w:t>
+            </w:r>
+            <w:r>
+              <w:rPr>
+                <w:rFonts w:ascii="Arial" w:hAnsi="Arial" w:cs="Arial"/>
+                <w:sz w:val="16"/>
+                <w:szCs w:val="16"/>
+                <w:lang w:val="ru-RU"/>
+              </w:rPr>
+              <w:t>енсионерка</w:t>
             </w:r>
             <w:r>
               <w:rPr>
@@ -4787,14 +4805,25 @@
               </w:rPr>
               <w:t xml:space="preserve">, </w:t>
             </w:r>
-            <w:r>
-              <w:rPr>
-                <w:rFonts w:ascii="Arial" w:hAnsi="Arial" w:cs="Arial"/>
-                <w:sz w:val="16"/>
-                <w:szCs w:val="16"/>
-                <w:lang w:val="ru-RU"/>
-              </w:rPr>
-              <w:t>химзавод, чернорабочая</w:t>
+            <w:proofErr w:type="spellStart"/>
+            <w:r>
+              <w:rPr>
+                <w:rFonts w:ascii="Arial" w:hAnsi="Arial" w:cs="Arial"/>
+                <w:sz w:val="16"/>
+                <w:szCs w:val="16"/>
+                <w:lang w:val="ru-RU"/>
+              </w:rPr>
+              <w:t>прож</w:t>
+            </w:r>
+            <w:proofErr w:type="spellEnd"/>
+            <w:r>
+              <w:rPr>
+                <w:rFonts w:ascii="Arial" w:hAnsi="Arial" w:cs="Arial"/>
+                <w:sz w:val="16"/>
+                <w:szCs w:val="16"/>
+                <w:lang w:val="ru-RU"/>
+              </w:rPr>
+              <w:t>.: г. Иркутск</w:t>
             </w:r>
             <w:r>
               <w:rPr>
@@ -4812,8 +4841,37 @@
                 <w:szCs w:val="16"/>
                 <w:lang w:val="ru-RU"/>
               </w:rPr>
-              <w:t>прож.: РСФСР, Уральская обл., Надеждинский р-н, трудпоселок Новая Каква</w:t>
-            </w:r>
+              <w:t>арестована 28.04.1937</w:t>
+            </w:r>
+            <w:r>
+              <w:rPr>
+                <w:rFonts w:ascii="Arial" w:hAnsi="Arial" w:cs="Arial"/>
+                <w:sz w:val="16"/>
+                <w:szCs w:val="16"/>
+                <w:lang w:val="ru-RU"/>
+              </w:rPr>
+              <w:t xml:space="preserve">. </w:t>
+            </w:r>
+            <w:r>
+              <w:rPr>
+                <w:rFonts w:ascii="Arial" w:hAnsi="Arial" w:cs="Arial"/>
+                <w:sz w:val="16"/>
+                <w:szCs w:val="16"/>
+                <w:lang w:val="ru-RU"/>
+              </w:rPr>
+              <w:t xml:space="preserve">Обвинение: ст.58-1 "а", </w:t>
+            </w:r>
+            <w:proofErr w:type="gramStart"/>
+            <w:r>
+              <w:rPr>
+                <w:rFonts w:ascii="Arial" w:hAnsi="Arial" w:cs="Arial"/>
+                <w:sz w:val="16"/>
+                <w:szCs w:val="16"/>
+                <w:lang w:val="ru-RU"/>
+              </w:rPr>
+              <w:t>58-8</w:t>
+            </w:r>
+            <w:proofErr w:type="gramEnd"/>
             <w:r>
               <w:rPr>
                 <w:rFonts w:ascii="Arial" w:hAnsi="Arial" w:cs="Arial"/>
@@ -4823,41 +4881,63 @@
               </w:rPr>
               <w:t xml:space="preserve">, </w:t>
             </w:r>
-            <w:r>
-              <w:rPr>
-                <w:rFonts w:ascii="Arial" w:hAnsi="Arial" w:cs="Arial"/>
-                <w:sz w:val="16"/>
-                <w:szCs w:val="16"/>
-                <w:lang w:val="ru-RU"/>
-              </w:rPr>
-              <w:t>арестована 16.12.1937</w:t>
-            </w:r>
-            <w:r>
-              <w:rPr>
-                <w:rFonts w:ascii="Arial" w:hAnsi="Arial" w:cs="Arial"/>
-                <w:sz w:val="16"/>
-                <w:szCs w:val="16"/>
-                <w:lang w:val="ru-RU"/>
-              </w:rPr>
-              <w:t>.</w:t>
-            </w:r>
-            <w:r>
-              <w:rPr>
-                <w:rFonts w:ascii="Arial" w:hAnsi="Arial" w:cs="Arial"/>
-                <w:sz w:val="16"/>
-                <w:szCs w:val="16"/>
-                <w:lang w:val="ru-RU"/>
-              </w:rPr>
-              <w:t xml:space="preserve"> </w:t>
-            </w:r>
-            <w:r>
-              <w:rPr>
-                <w:rFonts w:ascii="Arial" w:hAnsi="Arial" w:cs="Arial"/>
-                <w:sz w:val="16"/>
-                <w:szCs w:val="16"/>
-                <w:lang w:val="ru-RU"/>
-              </w:rPr>
-              <w:t>Приговор: 15.01.1938</w:t>
+            <w:proofErr w:type="gramStart"/>
+            <w:r>
+              <w:rPr>
+                <w:rFonts w:ascii="Arial" w:hAnsi="Arial" w:cs="Arial"/>
+                <w:sz w:val="16"/>
+                <w:szCs w:val="16"/>
+                <w:lang w:val="ru-RU"/>
+              </w:rPr>
+              <w:t>58-9</w:t>
+            </w:r>
+            <w:proofErr w:type="gramEnd"/>
+            <w:r>
+              <w:rPr>
+                <w:rFonts w:ascii="Arial" w:hAnsi="Arial" w:cs="Arial"/>
+                <w:sz w:val="16"/>
+                <w:szCs w:val="16"/>
+                <w:lang w:val="ru-RU"/>
+              </w:rPr>
+              <w:t xml:space="preserve">, </w:t>
+            </w:r>
+            <w:proofErr w:type="gramStart"/>
+            <w:r>
+              <w:rPr>
+                <w:rFonts w:ascii="Arial" w:hAnsi="Arial" w:cs="Arial"/>
+                <w:sz w:val="16"/>
+                <w:szCs w:val="16"/>
+                <w:lang w:val="ru-RU"/>
+              </w:rPr>
+              <w:t>58-11</w:t>
+            </w:r>
+            <w:proofErr w:type="gramEnd"/>
+            <w:r>
+              <w:rPr>
+                <w:rFonts w:ascii="Arial" w:hAnsi="Arial" w:cs="Arial"/>
+                <w:sz w:val="16"/>
+                <w:szCs w:val="16"/>
+                <w:lang w:val="ru-RU"/>
+              </w:rPr>
+              <w:t xml:space="preserve"> УК РСФСР</w:t>
+            </w:r>
+            <w:r>
+              <w:rPr>
+                <w:rFonts w:ascii="Arial" w:hAnsi="Arial" w:cs="Arial"/>
+                <w:sz w:val="16"/>
+                <w:szCs w:val="16"/>
+                <w:lang w:val="ru-RU"/>
+              </w:rPr>
+              <w:t xml:space="preserve">. </w:t>
+            </w:r>
+            <w:r>
+              <w:rPr>
+                <w:rFonts w:ascii="Arial" w:hAnsi="Arial" w:cs="Arial"/>
+                <w:sz w:val="16"/>
+                <w:szCs w:val="16"/>
+                <w:lang w:val="ru-RU"/>
+              </w:rPr>
+              <w:t>Приговор: тройка при УНКВД Иркутской обл., 25.10.1938</w:t>
             </w:r>
             <w:r>
               <w:rPr>
@@ -4884,25 +4964,63 @@
                 <w:szCs w:val="16"/>
                 <w:lang w:val="ru-RU"/>
               </w:rPr>
-              <w:t>.</w:t>
-            </w:r>
-            <w:r>
-              <w:rPr>
-                <w:rFonts w:ascii="Arial" w:hAnsi="Arial" w:cs="Arial"/>
-                <w:sz w:val="16"/>
-                <w:szCs w:val="16"/>
-                <w:lang w:val="ru-RU"/>
-              </w:rPr>
-              <w:t xml:space="preserve"> </w:t>
-            </w:r>
-            <w:r>
-              <w:rPr>
-                <w:rFonts w:ascii="Arial" w:hAnsi="Arial" w:cs="Arial"/>
-                <w:sz w:val="16"/>
-                <w:szCs w:val="16"/>
-                <w:lang w:val="ru-RU"/>
-              </w:rPr>
-              <w:t>Расстреляна 23.02.1938</w:t>
+              <w:t xml:space="preserve">. </w:t>
+            </w:r>
+            <w:r>
+              <w:rPr>
+                <w:rFonts w:ascii="Arial" w:hAnsi="Arial" w:cs="Arial"/>
+                <w:sz w:val="16"/>
+                <w:szCs w:val="16"/>
+                <w:lang w:val="ru-RU"/>
+              </w:rPr>
+              <w:t>Расстреляна 01.11.1938, г. Иркутск</w:t>
+            </w:r>
+            <w:r>
+              <w:rPr>
+                <w:rFonts w:ascii="Arial" w:hAnsi="Arial" w:cs="Arial"/>
+                <w:sz w:val="16"/>
+                <w:szCs w:val="16"/>
+                <w:lang w:val="ru-RU"/>
+              </w:rPr>
+              <w:t xml:space="preserve">. </w:t>
+            </w:r>
+            <w:r>
+              <w:rPr>
+                <w:rFonts w:ascii="Arial" w:hAnsi="Arial" w:cs="Arial"/>
+                <w:sz w:val="16"/>
+                <w:szCs w:val="16"/>
+                <w:lang w:val="ru-RU"/>
+              </w:rPr>
+              <w:t>Реабилитация: определением Военного трибунала ЗабВО, 16.05.1958</w:t>
+            </w:r>
+            <w:r>
+              <w:rPr>
+                <w:rFonts w:ascii="Arial" w:hAnsi="Arial" w:cs="Arial"/>
+                <w:sz w:val="16"/>
+                <w:szCs w:val="16"/>
+                <w:lang w:val="ru-RU"/>
+              </w:rPr>
+              <w:t xml:space="preserve">. </w:t>
+            </w:r>
+            <w:proofErr w:type="spellStart"/>
+            <w:r>
+              <w:rPr>
+                <w:rFonts w:ascii="Arial" w:hAnsi="Arial" w:cs="Arial"/>
+                <w:sz w:val="16"/>
+                <w:szCs w:val="16"/>
+                <w:lang w:val="ru-RU"/>
+              </w:rPr>
+              <w:t>Арх.дело</w:t>
+            </w:r>
+            <w:proofErr w:type="spellEnd"/>
+            <w:r>
+              <w:rPr>
+                <w:rFonts w:ascii="Arial" w:hAnsi="Arial" w:cs="Arial"/>
+                <w:sz w:val="16"/>
+                <w:szCs w:val="16"/>
+                <w:lang w:val="ru-RU"/>
+              </w:rPr>
+              <w:t>: 7328</w:t>
             </w:r>
           </w:p>
           <w:p>
@@ -4921,8 +5039,6 @@
             <w:r>
               <w:rPr>
                 <w:rFonts w:ascii="Arial" w:hAnsi="Arial" w:cs="Arial"/>
-                <w:b/>
-                <w:bCs/>
                 <w:sz w:val="16"/>
                 <w:szCs w:val="16"/>
                 <w:lang w:val="ru-RU"/>
@@ -4932,6 +5048,417 @@
             <w:r>
               <w:rPr>
                 <w:rFonts w:ascii="Arial" w:hAnsi="Arial" w:cs="Arial"/>
+                <w:sz w:val="16"/>
+                <w:szCs w:val="16"/>
+                <w:lang w:val="ru-RU"/>
+              </w:rPr>
+              <w:t>Книга памяти Иркутской обл.</w:t>
+            </w:r>
+            <w:r>
+              <w:rPr>
+                <w:rFonts w:ascii="Arial" w:hAnsi="Arial" w:cs="Arial"/>
+                <w:sz w:val="16"/>
+                <w:szCs w:val="16"/>
+                <w:lang w:val="ru-RU"/>
+              </w:rPr>
+              <w:t>;</w:t>
+            </w:r>
+            <w:r>
+              <w:rPr>
+                <w:rFonts w:ascii="Arial" w:hAnsi="Arial" w:cs="Arial"/>
+                <w:sz w:val="16"/>
+                <w:szCs w:val="16"/>
+                <w:lang w:val="ru-RU"/>
+              </w:rPr>
+              <w:t xml:space="preserve"> </w:t>
+            </w:r>
+            <w:hyperlink r:id="rId18" w:history="1">
+              <w:r>
+                <w:rPr>
+                  <w:rStyle w:val="Hyperlink"/>
+                  <w:rFonts w:ascii="Arial" w:hAnsi="Arial" w:cs="Arial"/>
+                  <w:b/>
+                  <w:bCs/>
+                  <w:color w:val="auto"/>
+                  <w:sz w:val="16"/>
+                  <w:szCs w:val="16"/>
+                  <w:lang w:val="ru-RU"/>
+                </w:rPr>
+                <w:t>Архивная ссылка</w:t>
+              </w:r>
+            </w:hyperlink>
+          </w:p>
+        </w:tc>
+      </w:tr>
+      <w:tr>
+        <w:trPr>
+          <w:trHeight w:val="46"/>
+        </w:trPr>
+        <w:tc>
+          <w:tcPr>
+            <w:tcW w:w="11160" w:type="dxa"/>
+            <w:tcBorders>
+              <w:left w:val="double" w:sz="1" w:space="0" w:color="808080"/>
+              <w:bottom w:val="double" w:sz="1" w:space="0" w:color="808080"/>
+              <w:right w:val="double" w:sz="2" w:space="0" w:color="808080"/>
+            </w:tcBorders>
+            <w:shd w:val="clear" w:color="auto" w:fill="auto"/>
+            <w:vAlign w:val="center"/>
+          </w:tcPr>
+          <w:p>
+            <w:pPr>
+              <w:spacing w:after="0"/>
+              <w:rPr>
+                <w:rFonts w:ascii="Arial" w:hAnsi="Arial" w:cs="Arial"/>
+                <w:sz w:val="16"/>
+                <w:szCs w:val="16"/>
+                <w:lang w:val="ru-RU"/>
+              </w:rPr>
+            </w:pPr>
+            <w:hyperlink r:id="rId19" w:history="1">
+              <w:proofErr w:type="spellStart"/>
+              <w:r>
+                <w:rPr>
+                  <w:rStyle w:val="Hyperlink"/>
+                  <w:rFonts w:ascii="Arial" w:hAnsi="Arial" w:cs="Arial"/>
+                  <w:b/>
+                  <w:bCs/>
+                  <w:color w:val="auto"/>
+                  <w:sz w:val="16"/>
+                  <w:szCs w:val="16"/>
+                  <w:bdr w:val="none" w:sz="0" w:space="0" w:color="auto" w:frame="1"/>
+                  <w:shd w:val="clear" w:color="auto" w:fill="FFFFFF"/>
+                  <w:lang w:val="ru-RU"/>
+                </w:rPr>
+                <w:t>Михова</w:t>
+              </w:r>
+              <w:proofErr w:type="spellEnd"/>
+              <w:r>
+                <w:rPr>
+                  <w:rStyle w:val="Hyperlink"/>
+                  <w:rFonts w:ascii="Arial" w:hAnsi="Arial" w:cs="Arial"/>
+                  <w:b/>
+                  <w:bCs/>
+                  <w:color w:val="auto"/>
+                  <w:sz w:val="16"/>
+                  <w:szCs w:val="16"/>
+                  <w:bdr w:val="none" w:sz="0" w:space="0" w:color="auto" w:frame="1"/>
+                  <w:shd w:val="clear" w:color="auto" w:fill="FFFFFF"/>
+                  <w:lang w:val="ru-RU"/>
+                </w:rPr>
+                <w:t xml:space="preserve"> Ксения Андреевна</w:t>
+              </w:r>
+            </w:hyperlink>
+            <w:r>
+              <w:rPr>
+                <w:rFonts w:ascii="Arial" w:hAnsi="Arial" w:cs="Arial"/>
+                <w:sz w:val="16"/>
+                <w:szCs w:val="16"/>
+                <w:lang w:val="ru-RU"/>
+              </w:rPr>
+              <w:t xml:space="preserve"> </w:t>
+            </w:r>
+            <w:r>
+              <w:rPr>
+                <w:rFonts w:ascii="Arial" w:hAnsi="Arial" w:cs="Arial"/>
+                <w:b/>
+                <w:bCs/>
+                <w:sz w:val="16"/>
+                <w:szCs w:val="16"/>
+                <w:lang w:val="ru-RU"/>
+              </w:rPr>
+              <w:t>29 лет</w:t>
+            </w:r>
+            <w:r>
+              <w:rPr>
+                <w:rFonts w:ascii="Arial" w:hAnsi="Arial" w:cs="Arial"/>
+                <w:b/>
+                <w:bCs/>
+                <w:sz w:val="16"/>
+                <w:szCs w:val="16"/>
+                <w:lang w:val="ru-RU"/>
+              </w:rPr>
+              <w:t xml:space="preserve"> </w:t>
+            </w:r>
+          </w:p>
+          <w:p>
+            <w:pPr>
+              <w:pStyle w:val="NormalWeb"/>
+              <w:shd w:val="clear" w:color="auto" w:fill="FFFFFF"/>
+              <w:spacing w:before="0" w:beforeAutospacing="0" w:after="0" w:afterAutospacing="0"/>
+              <w:textAlignment w:val="baseline"/>
+              <w:rPr>
+                <w:rFonts w:ascii="Arial" w:hAnsi="Arial" w:cs="Arial"/>
+                <w:sz w:val="16"/>
+                <w:szCs w:val="16"/>
+                <w:lang w:val="ru-RU"/>
+              </w:rPr>
+            </w:pPr>
+            <w:r>
+              <w:rPr>
+                <w:rFonts w:ascii="Arial" w:hAnsi="Arial" w:cs="Arial"/>
+                <w:sz w:val="16"/>
+                <w:szCs w:val="16"/>
+                <w:lang w:val="ru-RU"/>
+              </w:rPr>
+              <w:t xml:space="preserve">1909 г.р., </w:t>
+            </w:r>
+            <w:proofErr w:type="spellStart"/>
+            <w:r>
+              <w:rPr>
+                <w:rFonts w:ascii="Arial" w:hAnsi="Arial" w:cs="Arial"/>
+                <w:sz w:val="16"/>
+                <w:szCs w:val="16"/>
+                <w:lang w:val="ru-RU"/>
+              </w:rPr>
+              <w:t>м.р</w:t>
+            </w:r>
+            <w:proofErr w:type="spellEnd"/>
+            <w:r>
+              <w:rPr>
+                <w:rFonts w:ascii="Arial" w:hAnsi="Arial" w:cs="Arial"/>
+                <w:sz w:val="16"/>
+                <w:szCs w:val="16"/>
+                <w:lang w:val="ru-RU"/>
+              </w:rPr>
+              <w:t xml:space="preserve">.: Украинская ССР, Одесская обл., </w:t>
+            </w:r>
+            <w:proofErr w:type="spellStart"/>
+            <w:r>
+              <w:rPr>
+                <w:rFonts w:ascii="Arial" w:hAnsi="Arial" w:cs="Arial"/>
+                <w:sz w:val="16"/>
+                <w:szCs w:val="16"/>
+                <w:lang w:val="ru-RU"/>
+              </w:rPr>
+              <w:t>Цебриковский</w:t>
+            </w:r>
+            <w:proofErr w:type="spellEnd"/>
+            <w:r>
+              <w:rPr>
+                <w:rFonts w:ascii="Arial" w:hAnsi="Arial" w:cs="Arial"/>
+                <w:sz w:val="16"/>
+                <w:szCs w:val="16"/>
+                <w:lang w:val="ru-RU"/>
+              </w:rPr>
+              <w:t xml:space="preserve"> р-н, с. </w:t>
+            </w:r>
+            <w:proofErr w:type="spellStart"/>
+            <w:r>
+              <w:rPr>
+                <w:rFonts w:ascii="Arial" w:hAnsi="Arial" w:cs="Arial"/>
+                <w:sz w:val="16"/>
+                <w:szCs w:val="16"/>
+                <w:lang w:val="ru-RU"/>
+              </w:rPr>
+              <w:t>Кандраушно</w:t>
+            </w:r>
+            <w:proofErr w:type="spellEnd"/>
+            <w:r>
+              <w:rPr>
+                <w:rFonts w:ascii="Arial" w:hAnsi="Arial" w:cs="Arial"/>
+                <w:sz w:val="16"/>
+                <w:szCs w:val="16"/>
+                <w:lang w:val="ru-RU"/>
+              </w:rPr>
+              <w:t>, болгарка</w:t>
+            </w:r>
+            <w:r>
+              <w:rPr>
+                <w:rFonts w:ascii="Arial" w:hAnsi="Arial" w:cs="Arial"/>
+                <w:sz w:val="16"/>
+                <w:szCs w:val="16"/>
+                <w:lang w:val="ru-RU"/>
+              </w:rPr>
+              <w:t xml:space="preserve">, </w:t>
+            </w:r>
+            <w:r>
+              <w:rPr>
+                <w:rFonts w:ascii="Arial" w:hAnsi="Arial" w:cs="Arial"/>
+                <w:sz w:val="16"/>
+                <w:szCs w:val="16"/>
+                <w:lang w:val="ru-RU"/>
+              </w:rPr>
+              <w:t>химзавод, чернорабочая</w:t>
+            </w:r>
+            <w:r>
+              <w:rPr>
+                <w:rFonts w:ascii="Arial" w:hAnsi="Arial" w:cs="Arial"/>
+                <w:sz w:val="16"/>
+                <w:szCs w:val="16"/>
+                <w:lang w:val="ru-RU"/>
+              </w:rPr>
+              <w:t xml:space="preserve">, </w:t>
+            </w:r>
+            <w:proofErr w:type="spellStart"/>
+            <w:r>
+              <w:rPr>
+                <w:rFonts w:ascii="Arial" w:hAnsi="Arial" w:cs="Arial"/>
+                <w:sz w:val="16"/>
+                <w:szCs w:val="16"/>
+                <w:lang w:val="ru-RU"/>
+              </w:rPr>
+              <w:t>прож</w:t>
+            </w:r>
+            <w:proofErr w:type="spellEnd"/>
+            <w:r>
+              <w:rPr>
+                <w:rFonts w:ascii="Arial" w:hAnsi="Arial" w:cs="Arial"/>
+                <w:sz w:val="16"/>
+                <w:szCs w:val="16"/>
+                <w:lang w:val="ru-RU"/>
+              </w:rPr>
+              <w:t xml:space="preserve">.: РСФСР, Уральская обл., Надеждинский р-н, </w:t>
+            </w:r>
+            <w:proofErr w:type="spellStart"/>
+            <w:r>
+              <w:rPr>
+                <w:rFonts w:ascii="Arial" w:hAnsi="Arial" w:cs="Arial"/>
+                <w:sz w:val="16"/>
+                <w:szCs w:val="16"/>
+                <w:lang w:val="ru-RU"/>
+              </w:rPr>
+              <w:t>трудпоселок</w:t>
+            </w:r>
+            <w:proofErr w:type="spellEnd"/>
+            <w:r>
+              <w:rPr>
+                <w:rFonts w:ascii="Arial" w:hAnsi="Arial" w:cs="Arial"/>
+                <w:sz w:val="16"/>
+                <w:szCs w:val="16"/>
+                <w:lang w:val="ru-RU"/>
+              </w:rPr>
+              <w:t xml:space="preserve"> Новая </w:t>
+            </w:r>
+            <w:proofErr w:type="spellStart"/>
+            <w:r>
+              <w:rPr>
+                <w:rFonts w:ascii="Arial" w:hAnsi="Arial" w:cs="Arial"/>
+                <w:sz w:val="16"/>
+                <w:szCs w:val="16"/>
+                <w:lang w:val="ru-RU"/>
+              </w:rPr>
+              <w:t>Каква</w:t>
+            </w:r>
+            <w:proofErr w:type="spellEnd"/>
+            <w:r>
+              <w:rPr>
+                <w:rFonts w:ascii="Arial" w:hAnsi="Arial" w:cs="Arial"/>
+                <w:sz w:val="16"/>
+                <w:szCs w:val="16"/>
+                <w:lang w:val="ru-RU"/>
+              </w:rPr>
+              <w:t xml:space="preserve">, </w:t>
+            </w:r>
+            <w:r>
+              <w:rPr>
+                <w:rFonts w:ascii="Arial" w:hAnsi="Arial" w:cs="Arial"/>
+                <w:sz w:val="16"/>
+                <w:szCs w:val="16"/>
+                <w:lang w:val="ru-RU"/>
+              </w:rPr>
+              <w:t>арестована 16.12.1937</w:t>
+            </w:r>
+            <w:r>
+              <w:rPr>
+                <w:rFonts w:ascii="Arial" w:hAnsi="Arial" w:cs="Arial"/>
+                <w:sz w:val="16"/>
+                <w:szCs w:val="16"/>
+                <w:lang w:val="ru-RU"/>
+              </w:rPr>
+              <w:t>.</w:t>
+            </w:r>
+            <w:r>
+              <w:rPr>
+                <w:rFonts w:ascii="Arial" w:hAnsi="Arial" w:cs="Arial"/>
+                <w:sz w:val="16"/>
+                <w:szCs w:val="16"/>
+                <w:lang w:val="ru-RU"/>
+              </w:rPr>
+              <w:t xml:space="preserve"> </w:t>
+            </w:r>
+            <w:r>
+              <w:rPr>
+                <w:rFonts w:ascii="Arial" w:hAnsi="Arial" w:cs="Arial"/>
+                <w:sz w:val="16"/>
+                <w:szCs w:val="16"/>
+                <w:lang w:val="ru-RU"/>
+              </w:rPr>
+              <w:t>Приговор: 15.01.1938</w:t>
+            </w:r>
+            <w:r>
+              <w:rPr>
+                <w:rFonts w:ascii="Arial" w:hAnsi="Arial" w:cs="Arial"/>
+                <w:sz w:val="16"/>
+                <w:szCs w:val="16"/>
+                <w:lang w:val="ru-RU"/>
+              </w:rPr>
+              <w:t xml:space="preserve"> – </w:t>
+            </w:r>
+            <w:r>
+              <w:rPr>
+                <w:rFonts w:ascii="Arial" w:hAnsi="Arial" w:cs="Arial"/>
+                <w:sz w:val="16"/>
+                <w:szCs w:val="16"/>
+                <w:lang w:val="ru-RU"/>
+              </w:rPr>
+              <w:t>ВМН</w:t>
+            </w:r>
+            <w:r>
+              <w:rPr>
+                <w:rFonts w:ascii="Arial" w:hAnsi="Arial" w:cs="Arial"/>
+                <w:sz w:val="16"/>
+                <w:szCs w:val="16"/>
+                <w:lang w:val="ru-RU"/>
+              </w:rPr>
+              <w:t>.</w:t>
+            </w:r>
+            <w:r>
+              <w:rPr>
+                <w:rFonts w:ascii="Arial" w:hAnsi="Arial" w:cs="Arial"/>
+                <w:sz w:val="16"/>
+                <w:szCs w:val="16"/>
+                <w:lang w:val="ru-RU"/>
+              </w:rPr>
+              <w:t xml:space="preserve"> </w:t>
+            </w:r>
+            <w:r>
+              <w:rPr>
+                <w:rFonts w:ascii="Arial" w:hAnsi="Arial" w:cs="Arial"/>
+                <w:sz w:val="16"/>
+                <w:szCs w:val="16"/>
+                <w:lang w:val="ru-RU"/>
+              </w:rPr>
+              <w:t>Расстреляна 23.02.1938</w:t>
+            </w:r>
+          </w:p>
+          <w:p>
+            <w:pPr>
+              <w:pStyle w:val="NormalWeb"/>
+              <w:shd w:val="clear" w:color="auto" w:fill="FFFFFF"/>
+              <w:spacing w:before="0" w:beforeAutospacing="0" w:after="0" w:afterAutospacing="0"/>
+              <w:textAlignment w:val="baseline"/>
+              <w:rPr>
+                <w:rFonts w:ascii="Arial" w:hAnsi="Arial" w:cs="Arial"/>
+                <w:sz w:val="16"/>
+                <w:szCs w:val="16"/>
+                <w:lang w:val="ru-RU"/>
+              </w:rPr>
+            </w:pPr>
+            <w:r>
+              <w:rPr>
+                <w:rFonts w:ascii="Arial" w:hAnsi="Arial" w:cs="Arial"/>
+                <w:b/>
+                <w:bCs/>
+                <w:sz w:val="16"/>
+                <w:szCs w:val="16"/>
+                <w:lang w:val="ru-RU"/>
+              </w:rPr>
+              <w:t xml:space="preserve">Источник: </w:t>
+            </w:r>
+            <w:r>
+              <w:rPr>
+                <w:rFonts w:ascii="Arial" w:hAnsi="Arial" w:cs="Arial"/>
                 <w:b/>
                 <w:bCs/>
                 <w:sz w:val="16"/>
@@ -4982,7 +5509,7 @@
               </w:rPr>
               <w:t xml:space="preserve"> </w:t>
             </w:r>
-            <w:hyperlink r:id="rId18" w:history="1">
+            <w:hyperlink r:id="rId20" w:history="1">
               <w:r>
                 <w:rPr>
                   <w:rStyle w:val="Hyperlink"/>
@@ -5035,6 +5562,7 @@
                 <w:lang w:val="ru-RU"/>
               </w:rPr>
             </w:pPr>
+            <w:proofErr w:type="spellStart"/>
             <w:r>
               <w:rPr>
                 <w:rFonts w:ascii="Arial" w:hAnsi="Arial" w:cs="Arial"/>
@@ -5101,6 +5629,7 @@
               </w:rPr>
               <w:t>к</w:t>
             </w:r>
+            <w:proofErr w:type="spellEnd"/>
             <w:r>
               <w:rPr>
                 <w:rFonts w:ascii="Arial" w:hAnsi="Arial" w:cs="Arial"/>
@@ -5173,14 +5702,25 @@
               </w:rPr>
               <w:t xml:space="preserve">1895 года, г. Тирасполь (Молдавия), болгарка, образование неполное среднее. </w:t>
             </w:r>
-            <w:r>
-              <w:rPr>
-                <w:rFonts w:ascii="Arial" w:hAnsi="Arial" w:cs="Arial"/>
-                <w:sz w:val="16"/>
-                <w:szCs w:val="16"/>
-                <w:lang w:val="ru-RU"/>
-              </w:rPr>
-              <w:t>Прож.:</w:t>
+            <w:proofErr w:type="spellStart"/>
+            <w:r>
+              <w:rPr>
+                <w:rFonts w:ascii="Arial" w:hAnsi="Arial" w:cs="Arial"/>
+                <w:sz w:val="16"/>
+                <w:szCs w:val="16"/>
+                <w:lang w:val="ru-RU"/>
+              </w:rPr>
+              <w:t>Прож</w:t>
+            </w:r>
+            <w:proofErr w:type="spellEnd"/>
+            <w:r>
+              <w:rPr>
+                <w:rFonts w:ascii="Arial" w:hAnsi="Arial" w:cs="Arial"/>
+                <w:sz w:val="16"/>
+                <w:szCs w:val="16"/>
+                <w:lang w:val="ru-RU"/>
+              </w:rPr>
+              <w:t>.:</w:t>
             </w:r>
             <w:r>
               <w:rPr>
@@ -5243,7 +5783,8 @@
               </w:rPr>
               <w:t xml:space="preserve"> т. 2; </w:t>
             </w:r>
-            <w:hyperlink r:id="rId19" w:history="1">
+            <w:hyperlink r:id="rId21" w:history="1">
+              <w:proofErr w:type="spellStart"/>
               <w:r>
                 <w:rPr>
                   <w:rStyle w:val="Hyperlink"/>
@@ -5254,7 +5795,20 @@
                   <w:szCs w:val="16"/>
                   <w:lang w:val="ru-RU"/>
                 </w:rPr>
-                <w:t>Бессмертый барак</w:t>
+                <w:t>Бессмертый</w:t>
+              </w:r>
+              <w:proofErr w:type="spellEnd"/>
+              <w:r>
+                <w:rPr>
+                  <w:rStyle w:val="Hyperlink"/>
+                  <w:rFonts w:ascii="Arial" w:hAnsi="Arial" w:cs="Arial"/>
+                  <w:b/>
+                  <w:bCs/>
+                  <w:sz w:val="16"/>
+                  <w:szCs w:val="16"/>
+                  <w:lang w:val="ru-RU"/>
+                </w:rPr>
+                <w:t xml:space="preserve"> барак</w:t>
               </w:r>
             </w:hyperlink>
           </w:p>
@@ -5285,7 +5839,8 @@
                 <w:lang w:val="ru-RU"/>
               </w:rPr>
             </w:pPr>
-            <w:hyperlink r:id="rId20" w:history="1">
+            <w:hyperlink r:id="rId22" w:history="1">
+              <w:proofErr w:type="spellStart"/>
               <w:r>
                 <w:rPr>
                   <w:rStyle w:val="Hyperlink"/>
@@ -5299,7 +5854,23 @@
                   <w:shd w:val="clear" w:color="auto" w:fill="FFFFFF"/>
                   <w:lang w:val="ru-RU"/>
                 </w:rPr>
-                <w:t>Станчевская Мария Григорьевна</w:t>
+                <w:t>Станчевская</w:t>
+              </w:r>
+              <w:proofErr w:type="spellEnd"/>
+              <w:r>
+                <w:rPr>
+                  <w:rStyle w:val="Hyperlink"/>
+                  <w:rFonts w:ascii="Arial" w:hAnsi="Arial" w:cs="Arial"/>
+                  <w:b/>
+                  <w:bCs/>
+                  <w:color w:val="auto"/>
+                  <w:sz w:val="16"/>
+                  <w:szCs w:val="16"/>
+                  <w:bdr w:val="none" w:sz="0" w:space="0" w:color="auto" w:frame="1"/>
+                  <w:shd w:val="clear" w:color="auto" w:fill="FFFFFF"/>
+                  <w:lang w:val="ru-RU"/>
+                </w:rPr>
+                <w:t xml:space="preserve"> Мария Григорьевна</w:t>
               </w:r>
             </w:hyperlink>
             <w:r>
@@ -5352,7 +5923,27 @@
                 <w:szCs w:val="16"/>
                 <w:lang w:val="ru-RU"/>
               </w:rPr>
-              <w:t>1904 г.р., м.р.: Украинская ССР, Запорожская обл., Мелитопольский р-н, с. Зеленовка, болгарка</w:t>
+              <w:t xml:space="preserve">1904 г.р., </w:t>
+            </w:r>
+            <w:proofErr w:type="spellStart"/>
+            <w:r>
+              <w:rPr>
+                <w:rFonts w:ascii="Arial" w:hAnsi="Arial" w:cs="Arial"/>
+                <w:sz w:val="16"/>
+                <w:szCs w:val="16"/>
+                <w:lang w:val="ru-RU"/>
+              </w:rPr>
+              <w:t>м.р</w:t>
+            </w:r>
+            <w:proofErr w:type="spellEnd"/>
+            <w:r>
+              <w:rPr>
+                <w:rFonts w:ascii="Arial" w:hAnsi="Arial" w:cs="Arial"/>
+                <w:sz w:val="16"/>
+                <w:szCs w:val="16"/>
+                <w:lang w:val="ru-RU"/>
+              </w:rPr>
+              <w:t>.: Украинская ССР, Запорожская обл., Мелитопольский р-н, с. Зеленовка, болгарка</w:t>
             </w:r>
             <w:r>
               <w:rPr>
@@ -5370,7 +5961,27 @@
                 <w:szCs w:val="16"/>
                 <w:lang w:val="ru-RU"/>
               </w:rPr>
-              <w:t>ТЭЦ, домнострой, чернорабочая</w:t>
+              <w:t xml:space="preserve">ТЭЦ, </w:t>
+            </w:r>
+            <w:proofErr w:type="spellStart"/>
+            <w:r>
+              <w:rPr>
+                <w:rFonts w:ascii="Arial" w:hAnsi="Arial" w:cs="Arial"/>
+                <w:sz w:val="16"/>
+                <w:szCs w:val="16"/>
+                <w:lang w:val="ru-RU"/>
+              </w:rPr>
+              <w:t>домнострой</w:t>
+            </w:r>
+            <w:proofErr w:type="spellEnd"/>
+            <w:r>
+              <w:rPr>
+                <w:rFonts w:ascii="Arial" w:hAnsi="Arial" w:cs="Arial"/>
+                <w:sz w:val="16"/>
+                <w:szCs w:val="16"/>
+                <w:lang w:val="ru-RU"/>
+              </w:rPr>
+              <w:t>, чернорабочая</w:t>
             </w:r>
             <w:r>
               <w:rPr>
@@ -5381,14 +5992,25 @@
               </w:rPr>
               <w:t xml:space="preserve">, </w:t>
             </w:r>
-            <w:r>
-              <w:rPr>
-                <w:rFonts w:ascii="Arial" w:hAnsi="Arial" w:cs="Arial"/>
-                <w:sz w:val="16"/>
-                <w:szCs w:val="16"/>
-                <w:lang w:val="ru-RU"/>
-              </w:rPr>
-              <w:t>прож.: г. Нижний Тагил</w:t>
+            <w:proofErr w:type="spellStart"/>
+            <w:r>
+              <w:rPr>
+                <w:rFonts w:ascii="Arial" w:hAnsi="Arial" w:cs="Arial"/>
+                <w:sz w:val="16"/>
+                <w:szCs w:val="16"/>
+                <w:lang w:val="ru-RU"/>
+              </w:rPr>
+              <w:t>прож</w:t>
+            </w:r>
+            <w:proofErr w:type="spellEnd"/>
+            <w:r>
+              <w:rPr>
+                <w:rFonts w:ascii="Arial" w:hAnsi="Arial" w:cs="Arial"/>
+                <w:sz w:val="16"/>
+                <w:szCs w:val="16"/>
+                <w:lang w:val="ru-RU"/>
+              </w:rPr>
+              <w:t>.: г. Нижний Тагил</w:t>
             </w:r>
             <w:r>
               <w:rPr>
@@ -5571,7 +6193,7 @@
               </w:rPr>
               <w:t xml:space="preserve"> </w:t>
             </w:r>
-            <w:hyperlink r:id="rId21" w:history="1">
+            <w:hyperlink r:id="rId23" w:history="1">
               <w:r>
                 <w:rPr>
                   <w:rStyle w:val="Hyperlink"/>
@@ -5618,16 +6240,29 @@
                 <w:lang w:val="ru-RU"/>
               </w:rPr>
             </w:pPr>
-            <w:r>
-              <w:rPr>
-                <w:rFonts w:ascii="Arial" w:hAnsi="Arial" w:cs="Arial"/>
-                <w:b/>
-                <w:bCs/>
-                <w:sz w:val="16"/>
-                <w:szCs w:val="16"/>
-                <w:lang w:val="ru-RU"/>
-              </w:rPr>
-              <w:t>Стоева Акулина Георгиевна</w:t>
+            <w:proofErr w:type="spellStart"/>
+            <w:r>
+              <w:rPr>
+                <w:rFonts w:ascii="Arial" w:hAnsi="Arial" w:cs="Arial"/>
+                <w:b/>
+                <w:bCs/>
+                <w:sz w:val="16"/>
+                <w:szCs w:val="16"/>
+                <w:lang w:val="ru-RU"/>
+              </w:rPr>
+              <w:t>Стоева</w:t>
+            </w:r>
+            <w:proofErr w:type="spellEnd"/>
+            <w:r>
+              <w:rPr>
+                <w:rFonts w:ascii="Arial" w:hAnsi="Arial" w:cs="Arial"/>
+                <w:b/>
+                <w:bCs/>
+                <w:sz w:val="16"/>
+                <w:szCs w:val="16"/>
+                <w:lang w:val="ru-RU"/>
+              </w:rPr>
+              <w:t xml:space="preserve"> Акулина Георгиевна</w:t>
             </w:r>
             <w:r>
               <w:rPr>
@@ -5726,7 +6361,27 @@
                 <w:szCs w:val="16"/>
                 <w:lang w:val="ru-RU"/>
               </w:rPr>
-              <w:t>Приговорена: 5 декабря 1937 г.Приговор: ВМН</w:t>
+              <w:t xml:space="preserve">Приговорена: 5 декабря 1937 </w:t>
+            </w:r>
+            <w:proofErr w:type="spellStart"/>
+            <w:r>
+              <w:rPr>
+                <w:rFonts w:ascii="Arial" w:hAnsi="Arial" w:cs="Arial"/>
+                <w:sz w:val="16"/>
+                <w:szCs w:val="16"/>
+                <w:lang w:val="ru-RU"/>
+              </w:rPr>
+              <w:t>г.Приговор</w:t>
+            </w:r>
+            <w:proofErr w:type="spellEnd"/>
+            <w:r>
+              <w:rPr>
+                <w:rFonts w:ascii="Arial" w:hAnsi="Arial" w:cs="Arial"/>
+                <w:sz w:val="16"/>
+                <w:szCs w:val="16"/>
+                <w:lang w:val="ru-RU"/>
+              </w:rPr>
+              <w:t>: ВМН</w:t>
             </w:r>
             <w:r>
               <w:rPr>
@@ -5832,7 +6487,7 @@
               </w:rPr>
               <w:t xml:space="preserve"> </w:t>
             </w:r>
-            <w:hyperlink r:id="rId22" w:history="1">
+            <w:hyperlink r:id="rId24" w:history="1">
               <w:r>
                 <w:rPr>
                   <w:rStyle w:val="Hyperlink"/>
@@ -5877,16 +6532,29 @@
                 <w:lang w:val="ru-RU"/>
               </w:rPr>
             </w:pPr>
-            <w:r>
-              <w:rPr>
-                <w:rFonts w:ascii="Arial" w:hAnsi="Arial" w:cs="Arial"/>
-                <w:b/>
-                <w:bCs/>
-                <w:sz w:val="16"/>
-                <w:szCs w:val="16"/>
-                <w:lang w:val="ru-RU"/>
-              </w:rPr>
-              <w:t>Стоева Стефанида Георгиевна</w:t>
+            <w:proofErr w:type="spellStart"/>
+            <w:r>
+              <w:rPr>
+                <w:rFonts w:ascii="Arial" w:hAnsi="Arial" w:cs="Arial"/>
+                <w:b/>
+                <w:bCs/>
+                <w:sz w:val="16"/>
+                <w:szCs w:val="16"/>
+                <w:lang w:val="ru-RU"/>
+              </w:rPr>
+              <w:t>Стоева</w:t>
+            </w:r>
+            <w:proofErr w:type="spellEnd"/>
+            <w:r>
+              <w:rPr>
+                <w:rFonts w:ascii="Arial" w:hAnsi="Arial" w:cs="Arial"/>
+                <w:b/>
+                <w:bCs/>
+                <w:sz w:val="16"/>
+                <w:szCs w:val="16"/>
+                <w:lang w:val="ru-RU"/>
+              </w:rPr>
+              <w:t xml:space="preserve"> Стефанида Георгиевна</w:t>
             </w:r>
             <w:r>
               <w:rPr>
@@ -5984,7 +6652,27 @@
                 <w:szCs w:val="16"/>
                 <w:lang w:val="ru-RU"/>
               </w:rPr>
-              <w:t xml:space="preserve">, прож.: </w:t>
+              <w:t xml:space="preserve">, </w:t>
+            </w:r>
+            <w:proofErr w:type="spellStart"/>
+            <w:r>
+              <w:rPr>
+                <w:rFonts w:ascii="Arial" w:hAnsi="Arial" w:cs="Arial"/>
+                <w:sz w:val="16"/>
+                <w:szCs w:val="16"/>
+                <w:lang w:val="ru-RU"/>
+              </w:rPr>
+              <w:t>прож</w:t>
+            </w:r>
+            <w:proofErr w:type="spellEnd"/>
+            <w:r>
+              <w:rPr>
+                <w:rFonts w:ascii="Arial" w:hAnsi="Arial" w:cs="Arial"/>
+                <w:sz w:val="16"/>
+                <w:szCs w:val="16"/>
+                <w:lang w:val="ru-RU"/>
+              </w:rPr>
+              <w:t xml:space="preserve">.: </w:t>
             </w:r>
             <w:r>
               <w:rPr>
@@ -6011,7 +6699,27 @@
                 <w:szCs w:val="16"/>
                 <w:lang w:val="ru-RU"/>
               </w:rPr>
-              <w:t>Статья обвинения: 54-10 УК УССР</w:t>
+              <w:t xml:space="preserve">Статья обвинения: </w:t>
+            </w:r>
+            <w:proofErr w:type="gramStart"/>
+            <w:r>
+              <w:rPr>
+                <w:rFonts w:ascii="Arial" w:hAnsi="Arial" w:cs="Arial"/>
+                <w:sz w:val="16"/>
+                <w:szCs w:val="16"/>
+                <w:lang w:val="ru-RU"/>
+              </w:rPr>
+              <w:t>54-10</w:t>
+            </w:r>
+            <w:proofErr w:type="gramEnd"/>
+            <w:r>
+              <w:rPr>
+                <w:rFonts w:ascii="Arial" w:hAnsi="Arial" w:cs="Arial"/>
+                <w:sz w:val="16"/>
+                <w:szCs w:val="16"/>
+                <w:lang w:val="ru-RU"/>
+              </w:rPr>
+              <w:t xml:space="preserve"> УК УССР</w:t>
             </w:r>
             <w:r>
               <w:rPr>
@@ -6200,8 +6908,39 @@
                 <w:szCs w:val="16"/>
                 <w:lang w:val="ru-RU"/>
               </w:rPr>
-              <w:t>: 6 Дело: 810 Листы: 10, 10 зв., 15-17</w:t>
-            </w:r>
+              <w:t xml:space="preserve">: 6 Дело: 810 Листы: 10, 10 </w:t>
+            </w:r>
+            <w:proofErr w:type="spellStart"/>
+            <w:r>
+              <w:rPr>
+                <w:rFonts w:ascii="Arial" w:hAnsi="Arial" w:cs="Arial"/>
+                <w:sz w:val="16"/>
+                <w:szCs w:val="16"/>
+                <w:lang w:val="ru-RU"/>
+              </w:rPr>
+              <w:t>зв</w:t>
+            </w:r>
+            <w:proofErr w:type="spellEnd"/>
+            <w:r>
+              <w:rPr>
+                <w:rFonts w:ascii="Arial" w:hAnsi="Arial" w:cs="Arial"/>
+                <w:sz w:val="16"/>
+                <w:szCs w:val="16"/>
+                <w:lang w:val="ru-RU"/>
+              </w:rPr>
+              <w:t xml:space="preserve">., </w:t>
+            </w:r>
+            <w:proofErr w:type="gramStart"/>
+            <w:r>
+              <w:rPr>
+                <w:rFonts w:ascii="Arial" w:hAnsi="Arial" w:cs="Arial"/>
+                <w:sz w:val="16"/>
+                <w:szCs w:val="16"/>
+                <w:lang w:val="ru-RU"/>
+              </w:rPr>
+              <w:t>15-17</w:t>
+            </w:r>
+            <w:proofErr w:type="gramEnd"/>
             <w:r>
               <w:rPr>
                 <w:rFonts w:ascii="Arial" w:hAnsi="Arial" w:cs="Arial"/>
@@ -6273,7 +7012,7 @@
               </w:rPr>
               <w:t xml:space="preserve"> </w:t>
             </w:r>
-            <w:hyperlink r:id="rId23" w:history="1">
+            <w:hyperlink r:id="rId25" w:history="1">
               <w:r>
                 <w:rPr>
                   <w:rStyle w:val="Hyperlink"/>
@@ -6318,16 +7057,29 @@
                 <w:lang w:val="ru-RU"/>
               </w:rPr>
             </w:pPr>
-            <w:r>
-              <w:rPr>
-                <w:rFonts w:ascii="Arial" w:hAnsi="Arial" w:cs="Arial"/>
-                <w:b/>
-                <w:bCs/>
-                <w:sz w:val="16"/>
-                <w:szCs w:val="16"/>
-                <w:lang w:val="ru-RU"/>
-              </w:rPr>
-              <w:t>Топучиева Ефросинья Степановна</w:t>
+            <w:proofErr w:type="spellStart"/>
+            <w:r>
+              <w:rPr>
+                <w:rFonts w:ascii="Arial" w:hAnsi="Arial" w:cs="Arial"/>
+                <w:b/>
+                <w:bCs/>
+                <w:sz w:val="16"/>
+                <w:szCs w:val="16"/>
+                <w:lang w:val="ru-RU"/>
+              </w:rPr>
+              <w:t>Топучиева</w:t>
+            </w:r>
+            <w:proofErr w:type="spellEnd"/>
+            <w:r>
+              <w:rPr>
+                <w:rFonts w:ascii="Arial" w:hAnsi="Arial" w:cs="Arial"/>
+                <w:b/>
+                <w:bCs/>
+                <w:sz w:val="16"/>
+                <w:szCs w:val="16"/>
+                <w:lang w:val="ru-RU"/>
+              </w:rPr>
+              <w:t xml:space="preserve"> Ефросинья Степановна</w:t>
             </w:r>
             <w:r>
               <w:rPr>
@@ -6380,25 +7132,105 @@
                 <w:szCs w:val="16"/>
                 <w:lang w:val="ru-RU"/>
               </w:rPr>
-              <w:t>1886 г.р., м</w:t>
-            </w:r>
-            <w:r>
-              <w:rPr>
-                <w:rFonts w:ascii="Arial" w:hAnsi="Arial" w:cs="Arial"/>
-                <w:sz w:val="16"/>
-                <w:szCs w:val="16"/>
-                <w:lang w:val="ru-RU"/>
-              </w:rPr>
-              <w:t>.р.:</w:t>
-            </w:r>
-            <w:r>
-              <w:rPr>
-                <w:rFonts w:ascii="Arial" w:hAnsi="Arial" w:cs="Arial"/>
-                <w:sz w:val="16"/>
-                <w:szCs w:val="16"/>
-                <w:lang w:val="ru-RU"/>
-              </w:rPr>
-              <w:t xml:space="preserve"> Маяк-Салынский р-н, болгарка, из крестьян-кулаков, б/п, замужем, обр. неграмотная, место жительства до ареста Сейтлерский р-н, домохозяйка, арест. 17.03.1942 г. НКВД Крыма, ст. 58-1 УК РСФСР: при немцах требовала возвращение дома, отнятого как у кулачки, осужден 06.04.1942 г. ВТ войск НКВД Крыма к расстрелу, убита во время бомбежки 28.04.1942 г., Решение о реабилитации отсутствует, ГУ СБ Украины в АРК, д. 013115.</w:t>
+              <w:t xml:space="preserve">1886 г.р., </w:t>
+            </w:r>
+            <w:proofErr w:type="spellStart"/>
+            <w:r>
+              <w:rPr>
+                <w:rFonts w:ascii="Arial" w:hAnsi="Arial" w:cs="Arial"/>
+                <w:sz w:val="16"/>
+                <w:szCs w:val="16"/>
+                <w:lang w:val="ru-RU"/>
+              </w:rPr>
+              <w:t>м</w:t>
+            </w:r>
+            <w:r>
+              <w:rPr>
+                <w:rFonts w:ascii="Arial" w:hAnsi="Arial" w:cs="Arial"/>
+                <w:sz w:val="16"/>
+                <w:szCs w:val="16"/>
+                <w:lang w:val="ru-RU"/>
+              </w:rPr>
+              <w:t>.р</w:t>
+            </w:r>
+            <w:proofErr w:type="spellEnd"/>
+            <w:r>
+              <w:rPr>
+                <w:rFonts w:ascii="Arial" w:hAnsi="Arial" w:cs="Arial"/>
+                <w:sz w:val="16"/>
+                <w:szCs w:val="16"/>
+                <w:lang w:val="ru-RU"/>
+              </w:rPr>
+              <w:t>.:</w:t>
+            </w:r>
+            <w:r>
+              <w:rPr>
+                <w:rFonts w:ascii="Arial" w:hAnsi="Arial" w:cs="Arial"/>
+                <w:sz w:val="16"/>
+                <w:szCs w:val="16"/>
+                <w:lang w:val="ru-RU"/>
+              </w:rPr>
+              <w:t xml:space="preserve"> Маяк-</w:t>
+            </w:r>
+            <w:proofErr w:type="spellStart"/>
+            <w:r>
+              <w:rPr>
+                <w:rFonts w:ascii="Arial" w:hAnsi="Arial" w:cs="Arial"/>
+                <w:sz w:val="16"/>
+                <w:szCs w:val="16"/>
+                <w:lang w:val="ru-RU"/>
+              </w:rPr>
+              <w:t>Салынский</w:t>
+            </w:r>
+            <w:proofErr w:type="spellEnd"/>
+            <w:r>
+              <w:rPr>
+                <w:rFonts w:ascii="Arial" w:hAnsi="Arial" w:cs="Arial"/>
+                <w:sz w:val="16"/>
+                <w:szCs w:val="16"/>
+                <w:lang w:val="ru-RU"/>
+              </w:rPr>
+              <w:t xml:space="preserve"> р-н, болгарка, из крестьян-кулаков, б/п, замужем, обр. неграмотная, место жительства до ареста </w:t>
+            </w:r>
+            <w:proofErr w:type="spellStart"/>
+            <w:r>
+              <w:rPr>
+                <w:rFonts w:ascii="Arial" w:hAnsi="Arial" w:cs="Arial"/>
+                <w:sz w:val="16"/>
+                <w:szCs w:val="16"/>
+                <w:lang w:val="ru-RU"/>
+              </w:rPr>
+              <w:t>Сейтлерский</w:t>
+            </w:r>
+            <w:proofErr w:type="spellEnd"/>
+            <w:r>
+              <w:rPr>
+                <w:rFonts w:ascii="Arial" w:hAnsi="Arial" w:cs="Arial"/>
+                <w:sz w:val="16"/>
+                <w:szCs w:val="16"/>
+                <w:lang w:val="ru-RU"/>
+              </w:rPr>
+              <w:t xml:space="preserve"> р-н, домохозяйка, арест. 17.03.1942 г. НКВД Крыма, ст. </w:t>
+            </w:r>
+            <w:proofErr w:type="gramStart"/>
+            <w:r>
+              <w:rPr>
+                <w:rFonts w:ascii="Arial" w:hAnsi="Arial" w:cs="Arial"/>
+                <w:sz w:val="16"/>
+                <w:szCs w:val="16"/>
+                <w:lang w:val="ru-RU"/>
+              </w:rPr>
+              <w:t>58-1</w:t>
+            </w:r>
+            <w:proofErr w:type="gramEnd"/>
+            <w:r>
+              <w:rPr>
+                <w:rFonts w:ascii="Arial" w:hAnsi="Arial" w:cs="Arial"/>
+                <w:sz w:val="16"/>
+                <w:szCs w:val="16"/>
+                <w:lang w:val="ru-RU"/>
+              </w:rPr>
+              <w:t xml:space="preserve"> УК РСФСР: при немцах требовала возвращение дома, отнятого как у кулачки, осужден 06.04.1942 г. ВТ войск НКВД Крыма к расстрелу, убита во время бомбежки 28.04.1942 г., Решение о реабилитации отсутствует, ГУ СБ Украины в АРК, д. 013115.</w:t>
             </w:r>
             <w:r>
               <w:rPr>
@@ -6462,7 +7294,7 @@
               </w:rPr>
               <w:t xml:space="preserve"> </w:t>
             </w:r>
-            <w:hyperlink r:id="rId24" w:history="1">
+            <w:hyperlink r:id="rId26" w:history="1">
               <w:r>
                 <w:rPr>
                   <w:rStyle w:val="Hyperlink"/>
@@ -6502,7 +7334,7 @@
                 <w:lang w:val="ru-RU"/>
               </w:rPr>
             </w:pPr>
-            <w:hyperlink r:id="rId25" w:history="1">
+            <w:hyperlink r:id="rId27" w:history="1">
               <w:r>
                 <w:rPr>
                   <w:rStyle w:val="Hyperlink"/>
@@ -6571,7 +7403,47 @@
                 <w:szCs w:val="16"/>
                 <w:lang w:val="ru-RU"/>
               </w:rPr>
-              <w:t xml:space="preserve">1898 г.р., м.р.: Болгария, с. Гуманцы, болгарка, образование: начальное, </w:t>
+              <w:t xml:space="preserve">1898 г.р., </w:t>
+            </w:r>
+            <w:proofErr w:type="spellStart"/>
+            <w:r>
+              <w:rPr>
+                <w:rFonts w:ascii="Arial" w:hAnsi="Arial" w:cs="Arial"/>
+                <w:sz w:val="16"/>
+                <w:szCs w:val="16"/>
+                <w:lang w:val="ru-RU"/>
+              </w:rPr>
+              <w:t>м.р</w:t>
+            </w:r>
+            <w:proofErr w:type="spellEnd"/>
+            <w:r>
+              <w:rPr>
+                <w:rFonts w:ascii="Arial" w:hAnsi="Arial" w:cs="Arial"/>
+                <w:sz w:val="16"/>
+                <w:szCs w:val="16"/>
+                <w:lang w:val="ru-RU"/>
+              </w:rPr>
+              <w:t xml:space="preserve">.: Болгария, с. </w:t>
+            </w:r>
+            <w:proofErr w:type="spellStart"/>
+            <w:r>
+              <w:rPr>
+                <w:rFonts w:ascii="Arial" w:hAnsi="Arial" w:cs="Arial"/>
+                <w:sz w:val="16"/>
+                <w:szCs w:val="16"/>
+                <w:lang w:val="ru-RU"/>
+              </w:rPr>
+              <w:t>Гуманцы</w:t>
+            </w:r>
+            <w:proofErr w:type="spellEnd"/>
+            <w:r>
+              <w:rPr>
+                <w:rFonts w:ascii="Arial" w:hAnsi="Arial" w:cs="Arial"/>
+                <w:sz w:val="16"/>
+                <w:szCs w:val="16"/>
+                <w:lang w:val="ru-RU"/>
+              </w:rPr>
+              <w:t xml:space="preserve">, болгарка, образование: начальное, </w:t>
             </w:r>
             <w:r>
               <w:rPr>
@@ -6609,14 +7481,25 @@
               </w:rPr>
               <w:t xml:space="preserve">, </w:t>
             </w:r>
-            <w:r>
-              <w:rPr>
-                <w:rFonts w:ascii="Arial" w:hAnsi="Arial" w:cs="Arial"/>
-                <w:sz w:val="16"/>
-                <w:szCs w:val="16"/>
-                <w:lang w:val="ru-RU"/>
-              </w:rPr>
-              <w:t>прож.: г. Краснодар, ул. Шевченко, 13</w:t>
+            <w:proofErr w:type="spellStart"/>
+            <w:r>
+              <w:rPr>
+                <w:rFonts w:ascii="Arial" w:hAnsi="Arial" w:cs="Arial"/>
+                <w:sz w:val="16"/>
+                <w:szCs w:val="16"/>
+                <w:lang w:val="ru-RU"/>
+              </w:rPr>
+              <w:t>прож</w:t>
+            </w:r>
+            <w:proofErr w:type="spellEnd"/>
+            <w:r>
+              <w:rPr>
+                <w:rFonts w:ascii="Arial" w:hAnsi="Arial" w:cs="Arial"/>
+                <w:sz w:val="16"/>
+                <w:szCs w:val="16"/>
+                <w:lang w:val="ru-RU"/>
+              </w:rPr>
+              <w:t>.: г. Краснодар, ул. Шевченко, 13</w:t>
             </w:r>
             <w:r>
               <w:rPr>
@@ -6814,7 +7697,7 @@
               </w:rPr>
               <w:t xml:space="preserve"> </w:t>
             </w:r>
-            <w:hyperlink r:id="rId26" w:history="1">
+            <w:hyperlink r:id="rId28" w:history="1">
               <w:r>
                 <w:rPr>
                   <w:rStyle w:val="Hyperlink"/>
@@ -6919,7 +7802,8 @@
                 <w:lang w:val="ru-RU"/>
               </w:rPr>
             </w:pPr>
-            <w:hyperlink r:id="rId27" w:history="1">
+            <w:hyperlink r:id="rId29" w:history="1">
+              <w:proofErr w:type="spellStart"/>
               <w:r>
                 <w:rPr>
                   <w:rStyle w:val="Hyperlink"/>
@@ -6933,179 +7817,9 @@
                   <w:shd w:val="clear" w:color="auto" w:fill="FFFFFF"/>
                   <w:lang w:val="ru-RU"/>
                 </w:rPr>
-                <w:t>Дмитрева Анна Павловна</w:t>
+                <w:t>Дмитрева</w:t>
               </w:r>
-            </w:hyperlink>
-            <w:r>
-              <w:rPr>
-                <w:rFonts w:ascii="Arial" w:hAnsi="Arial" w:cs="Arial"/>
-                <w:sz w:val="16"/>
-                <w:szCs w:val="16"/>
-                <w:lang w:val="ru-RU"/>
-              </w:rPr>
-              <w:t xml:space="preserve"> </w:t>
-            </w:r>
-            <w:r>
-              <w:rPr>
-                <w:rFonts w:ascii="Arial" w:hAnsi="Arial" w:cs="Arial"/>
-                <w:b/>
-                <w:bCs/>
-                <w:sz w:val="16"/>
-                <w:szCs w:val="16"/>
-                <w:lang w:val="ru-RU"/>
-              </w:rPr>
-              <w:t>42 года</w:t>
-            </w:r>
-            <w:r>
-              <w:rPr>
-                <w:rFonts w:ascii="Arial" w:hAnsi="Arial" w:cs="Arial"/>
-                <w:sz w:val="16"/>
-                <w:szCs w:val="16"/>
-                <w:lang w:val="ru-RU"/>
-              </w:rPr>
-              <w:t xml:space="preserve"> </w:t>
-            </w:r>
-          </w:p>
-          <w:p>
-            <w:pPr>
-              <w:pStyle w:val="NormalWeb"/>
-              <w:shd w:val="clear" w:color="auto" w:fill="FFFFFF"/>
-              <w:spacing w:before="0" w:beforeAutospacing="0" w:after="0" w:afterAutospacing="0"/>
-              <w:textAlignment w:val="baseline"/>
-              <w:rPr>
-                <w:rFonts w:ascii="Arial" w:hAnsi="Arial" w:cs="Arial"/>
-                <w:sz w:val="16"/>
-                <w:szCs w:val="16"/>
-                <w:lang w:val="ru-RU"/>
-              </w:rPr>
-            </w:pPr>
-            <w:r>
-              <w:rPr>
-                <w:rFonts w:ascii="Arial" w:hAnsi="Arial" w:cs="Arial"/>
-                <w:sz w:val="16"/>
-                <w:szCs w:val="16"/>
-                <w:lang w:val="ru-RU"/>
-              </w:rPr>
-              <w:t>1897 г.р., м.р.: Днепропетровская обл., ст. Кенаровка, болгарка. Обвинение: как ЧСИР. Приговор: ОСО при НКВД СССР, 08.07.1938</w:t>
-            </w:r>
-            <w:r>
-              <w:rPr>
-                <w:rFonts w:ascii="Arial" w:hAnsi="Arial" w:cs="Arial"/>
-                <w:sz w:val="16"/>
-                <w:szCs w:val="16"/>
-                <w:lang w:val="ru-RU"/>
-              </w:rPr>
-              <w:t xml:space="preserve"> – </w:t>
-            </w:r>
-            <w:r>
-              <w:rPr>
-                <w:rFonts w:ascii="Arial" w:hAnsi="Arial" w:cs="Arial"/>
-                <w:sz w:val="16"/>
-                <w:szCs w:val="16"/>
-                <w:lang w:val="ru-RU"/>
-              </w:rPr>
-              <w:t>к 5 годам ИТЛ. Прибыла в Акмолинское ЛО _14.10.1938_ из тюрьмы г.Днепропетровска. В АЛЖИРе находилась до _21.04.1939._, Умерла _21.04.1939._</w:t>
-            </w:r>
-          </w:p>
-          <w:p>
-            <w:pPr>
-              <w:pStyle w:val="NormalWeb"/>
-              <w:shd w:val="clear" w:color="auto" w:fill="FFFFFF"/>
-              <w:spacing w:before="0" w:beforeAutospacing="0" w:after="0" w:afterAutospacing="0"/>
-              <w:textAlignment w:val="baseline"/>
-              <w:rPr>
-                <w:rFonts w:ascii="Arial" w:hAnsi="Arial" w:cs="Arial"/>
-                <w:sz w:val="16"/>
-                <w:szCs w:val="16"/>
-                <w:lang w:val="ru-RU"/>
-              </w:rPr>
-            </w:pPr>
-            <w:r>
-              <w:rPr>
-                <w:rFonts w:ascii="Arial" w:hAnsi="Arial" w:cs="Arial"/>
-                <w:b/>
-                <w:bCs/>
-                <w:sz w:val="16"/>
-                <w:szCs w:val="16"/>
-                <w:lang w:val="ru-RU"/>
-              </w:rPr>
-              <w:t xml:space="preserve">Источник: </w:t>
-            </w:r>
-            <w:r>
-              <w:rPr>
-                <w:rFonts w:ascii="Arial" w:hAnsi="Arial" w:cs="Arial"/>
-                <w:b/>
-                <w:bCs/>
-                <w:sz w:val="16"/>
-                <w:szCs w:val="16"/>
-                <w:lang w:val="ru-RU"/>
-              </w:rPr>
-              <w:t>Книга памяти "Узницы АЛЖИРа"</w:t>
-            </w:r>
-            <w:r>
-              <w:rPr>
-                <w:rFonts w:ascii="Arial" w:hAnsi="Arial" w:cs="Arial"/>
-                <w:b/>
-                <w:bCs/>
-                <w:sz w:val="16"/>
-                <w:szCs w:val="16"/>
-                <w:lang w:val="ru-RU"/>
-              </w:rPr>
-              <w:t>;</w:t>
-            </w:r>
-            <w:r>
-              <w:rPr>
-                <w:rFonts w:ascii="Arial" w:hAnsi="Arial" w:cs="Arial"/>
-                <w:sz w:val="16"/>
-                <w:szCs w:val="16"/>
-                <w:lang w:val="ru-RU"/>
-              </w:rPr>
-              <w:t xml:space="preserve"> </w:t>
-            </w:r>
-            <w:hyperlink r:id="rId28" w:history="1">
-              <w:r>
-                <w:rPr>
-                  <w:rStyle w:val="Hyperlink"/>
-                  <w:rFonts w:ascii="Arial" w:hAnsi="Arial" w:cs="Arial"/>
-                  <w:b/>
-                  <w:bCs/>
-                  <w:color w:val="auto"/>
-                  <w:sz w:val="16"/>
-                  <w:szCs w:val="16"/>
-                  <w:lang w:val="ru-RU"/>
-                </w:rPr>
-                <w:t>Архивная ссылка</w:t>
-              </w:r>
-            </w:hyperlink>
-          </w:p>
-        </w:tc>
-      </w:tr>
-      <w:tr>
-        <w:trPr>
-          <w:trHeight w:val="20"/>
-        </w:trPr>
-        <w:tc>
-          <w:tcPr>
-            <w:tcW w:w="11160" w:type="dxa"/>
-            <w:tcBorders>
-              <w:left w:val="double" w:sz="1" w:space="0" w:color="808080"/>
-              <w:bottom w:val="double" w:sz="1" w:space="0" w:color="808080"/>
-              <w:right w:val="double" w:sz="2" w:space="0" w:color="808080"/>
-            </w:tcBorders>
-            <w:shd w:val="clear" w:color="auto" w:fill="auto"/>
-            <w:vAlign w:val="center"/>
-          </w:tcPr>
-          <w:p>
-            <w:pPr>
-              <w:spacing w:after="0"/>
-              <w:rPr>
-                <w:rFonts w:ascii="Arial" w:hAnsi="Arial" w:cs="Arial"/>
-                <w:sz w:val="16"/>
-                <w:szCs w:val="16"/>
-                <w:lang w:val="ru-RU"/>
-              </w:rPr>
-            </w:pPr>
-            <w:hyperlink r:id="rId29" w:history="1">
+              <w:proofErr w:type="spellEnd"/>
               <w:r>
                 <w:rPr>
                   <w:rStyle w:val="Hyperlink"/>
@@ -7119,7 +7833,7 @@
                   <w:shd w:val="clear" w:color="auto" w:fill="FFFFFF"/>
                   <w:lang w:val="ru-RU"/>
                 </w:rPr>
-                <w:t>Михова (Партилова) Марина Андреевна</w:t>
+                <w:t xml:space="preserve"> Анна Павловна</w:t>
               </w:r>
             </w:hyperlink>
             <w:r>
@@ -7140,7 +7854,7 @@
                 <w:szCs w:val="16"/>
                 <w:lang w:val="ru-RU"/>
               </w:rPr>
-              <w:t>60 лет</w:t>
+              <w:t>42 года</w:t>
             </w:r>
             <w:r>
               <w:rPr>
@@ -7172,61 +7886,47 @@
                 <w:szCs w:val="16"/>
                 <w:lang w:val="ru-RU"/>
               </w:rPr>
-              <w:t>1889 г.р., м.р.: Крымская обл., болгарка</w:t>
-            </w:r>
-            <w:r>
-              <w:rPr>
-                <w:rFonts w:ascii="Arial" w:hAnsi="Arial" w:cs="Arial"/>
-                <w:sz w:val="16"/>
-                <w:szCs w:val="16"/>
-                <w:lang w:val="ru-RU"/>
-              </w:rPr>
-              <w:t xml:space="preserve">л </w:t>
-            </w:r>
-            <w:r>
-              <w:rPr>
-                <w:rFonts w:ascii="Arial" w:hAnsi="Arial" w:cs="Arial"/>
-                <w:sz w:val="16"/>
-                <w:szCs w:val="16"/>
-                <w:lang w:val="ru-RU"/>
-              </w:rPr>
-              <w:t>прож.</w:t>
-            </w:r>
-            <w:r>
-              <w:rPr>
-                <w:rFonts w:ascii="Arial" w:hAnsi="Arial" w:cs="Arial"/>
-                <w:sz w:val="16"/>
-                <w:szCs w:val="16"/>
-                <w:lang w:val="ru-RU"/>
-              </w:rPr>
-              <w:t>:</w:t>
-            </w:r>
-            <w:r>
-              <w:rPr>
-                <w:rFonts w:ascii="Arial" w:hAnsi="Arial" w:cs="Arial"/>
-                <w:sz w:val="16"/>
-                <w:szCs w:val="16"/>
-                <w:lang w:val="ru-RU"/>
-              </w:rPr>
-              <w:t xml:space="preserve"> Крымская обл., с. Кринички болгарские</w:t>
-            </w:r>
-            <w:r>
-              <w:rPr>
-                <w:rFonts w:ascii="Arial" w:hAnsi="Arial" w:cs="Arial"/>
-                <w:sz w:val="16"/>
-                <w:szCs w:val="16"/>
-                <w:lang w:val="ru-RU"/>
-              </w:rPr>
-              <w:t xml:space="preserve">. </w:t>
-            </w:r>
-            <w:r>
-              <w:rPr>
-                <w:rFonts w:ascii="Arial" w:hAnsi="Arial" w:cs="Arial"/>
-                <w:sz w:val="16"/>
-                <w:szCs w:val="16"/>
-                <w:lang w:val="ru-RU"/>
-              </w:rPr>
-              <w:t>Обвинение: национальная принадлежность</w:t>
+              <w:t xml:space="preserve">1897 г.р., </w:t>
+            </w:r>
+            <w:proofErr w:type="spellStart"/>
+            <w:r>
+              <w:rPr>
+                <w:rFonts w:ascii="Arial" w:hAnsi="Arial" w:cs="Arial"/>
+                <w:sz w:val="16"/>
+                <w:szCs w:val="16"/>
+                <w:lang w:val="ru-RU"/>
+              </w:rPr>
+              <w:t>м.р</w:t>
+            </w:r>
+            <w:proofErr w:type="spellEnd"/>
+            <w:r>
+              <w:rPr>
+                <w:rFonts w:ascii="Arial" w:hAnsi="Arial" w:cs="Arial"/>
+                <w:sz w:val="16"/>
+                <w:szCs w:val="16"/>
+                <w:lang w:val="ru-RU"/>
+              </w:rPr>
+              <w:t xml:space="preserve">.: Днепропетровская обл., ст. </w:t>
+            </w:r>
+            <w:proofErr w:type="spellStart"/>
+            <w:r>
+              <w:rPr>
+                <w:rFonts w:ascii="Arial" w:hAnsi="Arial" w:cs="Arial"/>
+                <w:sz w:val="16"/>
+                <w:szCs w:val="16"/>
+                <w:lang w:val="ru-RU"/>
+              </w:rPr>
+              <w:t>Кенаровка</w:t>
+            </w:r>
+            <w:proofErr w:type="spellEnd"/>
+            <w:r>
+              <w:rPr>
+                <w:rFonts w:ascii="Arial" w:hAnsi="Arial" w:cs="Arial"/>
+                <w:sz w:val="16"/>
+                <w:szCs w:val="16"/>
+                <w:lang w:val="ru-RU"/>
+              </w:rPr>
+              <w:t>, болгарка. Обвинение: как ЧСИР. Приговор: ОСО при НКВД СССР, 08.07.1938</w:t>
             </w:r>
             <w:r>
               <w:rPr>
@@ -7244,8 +7944,79 @@
                 <w:szCs w:val="16"/>
                 <w:lang w:val="ru-RU"/>
               </w:rPr>
-              <w:t>болгарка</w:t>
-            </w:r>
+              <w:t xml:space="preserve">к 5 годам ИТЛ. Прибыла в Акмолинское ЛО _14.10.1938_ из тюрьмы </w:t>
+            </w:r>
+            <w:proofErr w:type="spellStart"/>
+            <w:r>
+              <w:rPr>
+                <w:rFonts w:ascii="Arial" w:hAnsi="Arial" w:cs="Arial"/>
+                <w:sz w:val="16"/>
+                <w:szCs w:val="16"/>
+                <w:lang w:val="ru-RU"/>
+              </w:rPr>
+              <w:t>г.Днепропетровска</w:t>
+            </w:r>
+            <w:proofErr w:type="spellEnd"/>
+            <w:r>
+              <w:rPr>
+                <w:rFonts w:ascii="Arial" w:hAnsi="Arial" w:cs="Arial"/>
+                <w:sz w:val="16"/>
+                <w:szCs w:val="16"/>
+                <w:lang w:val="ru-RU"/>
+              </w:rPr>
+              <w:t xml:space="preserve">. В </w:t>
+            </w:r>
+            <w:proofErr w:type="spellStart"/>
+            <w:r>
+              <w:rPr>
+                <w:rFonts w:ascii="Arial" w:hAnsi="Arial" w:cs="Arial"/>
+                <w:sz w:val="16"/>
+                <w:szCs w:val="16"/>
+                <w:lang w:val="ru-RU"/>
+              </w:rPr>
+              <w:t>АЛЖИРе</w:t>
+            </w:r>
+            <w:proofErr w:type="spellEnd"/>
+            <w:r>
+              <w:rPr>
+                <w:rFonts w:ascii="Arial" w:hAnsi="Arial" w:cs="Arial"/>
+                <w:sz w:val="16"/>
+                <w:szCs w:val="16"/>
+                <w:lang w:val="ru-RU"/>
+              </w:rPr>
+              <w:t xml:space="preserve"> находилась до _21.04.</w:t>
+            </w:r>
+            <w:proofErr w:type="gramStart"/>
+            <w:r>
+              <w:rPr>
+                <w:rFonts w:ascii="Arial" w:hAnsi="Arial" w:cs="Arial"/>
+                <w:sz w:val="16"/>
+                <w:szCs w:val="16"/>
+                <w:lang w:val="ru-RU"/>
+              </w:rPr>
+              <w:t>1939._, Умерла</w:t>
+            </w:r>
+            <w:proofErr w:type="gramEnd"/>
+            <w:r>
+              <w:rPr>
+                <w:rFonts w:ascii="Arial" w:hAnsi="Arial" w:cs="Arial"/>
+                <w:sz w:val="16"/>
+                <w:szCs w:val="16"/>
+                <w:lang w:val="ru-RU"/>
+              </w:rPr>
+              <w:t xml:space="preserve"> _21.04.</w:t>
+            </w:r>
+            <w:proofErr w:type="gramStart"/>
+            <w:r>
+              <w:rPr>
+                <w:rFonts w:ascii="Arial" w:hAnsi="Arial" w:cs="Arial"/>
+                <w:sz w:val="16"/>
+                <w:szCs w:val="16"/>
+                <w:lang w:val="ru-RU"/>
+              </w:rPr>
+              <w:t>1939._</w:t>
+            </w:r>
+            <w:proofErr w:type="gramEnd"/>
           </w:p>
           <w:p>
             <w:pPr>
@@ -7263,88 +8034,6 @@
             <w:r>
               <w:rPr>
                 <w:rFonts w:ascii="Arial" w:hAnsi="Arial" w:cs="Arial"/>
-                <w:sz w:val="16"/>
-                <w:szCs w:val="16"/>
-                <w:lang w:val="ru-RU"/>
-              </w:rPr>
-              <w:t>Приговор: 1944</w:t>
-            </w:r>
-            <w:r>
-              <w:rPr>
-                <w:rFonts w:ascii="Arial" w:hAnsi="Arial" w:cs="Arial"/>
-                <w:sz w:val="16"/>
-                <w:szCs w:val="16"/>
-                <w:lang w:val="ru-RU"/>
-              </w:rPr>
-              <w:t xml:space="preserve"> – </w:t>
-            </w:r>
-            <w:r>
-              <w:rPr>
-                <w:rFonts w:ascii="Arial" w:hAnsi="Arial" w:cs="Arial"/>
-                <w:sz w:val="16"/>
-                <w:szCs w:val="16"/>
-                <w:lang w:val="ru-RU"/>
-              </w:rPr>
-              <w:t>высылка на спецпоселение в Башкирскую АССР, г. Ишимбай, п. Кинезбулатово, умерла на спецпоселении 24.05.1949</w:t>
-            </w:r>
-          </w:p>
-          <w:p>
-            <w:pPr>
-              <w:pStyle w:val="NormalWeb"/>
-              <w:shd w:val="clear" w:color="auto" w:fill="FFFFFF"/>
-              <w:spacing w:before="0" w:beforeAutospacing="0" w:after="0" w:afterAutospacing="0"/>
-              <w:textAlignment w:val="baseline"/>
-              <w:rPr>
-                <w:rFonts w:ascii="Arial" w:hAnsi="Arial" w:cs="Arial"/>
-                <w:sz w:val="16"/>
-                <w:szCs w:val="16"/>
-                <w:lang w:val="ru-RU"/>
-              </w:rPr>
-            </w:pPr>
-            <w:r>
-              <w:rPr>
-                <w:rFonts w:ascii="Arial" w:hAnsi="Arial" w:cs="Arial"/>
-                <w:sz w:val="16"/>
-                <w:szCs w:val="16"/>
-                <w:lang w:val="ru-RU"/>
-              </w:rPr>
-              <w:t>Реабилитация: МВД Республики Башкортостан, 27.01.2016</w:t>
-            </w:r>
-            <w:r>
-              <w:rPr>
-                <w:rFonts w:ascii="Arial" w:hAnsi="Arial" w:cs="Arial"/>
-                <w:sz w:val="16"/>
-                <w:szCs w:val="16"/>
-                <w:lang w:val="ru-RU"/>
-              </w:rPr>
-              <w:t xml:space="preserve"> – </w:t>
-            </w:r>
-            <w:r>
-              <w:rPr>
-                <w:rFonts w:ascii="Arial" w:hAnsi="Arial" w:cs="Arial"/>
-                <w:sz w:val="16"/>
-                <w:szCs w:val="16"/>
-                <w:lang w:val="ru-RU"/>
-              </w:rPr>
-              <w:t>Закон РФ от 18.10.1991</w:t>
-            </w:r>
-          </w:p>
-          <w:p>
-            <w:pPr>
-              <w:pStyle w:val="NormalWeb"/>
-              <w:shd w:val="clear" w:color="auto" w:fill="FFFFFF"/>
-              <w:spacing w:before="0" w:beforeAutospacing="0" w:after="0" w:afterAutospacing="0"/>
-              <w:textAlignment w:val="baseline"/>
-              <w:rPr>
-                <w:rFonts w:ascii="Arial" w:hAnsi="Arial" w:cs="Arial"/>
-                <w:sz w:val="16"/>
-                <w:szCs w:val="16"/>
-                <w:lang w:val="ru-RU"/>
-              </w:rPr>
-            </w:pPr>
-            <w:r>
-              <w:rPr>
-                <w:rFonts w:ascii="Arial" w:hAnsi="Arial" w:cs="Arial"/>
                 <w:b/>
                 <w:bCs/>
                 <w:sz w:val="16"/>
@@ -7362,7 +8051,31 @@
                 <w:szCs w:val="16"/>
                 <w:lang w:val="ru-RU"/>
               </w:rPr>
-              <w:t>Архив НИПЦ "Мемориал" (Москва)</w:t>
+              <w:t xml:space="preserve">Книга памяти "Узницы </w:t>
+            </w:r>
+            <w:proofErr w:type="spellStart"/>
+            <w:r>
+              <w:rPr>
+                <w:rFonts w:ascii="Arial" w:hAnsi="Arial" w:cs="Arial"/>
+                <w:b/>
+                <w:bCs/>
+                <w:sz w:val="16"/>
+                <w:szCs w:val="16"/>
+                <w:lang w:val="ru-RU"/>
+              </w:rPr>
+              <w:t>АЛЖИРа</w:t>
+            </w:r>
+            <w:proofErr w:type="spellEnd"/>
+            <w:r>
+              <w:rPr>
+                <w:rFonts w:ascii="Arial" w:hAnsi="Arial" w:cs="Arial"/>
+                <w:b/>
+                <w:bCs/>
+                <w:sz w:val="16"/>
+                <w:szCs w:val="16"/>
+                <w:lang w:val="ru-RU"/>
+              </w:rPr>
+              <w:t>"</w:t>
             </w:r>
             <w:r>
               <w:rPr>
@@ -7428,6 +8141,7 @@
               </w:rPr>
             </w:pPr>
             <w:hyperlink r:id="rId31" w:history="1">
+              <w:proofErr w:type="spellStart"/>
               <w:r>
                 <w:rPr>
                   <w:rStyle w:val="Hyperlink"/>
@@ -7441,7 +8155,55 @@
                   <w:shd w:val="clear" w:color="auto" w:fill="FFFFFF"/>
                   <w:lang w:val="ru-RU"/>
                 </w:rPr>
-                <w:t>Паличева Прасковья Андреевна</w:t>
+                <w:t>Михова</w:t>
+              </w:r>
+              <w:proofErr w:type="spellEnd"/>
+              <w:r>
+                <w:rPr>
+                  <w:rStyle w:val="Hyperlink"/>
+                  <w:rFonts w:ascii="Arial" w:hAnsi="Arial" w:cs="Arial"/>
+                  <w:b/>
+                  <w:bCs/>
+                  <w:color w:val="auto"/>
+                  <w:sz w:val="16"/>
+                  <w:szCs w:val="16"/>
+                  <w:bdr w:val="none" w:sz="0" w:space="0" w:color="auto" w:frame="1"/>
+                  <w:shd w:val="clear" w:color="auto" w:fill="FFFFFF"/>
+                  <w:lang w:val="ru-RU"/>
+                </w:rPr>
+                <w:t xml:space="preserve"> (</w:t>
+              </w:r>
+              <w:proofErr w:type="spellStart"/>
+              <w:r>
+                <w:rPr>
+                  <w:rStyle w:val="Hyperlink"/>
+                  <w:rFonts w:ascii="Arial" w:hAnsi="Arial" w:cs="Arial"/>
+                  <w:b/>
+                  <w:bCs/>
+                  <w:color w:val="auto"/>
+                  <w:sz w:val="16"/>
+                  <w:szCs w:val="16"/>
+                  <w:bdr w:val="none" w:sz="0" w:space="0" w:color="auto" w:frame="1"/>
+                  <w:shd w:val="clear" w:color="auto" w:fill="FFFFFF"/>
+                  <w:lang w:val="ru-RU"/>
+                </w:rPr>
+                <w:t>Партилова</w:t>
+              </w:r>
+              <w:proofErr w:type="spellEnd"/>
+              <w:r>
+                <w:rPr>
+                  <w:rStyle w:val="Hyperlink"/>
+                  <w:rFonts w:ascii="Arial" w:hAnsi="Arial" w:cs="Arial"/>
+                  <w:b/>
+                  <w:bCs/>
+                  <w:color w:val="auto"/>
+                  <w:sz w:val="16"/>
+                  <w:szCs w:val="16"/>
+                  <w:bdr w:val="none" w:sz="0" w:space="0" w:color="auto" w:frame="1"/>
+                  <w:shd w:val="clear" w:color="auto" w:fill="FFFFFF"/>
+                  <w:lang w:val="ru-RU"/>
+                </w:rPr>
+                <w:t>) Марина Андреевна</w:t>
               </w:r>
             </w:hyperlink>
             <w:r>
@@ -7462,7 +8224,7 @@
                 <w:szCs w:val="16"/>
                 <w:lang w:val="ru-RU"/>
               </w:rPr>
-              <w:t>42 года</w:t>
+              <w:t>60 лет</w:t>
             </w:r>
             <w:r>
               <w:rPr>
@@ -7494,25 +8256,94 @@
                 <w:szCs w:val="16"/>
                 <w:lang w:val="ru-RU"/>
               </w:rPr>
-              <w:t>1906 г.р., м.р.: Крымская обл., с. Сейджиут, болгарка</w:t>
-            </w:r>
-            <w:r>
-              <w:rPr>
-                <w:rFonts w:ascii="Arial" w:hAnsi="Arial" w:cs="Arial"/>
-                <w:sz w:val="16"/>
-                <w:szCs w:val="16"/>
-                <w:lang w:val="ru-RU"/>
-              </w:rPr>
-              <w:t xml:space="preserve">, </w:t>
-            </w:r>
-            <w:r>
-              <w:rPr>
-                <w:rFonts w:ascii="Arial" w:hAnsi="Arial" w:cs="Arial"/>
-                <w:sz w:val="16"/>
-                <w:szCs w:val="16"/>
-                <w:lang w:val="ru-RU"/>
-              </w:rPr>
-              <w:t>прож.: Крымская обл., с. Кринички болгарские</w:t>
+              <w:t xml:space="preserve">1889 г.р., </w:t>
+            </w:r>
+            <w:proofErr w:type="spellStart"/>
+            <w:r>
+              <w:rPr>
+                <w:rFonts w:ascii="Arial" w:hAnsi="Arial" w:cs="Arial"/>
+                <w:sz w:val="16"/>
+                <w:szCs w:val="16"/>
+                <w:lang w:val="ru-RU"/>
+              </w:rPr>
+              <w:t>м.р</w:t>
+            </w:r>
+            <w:proofErr w:type="spellEnd"/>
+            <w:r>
+              <w:rPr>
+                <w:rFonts w:ascii="Arial" w:hAnsi="Arial" w:cs="Arial"/>
+                <w:sz w:val="16"/>
+                <w:szCs w:val="16"/>
+                <w:lang w:val="ru-RU"/>
+              </w:rPr>
+              <w:t xml:space="preserve">.: Крымская обл., </w:t>
+            </w:r>
+            <w:proofErr w:type="spellStart"/>
+            <w:r>
+              <w:rPr>
+                <w:rFonts w:ascii="Arial" w:hAnsi="Arial" w:cs="Arial"/>
+                <w:sz w:val="16"/>
+                <w:szCs w:val="16"/>
+                <w:lang w:val="ru-RU"/>
+              </w:rPr>
+              <w:t>болгарка</w:t>
+            </w:r>
+            <w:r>
+              <w:rPr>
+                <w:rFonts w:ascii="Arial" w:hAnsi="Arial" w:cs="Arial"/>
+                <w:sz w:val="16"/>
+                <w:szCs w:val="16"/>
+                <w:lang w:val="ru-RU"/>
+              </w:rPr>
+              <w:t>л</w:t>
+            </w:r>
+            <w:proofErr w:type="spellEnd"/>
+            <w:r>
+              <w:rPr>
+                <w:rFonts w:ascii="Arial" w:hAnsi="Arial" w:cs="Arial"/>
+                <w:sz w:val="16"/>
+                <w:szCs w:val="16"/>
+                <w:lang w:val="ru-RU"/>
+              </w:rPr>
+              <w:t xml:space="preserve"> </w:t>
+            </w:r>
+            <w:proofErr w:type="spellStart"/>
+            <w:r>
+              <w:rPr>
+                <w:rFonts w:ascii="Arial" w:hAnsi="Arial" w:cs="Arial"/>
+                <w:sz w:val="16"/>
+                <w:szCs w:val="16"/>
+                <w:lang w:val="ru-RU"/>
+              </w:rPr>
+              <w:t>прож</w:t>
+            </w:r>
+            <w:proofErr w:type="spellEnd"/>
+            <w:r>
+              <w:rPr>
+                <w:rFonts w:ascii="Arial" w:hAnsi="Arial" w:cs="Arial"/>
+                <w:sz w:val="16"/>
+                <w:szCs w:val="16"/>
+                <w:lang w:val="ru-RU"/>
+              </w:rPr>
+              <w:t>.</w:t>
+            </w:r>
+            <w:r>
+              <w:rPr>
+                <w:rFonts w:ascii="Arial" w:hAnsi="Arial" w:cs="Arial"/>
+                <w:sz w:val="16"/>
+                <w:szCs w:val="16"/>
+                <w:lang w:val="ru-RU"/>
+              </w:rPr>
+              <w:t>:</w:t>
+            </w:r>
+            <w:r>
+              <w:rPr>
+                <w:rFonts w:ascii="Arial" w:hAnsi="Arial" w:cs="Arial"/>
+                <w:sz w:val="16"/>
+                <w:szCs w:val="16"/>
+                <w:lang w:val="ru-RU"/>
+              </w:rPr>
+              <w:t xml:space="preserve"> Крымская обл., с. Кринички болгарские</w:t>
             </w:r>
             <w:r>
               <w:rPr>
@@ -7530,43 +8361,7 @@
                 <w:szCs w:val="16"/>
                 <w:lang w:val="ru-RU"/>
               </w:rPr>
-              <w:t xml:space="preserve">Обвинение: национальная принадлежность </w:t>
-            </w:r>
-            <w:r>
-              <w:rPr>
-                <w:rFonts w:ascii="Arial" w:hAnsi="Arial" w:cs="Arial"/>
-                <w:sz w:val="16"/>
-                <w:szCs w:val="16"/>
-                <w:lang w:val="ru-RU"/>
-              </w:rPr>
-              <w:t>–</w:t>
-            </w:r>
-            <w:r>
-              <w:rPr>
-                <w:rFonts w:ascii="Arial" w:hAnsi="Arial" w:cs="Arial"/>
-                <w:sz w:val="16"/>
-                <w:szCs w:val="16"/>
-                <w:lang w:val="ru-RU"/>
-              </w:rPr>
-              <w:t xml:space="preserve"> болгарка</w:t>
-            </w:r>
-            <w:r>
-              <w:rPr>
-                <w:rFonts w:ascii="Arial" w:hAnsi="Arial" w:cs="Arial"/>
-                <w:sz w:val="16"/>
-                <w:szCs w:val="16"/>
-                <w:lang w:val="ru-RU"/>
-              </w:rPr>
-              <w:t xml:space="preserve">. </w:t>
-            </w:r>
-            <w:r>
-              <w:rPr>
-                <w:rFonts w:ascii="Arial" w:hAnsi="Arial" w:cs="Arial"/>
-                <w:sz w:val="16"/>
-                <w:szCs w:val="16"/>
-                <w:lang w:val="ru-RU"/>
-              </w:rPr>
-              <w:t>Приговор: 1944</w:t>
+              <w:t>Обвинение: национальная принадлежность</w:t>
             </w:r>
             <w:r>
               <w:rPr>
@@ -7584,7 +8379,7 @@
                 <w:szCs w:val="16"/>
                 <w:lang w:val="ru-RU"/>
               </w:rPr>
-              <w:t>высылка на спецпоселение в Башкирскую АССР, г. Ишимбай, п. Кинезбулатово, умерла на спецпоселении 27.04.1948</w:t>
+              <w:t>болгарка</w:t>
             </w:r>
           </w:p>
           <w:p>
@@ -7607,7 +8402,68 @@
                 <w:szCs w:val="16"/>
                 <w:lang w:val="ru-RU"/>
               </w:rPr>
-              <w:t>Реабилитация: МВД Республики Башкортостан, 02.08.2002</w:t>
+              <w:t>Приговор: 1944</w:t>
+            </w:r>
+            <w:r>
+              <w:rPr>
+                <w:rFonts w:ascii="Arial" w:hAnsi="Arial" w:cs="Arial"/>
+                <w:sz w:val="16"/>
+                <w:szCs w:val="16"/>
+                <w:lang w:val="ru-RU"/>
+              </w:rPr>
+              <w:t xml:space="preserve"> – </w:t>
+            </w:r>
+            <w:r>
+              <w:rPr>
+                <w:rFonts w:ascii="Arial" w:hAnsi="Arial" w:cs="Arial"/>
+                <w:sz w:val="16"/>
+                <w:szCs w:val="16"/>
+                <w:lang w:val="ru-RU"/>
+              </w:rPr>
+              <w:t xml:space="preserve">высылка на спецпоселение в Башкирскую АССР, г. Ишимбай, п. </w:t>
+            </w:r>
+            <w:proofErr w:type="spellStart"/>
+            <w:r>
+              <w:rPr>
+                <w:rFonts w:ascii="Arial" w:hAnsi="Arial" w:cs="Arial"/>
+                <w:sz w:val="16"/>
+                <w:szCs w:val="16"/>
+                <w:lang w:val="ru-RU"/>
+              </w:rPr>
+              <w:t>Кинезбулатово</w:t>
+            </w:r>
+            <w:proofErr w:type="spellEnd"/>
+            <w:r>
+              <w:rPr>
+                <w:rFonts w:ascii="Arial" w:hAnsi="Arial" w:cs="Arial"/>
+                <w:sz w:val="16"/>
+                <w:szCs w:val="16"/>
+                <w:lang w:val="ru-RU"/>
+              </w:rPr>
+              <w:t>, умерла на спецпоселении 24.05.1949</w:t>
+            </w:r>
+          </w:p>
+          <w:p>
+            <w:pPr>
+              <w:pStyle w:val="NormalWeb"/>
+              <w:shd w:val="clear" w:color="auto" w:fill="FFFFFF"/>
+              <w:spacing w:before="0" w:beforeAutospacing="0" w:after="0" w:afterAutospacing="0"/>
+              <w:textAlignment w:val="baseline"/>
+              <w:rPr>
+                <w:rFonts w:ascii="Arial" w:hAnsi="Arial" w:cs="Arial"/>
+                <w:sz w:val="16"/>
+                <w:szCs w:val="16"/>
+                <w:lang w:val="ru-RU"/>
+              </w:rPr>
+            </w:pPr>
+            <w:r>
+              <w:rPr>
+                <w:rFonts w:ascii="Arial" w:hAnsi="Arial" w:cs="Arial"/>
+                <w:sz w:val="16"/>
+                <w:szCs w:val="16"/>
+                <w:lang w:val="ru-RU"/>
+              </w:rPr>
+              <w:t>Реабилитация: МВД Республики Башкортостан, 27.01.2016</w:t>
             </w:r>
             <w:r>
               <w:rPr>
@@ -7727,6 +8583,7 @@
               </w:rPr>
             </w:pPr>
             <w:hyperlink r:id="rId33" w:history="1">
+              <w:proofErr w:type="spellStart"/>
               <w:r>
                 <w:rPr>
                   <w:rStyle w:val="Hyperlink"/>
@@ -7740,7 +8597,23 @@
                   <w:shd w:val="clear" w:color="auto" w:fill="FFFFFF"/>
                   <w:lang w:val="ru-RU"/>
                 </w:rPr>
-                <w:t>Партилова Елена Кирилловна</w:t>
+                <w:t>Паличева</w:t>
+              </w:r>
+              <w:proofErr w:type="spellEnd"/>
+              <w:r>
+                <w:rPr>
+                  <w:rStyle w:val="Hyperlink"/>
+                  <w:rFonts w:ascii="Arial" w:hAnsi="Arial" w:cs="Arial"/>
+                  <w:b/>
+                  <w:bCs/>
+                  <w:color w:val="auto"/>
+                  <w:sz w:val="16"/>
+                  <w:szCs w:val="16"/>
+                  <w:bdr w:val="none" w:sz="0" w:space="0" w:color="auto" w:frame="1"/>
+                  <w:shd w:val="clear" w:color="auto" w:fill="FFFFFF"/>
+                  <w:lang w:val="ru-RU"/>
+                </w:rPr>
+                <w:t xml:space="preserve"> Прасковья Андреевна</w:t>
               </w:r>
             </w:hyperlink>
             <w:r>
@@ -7755,11 +8628,22 @@
             <w:r>
               <w:rPr>
                 <w:rFonts w:ascii="Arial" w:hAnsi="Arial" w:cs="Arial"/>
-                <w:sz w:val="16"/>
-                <w:szCs w:val="16"/>
-                <w:lang w:val="ru-RU"/>
-              </w:rPr>
-              <w:t>нет даты рождения</w:t>
+                <w:b/>
+                <w:bCs/>
+                <w:sz w:val="16"/>
+                <w:szCs w:val="16"/>
+                <w:lang w:val="ru-RU"/>
+              </w:rPr>
+              <w:t>42 года</w:t>
+            </w:r>
+            <w:r>
+              <w:rPr>
+                <w:rFonts w:ascii="Arial" w:hAnsi="Arial" w:cs="Arial"/>
+                <w:sz w:val="16"/>
+                <w:szCs w:val="16"/>
+                <w:lang w:val="ru-RU"/>
+              </w:rPr>
+              <w:t xml:space="preserve"> </w:t>
             </w:r>
           </w:p>
           <w:p>
@@ -7782,7 +8666,47 @@
                 <w:szCs w:val="16"/>
                 <w:lang w:val="ru-RU"/>
               </w:rPr>
-              <w:t>м.р.: Крымская обл., болгарка</w:t>
+              <w:t xml:space="preserve">1906 г.р., </w:t>
+            </w:r>
+            <w:proofErr w:type="spellStart"/>
+            <w:r>
+              <w:rPr>
+                <w:rFonts w:ascii="Arial" w:hAnsi="Arial" w:cs="Arial"/>
+                <w:sz w:val="16"/>
+                <w:szCs w:val="16"/>
+                <w:lang w:val="ru-RU"/>
+              </w:rPr>
+              <w:t>м.р</w:t>
+            </w:r>
+            <w:proofErr w:type="spellEnd"/>
+            <w:r>
+              <w:rPr>
+                <w:rFonts w:ascii="Arial" w:hAnsi="Arial" w:cs="Arial"/>
+                <w:sz w:val="16"/>
+                <w:szCs w:val="16"/>
+                <w:lang w:val="ru-RU"/>
+              </w:rPr>
+              <w:t xml:space="preserve">.: Крымская обл., с. </w:t>
+            </w:r>
+            <w:proofErr w:type="spellStart"/>
+            <w:r>
+              <w:rPr>
+                <w:rFonts w:ascii="Arial" w:hAnsi="Arial" w:cs="Arial"/>
+                <w:sz w:val="16"/>
+                <w:szCs w:val="16"/>
+                <w:lang w:val="ru-RU"/>
+              </w:rPr>
+              <w:t>Сейджиут</w:t>
+            </w:r>
+            <w:proofErr w:type="spellEnd"/>
+            <w:r>
+              <w:rPr>
+                <w:rFonts w:ascii="Arial" w:hAnsi="Arial" w:cs="Arial"/>
+                <w:sz w:val="16"/>
+                <w:szCs w:val="16"/>
+                <w:lang w:val="ru-RU"/>
+              </w:rPr>
+              <w:t>, болгарка</w:t>
             </w:r>
             <w:r>
               <w:rPr>
@@ -7793,14 +8717,25 @@
               </w:rPr>
               <w:t xml:space="preserve">, </w:t>
             </w:r>
-            <w:r>
-              <w:rPr>
-                <w:rFonts w:ascii="Arial" w:hAnsi="Arial" w:cs="Arial"/>
-                <w:sz w:val="16"/>
-                <w:szCs w:val="16"/>
-                <w:lang w:val="ru-RU"/>
-              </w:rPr>
-              <w:t>прож.: Крымская обл., с. Кринички болгарские</w:t>
+            <w:proofErr w:type="spellStart"/>
+            <w:r>
+              <w:rPr>
+                <w:rFonts w:ascii="Arial" w:hAnsi="Arial" w:cs="Arial"/>
+                <w:sz w:val="16"/>
+                <w:szCs w:val="16"/>
+                <w:lang w:val="ru-RU"/>
+              </w:rPr>
+              <w:t>прож</w:t>
+            </w:r>
+            <w:proofErr w:type="spellEnd"/>
+            <w:r>
+              <w:rPr>
+                <w:rFonts w:ascii="Arial" w:hAnsi="Arial" w:cs="Arial"/>
+                <w:sz w:val="16"/>
+                <w:szCs w:val="16"/>
+                <w:lang w:val="ru-RU"/>
+              </w:rPr>
+              <w:t>.: Крымская обл., с. Кринички болгарские</w:t>
             </w:r>
             <w:r>
               <w:rPr>
@@ -7818,7 +8753,43 @@
                 <w:szCs w:val="16"/>
                 <w:lang w:val="ru-RU"/>
               </w:rPr>
-              <w:t>Обвинение: национальная принадлежность</w:t>
+              <w:t xml:space="preserve">Обвинение: национальная принадлежность </w:t>
+            </w:r>
+            <w:r>
+              <w:rPr>
+                <w:rFonts w:ascii="Arial" w:hAnsi="Arial" w:cs="Arial"/>
+                <w:sz w:val="16"/>
+                <w:szCs w:val="16"/>
+                <w:lang w:val="ru-RU"/>
+              </w:rPr>
+              <w:t>–</w:t>
+            </w:r>
+            <w:r>
+              <w:rPr>
+                <w:rFonts w:ascii="Arial" w:hAnsi="Arial" w:cs="Arial"/>
+                <w:sz w:val="16"/>
+                <w:szCs w:val="16"/>
+                <w:lang w:val="ru-RU"/>
+              </w:rPr>
+              <w:t xml:space="preserve"> болгарка</w:t>
+            </w:r>
+            <w:r>
+              <w:rPr>
+                <w:rFonts w:ascii="Arial" w:hAnsi="Arial" w:cs="Arial"/>
+                <w:sz w:val="16"/>
+                <w:szCs w:val="16"/>
+                <w:lang w:val="ru-RU"/>
+              </w:rPr>
+              <w:t xml:space="preserve">. </w:t>
+            </w:r>
+            <w:r>
+              <w:rPr>
+                <w:rFonts w:ascii="Arial" w:hAnsi="Arial" w:cs="Arial"/>
+                <w:sz w:val="16"/>
+                <w:szCs w:val="16"/>
+                <w:lang w:val="ru-RU"/>
+              </w:rPr>
+              <w:t>Приговор: 1944</w:t>
             </w:r>
             <w:r>
               <w:rPr>
@@ -7836,7 +8807,27 @@
                 <w:szCs w:val="16"/>
                 <w:lang w:val="ru-RU"/>
               </w:rPr>
-              <w:t>болгарка</w:t>
+              <w:t xml:space="preserve">высылка на спецпоселение в Башкирскую АССР, г. Ишимбай, п. </w:t>
+            </w:r>
+            <w:proofErr w:type="spellStart"/>
+            <w:r>
+              <w:rPr>
+                <w:rFonts w:ascii="Arial" w:hAnsi="Arial" w:cs="Arial"/>
+                <w:sz w:val="16"/>
+                <w:szCs w:val="16"/>
+                <w:lang w:val="ru-RU"/>
+              </w:rPr>
+              <w:t>Кинезбулатово</w:t>
+            </w:r>
+            <w:proofErr w:type="spellEnd"/>
+            <w:r>
+              <w:rPr>
+                <w:rFonts w:ascii="Arial" w:hAnsi="Arial" w:cs="Arial"/>
+                <w:sz w:val="16"/>
+                <w:szCs w:val="16"/>
+                <w:lang w:val="ru-RU"/>
+              </w:rPr>
+              <w:t>, умерла на спецпоселении 27.04.1948</w:t>
             </w:r>
           </w:p>
           <w:p>
@@ -7859,7 +8850,7 @@
                 <w:szCs w:val="16"/>
                 <w:lang w:val="ru-RU"/>
               </w:rPr>
-              <w:t>Приговор: 1944</w:t>
+              <w:t>Реабилитация: МВД Республики Башкортостан, 02.08.2002</w:t>
             </w:r>
             <w:r>
               <w:rPr>
@@ -7877,7 +8868,7 @@
                 <w:szCs w:val="16"/>
                 <w:lang w:val="ru-RU"/>
               </w:rPr>
-              <w:t>высылка на спецпоселение в Башкирскую АССР, г. Ишимбай, п. Кинезбулатово, умерла на спецпоселении 29.03.1945.</w:t>
+              <w:t>Закон РФ от 18.10.1991</w:t>
             </w:r>
           </w:p>
           <w:p>
@@ -7936,6 +8927,317 @@
               <w:t xml:space="preserve"> </w:t>
             </w:r>
             <w:hyperlink r:id="rId34" w:history="1">
+              <w:r>
+                <w:rPr>
+                  <w:rStyle w:val="Hyperlink"/>
+                  <w:rFonts w:ascii="Arial" w:hAnsi="Arial" w:cs="Arial"/>
+                  <w:b/>
+                  <w:bCs/>
+                  <w:color w:val="auto"/>
+                  <w:sz w:val="16"/>
+                  <w:szCs w:val="16"/>
+                  <w:lang w:val="ru-RU"/>
+                </w:rPr>
+                <w:t>Архивная ссылка</w:t>
+              </w:r>
+            </w:hyperlink>
+          </w:p>
+        </w:tc>
+      </w:tr>
+      <w:tr>
+        <w:trPr>
+          <w:trHeight w:val="20"/>
+        </w:trPr>
+        <w:tc>
+          <w:tcPr>
+            <w:tcW w:w="11160" w:type="dxa"/>
+            <w:tcBorders>
+              <w:left w:val="double" w:sz="1" w:space="0" w:color="808080"/>
+              <w:bottom w:val="double" w:sz="1" w:space="0" w:color="808080"/>
+              <w:right w:val="double" w:sz="2" w:space="0" w:color="808080"/>
+            </w:tcBorders>
+            <w:shd w:val="clear" w:color="auto" w:fill="auto"/>
+            <w:vAlign w:val="center"/>
+          </w:tcPr>
+          <w:p>
+            <w:pPr>
+              <w:spacing w:after="0"/>
+              <w:rPr>
+                <w:rFonts w:ascii="Arial" w:hAnsi="Arial" w:cs="Arial"/>
+                <w:sz w:val="16"/>
+                <w:szCs w:val="16"/>
+                <w:lang w:val="ru-RU"/>
+              </w:rPr>
+            </w:pPr>
+            <w:hyperlink r:id="rId35" w:history="1">
+              <w:proofErr w:type="spellStart"/>
+              <w:r>
+                <w:rPr>
+                  <w:rStyle w:val="Hyperlink"/>
+                  <w:rFonts w:ascii="Arial" w:hAnsi="Arial" w:cs="Arial"/>
+                  <w:b/>
+                  <w:bCs/>
+                  <w:color w:val="auto"/>
+                  <w:sz w:val="16"/>
+                  <w:szCs w:val="16"/>
+                  <w:bdr w:val="none" w:sz="0" w:space="0" w:color="auto" w:frame="1"/>
+                  <w:shd w:val="clear" w:color="auto" w:fill="FFFFFF"/>
+                  <w:lang w:val="ru-RU"/>
+                </w:rPr>
+                <w:t>Партилова</w:t>
+              </w:r>
+              <w:proofErr w:type="spellEnd"/>
+              <w:r>
+                <w:rPr>
+                  <w:rStyle w:val="Hyperlink"/>
+                  <w:rFonts w:ascii="Arial" w:hAnsi="Arial" w:cs="Arial"/>
+                  <w:b/>
+                  <w:bCs/>
+                  <w:color w:val="auto"/>
+                  <w:sz w:val="16"/>
+                  <w:szCs w:val="16"/>
+                  <w:bdr w:val="none" w:sz="0" w:space="0" w:color="auto" w:frame="1"/>
+                  <w:shd w:val="clear" w:color="auto" w:fill="FFFFFF"/>
+                  <w:lang w:val="ru-RU"/>
+                </w:rPr>
+                <w:t xml:space="preserve"> Елена Кирилловна</w:t>
+              </w:r>
+            </w:hyperlink>
+            <w:r>
+              <w:rPr>
+                <w:rFonts w:ascii="Arial" w:hAnsi="Arial" w:cs="Arial"/>
+                <w:sz w:val="16"/>
+                <w:szCs w:val="16"/>
+                <w:lang w:val="ru-RU"/>
+              </w:rPr>
+              <w:t xml:space="preserve"> </w:t>
+            </w:r>
+            <w:r>
+              <w:rPr>
+                <w:rFonts w:ascii="Arial" w:hAnsi="Arial" w:cs="Arial"/>
+                <w:sz w:val="16"/>
+                <w:szCs w:val="16"/>
+                <w:lang w:val="ru-RU"/>
+              </w:rPr>
+              <w:t>нет даты рождения</w:t>
+            </w:r>
+          </w:p>
+          <w:p>
+            <w:pPr>
+              <w:pStyle w:val="NormalWeb"/>
+              <w:shd w:val="clear" w:color="auto" w:fill="FFFFFF"/>
+              <w:spacing w:before="0" w:beforeAutospacing="0" w:after="0" w:afterAutospacing="0"/>
+              <w:textAlignment w:val="baseline"/>
+              <w:rPr>
+                <w:rFonts w:ascii="Arial" w:hAnsi="Arial" w:cs="Arial"/>
+                <w:sz w:val="16"/>
+                <w:szCs w:val="16"/>
+                <w:lang w:val="ru-RU"/>
+              </w:rPr>
+            </w:pPr>
+            <w:proofErr w:type="spellStart"/>
+            <w:r>
+              <w:rPr>
+                <w:rFonts w:ascii="Arial" w:hAnsi="Arial" w:cs="Arial"/>
+                <w:sz w:val="16"/>
+                <w:szCs w:val="16"/>
+                <w:lang w:val="ru-RU"/>
+              </w:rPr>
+              <w:t>м.р</w:t>
+            </w:r>
+            <w:proofErr w:type="spellEnd"/>
+            <w:r>
+              <w:rPr>
+                <w:rFonts w:ascii="Arial" w:hAnsi="Arial" w:cs="Arial"/>
+                <w:sz w:val="16"/>
+                <w:szCs w:val="16"/>
+                <w:lang w:val="ru-RU"/>
+              </w:rPr>
+              <w:t>.: Крымская обл., болгарка</w:t>
+            </w:r>
+            <w:r>
+              <w:rPr>
+                <w:rFonts w:ascii="Arial" w:hAnsi="Arial" w:cs="Arial"/>
+                <w:sz w:val="16"/>
+                <w:szCs w:val="16"/>
+                <w:lang w:val="ru-RU"/>
+              </w:rPr>
+              <w:t xml:space="preserve">, </w:t>
+            </w:r>
+            <w:proofErr w:type="spellStart"/>
+            <w:r>
+              <w:rPr>
+                <w:rFonts w:ascii="Arial" w:hAnsi="Arial" w:cs="Arial"/>
+                <w:sz w:val="16"/>
+                <w:szCs w:val="16"/>
+                <w:lang w:val="ru-RU"/>
+              </w:rPr>
+              <w:t>прож</w:t>
+            </w:r>
+            <w:proofErr w:type="spellEnd"/>
+            <w:r>
+              <w:rPr>
+                <w:rFonts w:ascii="Arial" w:hAnsi="Arial" w:cs="Arial"/>
+                <w:sz w:val="16"/>
+                <w:szCs w:val="16"/>
+                <w:lang w:val="ru-RU"/>
+              </w:rPr>
+              <w:t>.: Крымская обл., с. Кринички болгарские</w:t>
+            </w:r>
+            <w:r>
+              <w:rPr>
+                <w:rFonts w:ascii="Arial" w:hAnsi="Arial" w:cs="Arial"/>
+                <w:sz w:val="16"/>
+                <w:szCs w:val="16"/>
+                <w:lang w:val="ru-RU"/>
+              </w:rPr>
+              <w:t xml:space="preserve">. </w:t>
+            </w:r>
+            <w:r>
+              <w:rPr>
+                <w:rFonts w:ascii="Arial" w:hAnsi="Arial" w:cs="Arial"/>
+                <w:sz w:val="16"/>
+                <w:szCs w:val="16"/>
+                <w:lang w:val="ru-RU"/>
+              </w:rPr>
+              <w:t>Обвинение: национальная принадлежность</w:t>
+            </w:r>
+            <w:r>
+              <w:rPr>
+                <w:rFonts w:ascii="Arial" w:hAnsi="Arial" w:cs="Arial"/>
+                <w:sz w:val="16"/>
+                <w:szCs w:val="16"/>
+                <w:lang w:val="ru-RU"/>
+              </w:rPr>
+              <w:t xml:space="preserve"> – </w:t>
+            </w:r>
+            <w:r>
+              <w:rPr>
+                <w:rFonts w:ascii="Arial" w:hAnsi="Arial" w:cs="Arial"/>
+                <w:sz w:val="16"/>
+                <w:szCs w:val="16"/>
+                <w:lang w:val="ru-RU"/>
+              </w:rPr>
+              <w:t>болгарка</w:t>
+            </w:r>
+          </w:p>
+          <w:p>
+            <w:pPr>
+              <w:pStyle w:val="NormalWeb"/>
+              <w:shd w:val="clear" w:color="auto" w:fill="FFFFFF"/>
+              <w:spacing w:before="0" w:beforeAutospacing="0" w:after="0" w:afterAutospacing="0"/>
+              <w:textAlignment w:val="baseline"/>
+              <w:rPr>
+                <w:rFonts w:ascii="Arial" w:hAnsi="Arial" w:cs="Arial"/>
+                <w:sz w:val="16"/>
+                <w:szCs w:val="16"/>
+                <w:lang w:val="ru-RU"/>
+              </w:rPr>
+            </w:pPr>
+            <w:r>
+              <w:rPr>
+                <w:rFonts w:ascii="Arial" w:hAnsi="Arial" w:cs="Arial"/>
+                <w:sz w:val="16"/>
+                <w:szCs w:val="16"/>
+                <w:lang w:val="ru-RU"/>
+              </w:rPr>
+              <w:t>Приговор: 1944</w:t>
+            </w:r>
+            <w:r>
+              <w:rPr>
+                <w:rFonts w:ascii="Arial" w:hAnsi="Arial" w:cs="Arial"/>
+                <w:sz w:val="16"/>
+                <w:szCs w:val="16"/>
+                <w:lang w:val="ru-RU"/>
+              </w:rPr>
+              <w:t xml:space="preserve"> – </w:t>
+            </w:r>
+            <w:r>
+              <w:rPr>
+                <w:rFonts w:ascii="Arial" w:hAnsi="Arial" w:cs="Arial"/>
+                <w:sz w:val="16"/>
+                <w:szCs w:val="16"/>
+                <w:lang w:val="ru-RU"/>
+              </w:rPr>
+              <w:t xml:space="preserve">высылка на спецпоселение в Башкирскую АССР, г. Ишимбай, п. </w:t>
+            </w:r>
+            <w:proofErr w:type="spellStart"/>
+            <w:r>
+              <w:rPr>
+                <w:rFonts w:ascii="Arial" w:hAnsi="Arial" w:cs="Arial"/>
+                <w:sz w:val="16"/>
+                <w:szCs w:val="16"/>
+                <w:lang w:val="ru-RU"/>
+              </w:rPr>
+              <w:t>Кинезбулатово</w:t>
+            </w:r>
+            <w:proofErr w:type="spellEnd"/>
+            <w:r>
+              <w:rPr>
+                <w:rFonts w:ascii="Arial" w:hAnsi="Arial" w:cs="Arial"/>
+                <w:sz w:val="16"/>
+                <w:szCs w:val="16"/>
+                <w:lang w:val="ru-RU"/>
+              </w:rPr>
+              <w:t>, умерла на спецпоселении 29.03.1945.</w:t>
+            </w:r>
+          </w:p>
+          <w:p>
+            <w:pPr>
+              <w:pStyle w:val="NormalWeb"/>
+              <w:shd w:val="clear" w:color="auto" w:fill="FFFFFF"/>
+              <w:spacing w:before="0" w:beforeAutospacing="0" w:after="0" w:afterAutospacing="0"/>
+              <w:textAlignment w:val="baseline"/>
+              <w:rPr>
+                <w:rFonts w:ascii="Arial" w:hAnsi="Arial" w:cs="Arial"/>
+                <w:sz w:val="16"/>
+                <w:szCs w:val="16"/>
+                <w:lang w:val="ru-RU"/>
+              </w:rPr>
+            </w:pPr>
+            <w:r>
+              <w:rPr>
+                <w:rFonts w:ascii="Arial" w:hAnsi="Arial" w:cs="Arial"/>
+                <w:b/>
+                <w:bCs/>
+                <w:sz w:val="16"/>
+                <w:szCs w:val="16"/>
+                <w:lang w:val="ru-RU"/>
+              </w:rPr>
+              <w:t xml:space="preserve">Источник: </w:t>
+            </w:r>
+            <w:r>
+              <w:rPr>
+                <w:rFonts w:ascii="Arial" w:hAnsi="Arial" w:cs="Arial"/>
+                <w:b/>
+                <w:bCs/>
+                <w:sz w:val="16"/>
+                <w:szCs w:val="16"/>
+                <w:lang w:val="ru-RU"/>
+              </w:rPr>
+              <w:t>Архив НИПЦ "Мемориал" (Москва)</w:t>
+            </w:r>
+            <w:r>
+              <w:rPr>
+                <w:rFonts w:ascii="Arial" w:hAnsi="Arial" w:cs="Arial"/>
+                <w:b/>
+                <w:bCs/>
+                <w:sz w:val="16"/>
+                <w:szCs w:val="16"/>
+                <w:lang w:val="ru-RU"/>
+              </w:rPr>
+              <w:t>;</w:t>
+            </w:r>
+            <w:r>
+              <w:rPr>
+                <w:rFonts w:ascii="Arial" w:hAnsi="Arial" w:cs="Arial"/>
+                <w:sz w:val="16"/>
+                <w:szCs w:val="16"/>
+                <w:lang w:val="ru-RU"/>
+              </w:rPr>
+              <w:t xml:space="preserve"> </w:t>
+            </w:r>
+            <w:hyperlink r:id="rId36" w:history="1">
               <w:r>
                 <w:rPr>
                   <w:rStyle w:val="Hyperlink"/>
@@ -7975,7 +9277,7 @@
                 <w:lang w:val="ru-RU"/>
               </w:rPr>
             </w:pPr>
-            <w:hyperlink r:id="rId35" w:history="1">
+            <w:hyperlink r:id="rId37" w:history="1">
               <w:r>
                 <w:rPr>
                   <w:rStyle w:val="Hyperlink"/>
@@ -8053,8 +9355,47 @@
                 <w:szCs w:val="16"/>
                 <w:lang w:val="ru-RU"/>
               </w:rPr>
-              <w:lastRenderedPageBreak/>
-              <w:t>1879 г.р., м.р.: Болгария, г. Котел, болгарка, из семьи землевладельцев, преподаватель, болгарская революционерка, прож.: г. Москва, арестована 17.08.1949.</w:t>
+              <w:t xml:space="preserve">1879 г.р., </w:t>
+            </w:r>
+            <w:proofErr w:type="spellStart"/>
+            <w:r>
+              <w:rPr>
+                <w:rFonts w:ascii="Arial" w:hAnsi="Arial" w:cs="Arial"/>
+                <w:sz w:val="16"/>
+                <w:szCs w:val="16"/>
+                <w:lang w:val="ru-RU"/>
+              </w:rPr>
+              <w:t>м.р</w:t>
+            </w:r>
+            <w:proofErr w:type="spellEnd"/>
+            <w:r>
+              <w:rPr>
+                <w:rFonts w:ascii="Arial" w:hAnsi="Arial" w:cs="Arial"/>
+                <w:sz w:val="16"/>
+                <w:szCs w:val="16"/>
+                <w:lang w:val="ru-RU"/>
+              </w:rPr>
+              <w:t xml:space="preserve">.: Болгария, г. Котел, болгарка, из семьи землевладельцев, преподаватель, болгарская революционерка, </w:t>
+            </w:r>
+            <w:proofErr w:type="spellStart"/>
+            <w:r>
+              <w:rPr>
+                <w:rFonts w:ascii="Arial" w:hAnsi="Arial" w:cs="Arial"/>
+                <w:sz w:val="16"/>
+                <w:szCs w:val="16"/>
+                <w:lang w:val="ru-RU"/>
+              </w:rPr>
+              <w:t>прож</w:t>
+            </w:r>
+            <w:proofErr w:type="spellEnd"/>
+            <w:r>
+              <w:rPr>
+                <w:rFonts w:ascii="Arial" w:hAnsi="Arial" w:cs="Arial"/>
+                <w:sz w:val="16"/>
+                <w:szCs w:val="16"/>
+                <w:lang w:val="ru-RU"/>
+              </w:rPr>
+              <w:t>.: г. Москва, арестована 17.08.1949.</w:t>
             </w:r>
             <w:r>
               <w:rPr>
@@ -8072,7 +9413,27 @@
                 <w:szCs w:val="16"/>
                 <w:lang w:val="ru-RU"/>
               </w:rPr>
-              <w:t>Умерла в 1951 г. в заключении. Реабилитация: 18.05.1964. (Ее брат Христиан Георгиевич Раковски,</w:t>
+              <w:t xml:space="preserve">Умерла в 1951 г. в заключении. Реабилитация: 18.05.1964. (Ее брат Христиан Георгиевич </w:t>
+            </w:r>
+            <w:proofErr w:type="spellStart"/>
+            <w:r>
+              <w:rPr>
+                <w:rFonts w:ascii="Arial" w:hAnsi="Arial" w:cs="Arial"/>
+                <w:sz w:val="16"/>
+                <w:szCs w:val="16"/>
+                <w:lang w:val="ru-RU"/>
+              </w:rPr>
+              <w:t>Раковски</w:t>
+            </w:r>
+            <w:proofErr w:type="spellEnd"/>
+            <w:r>
+              <w:rPr>
+                <w:rFonts w:ascii="Arial" w:hAnsi="Arial" w:cs="Arial"/>
+                <w:sz w:val="16"/>
+                <w:szCs w:val="16"/>
+                <w:lang w:val="ru-RU"/>
+              </w:rPr>
+              <w:t>,</w:t>
             </w:r>
             <w:r>
               <w:rPr>
@@ -8201,7 +9562,7 @@
               </w:rPr>
               <w:t xml:space="preserve"> </w:t>
             </w:r>
-            <w:hyperlink r:id="rId36" w:history="1">
+            <w:hyperlink r:id="rId38" w:history="1">
               <w:r>
                 <w:rPr>
                   <w:rStyle w:val="Hyperlink"/>
@@ -8238,7 +9599,7 @@
               </w:rPr>
               <w:t xml:space="preserve"> </w:t>
             </w:r>
-            <w:hyperlink r:id="rId37" w:history="1">
+            <w:hyperlink r:id="rId39" w:history="1">
               <w:r>
                 <w:rPr>
                   <w:rStyle w:val="Hyperlink"/>
@@ -8275,7 +9636,7 @@
 </file>
 
 <file path=word/numbering.xml><?xml version="1.0" encoding="utf-8"?>
-<w:numbering xmlns:wpc="http://schemas.microsoft.com/office/word/2010/wordprocessingCanvas" xmlns:cx="http://schemas.microsoft.com/office/drawing/2014/chartex" xmlns:cx1="http://schemas.microsoft.com/office/drawing/2015/9/8/chartex" xmlns:cx2="http://schemas.microsoft.com/office/drawing/2015/10/21/chartex" xmlns:cx3="http://schemas.microsoft.com/office/drawing/2016/5/9/chartex" xmlns:cx4="http://schemas.microsoft.com/office/drawing/2016/5/10/chartex" xmlns:cx5="http://schemas.microsoft.com/office/drawing/2016/5/11/chartex" xmlns:cx6="http://schemas.microsoft.com/office/drawing/2016/5/12/chartex" xmlns:cx7="http://schemas.microsoft.com/office/drawing/2016/5/13/chartex" xmlns:cx8="http://schemas.microsoft.com/office/drawing/2016/5/14/chartex" xmlns:mc="http://schemas.openxmlformats.org/markup-compatibility/2006" xmlns:aink="http://schemas.microsoft.com/office/drawing/2016/ink" xmlns:am3d="http://schemas.microsoft.com/office/drawing/2017/model3d" xmlns:o="urn:schemas-microsoft-com:office:office" xmlns:oel="http://schemas.microsoft.com/office/2019/extlst" xmlns:r="http://schemas.openxmlformats.org/officeDocument/2006/relationships" xmlns:m="http://schemas.openxmlformats.org/officeDocument/2006/math" xmlns:v="urn:schemas-microsoft-com:vml" xmlns:wp14="http://schemas.microsoft.com/office/word/2010/wordprocessingDrawing" xmlns:wp="http://schemas.openxmlformats.org/drawingml/2006/wordprocessingDrawing" xmlns:w10="urn:schemas-microsoft-com:office:word" xmlns:w="http://schemas.openxmlformats.org/wordprocessingml/2006/main" xmlns:w14="http://schemas.microsoft.com/office/word/2010/wordml" xmlns:w15="http://schemas.microsoft.com/office/word/2012/wordml" xmlns:w16cex="http://schemas.microsoft.com/office/word/2018/wordml/cex" xmlns:w16cid="http://schemas.microsoft.com/office/word/2016/wordml/cid" xmlns:w16="http://schemas.microsoft.com/office/word/2018/wordml" xmlns:w16du="http://schemas.microsoft.com/office/word/2023/wordml/word16du" xmlns:w16sdtdh="http://schemas.microsoft.com/office/word/2020/wordml/sdtdatahash" xmlns:w16se="http://schemas.microsoft.com/office/word/2015/wordml/symex" xmlns:wpg="http://schemas.microsoft.com/office/word/2010/wordprocessingGroup" xmlns:wpi="http://schemas.microsoft.com/office/word/2010/wordprocessingInk" xmlns:wne="http://schemas.microsoft.com/office/word/2006/wordml" xmlns:wps="http://schemas.microsoft.com/office/word/2010/wordprocessingShape" mc:Ignorable="w14 w15 w16se w16cid w16 w16cex w16sdtdh w16du wp14">
+<w:numbering xmlns:wpc="http://schemas.microsoft.com/office/word/2010/wordprocessingCanvas" xmlns:cx="http://schemas.microsoft.com/office/drawing/2014/chartex" xmlns:cx1="http://schemas.microsoft.com/office/drawing/2015/9/8/chartex" xmlns:cx2="http://schemas.microsoft.com/office/drawing/2015/10/21/chartex" xmlns:cx3="http://schemas.microsoft.com/office/drawing/2016/5/9/chartex" xmlns:cx4="http://schemas.microsoft.com/office/drawing/2016/5/10/chartex" xmlns:cx5="http://schemas.microsoft.com/office/drawing/2016/5/11/chartex" xmlns:cx6="http://schemas.microsoft.com/office/drawing/2016/5/12/chartex" xmlns:cx7="http://schemas.microsoft.com/office/drawing/2016/5/13/chartex" xmlns:cx8="http://schemas.microsoft.com/office/drawing/2016/5/14/chartex" xmlns:mc="http://schemas.openxmlformats.org/markup-compatibility/2006" xmlns:aink="http://schemas.microsoft.com/office/drawing/2016/ink" xmlns:am3d="http://schemas.microsoft.com/office/drawing/2017/model3d" xmlns:o="urn:schemas-microsoft-com:office:office" xmlns:oel="http://schemas.microsoft.com/office/2019/extlst" xmlns:r="http://schemas.openxmlformats.org/officeDocument/2006/relationships" xmlns:m="http://schemas.openxmlformats.org/officeDocument/2006/math" xmlns:v="urn:schemas-microsoft-com:vml" xmlns:wp14="http://schemas.microsoft.com/office/word/2010/wordprocessingDrawing" xmlns:wp="http://schemas.openxmlformats.org/drawingml/2006/wordprocessingDrawing" xmlns:w10="urn:schemas-microsoft-com:office:word" xmlns:w="http://schemas.openxmlformats.org/wordprocessingml/2006/main" xmlns:w14="http://schemas.microsoft.com/office/word/2010/wordml" xmlns:w15="http://schemas.microsoft.com/office/word/2012/wordml" xmlns:w16cex="http://schemas.microsoft.com/office/word/2018/wordml/cex" xmlns:w16cid="http://schemas.microsoft.com/office/word/2016/wordml/cid" xmlns:w16="http://schemas.microsoft.com/office/word/2018/wordml" xmlns:w16du="http://schemas.microsoft.com/office/word/2023/wordml/word16du" xmlns:w16sdtdh="http://schemas.microsoft.com/office/word/2020/wordml/sdtdatahash" xmlns:w16sdtfl="http://schemas.microsoft.com/office/word/2024/wordml/sdtformatlock" xmlns:w16se="http://schemas.microsoft.com/office/word/2015/wordml/symex" xmlns:wpg="http://schemas.microsoft.com/office/word/2010/wordprocessingGroup" xmlns:wpi="http://schemas.microsoft.com/office/word/2010/wordprocessingInk" xmlns:wne="http://schemas.microsoft.com/office/word/2006/wordml" xmlns:wps="http://schemas.microsoft.com/office/word/2010/wordprocessingShape" mc:Ignorable="w14 w15 w16se w16cid w16 w16cex w16sdtdh w16sdtfl w16du wp14">
   <w:abstractNum w:abstractNumId="0" w15:restartNumberingAfterBreak="0">
     <w:nsid w:val="00000001"/>
     <w:multiLevelType w:val="multilevel"/>
@@ -9622,7 +10983,7 @@
 </file>
 
 <file path=word/styles.xml><?xml version="1.0" encoding="utf-8"?>
-<w:styles xmlns:mc="http://schemas.openxmlformats.org/markup-compatibility/2006" xmlns:r="http://schemas.openxmlformats.org/officeDocument/2006/relationships" xmlns:w="http://schemas.openxmlformats.org/wordprocessingml/2006/main" xmlns:w14="http://schemas.microsoft.com/office/word/2010/wordml" xmlns:w15="http://schemas.microsoft.com/office/word/2012/wordml" xmlns:w16cex="http://schemas.microsoft.com/office/word/2018/wordml/cex" xmlns:w16cid="http://schemas.microsoft.com/office/word/2016/wordml/cid" xmlns:w16="http://schemas.microsoft.com/office/word/2018/wordml" xmlns:w16du="http://schemas.microsoft.com/office/word/2023/wordml/word16du" xmlns:w16sdtdh="http://schemas.microsoft.com/office/word/2020/wordml/sdtdatahash" xmlns:w16se="http://schemas.microsoft.com/office/word/2015/wordml/symex" mc:Ignorable="w14 w15 w16se w16cid w16 w16cex w16sdtdh w16du">
+<w:styles xmlns:mc="http://schemas.openxmlformats.org/markup-compatibility/2006" xmlns:r="http://schemas.openxmlformats.org/officeDocument/2006/relationships" xmlns:w="http://schemas.openxmlformats.org/wordprocessingml/2006/main" xmlns:w14="http://schemas.microsoft.com/office/word/2010/wordml" xmlns:w15="http://schemas.microsoft.com/office/word/2012/wordml" xmlns:w16cex="http://schemas.microsoft.com/office/word/2018/wordml/cex" xmlns:w16cid="http://schemas.microsoft.com/office/word/2016/wordml/cid" xmlns:w16="http://schemas.microsoft.com/office/word/2018/wordml" xmlns:w16du="http://schemas.microsoft.com/office/word/2023/wordml/word16du" xmlns:w16sdtdh="http://schemas.microsoft.com/office/word/2020/wordml/sdtdatahash" xmlns:w16sdtfl="http://schemas.microsoft.com/office/word/2024/wordml/sdtformatlock" xmlns:w16se="http://schemas.microsoft.com/office/word/2015/wordml/symex" mc:Ignorable="w14 w15 w16se w16cid w16 w16cex w16sdtdh w16sdtfl w16du">
   <w:docDefaults>
     <w:rPrDefault>
       <w:rPr>
@@ -10249,6 +11610,1720 @@
 </w:styles>
 </file>
 
+<file path=word/charts/chart1.xml><?xml version="1.0" encoding="utf-8"?>
+<c:chartSpace xmlns:c="http://schemas.openxmlformats.org/drawingml/2006/chart" xmlns:a="http://schemas.openxmlformats.org/drawingml/2006/main" xmlns:r="http://schemas.openxmlformats.org/officeDocument/2006/relationships" xmlns:c16r2="http://schemas.microsoft.com/office/drawing/2015/06/chart">
+  <c:date1904 val="0"/>
+  <c:lang val="en-US"/>
+  <c:roundedCorners val="0"/>
+  <mc:AlternateContent xmlns:mc="http://schemas.openxmlformats.org/markup-compatibility/2006">
+    <mc:Choice xmlns:c14="http://schemas.microsoft.com/office/drawing/2007/8/2/chart" Requires="c14">
+      <c14:style val="102"/>
+    </mc:Choice>
+    <mc:Fallback>
+      <c:style val="2"/>
+    </mc:Fallback>
+  </mc:AlternateContent>
+  <c:chart>
+    <c:autoTitleDeleted val="1"/>
+    <c:view3D>
+      <c:rotX val="15"/>
+      <c:rotY val="20"/>
+      <c:rAngAx val="0"/>
+    </c:view3D>
+    <c:floor>
+      <c:thickness val="0"/>
+      <c:spPr>
+        <a:noFill/>
+        <a:ln>
+          <a:noFill/>
+        </a:ln>
+        <a:effectLst/>
+        <a:sp3d/>
+      </c:spPr>
+    </c:floor>
+    <c:sideWall>
+      <c:thickness val="0"/>
+      <c:spPr>
+        <a:noFill/>
+        <a:ln>
+          <a:noFill/>
+        </a:ln>
+        <a:effectLst/>
+        <a:sp3d/>
+      </c:spPr>
+    </c:sideWall>
+    <c:backWall>
+      <c:thickness val="0"/>
+      <c:spPr>
+        <a:noFill/>
+        <a:ln>
+          <a:noFill/>
+        </a:ln>
+        <a:effectLst/>
+        <a:sp3d/>
+      </c:spPr>
+    </c:backWall>
+    <c:plotArea>
+      <c:layout>
+        <c:manualLayout>
+          <c:layoutTarget val="inner"/>
+          <c:xMode val="edge"/>
+          <c:yMode val="edge"/>
+          <c:x val="0.11360346500363082"/>
+          <c:y val="8.4168420868840244E-2"/>
+          <c:w val="0.63378258908650664"/>
+          <c:h val="0.74761804989463876"/>
+        </c:manualLayout>
+      </c:layout>
+      <c:bar3DChart>
+        <c:barDir val="col"/>
+        <c:grouping val="clustered"/>
+        <c:varyColors val="0"/>
+        <c:ser>
+          <c:idx val="0"/>
+          <c:order val="0"/>
+          <c:spPr>
+            <a:solidFill>
+              <a:schemeClr val="accent1"/>
+            </a:solidFill>
+            <a:ln>
+              <a:noFill/>
+            </a:ln>
+            <a:effectLst/>
+            <a:sp3d/>
+          </c:spPr>
+          <c:invertIfNegative val="0"/>
+          <c:dLbls>
+            <c:spPr>
+              <a:noFill/>
+              <a:ln>
+                <a:noFill/>
+              </a:ln>
+              <a:effectLst/>
+            </c:spPr>
+            <c:txPr>
+              <a:bodyPr rot="0" spcFirstLastPara="1" vertOverflow="ellipsis" vert="horz" wrap="square" lIns="38100" tIns="19050" rIns="38100" bIns="19050" anchor="ctr" anchorCtr="1">
+                <a:spAutoFit/>
+              </a:bodyPr>
+              <a:lstStyle/>
+              <a:p>
+                <a:pPr>
+                  <a:defRPr sz="900" b="0" i="0" u="none" strike="noStrike" kern="1200" baseline="0">
+                    <a:solidFill>
+                      <a:schemeClr val="tx1">
+                        <a:lumMod val="75000"/>
+                        <a:lumOff val="25000"/>
+                      </a:schemeClr>
+                    </a:solidFill>
+                    <a:latin typeface="Arial" panose="020B0604020202020204" pitchFamily="34" charset="0"/>
+                    <a:ea typeface="+mn-ea"/>
+                    <a:cs typeface="Arial" panose="020B0604020202020204" pitchFamily="34" charset="0"/>
+                  </a:defRPr>
+                </a:pPr>
+                <a:endParaRPr lang="en-US"/>
+              </a:p>
+            </c:txPr>
+            <c:showLegendKey val="0"/>
+            <c:showVal val="1"/>
+            <c:showCatName val="0"/>
+            <c:showSerName val="0"/>
+            <c:showPercent val="0"/>
+            <c:showBubbleSize val="0"/>
+            <c:showLeaderLines val="0"/>
+            <c:extLst>
+              <c:ext xmlns:c15="http://schemas.microsoft.com/office/drawing/2012/chart" uri="{CE6537A1-D6FC-4f65-9D91-7224C49458BB}">
+                <c15:showLeaderLines val="1"/>
+                <c15:leaderLines>
+                  <c:spPr>
+                    <a:ln w="9525" cap="flat" cmpd="sng" algn="ctr">
+                      <a:solidFill>
+                        <a:schemeClr val="tx1">
+                          <a:lumMod val="35000"/>
+                          <a:lumOff val="65000"/>
+                        </a:schemeClr>
+                      </a:solidFill>
+                      <a:round/>
+                    </a:ln>
+                    <a:effectLst/>
+                  </c:spPr>
+                </c15:leaderLines>
+              </c:ext>
+            </c:extLst>
+          </c:dLbls>
+          <c:cat>
+            <c:numRef>
+              <c:f>Болгарки!$A$4:$A$6</c:f>
+              <c:numCache>
+                <c:formatCode>General</c:formatCode>
+                <c:ptCount val="3"/>
+                <c:pt idx="0">
+                  <c:v>1938</c:v>
+                </c:pt>
+                <c:pt idx="1">
+                  <c:v>1942</c:v>
+                </c:pt>
+              </c:numCache>
+            </c:numRef>
+          </c:cat>
+          <c:val>
+            <c:numRef>
+              <c:f>Болгарки!$B$4:$B$6</c:f>
+              <c:numCache>
+                <c:formatCode>General</c:formatCode>
+                <c:ptCount val="3"/>
+                <c:pt idx="0">
+                  <c:v>12</c:v>
+                </c:pt>
+                <c:pt idx="1">
+                  <c:v>1</c:v>
+                </c:pt>
+              </c:numCache>
+            </c:numRef>
+          </c:val>
+          <c:extLst>
+            <c:ext xmlns:c16="http://schemas.microsoft.com/office/drawing/2014/chart" uri="{C3380CC4-5D6E-409C-BE32-E72D297353CC}">
+              <c16:uniqueId val="{00000000-327E-456F-8810-10378F8996D3}"/>
+            </c:ext>
+          </c:extLst>
+        </c:ser>
+        <c:dLbls>
+          <c:showLegendKey val="0"/>
+          <c:showVal val="0"/>
+          <c:showCatName val="0"/>
+          <c:showSerName val="0"/>
+          <c:showPercent val="0"/>
+          <c:showBubbleSize val="0"/>
+        </c:dLbls>
+        <c:gapWidth val="150"/>
+        <c:shape val="box"/>
+        <c:axId val="904673775"/>
+        <c:axId val="904655055"/>
+        <c:axId val="0"/>
+      </c:bar3DChart>
+      <c:catAx>
+        <c:axId val="904673775"/>
+        <c:scaling>
+          <c:orientation val="minMax"/>
+        </c:scaling>
+        <c:delete val="0"/>
+        <c:axPos val="b"/>
+        <c:numFmt formatCode="General" sourceLinked="1"/>
+        <c:majorTickMark val="out"/>
+        <c:minorTickMark val="none"/>
+        <c:tickLblPos val="nextTo"/>
+        <c:spPr>
+          <a:noFill/>
+          <a:ln w="9525" cap="flat" cmpd="sng" algn="ctr">
+            <a:solidFill>
+              <a:schemeClr val="tx1">
+                <a:lumMod val="15000"/>
+                <a:lumOff val="85000"/>
+              </a:schemeClr>
+            </a:solidFill>
+            <a:round/>
+          </a:ln>
+          <a:effectLst/>
+        </c:spPr>
+        <c:txPr>
+          <a:bodyPr rot="-60000000" spcFirstLastPara="1" vertOverflow="ellipsis" vert="horz" wrap="square" anchor="ctr" anchorCtr="1"/>
+          <a:lstStyle/>
+          <a:p>
+            <a:pPr>
+              <a:defRPr sz="900" b="0" i="0" u="none" strike="noStrike" kern="1200" baseline="-10000">
+                <a:solidFill>
+                  <a:schemeClr val="tx1">
+                    <a:lumMod val="65000"/>
+                    <a:lumOff val="35000"/>
+                  </a:schemeClr>
+                </a:solidFill>
+                <a:latin typeface="Arial" panose="020B0604020202020204" pitchFamily="34" charset="0"/>
+                <a:ea typeface="+mn-ea"/>
+                <a:cs typeface="+mn-cs"/>
+              </a:defRPr>
+            </a:pPr>
+            <a:endParaRPr lang="en-US"/>
+          </a:p>
+        </c:txPr>
+        <c:crossAx val="904655055"/>
+        <c:crosses val="autoZero"/>
+        <c:auto val="0"/>
+        <c:lblAlgn val="ctr"/>
+        <c:lblOffset val="100"/>
+        <c:noMultiLvlLbl val="0"/>
+      </c:catAx>
+      <c:valAx>
+        <c:axId val="904655055"/>
+        <c:scaling>
+          <c:orientation val="minMax"/>
+          <c:max val="15"/>
+          <c:min val="0"/>
+        </c:scaling>
+        <c:delete val="1"/>
+        <c:axPos val="l"/>
+        <c:numFmt formatCode="General" sourceLinked="1"/>
+        <c:majorTickMark val="out"/>
+        <c:minorTickMark val="none"/>
+        <c:tickLblPos val="nextTo"/>
+        <c:crossAx val="904673775"/>
+        <c:crosses val="autoZero"/>
+        <c:crossBetween val="between"/>
+        <c:majorUnit val="2"/>
+        <c:minorUnit val="1"/>
+      </c:valAx>
+      <c:spPr>
+        <a:noFill/>
+        <a:ln>
+          <a:noFill/>
+        </a:ln>
+        <a:effectLst/>
+      </c:spPr>
+    </c:plotArea>
+    <c:plotVisOnly val="1"/>
+    <c:dispBlanksAs val="gap"/>
+    <c:extLst>
+      <c:ext xmlns:c16r3="http://schemas.microsoft.com/office/drawing/2017/03/chart" uri="{56B9EC1D-385E-4148-901F-78D8002777C0}">
+        <c16r3:dataDisplayOptions16>
+          <c16r3:dispNaAsBlank val="1"/>
+        </c16r3:dataDisplayOptions16>
+      </c:ext>
+    </c:extLst>
+    <c:showDLblsOverMax val="0"/>
+  </c:chart>
+  <c:spPr>
+    <a:solidFill>
+      <a:schemeClr val="bg1"/>
+    </a:solidFill>
+    <a:ln w="9525" cap="flat" cmpd="sng" algn="ctr">
+      <a:solidFill>
+        <a:schemeClr val="tx1">
+          <a:lumMod val="15000"/>
+          <a:lumOff val="85000"/>
+        </a:schemeClr>
+      </a:solidFill>
+      <a:round/>
+    </a:ln>
+    <a:effectLst/>
+  </c:spPr>
+  <c:txPr>
+    <a:bodyPr/>
+    <a:lstStyle/>
+    <a:p>
+      <a:pPr>
+        <a:defRPr/>
+      </a:pPr>
+      <a:endParaRPr lang="en-US"/>
+    </a:p>
+  </c:txPr>
+  <c:externalData r:id="rId3">
+    <c:autoUpdate val="0"/>
+  </c:externalData>
+</c:chartSpace>
+</file>
+
+<file path=word/charts/chart2.xml><?xml version="1.0" encoding="utf-8"?>
+<c:chartSpace xmlns:c="http://schemas.openxmlformats.org/drawingml/2006/chart" xmlns:a="http://schemas.openxmlformats.org/drawingml/2006/main" xmlns:r="http://schemas.openxmlformats.org/officeDocument/2006/relationships" xmlns:c16r2="http://schemas.microsoft.com/office/drawing/2015/06/chart">
+  <c:date1904 val="0"/>
+  <c:lang val="en-US"/>
+  <c:roundedCorners val="0"/>
+  <mc:AlternateContent xmlns:mc="http://schemas.openxmlformats.org/markup-compatibility/2006">
+    <mc:Choice xmlns:c14="http://schemas.microsoft.com/office/drawing/2007/8/2/chart" Requires="c14">
+      <c14:style val="102"/>
+    </mc:Choice>
+    <mc:Fallback>
+      <c:style val="2"/>
+    </mc:Fallback>
+  </mc:AlternateContent>
+  <c:clrMapOvr bg1="lt1" tx1="dk1" bg2="lt2" tx2="dk2" accent1="accent1" accent2="accent2" accent3="accent3" accent4="accent4" accent5="accent5" accent6="accent6" hlink="hlink" folHlink="folHlink"/>
+  <c:chart>
+    <c:autoTitleDeleted val="1"/>
+    <c:view3D>
+      <c:rotX val="0"/>
+      <c:rotY val="20"/>
+      <c:rAngAx val="0"/>
+    </c:view3D>
+    <c:floor>
+      <c:thickness val="0"/>
+      <c:spPr>
+        <a:noFill/>
+        <a:ln>
+          <a:noFill/>
+        </a:ln>
+        <a:effectLst/>
+        <a:sp3d/>
+      </c:spPr>
+    </c:floor>
+    <c:sideWall>
+      <c:thickness val="0"/>
+      <c:spPr>
+        <a:noFill/>
+        <a:ln>
+          <a:noFill/>
+        </a:ln>
+        <a:effectLst/>
+        <a:sp3d/>
+      </c:spPr>
+    </c:sideWall>
+    <c:backWall>
+      <c:thickness val="0"/>
+      <c:spPr>
+        <a:noFill/>
+        <a:ln>
+          <a:noFill/>
+        </a:ln>
+        <a:effectLst/>
+        <a:sp3d/>
+      </c:spPr>
+    </c:backWall>
+    <c:plotArea>
+      <c:layout>
+        <c:manualLayout>
+          <c:layoutTarget val="inner"/>
+          <c:xMode val="edge"/>
+          <c:yMode val="edge"/>
+          <c:x val="8.4047107493246218E-2"/>
+          <c:y val="0.11691543957334048"/>
+          <c:w val="0.78271378599606178"/>
+          <c:h val="0.64707239343978185"/>
+        </c:manualLayout>
+      </c:layout>
+      <c:bar3DChart>
+        <c:barDir val="col"/>
+        <c:grouping val="clustered"/>
+        <c:varyColors val="0"/>
+        <c:ser>
+          <c:idx val="0"/>
+          <c:order val="0"/>
+          <c:spPr>
+            <a:solidFill>
+              <a:srgbClr val="4472C4"/>
+            </a:solidFill>
+            <a:ln>
+              <a:noFill/>
+            </a:ln>
+            <a:effectLst/>
+            <a:sp3d/>
+          </c:spPr>
+          <c:invertIfNegative val="0"/>
+          <c:dLbls>
+            <c:spPr>
+              <a:noFill/>
+              <a:ln>
+                <a:noFill/>
+              </a:ln>
+              <a:effectLst/>
+            </c:spPr>
+            <c:txPr>
+              <a:bodyPr rot="0" spcFirstLastPara="1" vertOverflow="ellipsis" vert="horz" wrap="square" lIns="38100" tIns="19050" rIns="38100" bIns="19050" anchor="ctr" anchorCtr="1">
+                <a:spAutoFit/>
+              </a:bodyPr>
+              <a:lstStyle/>
+              <a:p>
+                <a:pPr>
+                  <a:defRPr sz="900" b="0" i="0" u="none" strike="noStrike" kern="1200" baseline="0">
+                    <a:solidFill>
+                      <a:schemeClr val="tx1">
+                        <a:lumMod val="75000"/>
+                        <a:lumOff val="25000"/>
+                      </a:schemeClr>
+                    </a:solidFill>
+                    <a:latin typeface="Arial" panose="020B0604020202020204" pitchFamily="34" charset="0"/>
+                    <a:ea typeface="+mn-ea"/>
+                    <a:cs typeface="Arial" panose="020B0604020202020204" pitchFamily="34" charset="0"/>
+                  </a:defRPr>
+                </a:pPr>
+                <a:endParaRPr lang="en-US"/>
+              </a:p>
+            </c:txPr>
+            <c:showLegendKey val="0"/>
+            <c:showVal val="1"/>
+            <c:showCatName val="0"/>
+            <c:showSerName val="0"/>
+            <c:showPercent val="0"/>
+            <c:showBubbleSize val="0"/>
+            <c:separator>
+</c:separator>
+            <c:showLeaderLines val="0"/>
+            <c:extLst>
+              <c:ext xmlns:c15="http://schemas.microsoft.com/office/drawing/2012/chart" uri="{CE6537A1-D6FC-4f65-9D91-7224C49458BB}">
+                <c15:showLeaderLines val="1"/>
+                <c15:leaderLines>
+                  <c:spPr>
+                    <a:ln w="9525" cap="flat" cmpd="sng" algn="ctr">
+                      <a:solidFill>
+                        <a:schemeClr val="tx1">
+                          <a:lumMod val="35000"/>
+                          <a:lumOff val="65000"/>
+                        </a:schemeClr>
+                      </a:solidFill>
+                      <a:round/>
+                    </a:ln>
+                    <a:effectLst/>
+                  </c:spPr>
+                </c15:leaderLines>
+              </c:ext>
+            </c:extLst>
+          </c:dLbls>
+          <c:cat>
+            <c:strRef>
+              <c:f>Болгарки!$A$6:$A$8</c:f>
+              <c:strCache>
+                <c:ptCount val="3"/>
+                <c:pt idx="0">
+                  <c:v>29-35 лет</c:v>
+                </c:pt>
+                <c:pt idx="1">
+                  <c:v>41-51 год</c:v>
+                </c:pt>
+                <c:pt idx="2">
+                  <c:v>56-67 лет</c:v>
+                </c:pt>
+              </c:strCache>
+            </c:strRef>
+          </c:cat>
+          <c:val>
+            <c:numRef>
+              <c:f>Болгарки!$B$6:$B$8</c:f>
+              <c:numCache>
+                <c:formatCode>General</c:formatCode>
+                <c:ptCount val="3"/>
+                <c:pt idx="0">
+                  <c:v>3</c:v>
+                </c:pt>
+                <c:pt idx="1">
+                  <c:v>6</c:v>
+                </c:pt>
+                <c:pt idx="2">
+                  <c:v>4</c:v>
+                </c:pt>
+              </c:numCache>
+            </c:numRef>
+          </c:val>
+          <c:extLst>
+            <c:ext xmlns:c16="http://schemas.microsoft.com/office/drawing/2014/chart" uri="{C3380CC4-5D6E-409C-BE32-E72D297353CC}">
+              <c16:uniqueId val="{00000000-0B74-4F6E-8340-720D21E35FDD}"/>
+            </c:ext>
+          </c:extLst>
+        </c:ser>
+        <c:dLbls>
+          <c:showLegendKey val="0"/>
+          <c:showVal val="0"/>
+          <c:showCatName val="0"/>
+          <c:showSerName val="0"/>
+          <c:showPercent val="0"/>
+          <c:showBubbleSize val="0"/>
+        </c:dLbls>
+        <c:gapWidth val="83"/>
+        <c:shape val="box"/>
+        <c:axId val="904673775"/>
+        <c:axId val="904655055"/>
+        <c:axId val="0"/>
+      </c:bar3DChart>
+      <c:catAx>
+        <c:axId val="904673775"/>
+        <c:scaling>
+          <c:orientation val="minMax"/>
+        </c:scaling>
+        <c:delete val="0"/>
+        <c:axPos val="b"/>
+        <c:numFmt formatCode="General" sourceLinked="1"/>
+        <c:majorTickMark val="out"/>
+        <c:minorTickMark val="none"/>
+        <c:tickLblPos val="nextTo"/>
+        <c:spPr>
+          <a:noFill/>
+          <a:ln w="9525" cap="flat" cmpd="sng" algn="ctr">
+            <a:solidFill>
+              <a:schemeClr val="tx1">
+                <a:lumMod val="15000"/>
+                <a:lumOff val="85000"/>
+              </a:schemeClr>
+            </a:solidFill>
+            <a:round/>
+          </a:ln>
+          <a:effectLst/>
+        </c:spPr>
+        <c:txPr>
+          <a:bodyPr rot="0" spcFirstLastPara="1" vertOverflow="ellipsis" wrap="square" anchor="ctr" anchorCtr="1"/>
+          <a:lstStyle/>
+          <a:p>
+            <a:pPr>
+              <a:defRPr sz="900" b="0" i="0" u="none" strike="noStrike" kern="1200" baseline="-10000">
+                <a:solidFill>
+                  <a:schemeClr val="tx1">
+                    <a:lumMod val="65000"/>
+                    <a:lumOff val="35000"/>
+                  </a:schemeClr>
+                </a:solidFill>
+                <a:latin typeface="Arial" panose="020B0604020202020204" pitchFamily="34" charset="0"/>
+                <a:ea typeface="+mn-ea"/>
+                <a:cs typeface="+mn-cs"/>
+              </a:defRPr>
+            </a:pPr>
+            <a:endParaRPr lang="en-US"/>
+          </a:p>
+        </c:txPr>
+        <c:crossAx val="904655055"/>
+        <c:crossesAt val="0"/>
+        <c:auto val="0"/>
+        <c:lblAlgn val="ctr"/>
+        <c:lblOffset val="100"/>
+        <c:noMultiLvlLbl val="0"/>
+      </c:catAx>
+      <c:valAx>
+        <c:axId val="904655055"/>
+        <c:scaling>
+          <c:orientation val="minMax"/>
+          <c:max val="6"/>
+          <c:min val="0"/>
+        </c:scaling>
+        <c:delete val="1"/>
+        <c:axPos val="l"/>
+        <c:numFmt formatCode="General" sourceLinked="1"/>
+        <c:majorTickMark val="out"/>
+        <c:minorTickMark val="none"/>
+        <c:tickLblPos val="nextTo"/>
+        <c:crossAx val="904673775"/>
+        <c:crosses val="autoZero"/>
+        <c:crossBetween val="between"/>
+        <c:majorUnit val="1"/>
+        <c:minorUnit val="0.5"/>
+      </c:valAx>
+      <c:spPr>
+        <a:noFill/>
+        <a:ln>
+          <a:noFill/>
+        </a:ln>
+        <a:effectLst/>
+      </c:spPr>
+    </c:plotArea>
+    <c:plotVisOnly val="1"/>
+    <c:dispBlanksAs val="gap"/>
+    <c:extLst>
+      <c:ext xmlns:c16r3="http://schemas.microsoft.com/office/drawing/2017/03/chart" uri="{56B9EC1D-385E-4148-901F-78D8002777C0}">
+        <c16r3:dataDisplayOptions16>
+          <c16r3:dispNaAsBlank val="1"/>
+        </c16r3:dataDisplayOptions16>
+      </c:ext>
+    </c:extLst>
+    <c:showDLblsOverMax val="0"/>
+  </c:chart>
+  <c:spPr>
+    <a:solidFill>
+      <a:schemeClr val="bg1"/>
+    </a:solidFill>
+    <a:ln w="9525" cap="flat" cmpd="sng" algn="ctr">
+      <a:solidFill>
+        <a:schemeClr val="tx1">
+          <a:lumMod val="15000"/>
+          <a:lumOff val="85000"/>
+        </a:schemeClr>
+      </a:solidFill>
+      <a:round/>
+    </a:ln>
+    <a:effectLst/>
+  </c:spPr>
+  <c:txPr>
+    <a:bodyPr/>
+    <a:lstStyle/>
+    <a:p>
+      <a:pPr>
+        <a:defRPr/>
+      </a:pPr>
+      <a:endParaRPr lang="en-US"/>
+    </a:p>
+  </c:txPr>
+  <c:externalData r:id="rId4">
+    <c:autoUpdate val="0"/>
+  </c:externalData>
+</c:chartSpace>
+</file>
+
+<file path=word/charts/colors1.xml><?xml version="1.0" encoding="utf-8"?>
+<cs:colorStyle xmlns:cs="http://schemas.microsoft.com/office/drawing/2012/chartStyle" xmlns:a="http://schemas.openxmlformats.org/drawingml/2006/main" meth="cycle" id="10">
+  <a:schemeClr val="accent1"/>
+  <a:schemeClr val="accent2"/>
+  <a:schemeClr val="accent3"/>
+  <a:schemeClr val="accent4"/>
+  <a:schemeClr val="accent5"/>
+  <a:schemeClr val="accent6"/>
+  <cs:variation/>
+  <cs:variation>
+    <a:lumMod val="60000"/>
+  </cs:variation>
+  <cs:variation>
+    <a:lumMod val="80000"/>
+    <a:lumOff val="20000"/>
+  </cs:variation>
+  <cs:variation>
+    <a:lumMod val="80000"/>
+  </cs:variation>
+  <cs:variation>
+    <a:lumMod val="60000"/>
+    <a:lumOff val="40000"/>
+  </cs:variation>
+  <cs:variation>
+    <a:lumMod val="50000"/>
+  </cs:variation>
+  <cs:variation>
+    <a:lumMod val="70000"/>
+    <a:lumOff val="30000"/>
+  </cs:variation>
+  <cs:variation>
+    <a:lumMod val="70000"/>
+  </cs:variation>
+  <cs:variation>
+    <a:lumMod val="50000"/>
+    <a:lumOff val="50000"/>
+  </cs:variation>
+</cs:colorStyle>
+</file>
+
+<file path=word/charts/colors2.xml><?xml version="1.0" encoding="utf-8"?>
+<cs:colorStyle xmlns:cs="http://schemas.microsoft.com/office/drawing/2012/chartStyle" xmlns:a="http://schemas.openxmlformats.org/drawingml/2006/main" meth="cycle" id="10">
+  <a:schemeClr val="accent1"/>
+  <a:schemeClr val="accent2"/>
+  <a:schemeClr val="accent3"/>
+  <a:schemeClr val="accent4"/>
+  <a:schemeClr val="accent5"/>
+  <a:schemeClr val="accent6"/>
+  <cs:variation/>
+  <cs:variation>
+    <a:lumMod val="60000"/>
+  </cs:variation>
+  <cs:variation>
+    <a:lumMod val="80000"/>
+    <a:lumOff val="20000"/>
+  </cs:variation>
+  <cs:variation>
+    <a:lumMod val="80000"/>
+  </cs:variation>
+  <cs:variation>
+    <a:lumMod val="60000"/>
+    <a:lumOff val="40000"/>
+  </cs:variation>
+  <cs:variation>
+    <a:lumMod val="50000"/>
+  </cs:variation>
+  <cs:variation>
+    <a:lumMod val="70000"/>
+    <a:lumOff val="30000"/>
+  </cs:variation>
+  <cs:variation>
+    <a:lumMod val="70000"/>
+  </cs:variation>
+  <cs:variation>
+    <a:lumMod val="50000"/>
+    <a:lumOff val="50000"/>
+  </cs:variation>
+</cs:colorStyle>
+</file>
+
+<file path=word/charts/style1.xml><?xml version="1.0" encoding="utf-8"?>
+<cs:chartStyle xmlns:cs="http://schemas.microsoft.com/office/drawing/2012/chartStyle" xmlns:a="http://schemas.openxmlformats.org/drawingml/2006/main" id="332">
+  <cs:axisTitle>
+    <cs:lnRef idx="0"/>
+    <cs:fillRef idx="0"/>
+    <cs:effectRef idx="0"/>
+    <cs:fontRef idx="minor">
+      <a:schemeClr val="tx1">
+        <a:lumMod val="65000"/>
+        <a:lumOff val="35000"/>
+      </a:schemeClr>
+    </cs:fontRef>
+    <cs:defRPr sz="1000" kern="1200"/>
+  </cs:axisTitle>
+  <cs:categoryAxis>
+    <cs:lnRef idx="0"/>
+    <cs:fillRef idx="0"/>
+    <cs:effectRef idx="0"/>
+    <cs:fontRef idx="minor">
+      <a:schemeClr val="tx1">
+        <a:lumMod val="65000"/>
+        <a:lumOff val="35000"/>
+      </a:schemeClr>
+    </cs:fontRef>
+    <cs:spPr>
+      <a:ln w="9525" cap="flat" cmpd="sng" algn="ctr">
+        <a:solidFill>
+          <a:schemeClr val="tx1">
+            <a:lumMod val="15000"/>
+            <a:lumOff val="85000"/>
+          </a:schemeClr>
+        </a:solidFill>
+        <a:round/>
+      </a:ln>
+    </cs:spPr>
+    <cs:defRPr sz="900" kern="1200"/>
+  </cs:categoryAxis>
+  <cs:chartArea mods="allowNoFillOverride allowNoLineOverride">
+    <cs:lnRef idx="0"/>
+    <cs:fillRef idx="0"/>
+    <cs:effectRef idx="0"/>
+    <cs:fontRef idx="minor">
+      <a:schemeClr val="tx1"/>
+    </cs:fontRef>
+    <cs:spPr>
+      <a:solidFill>
+        <a:schemeClr val="bg1"/>
+      </a:solidFill>
+      <a:ln w="9525" cap="flat" cmpd="sng" algn="ctr">
+        <a:solidFill>
+          <a:schemeClr val="tx1">
+            <a:lumMod val="15000"/>
+            <a:lumOff val="85000"/>
+          </a:schemeClr>
+        </a:solidFill>
+        <a:round/>
+      </a:ln>
+    </cs:spPr>
+    <cs:defRPr sz="1000" kern="1200"/>
+  </cs:chartArea>
+  <cs:dataLabel>
+    <cs:lnRef idx="0"/>
+    <cs:fillRef idx="0"/>
+    <cs:effectRef idx="0"/>
+    <cs:fontRef idx="minor">
+      <a:schemeClr val="tx1">
+        <a:lumMod val="75000"/>
+        <a:lumOff val="25000"/>
+      </a:schemeClr>
+    </cs:fontRef>
+    <cs:defRPr sz="900" kern="1200"/>
+  </cs:dataLabel>
+  <cs:dataLabelCallout>
+    <cs:lnRef idx="0"/>
+    <cs:fillRef idx="0"/>
+    <cs:effectRef idx="0"/>
+    <cs:fontRef idx="minor">
+      <a:schemeClr val="dk1">
+        <a:lumMod val="65000"/>
+        <a:lumOff val="35000"/>
+      </a:schemeClr>
+    </cs:fontRef>
+    <cs:spPr>
+      <a:solidFill>
+        <a:schemeClr val="lt1"/>
+      </a:solidFill>
+      <a:ln>
+        <a:solidFill>
+          <a:schemeClr val="dk1">
+            <a:lumMod val="25000"/>
+            <a:lumOff val="75000"/>
+          </a:schemeClr>
+        </a:solidFill>
+      </a:ln>
+    </cs:spPr>
+    <cs:defRPr sz="900" kern="1200"/>
+    <cs:bodyPr rot="0" spcFirstLastPara="1" vertOverflow="clip" horzOverflow="clip" vert="horz" wrap="square" lIns="36576" tIns="18288" rIns="36576" bIns="18288" anchor="ctr" anchorCtr="1">
+      <a:spAutoFit/>
+    </cs:bodyPr>
+  </cs:dataLabelCallout>
+  <cs:dataPoint>
+    <cs:lnRef idx="0"/>
+    <cs:fillRef idx="1">
+      <cs:styleClr val="auto"/>
+    </cs:fillRef>
+    <cs:effectRef idx="0"/>
+    <cs:fontRef idx="minor">
+      <a:schemeClr val="tx1"/>
+    </cs:fontRef>
+  </cs:dataPoint>
+  <cs:dataPoint3D>
+    <cs:lnRef idx="0"/>
+    <cs:fillRef idx="1">
+      <cs:styleClr val="auto"/>
+    </cs:fillRef>
+    <cs:effectRef idx="0"/>
+    <cs:fontRef idx="minor">
+      <a:schemeClr val="tx1"/>
+    </cs:fontRef>
+  </cs:dataPoint3D>
+  <cs:dataPointLine>
+    <cs:lnRef idx="0">
+      <cs:styleClr val="auto"/>
+    </cs:lnRef>
+    <cs:fillRef idx="1"/>
+    <cs:effectRef idx="0"/>
+    <cs:fontRef idx="minor">
+      <a:schemeClr val="tx1"/>
+    </cs:fontRef>
+    <cs:spPr>
+      <a:ln w="28575" cap="rnd">
+        <a:solidFill>
+          <a:schemeClr val="phClr"/>
+        </a:solidFill>
+        <a:round/>
+      </a:ln>
+    </cs:spPr>
+  </cs:dataPointLine>
+  <cs:dataPointMarker>
+    <cs:lnRef idx="0">
+      <cs:styleClr val="auto"/>
+    </cs:lnRef>
+    <cs:fillRef idx="1">
+      <cs:styleClr val="auto"/>
+    </cs:fillRef>
+    <cs:effectRef idx="0"/>
+    <cs:fontRef idx="minor">
+      <a:schemeClr val="tx1"/>
+    </cs:fontRef>
+    <cs:spPr>
+      <a:ln w="9525">
+        <a:solidFill>
+          <a:schemeClr val="phClr"/>
+        </a:solidFill>
+      </a:ln>
+    </cs:spPr>
+  </cs:dataPointMarker>
+  <cs:dataPointMarkerLayout symbol="circle" size="5"/>
+  <cs:dataPointWireframe>
+    <cs:lnRef idx="0">
+      <cs:styleClr val="auto"/>
+    </cs:lnRef>
+    <cs:fillRef idx="1"/>
+    <cs:effectRef idx="0"/>
+    <cs:fontRef idx="minor">
+      <a:schemeClr val="tx1"/>
+    </cs:fontRef>
+    <cs:spPr>
+      <a:ln w="9525" cap="rnd">
+        <a:solidFill>
+          <a:schemeClr val="phClr"/>
+        </a:solidFill>
+        <a:round/>
+      </a:ln>
+    </cs:spPr>
+  </cs:dataPointWireframe>
+  <cs:dataTable>
+    <cs:lnRef idx="0"/>
+    <cs:fillRef idx="0"/>
+    <cs:effectRef idx="0"/>
+    <cs:fontRef idx="minor">
+      <a:schemeClr val="tx1">
+        <a:lumMod val="65000"/>
+        <a:lumOff val="35000"/>
+      </a:schemeClr>
+    </cs:fontRef>
+    <cs:spPr>
+      <a:noFill/>
+      <a:ln w="9525" cap="flat" cmpd="sng" algn="ctr">
+        <a:solidFill>
+          <a:schemeClr val="tx1">
+            <a:lumMod val="15000"/>
+            <a:lumOff val="85000"/>
+          </a:schemeClr>
+        </a:solidFill>
+        <a:round/>
+      </a:ln>
+    </cs:spPr>
+    <cs:defRPr sz="900" kern="1200"/>
+  </cs:dataTable>
+  <cs:downBar>
+    <cs:lnRef idx="0"/>
+    <cs:fillRef idx="0"/>
+    <cs:effectRef idx="0"/>
+    <cs:fontRef idx="minor">
+      <a:schemeClr val="dk1"/>
+    </cs:fontRef>
+    <cs:spPr>
+      <a:solidFill>
+        <a:schemeClr val="dk1">
+          <a:lumMod val="65000"/>
+          <a:lumOff val="35000"/>
+        </a:schemeClr>
+      </a:solidFill>
+      <a:ln w="9525">
+        <a:solidFill>
+          <a:schemeClr val="tx1">
+            <a:lumMod val="65000"/>
+            <a:lumOff val="35000"/>
+          </a:schemeClr>
+        </a:solidFill>
+      </a:ln>
+    </cs:spPr>
+  </cs:downBar>
+  <cs:dropLine>
+    <cs:lnRef idx="0"/>
+    <cs:fillRef idx="0"/>
+    <cs:effectRef idx="0"/>
+    <cs:fontRef idx="minor">
+      <a:schemeClr val="tx1"/>
+    </cs:fontRef>
+    <cs:spPr>
+      <a:ln w="9525" cap="flat" cmpd="sng" algn="ctr">
+        <a:solidFill>
+          <a:schemeClr val="tx1">
+            <a:lumMod val="35000"/>
+            <a:lumOff val="65000"/>
+          </a:schemeClr>
+        </a:solidFill>
+        <a:round/>
+      </a:ln>
+    </cs:spPr>
+  </cs:dropLine>
+  <cs:errorBar>
+    <cs:lnRef idx="0"/>
+    <cs:fillRef idx="0"/>
+    <cs:effectRef idx="0"/>
+    <cs:fontRef idx="minor">
+      <a:schemeClr val="tx1"/>
+    </cs:fontRef>
+    <cs:spPr>
+      <a:ln w="9525" cap="flat" cmpd="sng" algn="ctr">
+        <a:solidFill>
+          <a:schemeClr val="tx1">
+            <a:lumMod val="65000"/>
+            <a:lumOff val="35000"/>
+          </a:schemeClr>
+        </a:solidFill>
+        <a:round/>
+      </a:ln>
+    </cs:spPr>
+  </cs:errorBar>
+  <cs:floor>
+    <cs:lnRef idx="0"/>
+    <cs:fillRef idx="0"/>
+    <cs:effectRef idx="0"/>
+    <cs:fontRef idx="minor">
+      <a:schemeClr val="tx1"/>
+    </cs:fontRef>
+    <cs:spPr>
+      <a:noFill/>
+      <a:ln>
+        <a:noFill/>
+      </a:ln>
+    </cs:spPr>
+  </cs:floor>
+  <cs:gridlineMajor>
+    <cs:lnRef idx="0"/>
+    <cs:fillRef idx="0"/>
+    <cs:effectRef idx="0"/>
+    <cs:fontRef idx="minor">
+      <a:schemeClr val="tx1"/>
+    </cs:fontRef>
+    <cs:spPr>
+      <a:ln w="9525" cap="flat" cmpd="sng" algn="ctr">
+        <a:solidFill>
+          <a:schemeClr val="tx1">
+            <a:lumMod val="15000"/>
+            <a:lumOff val="85000"/>
+          </a:schemeClr>
+        </a:solidFill>
+        <a:round/>
+      </a:ln>
+    </cs:spPr>
+  </cs:gridlineMajor>
+  <cs:gridlineMinor>
+    <cs:lnRef idx="0"/>
+    <cs:fillRef idx="0"/>
+    <cs:effectRef idx="0"/>
+    <cs:fontRef idx="minor">
+      <a:schemeClr val="tx1"/>
+    </cs:fontRef>
+    <cs:spPr>
+      <a:ln w="9525" cap="flat" cmpd="sng" algn="ctr">
+        <a:solidFill>
+          <a:schemeClr val="tx1">
+            <a:lumMod val="5000"/>
+            <a:lumOff val="95000"/>
+          </a:schemeClr>
+        </a:solidFill>
+        <a:round/>
+      </a:ln>
+    </cs:spPr>
+  </cs:gridlineMinor>
+  <cs:hiLoLine>
+    <cs:lnRef idx="0"/>
+    <cs:fillRef idx="0"/>
+    <cs:effectRef idx="0"/>
+    <cs:fontRef idx="minor">
+      <a:schemeClr val="tx1"/>
+    </cs:fontRef>
+    <cs:spPr>
+      <a:ln w="9525" cap="flat" cmpd="sng" algn="ctr">
+        <a:solidFill>
+          <a:schemeClr val="tx1">
+            <a:lumMod val="75000"/>
+            <a:lumOff val="25000"/>
+          </a:schemeClr>
+        </a:solidFill>
+        <a:round/>
+      </a:ln>
+    </cs:spPr>
+  </cs:hiLoLine>
+  <cs:leaderLine>
+    <cs:lnRef idx="0"/>
+    <cs:fillRef idx="0"/>
+    <cs:effectRef idx="0"/>
+    <cs:fontRef idx="minor">
+      <a:schemeClr val="tx1"/>
+    </cs:fontRef>
+    <cs:spPr>
+      <a:ln w="9525" cap="flat" cmpd="sng" algn="ctr">
+        <a:solidFill>
+          <a:schemeClr val="tx1">
+            <a:lumMod val="35000"/>
+            <a:lumOff val="65000"/>
+          </a:schemeClr>
+        </a:solidFill>
+        <a:round/>
+      </a:ln>
+    </cs:spPr>
+  </cs:leaderLine>
+  <cs:legend>
+    <cs:lnRef idx="0"/>
+    <cs:fillRef idx="0"/>
+    <cs:effectRef idx="0"/>
+    <cs:fontRef idx="minor">
+      <a:schemeClr val="tx1">
+        <a:lumMod val="65000"/>
+        <a:lumOff val="35000"/>
+      </a:schemeClr>
+    </cs:fontRef>
+    <cs:defRPr sz="900" kern="1200"/>
+  </cs:legend>
+  <cs:plotArea mods="allowNoFillOverride allowNoLineOverride">
+    <cs:lnRef idx="0"/>
+    <cs:fillRef idx="0"/>
+    <cs:effectRef idx="0"/>
+    <cs:fontRef idx="minor">
+      <a:schemeClr val="tx1"/>
+    </cs:fontRef>
+  </cs:plotArea>
+  <cs:plotArea3D mods="allowNoFillOverride allowNoLineOverride">
+    <cs:lnRef idx="0"/>
+    <cs:fillRef idx="0"/>
+    <cs:effectRef idx="0"/>
+    <cs:fontRef idx="minor">
+      <a:schemeClr val="tx1"/>
+    </cs:fontRef>
+  </cs:plotArea3D>
+  <cs:seriesAxis>
+    <cs:lnRef idx="0"/>
+    <cs:fillRef idx="0"/>
+    <cs:effectRef idx="0"/>
+    <cs:fontRef idx="minor">
+      <a:schemeClr val="tx1">
+        <a:lumMod val="65000"/>
+        <a:lumOff val="35000"/>
+      </a:schemeClr>
+    </cs:fontRef>
+    <cs:defRPr sz="900" kern="1200"/>
+  </cs:seriesAxis>
+  <cs:seriesLine>
+    <cs:lnRef idx="0"/>
+    <cs:fillRef idx="0"/>
+    <cs:effectRef idx="0"/>
+    <cs:fontRef idx="minor">
+      <a:schemeClr val="tx1"/>
+    </cs:fontRef>
+    <cs:spPr>
+      <a:ln w="9525" cap="flat" cmpd="sng" algn="ctr">
+        <a:solidFill>
+          <a:schemeClr val="tx1">
+            <a:lumMod val="35000"/>
+            <a:lumOff val="65000"/>
+          </a:schemeClr>
+        </a:solidFill>
+        <a:round/>
+      </a:ln>
+    </cs:spPr>
+  </cs:seriesLine>
+  <cs:title>
+    <cs:lnRef idx="0"/>
+    <cs:fillRef idx="0"/>
+    <cs:effectRef idx="0"/>
+    <cs:fontRef idx="minor">
+      <a:schemeClr val="tx1">
+        <a:lumMod val="65000"/>
+        <a:lumOff val="35000"/>
+      </a:schemeClr>
+    </cs:fontRef>
+    <cs:defRPr sz="1400" b="0" kern="1200" spc="0" baseline="0"/>
+  </cs:title>
+  <cs:trendline>
+    <cs:lnRef idx="0">
+      <cs:styleClr val="auto"/>
+    </cs:lnRef>
+    <cs:fillRef idx="0"/>
+    <cs:effectRef idx="0"/>
+    <cs:fontRef idx="minor">
+      <a:schemeClr val="tx1"/>
+    </cs:fontRef>
+    <cs:spPr>
+      <a:ln w="19050" cap="rnd">
+        <a:solidFill>
+          <a:schemeClr val="phClr"/>
+        </a:solidFill>
+        <a:prstDash val="sysDot"/>
+      </a:ln>
+    </cs:spPr>
+  </cs:trendline>
+  <cs:trendlineLabel>
+    <cs:lnRef idx="0"/>
+    <cs:fillRef idx="0"/>
+    <cs:effectRef idx="0"/>
+    <cs:fontRef idx="minor">
+      <a:schemeClr val="tx1">
+        <a:lumMod val="65000"/>
+        <a:lumOff val="35000"/>
+      </a:schemeClr>
+    </cs:fontRef>
+    <cs:defRPr sz="900" kern="1200"/>
+  </cs:trendlineLabel>
+  <cs:upBar>
+    <cs:lnRef idx="0"/>
+    <cs:fillRef idx="0"/>
+    <cs:effectRef idx="0"/>
+    <cs:fontRef idx="minor">
+      <a:schemeClr val="dk1"/>
+    </cs:fontRef>
+    <cs:spPr>
+      <a:solidFill>
+        <a:schemeClr val="lt1"/>
+      </a:solidFill>
+      <a:ln w="9525">
+        <a:solidFill>
+          <a:schemeClr val="tx1">
+            <a:lumMod val="15000"/>
+            <a:lumOff val="85000"/>
+          </a:schemeClr>
+        </a:solidFill>
+      </a:ln>
+    </cs:spPr>
+  </cs:upBar>
+  <cs:valueAxis>
+    <cs:lnRef idx="0"/>
+    <cs:fillRef idx="0"/>
+    <cs:effectRef idx="0"/>
+    <cs:fontRef idx="minor">
+      <a:schemeClr val="tx1">
+        <a:lumMod val="65000"/>
+        <a:lumOff val="35000"/>
+      </a:schemeClr>
+    </cs:fontRef>
+    <cs:defRPr sz="900" kern="1200"/>
+  </cs:valueAxis>
+  <cs:wall>
+    <cs:lnRef idx="0"/>
+    <cs:fillRef idx="0"/>
+    <cs:effectRef idx="0"/>
+    <cs:fontRef idx="minor">
+      <a:schemeClr val="tx1"/>
+    </cs:fontRef>
+    <cs:spPr>
+      <a:noFill/>
+      <a:ln>
+        <a:noFill/>
+      </a:ln>
+    </cs:spPr>
+  </cs:wall>
+</cs:chartStyle>
+</file>
+
+<file path=word/charts/style2.xml><?xml version="1.0" encoding="utf-8"?>
+<cs:chartStyle xmlns:cs="http://schemas.microsoft.com/office/drawing/2012/chartStyle" xmlns:a="http://schemas.openxmlformats.org/drawingml/2006/main" id="332">
+  <cs:axisTitle>
+    <cs:lnRef idx="0"/>
+    <cs:fillRef idx="0"/>
+    <cs:effectRef idx="0"/>
+    <cs:fontRef idx="minor">
+      <a:schemeClr val="tx1">
+        <a:lumMod val="65000"/>
+        <a:lumOff val="35000"/>
+      </a:schemeClr>
+    </cs:fontRef>
+    <cs:defRPr sz="1000" kern="1200"/>
+  </cs:axisTitle>
+  <cs:categoryAxis>
+    <cs:lnRef idx="0"/>
+    <cs:fillRef idx="0"/>
+    <cs:effectRef idx="0"/>
+    <cs:fontRef idx="minor">
+      <a:schemeClr val="tx1">
+        <a:lumMod val="65000"/>
+        <a:lumOff val="35000"/>
+      </a:schemeClr>
+    </cs:fontRef>
+    <cs:spPr>
+      <a:ln w="9525" cap="flat" cmpd="sng" algn="ctr">
+        <a:solidFill>
+          <a:schemeClr val="tx1">
+            <a:lumMod val="15000"/>
+            <a:lumOff val="85000"/>
+          </a:schemeClr>
+        </a:solidFill>
+        <a:round/>
+      </a:ln>
+    </cs:spPr>
+    <cs:defRPr sz="900" kern="1200"/>
+  </cs:categoryAxis>
+  <cs:chartArea mods="allowNoFillOverride allowNoLineOverride">
+    <cs:lnRef idx="0"/>
+    <cs:fillRef idx="0"/>
+    <cs:effectRef idx="0"/>
+    <cs:fontRef idx="minor">
+      <a:schemeClr val="tx1"/>
+    </cs:fontRef>
+    <cs:spPr>
+      <a:solidFill>
+        <a:schemeClr val="bg1"/>
+      </a:solidFill>
+      <a:ln w="9525" cap="flat" cmpd="sng" algn="ctr">
+        <a:solidFill>
+          <a:schemeClr val="tx1">
+            <a:lumMod val="15000"/>
+            <a:lumOff val="85000"/>
+          </a:schemeClr>
+        </a:solidFill>
+        <a:round/>
+      </a:ln>
+    </cs:spPr>
+    <cs:defRPr sz="1000" kern="1200"/>
+  </cs:chartArea>
+  <cs:dataLabel>
+    <cs:lnRef idx="0"/>
+    <cs:fillRef idx="0"/>
+    <cs:effectRef idx="0"/>
+    <cs:fontRef idx="minor">
+      <a:schemeClr val="tx1">
+        <a:lumMod val="75000"/>
+        <a:lumOff val="25000"/>
+      </a:schemeClr>
+    </cs:fontRef>
+    <cs:defRPr sz="900" kern="1200"/>
+  </cs:dataLabel>
+  <cs:dataLabelCallout>
+    <cs:lnRef idx="0"/>
+    <cs:fillRef idx="0"/>
+    <cs:effectRef idx="0"/>
+    <cs:fontRef idx="minor">
+      <a:schemeClr val="dk1">
+        <a:lumMod val="65000"/>
+        <a:lumOff val="35000"/>
+      </a:schemeClr>
+    </cs:fontRef>
+    <cs:spPr>
+      <a:solidFill>
+        <a:schemeClr val="lt1"/>
+      </a:solidFill>
+      <a:ln>
+        <a:solidFill>
+          <a:schemeClr val="dk1">
+            <a:lumMod val="25000"/>
+            <a:lumOff val="75000"/>
+          </a:schemeClr>
+        </a:solidFill>
+      </a:ln>
+    </cs:spPr>
+    <cs:defRPr sz="900" kern="1200"/>
+    <cs:bodyPr rot="0" spcFirstLastPara="1" vertOverflow="clip" horzOverflow="clip" vert="horz" wrap="square" lIns="36576" tIns="18288" rIns="36576" bIns="18288" anchor="ctr" anchorCtr="1">
+      <a:spAutoFit/>
+    </cs:bodyPr>
+  </cs:dataLabelCallout>
+  <cs:dataPoint>
+    <cs:lnRef idx="0"/>
+    <cs:fillRef idx="1">
+      <cs:styleClr val="auto"/>
+    </cs:fillRef>
+    <cs:effectRef idx="0"/>
+    <cs:fontRef idx="minor">
+      <a:schemeClr val="tx1"/>
+    </cs:fontRef>
+  </cs:dataPoint>
+  <cs:dataPoint3D>
+    <cs:lnRef idx="0"/>
+    <cs:fillRef idx="1">
+      <cs:styleClr val="auto"/>
+    </cs:fillRef>
+    <cs:effectRef idx="0"/>
+    <cs:fontRef idx="minor">
+      <a:schemeClr val="tx1"/>
+    </cs:fontRef>
+  </cs:dataPoint3D>
+  <cs:dataPointLine>
+    <cs:lnRef idx="0">
+      <cs:styleClr val="auto"/>
+    </cs:lnRef>
+    <cs:fillRef idx="1"/>
+    <cs:effectRef idx="0"/>
+    <cs:fontRef idx="minor">
+      <a:schemeClr val="tx1"/>
+    </cs:fontRef>
+    <cs:spPr>
+      <a:ln w="28575" cap="rnd">
+        <a:solidFill>
+          <a:schemeClr val="phClr"/>
+        </a:solidFill>
+        <a:round/>
+      </a:ln>
+    </cs:spPr>
+  </cs:dataPointLine>
+  <cs:dataPointMarker>
+    <cs:lnRef idx="0">
+      <cs:styleClr val="auto"/>
+    </cs:lnRef>
+    <cs:fillRef idx="1">
+      <cs:styleClr val="auto"/>
+    </cs:fillRef>
+    <cs:effectRef idx="0"/>
+    <cs:fontRef idx="minor">
+      <a:schemeClr val="tx1"/>
+    </cs:fontRef>
+    <cs:spPr>
+      <a:ln w="9525">
+        <a:solidFill>
+          <a:schemeClr val="phClr"/>
+        </a:solidFill>
+      </a:ln>
+    </cs:spPr>
+  </cs:dataPointMarker>
+  <cs:dataPointMarkerLayout symbol="circle" size="5"/>
+  <cs:dataPointWireframe>
+    <cs:lnRef idx="0">
+      <cs:styleClr val="auto"/>
+    </cs:lnRef>
+    <cs:fillRef idx="1"/>
+    <cs:effectRef idx="0"/>
+    <cs:fontRef idx="minor">
+      <a:schemeClr val="tx1"/>
+    </cs:fontRef>
+    <cs:spPr>
+      <a:ln w="9525" cap="rnd">
+        <a:solidFill>
+          <a:schemeClr val="phClr"/>
+        </a:solidFill>
+        <a:round/>
+      </a:ln>
+    </cs:spPr>
+  </cs:dataPointWireframe>
+  <cs:dataTable>
+    <cs:lnRef idx="0"/>
+    <cs:fillRef idx="0"/>
+    <cs:effectRef idx="0"/>
+    <cs:fontRef idx="minor">
+      <a:schemeClr val="tx1">
+        <a:lumMod val="65000"/>
+        <a:lumOff val="35000"/>
+      </a:schemeClr>
+    </cs:fontRef>
+    <cs:spPr>
+      <a:noFill/>
+      <a:ln w="9525" cap="flat" cmpd="sng" algn="ctr">
+        <a:solidFill>
+          <a:schemeClr val="tx1">
+            <a:lumMod val="15000"/>
+            <a:lumOff val="85000"/>
+          </a:schemeClr>
+        </a:solidFill>
+        <a:round/>
+      </a:ln>
+    </cs:spPr>
+    <cs:defRPr sz="900" kern="1200"/>
+  </cs:dataTable>
+  <cs:downBar>
+    <cs:lnRef idx="0"/>
+    <cs:fillRef idx="0"/>
+    <cs:effectRef idx="0"/>
+    <cs:fontRef idx="minor">
+      <a:schemeClr val="dk1"/>
+    </cs:fontRef>
+    <cs:spPr>
+      <a:solidFill>
+        <a:schemeClr val="dk1">
+          <a:lumMod val="65000"/>
+          <a:lumOff val="35000"/>
+        </a:schemeClr>
+      </a:solidFill>
+      <a:ln w="9525">
+        <a:solidFill>
+          <a:schemeClr val="tx1">
+            <a:lumMod val="65000"/>
+            <a:lumOff val="35000"/>
+          </a:schemeClr>
+        </a:solidFill>
+      </a:ln>
+    </cs:spPr>
+  </cs:downBar>
+  <cs:dropLine>
+    <cs:lnRef idx="0"/>
+    <cs:fillRef idx="0"/>
+    <cs:effectRef idx="0"/>
+    <cs:fontRef idx="minor">
+      <a:schemeClr val="tx1"/>
+    </cs:fontRef>
+    <cs:spPr>
+      <a:ln w="9525" cap="flat" cmpd="sng" algn="ctr">
+        <a:solidFill>
+          <a:schemeClr val="tx1">
+            <a:lumMod val="35000"/>
+            <a:lumOff val="65000"/>
+          </a:schemeClr>
+        </a:solidFill>
+        <a:round/>
+      </a:ln>
+    </cs:spPr>
+  </cs:dropLine>
+  <cs:errorBar>
+    <cs:lnRef idx="0"/>
+    <cs:fillRef idx="0"/>
+    <cs:effectRef idx="0"/>
+    <cs:fontRef idx="minor">
+      <a:schemeClr val="tx1"/>
+    </cs:fontRef>
+    <cs:spPr>
+      <a:ln w="9525" cap="flat" cmpd="sng" algn="ctr">
+        <a:solidFill>
+          <a:schemeClr val="tx1">
+            <a:lumMod val="65000"/>
+            <a:lumOff val="35000"/>
+          </a:schemeClr>
+        </a:solidFill>
+        <a:round/>
+      </a:ln>
+    </cs:spPr>
+  </cs:errorBar>
+  <cs:floor>
+    <cs:lnRef idx="0"/>
+    <cs:fillRef idx="0"/>
+    <cs:effectRef idx="0"/>
+    <cs:fontRef idx="minor">
+      <a:schemeClr val="tx1"/>
+    </cs:fontRef>
+    <cs:spPr>
+      <a:noFill/>
+      <a:ln>
+        <a:noFill/>
+      </a:ln>
+    </cs:spPr>
+  </cs:floor>
+  <cs:gridlineMajor>
+    <cs:lnRef idx="0"/>
+    <cs:fillRef idx="0"/>
+    <cs:effectRef idx="0"/>
+    <cs:fontRef idx="minor">
+      <a:schemeClr val="tx1"/>
+    </cs:fontRef>
+    <cs:spPr>
+      <a:ln w="9525" cap="flat" cmpd="sng" algn="ctr">
+        <a:solidFill>
+          <a:schemeClr val="tx1">
+            <a:lumMod val="15000"/>
+            <a:lumOff val="85000"/>
+          </a:schemeClr>
+        </a:solidFill>
+        <a:round/>
+      </a:ln>
+    </cs:spPr>
+  </cs:gridlineMajor>
+  <cs:gridlineMinor>
+    <cs:lnRef idx="0"/>
+    <cs:fillRef idx="0"/>
+    <cs:effectRef idx="0"/>
+    <cs:fontRef idx="minor">
+      <a:schemeClr val="tx1"/>
+    </cs:fontRef>
+    <cs:spPr>
+      <a:ln w="9525" cap="flat" cmpd="sng" algn="ctr">
+        <a:solidFill>
+          <a:schemeClr val="tx1">
+            <a:lumMod val="5000"/>
+            <a:lumOff val="95000"/>
+          </a:schemeClr>
+        </a:solidFill>
+        <a:round/>
+      </a:ln>
+    </cs:spPr>
+  </cs:gridlineMinor>
+  <cs:hiLoLine>
+    <cs:lnRef idx="0"/>
+    <cs:fillRef idx="0"/>
+    <cs:effectRef idx="0"/>
+    <cs:fontRef idx="minor">
+      <a:schemeClr val="tx1"/>
+    </cs:fontRef>
+    <cs:spPr>
+      <a:ln w="9525" cap="flat" cmpd="sng" algn="ctr">
+        <a:solidFill>
+          <a:schemeClr val="tx1">
+            <a:lumMod val="75000"/>
+            <a:lumOff val="25000"/>
+          </a:schemeClr>
+        </a:solidFill>
+        <a:round/>
+      </a:ln>
+    </cs:spPr>
+  </cs:hiLoLine>
+  <cs:leaderLine>
+    <cs:lnRef idx="0"/>
+    <cs:fillRef idx="0"/>
+    <cs:effectRef idx="0"/>
+    <cs:fontRef idx="minor">
+      <a:schemeClr val="tx1"/>
+    </cs:fontRef>
+    <cs:spPr>
+      <a:ln w="9525" cap="flat" cmpd="sng" algn="ctr">
+        <a:solidFill>
+          <a:schemeClr val="tx1">
+            <a:lumMod val="35000"/>
+            <a:lumOff val="65000"/>
+          </a:schemeClr>
+        </a:solidFill>
+        <a:round/>
+      </a:ln>
+    </cs:spPr>
+  </cs:leaderLine>
+  <cs:legend>
+    <cs:lnRef idx="0"/>
+    <cs:fillRef idx="0"/>
+    <cs:effectRef idx="0"/>
+    <cs:fontRef idx="minor">
+      <a:schemeClr val="tx1">
+        <a:lumMod val="65000"/>
+        <a:lumOff val="35000"/>
+      </a:schemeClr>
+    </cs:fontRef>
+    <cs:defRPr sz="900" kern="1200"/>
+  </cs:legend>
+  <cs:plotArea mods="allowNoFillOverride allowNoLineOverride">
+    <cs:lnRef idx="0"/>
+    <cs:fillRef idx="0"/>
+    <cs:effectRef idx="0"/>
+    <cs:fontRef idx="minor">
+      <a:schemeClr val="tx1"/>
+    </cs:fontRef>
+  </cs:plotArea>
+  <cs:plotArea3D mods="allowNoFillOverride allowNoLineOverride">
+    <cs:lnRef idx="0"/>
+    <cs:fillRef idx="0"/>
+    <cs:effectRef idx="0"/>
+    <cs:fontRef idx="minor">
+      <a:schemeClr val="tx1"/>
+    </cs:fontRef>
+  </cs:plotArea3D>
+  <cs:seriesAxis>
+    <cs:lnRef idx="0"/>
+    <cs:fillRef idx="0"/>
+    <cs:effectRef idx="0"/>
+    <cs:fontRef idx="minor">
+      <a:schemeClr val="tx1">
+        <a:lumMod val="65000"/>
+        <a:lumOff val="35000"/>
+      </a:schemeClr>
+    </cs:fontRef>
+    <cs:defRPr sz="900" kern="1200"/>
+  </cs:seriesAxis>
+  <cs:seriesLine>
+    <cs:lnRef idx="0"/>
+    <cs:fillRef idx="0"/>
+    <cs:effectRef idx="0"/>
+    <cs:fontRef idx="minor">
+      <a:schemeClr val="tx1"/>
+    </cs:fontRef>
+    <cs:spPr>
+      <a:ln w="9525" cap="flat" cmpd="sng" algn="ctr">
+        <a:solidFill>
+          <a:schemeClr val="tx1">
+            <a:lumMod val="35000"/>
+            <a:lumOff val="65000"/>
+          </a:schemeClr>
+        </a:solidFill>
+        <a:round/>
+      </a:ln>
+    </cs:spPr>
+  </cs:seriesLine>
+  <cs:title>
+    <cs:lnRef idx="0"/>
+    <cs:fillRef idx="0"/>
+    <cs:effectRef idx="0"/>
+    <cs:fontRef idx="minor">
+      <a:schemeClr val="tx1">
+        <a:lumMod val="65000"/>
+        <a:lumOff val="35000"/>
+      </a:schemeClr>
+    </cs:fontRef>
+    <cs:defRPr sz="1400" b="0" kern="1200" spc="0" baseline="0"/>
+  </cs:title>
+  <cs:trendline>
+    <cs:lnRef idx="0">
+      <cs:styleClr val="auto"/>
+    </cs:lnRef>
+    <cs:fillRef idx="0"/>
+    <cs:effectRef idx="0"/>
+    <cs:fontRef idx="minor">
+      <a:schemeClr val="tx1"/>
+    </cs:fontRef>
+    <cs:spPr>
+      <a:ln w="19050" cap="rnd">
+        <a:solidFill>
+          <a:schemeClr val="phClr"/>
+        </a:solidFill>
+        <a:prstDash val="sysDot"/>
+      </a:ln>
+    </cs:spPr>
+  </cs:trendline>
+  <cs:trendlineLabel>
+    <cs:lnRef idx="0"/>
+    <cs:fillRef idx="0"/>
+    <cs:effectRef idx="0"/>
+    <cs:fontRef idx="minor">
+      <a:schemeClr val="tx1">
+        <a:lumMod val="65000"/>
+        <a:lumOff val="35000"/>
+      </a:schemeClr>
+    </cs:fontRef>
+    <cs:defRPr sz="900" kern="1200"/>
+  </cs:trendlineLabel>
+  <cs:upBar>
+    <cs:lnRef idx="0"/>
+    <cs:fillRef idx="0"/>
+    <cs:effectRef idx="0"/>
+    <cs:fontRef idx="minor">
+      <a:schemeClr val="dk1"/>
+    </cs:fontRef>
+    <cs:spPr>
+      <a:solidFill>
+        <a:schemeClr val="lt1"/>
+      </a:solidFill>
+      <a:ln w="9525">
+        <a:solidFill>
+          <a:schemeClr val="tx1">
+            <a:lumMod val="15000"/>
+            <a:lumOff val="85000"/>
+          </a:schemeClr>
+        </a:solidFill>
+      </a:ln>
+    </cs:spPr>
+  </cs:upBar>
+  <cs:valueAxis>
+    <cs:lnRef idx="0"/>
+    <cs:fillRef idx="0"/>
+    <cs:effectRef idx="0"/>
+    <cs:fontRef idx="minor">
+      <a:schemeClr val="tx1">
+        <a:lumMod val="65000"/>
+        <a:lumOff val="35000"/>
+      </a:schemeClr>
+    </cs:fontRef>
+    <cs:defRPr sz="900" kern="1200"/>
+  </cs:valueAxis>
+  <cs:wall>
+    <cs:lnRef idx="0"/>
+    <cs:fillRef idx="0"/>
+    <cs:effectRef idx="0"/>
+    <cs:fontRef idx="minor">
+      <a:schemeClr val="tx1"/>
+    </cs:fontRef>
+    <cs:spPr>
+      <a:noFill/>
+      <a:ln>
+        <a:noFill/>
+      </a:ln>
+    </cs:spPr>
+  </cs:wall>
+</cs:chartStyle>
+</file>
+
 <file path=word/theme/theme1.xml><?xml version="1.0" encoding="utf-8"?>
 <a:theme xmlns:a="http://schemas.openxmlformats.org/drawingml/2006/main" name="Office Theme">
   <a:themeElements>
@@ -10542,4 +13617,290 @@
     </a:ext>
   </a:extLst>
 </a:theme>
+</file>
+
+<file path=word/theme/themeOverride1.xml><?xml version="1.0" encoding="utf-8"?>
+<a:themeOverride xmlns:a="http://schemas.openxmlformats.org/drawingml/2006/main">
+  <a:clrScheme name="Office">
+    <a:dk1>
+      <a:sysClr val="windowText" lastClr="000000"/>
+    </a:dk1>
+    <a:lt1>
+      <a:sysClr val="window" lastClr="FFFFFF"/>
+    </a:lt1>
+    <a:dk2>
+      <a:srgbClr val="44546A"/>
+    </a:dk2>
+    <a:lt2>
+      <a:srgbClr val="E7E6E6"/>
+    </a:lt2>
+    <a:accent1>
+      <a:srgbClr val="4472C4"/>
+    </a:accent1>
+    <a:accent2>
+      <a:srgbClr val="ED7D31"/>
+    </a:accent2>
+    <a:accent3>
+      <a:srgbClr val="A5A5A5"/>
+    </a:accent3>
+    <a:accent4>
+      <a:srgbClr val="FFC000"/>
+    </a:accent4>
+    <a:accent5>
+      <a:srgbClr val="5B9BD5"/>
+    </a:accent5>
+    <a:accent6>
+      <a:srgbClr val="70AD47"/>
+    </a:accent6>
+    <a:hlink>
+      <a:srgbClr val="0563C1"/>
+    </a:hlink>
+    <a:folHlink>
+      <a:srgbClr val="954F72"/>
+    </a:folHlink>
+  </a:clrScheme>
+  <a:fontScheme name="Office">
+    <a:majorFont>
+      <a:latin typeface="Calibri Light" panose="020F0302020204030204"/>
+      <a:ea typeface=""/>
+      <a:cs typeface=""/>
+      <a:font script="Jpan" typeface="游ゴシック Light"/>
+      <a:font script="Hang" typeface="맑은 고딕"/>
+      <a:font script="Hans" typeface="等线 Light"/>
+      <a:font script="Hant" typeface="新細明體"/>
+      <a:font script="Arab" typeface="Times New Roman"/>
+      <a:font script="Hebr" typeface="Times New Roman"/>
+      <a:font script="Thai" typeface="Tahoma"/>
+      <a:font script="Ethi" typeface="Nyala"/>
+      <a:font script="Beng" typeface="Vrinda"/>
+      <a:font script="Gujr" typeface="Shruti"/>
+      <a:font script="Khmr" typeface="MoolBoran"/>
+      <a:font script="Knda" typeface="Tunga"/>
+      <a:font script="Guru" typeface="Raavi"/>
+      <a:font script="Cans" typeface="Euphemia"/>
+      <a:font script="Cher" typeface="Plantagenet Cherokee"/>
+      <a:font script="Yiii" typeface="Microsoft Yi Baiti"/>
+      <a:font script="Tibt" typeface="Microsoft Himalaya"/>
+      <a:font script="Thaa" typeface="MV Boli"/>
+      <a:font script="Deva" typeface="Mangal"/>
+      <a:font script="Telu" typeface="Gautami"/>
+      <a:font script="Taml" typeface="Latha"/>
+      <a:font script="Syrc" typeface="Estrangelo Edessa"/>
+      <a:font script="Orya" typeface="Kalinga"/>
+      <a:font script="Mlym" typeface="Kartika"/>
+      <a:font script="Laoo" typeface="DokChampa"/>
+      <a:font script="Sinh" typeface="Iskoola Pota"/>
+      <a:font script="Mong" typeface="Mongolian Baiti"/>
+      <a:font script="Viet" typeface="Times New Roman"/>
+      <a:font script="Uigh" typeface="Microsoft Uighur"/>
+      <a:font script="Geor" typeface="Sylfaen"/>
+      <a:font script="Armn" typeface="Arial"/>
+      <a:font script="Bugi" typeface="Leelawadee UI"/>
+      <a:font script="Bopo" typeface="Microsoft JhengHei"/>
+      <a:font script="Java" typeface="Javanese Text"/>
+      <a:font script="Lisu" typeface="Segoe UI"/>
+      <a:font script="Mymr" typeface="Myanmar Text"/>
+      <a:font script="Nkoo" typeface="Ebrima"/>
+      <a:font script="Olck" typeface="Nirmala UI"/>
+      <a:font script="Osma" typeface="Ebrima"/>
+      <a:font script="Phag" typeface="Phagspa"/>
+      <a:font script="Syrn" typeface="Estrangelo Edessa"/>
+      <a:font script="Syrj" typeface="Estrangelo Edessa"/>
+      <a:font script="Syre" typeface="Estrangelo Edessa"/>
+      <a:font script="Sora" typeface="Nirmala UI"/>
+      <a:font script="Tale" typeface="Microsoft Tai Le"/>
+      <a:font script="Talu" typeface="Microsoft New Tai Lue"/>
+      <a:font script="Tfng" typeface="Ebrima"/>
+    </a:majorFont>
+    <a:minorFont>
+      <a:latin typeface="Calibri" panose="020F0502020204030204"/>
+      <a:ea typeface=""/>
+      <a:cs typeface=""/>
+      <a:font script="Jpan" typeface="游ゴシック"/>
+      <a:font script="Hang" typeface="맑은 고딕"/>
+      <a:font script="Hans" typeface="等线"/>
+      <a:font script="Hant" typeface="新細明體"/>
+      <a:font script="Arab" typeface="Arial"/>
+      <a:font script="Hebr" typeface="Arial"/>
+      <a:font script="Thai" typeface="Tahoma"/>
+      <a:font script="Ethi" typeface="Nyala"/>
+      <a:font script="Beng" typeface="Vrinda"/>
+      <a:font script="Gujr" typeface="Shruti"/>
+      <a:font script="Khmr" typeface="DaunPenh"/>
+      <a:font script="Knda" typeface="Tunga"/>
+      <a:font script="Guru" typeface="Raavi"/>
+      <a:font script="Cans" typeface="Euphemia"/>
+      <a:font script="Cher" typeface="Plantagenet Cherokee"/>
+      <a:font script="Yiii" typeface="Microsoft Yi Baiti"/>
+      <a:font script="Tibt" typeface="Microsoft Himalaya"/>
+      <a:font script="Thaa" typeface="MV Boli"/>
+      <a:font script="Deva" typeface="Mangal"/>
+      <a:font script="Telu" typeface="Gautami"/>
+      <a:font script="Taml" typeface="Latha"/>
+      <a:font script="Syrc" typeface="Estrangelo Edessa"/>
+      <a:font script="Orya" typeface="Kalinga"/>
+      <a:font script="Mlym" typeface="Kartika"/>
+      <a:font script="Laoo" typeface="DokChampa"/>
+      <a:font script="Sinh" typeface="Iskoola Pota"/>
+      <a:font script="Mong" typeface="Mongolian Baiti"/>
+      <a:font script="Viet" typeface="Arial"/>
+      <a:font script="Uigh" typeface="Microsoft Uighur"/>
+      <a:font script="Geor" typeface="Sylfaen"/>
+      <a:font script="Armn" typeface="Arial"/>
+      <a:font script="Bugi" typeface="Leelawadee UI"/>
+      <a:font script="Bopo" typeface="Microsoft JhengHei"/>
+      <a:font script="Java" typeface="Javanese Text"/>
+      <a:font script="Lisu" typeface="Segoe UI"/>
+      <a:font script="Mymr" typeface="Myanmar Text"/>
+      <a:font script="Nkoo" typeface="Ebrima"/>
+      <a:font script="Olck" typeface="Nirmala UI"/>
+      <a:font script="Osma" typeface="Ebrima"/>
+      <a:font script="Phag" typeface="Phagspa"/>
+      <a:font script="Syrn" typeface="Estrangelo Edessa"/>
+      <a:font script="Syrj" typeface="Estrangelo Edessa"/>
+      <a:font script="Syre" typeface="Estrangelo Edessa"/>
+      <a:font script="Sora" typeface="Nirmala UI"/>
+      <a:font script="Tale" typeface="Microsoft Tai Le"/>
+      <a:font script="Talu" typeface="Microsoft New Tai Lue"/>
+      <a:font script="Tfng" typeface="Ebrima"/>
+    </a:minorFont>
+  </a:fontScheme>
+  <a:fmtScheme name="Office">
+    <a:fillStyleLst>
+      <a:solidFill>
+        <a:schemeClr val="phClr"/>
+      </a:solidFill>
+      <a:gradFill rotWithShape="1">
+        <a:gsLst>
+          <a:gs pos="0">
+            <a:schemeClr val="phClr">
+              <a:lumMod val="110000"/>
+              <a:satMod val="105000"/>
+              <a:tint val="67000"/>
+            </a:schemeClr>
+          </a:gs>
+          <a:gs pos="50000">
+            <a:schemeClr val="phClr">
+              <a:lumMod val="105000"/>
+              <a:satMod val="103000"/>
+              <a:tint val="73000"/>
+            </a:schemeClr>
+          </a:gs>
+          <a:gs pos="100000">
+            <a:schemeClr val="phClr">
+              <a:lumMod val="105000"/>
+              <a:satMod val="109000"/>
+              <a:tint val="81000"/>
+            </a:schemeClr>
+          </a:gs>
+        </a:gsLst>
+        <a:lin ang="5400000" scaled="0"/>
+      </a:gradFill>
+      <a:gradFill rotWithShape="1">
+        <a:gsLst>
+          <a:gs pos="0">
+            <a:schemeClr val="phClr">
+              <a:satMod val="103000"/>
+              <a:lumMod val="102000"/>
+              <a:tint val="94000"/>
+            </a:schemeClr>
+          </a:gs>
+          <a:gs pos="50000">
+            <a:schemeClr val="phClr">
+              <a:satMod val="110000"/>
+              <a:lumMod val="100000"/>
+              <a:shade val="100000"/>
+            </a:schemeClr>
+          </a:gs>
+          <a:gs pos="100000">
+            <a:schemeClr val="phClr">
+              <a:lumMod val="99000"/>
+              <a:satMod val="120000"/>
+              <a:shade val="78000"/>
+            </a:schemeClr>
+          </a:gs>
+        </a:gsLst>
+        <a:lin ang="5400000" scaled="0"/>
+      </a:gradFill>
+    </a:fillStyleLst>
+    <a:lnStyleLst>
+      <a:ln w="6350" cap="flat" cmpd="sng" algn="ctr">
+        <a:solidFill>
+          <a:schemeClr val="phClr"/>
+        </a:solidFill>
+        <a:prstDash val="solid"/>
+        <a:miter lim="800000"/>
+      </a:ln>
+      <a:ln w="12700" cap="flat" cmpd="sng" algn="ctr">
+        <a:solidFill>
+          <a:schemeClr val="phClr"/>
+        </a:solidFill>
+        <a:prstDash val="solid"/>
+        <a:miter lim="800000"/>
+      </a:ln>
+      <a:ln w="19050" cap="flat" cmpd="sng" algn="ctr">
+        <a:solidFill>
+          <a:schemeClr val="phClr"/>
+        </a:solidFill>
+        <a:prstDash val="solid"/>
+        <a:miter lim="800000"/>
+      </a:ln>
+    </a:lnStyleLst>
+    <a:effectStyleLst>
+      <a:effectStyle>
+        <a:effectLst/>
+      </a:effectStyle>
+      <a:effectStyle>
+        <a:effectLst/>
+      </a:effectStyle>
+      <a:effectStyle>
+        <a:effectLst>
+          <a:outerShdw blurRad="57150" dist="19050" dir="5400000" algn="ctr" rotWithShape="0">
+            <a:srgbClr val="000000">
+              <a:alpha val="63000"/>
+            </a:srgbClr>
+          </a:outerShdw>
+        </a:effectLst>
+      </a:effectStyle>
+    </a:effectStyleLst>
+    <a:bgFillStyleLst>
+      <a:solidFill>
+        <a:schemeClr val="phClr"/>
+      </a:solidFill>
+      <a:solidFill>
+        <a:schemeClr val="phClr">
+          <a:tint val="95000"/>
+          <a:satMod val="170000"/>
+        </a:schemeClr>
+      </a:solidFill>
+      <a:gradFill rotWithShape="1">
+        <a:gsLst>
+          <a:gs pos="0">
+            <a:schemeClr val="phClr">
+              <a:tint val="93000"/>
+              <a:satMod val="150000"/>
+              <a:shade val="98000"/>
+              <a:lumMod val="102000"/>
+            </a:schemeClr>
+          </a:gs>
+          <a:gs pos="50000">
+            <a:schemeClr val="phClr">
+              <a:tint val="98000"/>
+              <a:satMod val="130000"/>
+              <a:shade val="90000"/>
+              <a:lumMod val="103000"/>
+            </a:schemeClr>
+          </a:gs>
+          <a:gs pos="100000">
+            <a:schemeClr val="phClr">
+              <a:shade val="63000"/>
+              <a:satMod val="120000"/>
+            </a:schemeClr>
+          </a:gs>
+        </a:gsLst>
+        <a:lin ang="5400000" scaled="0"/>
+      </a:gradFill>
+    </a:bgFillStyleLst>
+  </a:fmtScheme>
+</a:themeOverride>
 </file>
--- a/docs/BYNATIONALITY/Болгарки.docx
+++ b/docs/BYNATIONALITY/Болгарки.docx
@@ -1548,7 +1548,7 @@
           <w:szCs w:val="16"/>
           <w:lang w:val="ru-RU"/>
         </w:rPr>
-        <w:t xml:space="preserve">ЧИСЛЕННОСТЬ РАССТРЕЛЯННЫХ ЖЕНЩИН ПО ГОДАМ </w:t>
+        <w:t>ЧИСЛЕННОСТЬ РАССТРЕЛЯННЫХ ЖЕНЩИН ПО ГОДАМ</w:t>
       </w:r>
       <w:r>
         <w:rPr>
@@ -1559,7 +1559,19 @@
           <w:szCs w:val="16"/>
           <w:lang w:val="ru-RU"/>
         </w:rPr>
-        <w:t>с 19</w:t>
+        <w:t xml:space="preserve">, </w:t>
+      </w:r>
+      <w:proofErr w:type="gramStart"/>
+      <w:r>
+        <w:rPr>
+          <w:rFonts w:ascii="Arial" w:hAnsi="Arial" w:cs="Arial"/>
+          <w:b/>
+          <w:bCs/>
+          <w:sz w:val="16"/>
+          <w:szCs w:val="16"/>
+          <w:lang w:val="ru-RU"/>
+        </w:rPr>
+        <w:t>19</w:t>
       </w:r>
       <w:r>
         <w:rPr>
@@ -1581,8 +1593,20 @@
           <w:szCs w:val="16"/>
           <w:lang w:val="ru-RU"/>
         </w:rPr>
-        <w:t xml:space="preserve"> по 1942</w:t>
+        <w:t>-</w:t>
       </w:r>
+      <w:r>
+        <w:rPr>
+          <w:rFonts w:ascii="Arial" w:hAnsi="Arial" w:cs="Arial"/>
+          <w:b/>
+          <w:bCs/>
+          <w:sz w:val="16"/>
+          <w:szCs w:val="16"/>
+          <w:lang w:val="ru-RU"/>
+        </w:rPr>
+        <w:t>1942</w:t>
+      </w:r>
+      <w:proofErr w:type="gramEnd"/>
       <w:r>
         <w:rPr>
           <w:rFonts w:ascii="Arial" w:hAnsi="Arial" w:cs="Arial"/>
@@ -1621,23 +1645,55 @@
       </w:pPr>
       <w:r>
         <w:rPr>
+          <w:rFonts w:ascii="Arial" w:hAnsi="Arial" w:cs="Arial"/>
+          <w:b/>
+          <w:bCs/>
           <w:noProof/>
+          <w:sz w:val="16"/>
+          <w:szCs w:val="16"/>
+          <w:lang w:val="ru-RU"/>
         </w:rPr>
         <w:drawing>
-          <wp:inline distT="0" distB="0" distL="0" distR="0" wp14:anchorId="45CFAE2E" wp14:editId="4B5A003D">
-            <wp:extent cx="3335722" cy="1773621"/>
-            <wp:effectExtent l="0" t="0" r="17145" b="17145"/>
-            <wp:docPr id="1790686877" name="Chart 1">
-              <a:extLst xmlns:a="http://schemas.openxmlformats.org/drawingml/2006/main">
-                <a:ext uri="{FF2B5EF4-FFF2-40B4-BE49-F238E27FC236}">
-                  <a16:creationId xmlns:a16="http://schemas.microsoft.com/office/drawing/2014/main" id="{65801A27-40E5-4CA4-AFBF-DD0C7605B8F0}"/>
-                </a:ext>
-              </a:extLst>
-            </wp:docPr>
-            <wp:cNvGraphicFramePr/>
+          <wp:inline distT="0" distB="0" distL="0" distR="0" wp14:anchorId="73D7ABF6" wp14:editId="1BCB7CC7">
+            <wp:extent cx="1725295" cy="1920240"/>
+            <wp:effectExtent l="0" t="0" r="8255" b="3810"/>
+            <wp:docPr id="426351370" name="Picture 4"/>
+            <wp:cNvGraphicFramePr>
+              <a:graphicFrameLocks xmlns:a="http://schemas.openxmlformats.org/drawingml/2006/main" noChangeAspect="1"/>
+            </wp:cNvGraphicFramePr>
             <a:graphic xmlns:a="http://schemas.openxmlformats.org/drawingml/2006/main">
-              <a:graphicData uri="http://schemas.openxmlformats.org/drawingml/2006/chart">
-                <c:chart xmlns:c="http://schemas.openxmlformats.org/drawingml/2006/chart" xmlns:r="http://schemas.openxmlformats.org/officeDocument/2006/relationships" r:id="rId5"/>
+              <a:graphicData uri="http://schemas.openxmlformats.org/drawingml/2006/picture">
+                <pic:pic xmlns:pic="http://schemas.openxmlformats.org/drawingml/2006/picture">
+                  <pic:nvPicPr>
+                    <pic:cNvPr id="0" name="Picture 5"/>
+                    <pic:cNvPicPr>
+                      <a:picLocks noChangeAspect="1" noChangeArrowheads="1"/>
+                    </pic:cNvPicPr>
+                  </pic:nvPicPr>
+                  <pic:blipFill>
+                    <a:blip r:embed="rId5">
+                      <a:extLst>
+                        <a:ext uri="{28A0092B-C50C-407E-A947-70E740481C1C}">
+                          <a14:useLocalDpi xmlns:a14="http://schemas.microsoft.com/office/drawing/2010/main" val="0"/>
+                        </a:ext>
+                      </a:extLst>
+                    </a:blip>
+                    <a:srcRect/>
+                    <a:stretch>
+                      <a:fillRect/>
+                    </a:stretch>
+                  </pic:blipFill>
+                  <pic:spPr bwMode="auto">
+                    <a:xfrm>
+                      <a:off x="0" y="0"/>
+                      <a:ext cx="1725295" cy="1920240"/>
+                    </a:xfrm>
+                    <a:prstGeom prst="rect">
+                      <a:avLst/>
+                    </a:prstGeom>
+                    <a:noFill/>
+                  </pic:spPr>
+                </pic:pic>
               </a:graphicData>
             </a:graphic>
           </wp:inline>
@@ -1702,7 +1758,19 @@
           <w:szCs w:val="16"/>
           <w:lang w:val="ru-RU"/>
         </w:rPr>
-        <w:t xml:space="preserve"> </w:t>
+        <w:t xml:space="preserve">, </w:t>
+      </w:r>
+      <w:proofErr w:type="gramStart"/>
+      <w:r>
+        <w:rPr>
+          <w:rFonts w:ascii="Arial" w:hAnsi="Arial" w:cs="Arial"/>
+          <w:b/>
+          <w:bCs/>
+          <w:sz w:val="16"/>
+          <w:szCs w:val="16"/>
+          <w:lang w:val="ru-RU"/>
+        </w:rPr>
+        <w:t>19</w:t>
       </w:r>
       <w:r>
         <w:rPr>
@@ -1713,7 +1781,7 @@
           <w:szCs w:val="16"/>
           <w:lang w:val="ru-RU"/>
         </w:rPr>
-        <w:t>с 19</w:t>
+        <w:t>38-</w:t>
       </w:r>
       <w:r>
         <w:rPr>
@@ -1724,19 +1792,9 @@
           <w:szCs w:val="16"/>
           <w:lang w:val="ru-RU"/>
         </w:rPr>
-        <w:t>38</w:t>
+        <w:t>1942</w:t>
       </w:r>
-      <w:r>
-        <w:rPr>
-          <w:rFonts w:ascii="Arial" w:hAnsi="Arial" w:cs="Arial"/>
-          <w:b/>
-          <w:bCs/>
-          <w:sz w:val="16"/>
-          <w:szCs w:val="16"/>
-          <w:lang w:val="ru-RU"/>
-        </w:rPr>
-        <w:t xml:space="preserve"> по 1942</w:t>
-      </w:r>
+      <w:proofErr w:type="gramEnd"/>
       <w:r>
         <w:rPr>
           <w:rFonts w:ascii="Arial" w:hAnsi="Arial" w:cs="Arial"/>
@@ -1775,23 +1833,55 @@
       </w:pPr>
       <w:r>
         <w:rPr>
+          <w:rFonts w:ascii="Arial" w:hAnsi="Arial" w:cs="Arial"/>
+          <w:b/>
+          <w:bCs/>
           <w:noProof/>
+          <w:sz w:val="16"/>
+          <w:szCs w:val="16"/>
+          <w:lang w:val="ru-RU"/>
         </w:rPr>
         <w:drawing>
-          <wp:inline distT="0" distB="0" distL="0" distR="0" wp14:anchorId="2E59AC0B" wp14:editId="4129EFEC">
-            <wp:extent cx="3593222" cy="1274379"/>
-            <wp:effectExtent l="0" t="0" r="7620" b="2540"/>
-            <wp:docPr id="971689239" name="Chart 1">
-              <a:extLst xmlns:a="http://schemas.openxmlformats.org/drawingml/2006/main">
-                <a:ext uri="{FF2B5EF4-FFF2-40B4-BE49-F238E27FC236}">
-                  <a16:creationId xmlns:a16="http://schemas.microsoft.com/office/drawing/2014/main" id="{1DAF8706-BB3E-4769-B7FA-4A75ED2CC824}"/>
-                </a:ext>
-              </a:extLst>
-            </wp:docPr>
-            <wp:cNvGraphicFramePr/>
+          <wp:inline distT="0" distB="0" distL="0" distR="0" wp14:anchorId="087DC707" wp14:editId="6314134F">
+            <wp:extent cx="2273935" cy="1792605"/>
+            <wp:effectExtent l="0" t="0" r="0" b="0"/>
+            <wp:docPr id="971732134" name="Picture 6"/>
+            <wp:cNvGraphicFramePr>
+              <a:graphicFrameLocks xmlns:a="http://schemas.openxmlformats.org/drawingml/2006/main" noChangeAspect="1"/>
+            </wp:cNvGraphicFramePr>
             <a:graphic xmlns:a="http://schemas.openxmlformats.org/drawingml/2006/main">
-              <a:graphicData uri="http://schemas.openxmlformats.org/drawingml/2006/chart">
-                <c:chart xmlns:c="http://schemas.openxmlformats.org/drawingml/2006/chart" xmlns:r="http://schemas.openxmlformats.org/officeDocument/2006/relationships" r:id="rId6"/>
+              <a:graphicData uri="http://schemas.openxmlformats.org/drawingml/2006/picture">
+                <pic:pic xmlns:pic="http://schemas.openxmlformats.org/drawingml/2006/picture">
+                  <pic:nvPicPr>
+                    <pic:cNvPr id="0" name="Picture 7"/>
+                    <pic:cNvPicPr>
+                      <a:picLocks noChangeAspect="1" noChangeArrowheads="1"/>
+                    </pic:cNvPicPr>
+                  </pic:nvPicPr>
+                  <pic:blipFill>
+                    <a:blip r:embed="rId6">
+                      <a:extLst>
+                        <a:ext uri="{28A0092B-C50C-407E-A947-70E740481C1C}">
+                          <a14:useLocalDpi xmlns:a14="http://schemas.microsoft.com/office/drawing/2010/main" val="0"/>
+                        </a:ext>
+                      </a:extLst>
+                    </a:blip>
+                    <a:srcRect/>
+                    <a:stretch>
+                      <a:fillRect/>
+                    </a:stretch>
+                  </pic:blipFill>
+                  <pic:spPr bwMode="auto">
+                    <a:xfrm>
+                      <a:off x="0" y="0"/>
+                      <a:ext cx="2273935" cy="1792605"/>
+                    </a:xfrm>
+                    <a:prstGeom prst="rect">
+                      <a:avLst/>
+                    </a:prstGeom>
+                    <a:noFill/>
+                  </pic:spPr>
+                </pic:pic>
               </a:graphicData>
             </a:graphic>
           </wp:inline>
@@ -7170,27 +7260,7 @@
                 <w:szCs w:val="16"/>
                 <w:lang w:val="ru-RU"/>
               </w:rPr>
-              <w:t xml:space="preserve"> Маяк-</w:t>
-            </w:r>
-            <w:proofErr w:type="spellStart"/>
-            <w:r>
-              <w:rPr>
-                <w:rFonts w:ascii="Arial" w:hAnsi="Arial" w:cs="Arial"/>
-                <w:sz w:val="16"/>
-                <w:szCs w:val="16"/>
-                <w:lang w:val="ru-RU"/>
-              </w:rPr>
-              <w:t>Салынский</w:t>
-            </w:r>
-            <w:proofErr w:type="spellEnd"/>
-            <w:r>
-              <w:rPr>
-                <w:rFonts w:ascii="Arial" w:hAnsi="Arial" w:cs="Arial"/>
-                <w:sz w:val="16"/>
-                <w:szCs w:val="16"/>
-                <w:lang w:val="ru-RU"/>
-              </w:rPr>
-              <w:t xml:space="preserve"> р-н, болгарка, из крестьян-кулаков, б/п, замужем, обр. неграмотная, место жительства до ареста </w:t>
+              <w:t xml:space="preserve"> Маяк-Салынский р-н, болгарка, из крестьян-кулаков, б/п, замужем, обр. неграмотная, место жительства до ареста </w:t>
             </w:r>
             <w:proofErr w:type="spellStart"/>
             <w:r>
@@ -7558,6 +7628,7 @@
                 <w:szCs w:val="16"/>
                 <w:lang w:val="ru-RU"/>
               </w:rPr>
+              <w:lastRenderedPageBreak/>
               <w:t>Приговор: особая тройка при УНКВД по Краснодарскому краю, 26.09.1938</w:t>
             </w:r>
             <w:r>
@@ -11610,1720 +11681,6 @@
 </w:styles>
 </file>
 
-<file path=word/charts/chart1.xml><?xml version="1.0" encoding="utf-8"?>
-<c:chartSpace xmlns:c="http://schemas.openxmlformats.org/drawingml/2006/chart" xmlns:a="http://schemas.openxmlformats.org/drawingml/2006/main" xmlns:r="http://schemas.openxmlformats.org/officeDocument/2006/relationships" xmlns:c16r2="http://schemas.microsoft.com/office/drawing/2015/06/chart">
-  <c:date1904 val="0"/>
-  <c:lang val="en-US"/>
-  <c:roundedCorners val="0"/>
-  <mc:AlternateContent xmlns:mc="http://schemas.openxmlformats.org/markup-compatibility/2006">
-    <mc:Choice xmlns:c14="http://schemas.microsoft.com/office/drawing/2007/8/2/chart" Requires="c14">
-      <c14:style val="102"/>
-    </mc:Choice>
-    <mc:Fallback>
-      <c:style val="2"/>
-    </mc:Fallback>
-  </mc:AlternateContent>
-  <c:chart>
-    <c:autoTitleDeleted val="1"/>
-    <c:view3D>
-      <c:rotX val="15"/>
-      <c:rotY val="20"/>
-      <c:rAngAx val="0"/>
-    </c:view3D>
-    <c:floor>
-      <c:thickness val="0"/>
-      <c:spPr>
-        <a:noFill/>
-        <a:ln>
-          <a:noFill/>
-        </a:ln>
-        <a:effectLst/>
-        <a:sp3d/>
-      </c:spPr>
-    </c:floor>
-    <c:sideWall>
-      <c:thickness val="0"/>
-      <c:spPr>
-        <a:noFill/>
-        <a:ln>
-          <a:noFill/>
-        </a:ln>
-        <a:effectLst/>
-        <a:sp3d/>
-      </c:spPr>
-    </c:sideWall>
-    <c:backWall>
-      <c:thickness val="0"/>
-      <c:spPr>
-        <a:noFill/>
-        <a:ln>
-          <a:noFill/>
-        </a:ln>
-        <a:effectLst/>
-        <a:sp3d/>
-      </c:spPr>
-    </c:backWall>
-    <c:plotArea>
-      <c:layout>
-        <c:manualLayout>
-          <c:layoutTarget val="inner"/>
-          <c:xMode val="edge"/>
-          <c:yMode val="edge"/>
-          <c:x val="0.11360346500363082"/>
-          <c:y val="8.4168420868840244E-2"/>
-          <c:w val="0.63378258908650664"/>
-          <c:h val="0.74761804989463876"/>
-        </c:manualLayout>
-      </c:layout>
-      <c:bar3DChart>
-        <c:barDir val="col"/>
-        <c:grouping val="clustered"/>
-        <c:varyColors val="0"/>
-        <c:ser>
-          <c:idx val="0"/>
-          <c:order val="0"/>
-          <c:spPr>
-            <a:solidFill>
-              <a:schemeClr val="accent1"/>
-            </a:solidFill>
-            <a:ln>
-              <a:noFill/>
-            </a:ln>
-            <a:effectLst/>
-            <a:sp3d/>
-          </c:spPr>
-          <c:invertIfNegative val="0"/>
-          <c:dLbls>
-            <c:spPr>
-              <a:noFill/>
-              <a:ln>
-                <a:noFill/>
-              </a:ln>
-              <a:effectLst/>
-            </c:spPr>
-            <c:txPr>
-              <a:bodyPr rot="0" spcFirstLastPara="1" vertOverflow="ellipsis" vert="horz" wrap="square" lIns="38100" tIns="19050" rIns="38100" bIns="19050" anchor="ctr" anchorCtr="1">
-                <a:spAutoFit/>
-              </a:bodyPr>
-              <a:lstStyle/>
-              <a:p>
-                <a:pPr>
-                  <a:defRPr sz="900" b="0" i="0" u="none" strike="noStrike" kern="1200" baseline="0">
-                    <a:solidFill>
-                      <a:schemeClr val="tx1">
-                        <a:lumMod val="75000"/>
-                        <a:lumOff val="25000"/>
-                      </a:schemeClr>
-                    </a:solidFill>
-                    <a:latin typeface="Arial" panose="020B0604020202020204" pitchFamily="34" charset="0"/>
-                    <a:ea typeface="+mn-ea"/>
-                    <a:cs typeface="Arial" panose="020B0604020202020204" pitchFamily="34" charset="0"/>
-                  </a:defRPr>
-                </a:pPr>
-                <a:endParaRPr lang="en-US"/>
-              </a:p>
-            </c:txPr>
-            <c:showLegendKey val="0"/>
-            <c:showVal val="1"/>
-            <c:showCatName val="0"/>
-            <c:showSerName val="0"/>
-            <c:showPercent val="0"/>
-            <c:showBubbleSize val="0"/>
-            <c:showLeaderLines val="0"/>
-            <c:extLst>
-              <c:ext xmlns:c15="http://schemas.microsoft.com/office/drawing/2012/chart" uri="{CE6537A1-D6FC-4f65-9D91-7224C49458BB}">
-                <c15:showLeaderLines val="1"/>
-                <c15:leaderLines>
-                  <c:spPr>
-                    <a:ln w="9525" cap="flat" cmpd="sng" algn="ctr">
-                      <a:solidFill>
-                        <a:schemeClr val="tx1">
-                          <a:lumMod val="35000"/>
-                          <a:lumOff val="65000"/>
-                        </a:schemeClr>
-                      </a:solidFill>
-                      <a:round/>
-                    </a:ln>
-                    <a:effectLst/>
-                  </c:spPr>
-                </c15:leaderLines>
-              </c:ext>
-            </c:extLst>
-          </c:dLbls>
-          <c:cat>
-            <c:numRef>
-              <c:f>Болгарки!$A$4:$A$6</c:f>
-              <c:numCache>
-                <c:formatCode>General</c:formatCode>
-                <c:ptCount val="3"/>
-                <c:pt idx="0">
-                  <c:v>1938</c:v>
-                </c:pt>
-                <c:pt idx="1">
-                  <c:v>1942</c:v>
-                </c:pt>
-              </c:numCache>
-            </c:numRef>
-          </c:cat>
-          <c:val>
-            <c:numRef>
-              <c:f>Болгарки!$B$4:$B$6</c:f>
-              <c:numCache>
-                <c:formatCode>General</c:formatCode>
-                <c:ptCount val="3"/>
-                <c:pt idx="0">
-                  <c:v>12</c:v>
-                </c:pt>
-                <c:pt idx="1">
-                  <c:v>1</c:v>
-                </c:pt>
-              </c:numCache>
-            </c:numRef>
-          </c:val>
-          <c:extLst>
-            <c:ext xmlns:c16="http://schemas.microsoft.com/office/drawing/2014/chart" uri="{C3380CC4-5D6E-409C-BE32-E72D297353CC}">
-              <c16:uniqueId val="{00000000-327E-456F-8810-10378F8996D3}"/>
-            </c:ext>
-          </c:extLst>
-        </c:ser>
-        <c:dLbls>
-          <c:showLegendKey val="0"/>
-          <c:showVal val="0"/>
-          <c:showCatName val="0"/>
-          <c:showSerName val="0"/>
-          <c:showPercent val="0"/>
-          <c:showBubbleSize val="0"/>
-        </c:dLbls>
-        <c:gapWidth val="150"/>
-        <c:shape val="box"/>
-        <c:axId val="904673775"/>
-        <c:axId val="904655055"/>
-        <c:axId val="0"/>
-      </c:bar3DChart>
-      <c:catAx>
-        <c:axId val="904673775"/>
-        <c:scaling>
-          <c:orientation val="minMax"/>
-        </c:scaling>
-        <c:delete val="0"/>
-        <c:axPos val="b"/>
-        <c:numFmt formatCode="General" sourceLinked="1"/>
-        <c:majorTickMark val="out"/>
-        <c:minorTickMark val="none"/>
-        <c:tickLblPos val="nextTo"/>
-        <c:spPr>
-          <a:noFill/>
-          <a:ln w="9525" cap="flat" cmpd="sng" algn="ctr">
-            <a:solidFill>
-              <a:schemeClr val="tx1">
-                <a:lumMod val="15000"/>
-                <a:lumOff val="85000"/>
-              </a:schemeClr>
-            </a:solidFill>
-            <a:round/>
-          </a:ln>
-          <a:effectLst/>
-        </c:spPr>
-        <c:txPr>
-          <a:bodyPr rot="-60000000" spcFirstLastPara="1" vertOverflow="ellipsis" vert="horz" wrap="square" anchor="ctr" anchorCtr="1"/>
-          <a:lstStyle/>
-          <a:p>
-            <a:pPr>
-              <a:defRPr sz="900" b="0" i="0" u="none" strike="noStrike" kern="1200" baseline="-10000">
-                <a:solidFill>
-                  <a:schemeClr val="tx1">
-                    <a:lumMod val="65000"/>
-                    <a:lumOff val="35000"/>
-                  </a:schemeClr>
-                </a:solidFill>
-                <a:latin typeface="Arial" panose="020B0604020202020204" pitchFamily="34" charset="0"/>
-                <a:ea typeface="+mn-ea"/>
-                <a:cs typeface="+mn-cs"/>
-              </a:defRPr>
-            </a:pPr>
-            <a:endParaRPr lang="en-US"/>
-          </a:p>
-        </c:txPr>
-        <c:crossAx val="904655055"/>
-        <c:crosses val="autoZero"/>
-        <c:auto val="0"/>
-        <c:lblAlgn val="ctr"/>
-        <c:lblOffset val="100"/>
-        <c:noMultiLvlLbl val="0"/>
-      </c:catAx>
-      <c:valAx>
-        <c:axId val="904655055"/>
-        <c:scaling>
-          <c:orientation val="minMax"/>
-          <c:max val="15"/>
-          <c:min val="0"/>
-        </c:scaling>
-        <c:delete val="1"/>
-        <c:axPos val="l"/>
-        <c:numFmt formatCode="General" sourceLinked="1"/>
-        <c:majorTickMark val="out"/>
-        <c:minorTickMark val="none"/>
-        <c:tickLblPos val="nextTo"/>
-        <c:crossAx val="904673775"/>
-        <c:crosses val="autoZero"/>
-        <c:crossBetween val="between"/>
-        <c:majorUnit val="2"/>
-        <c:minorUnit val="1"/>
-      </c:valAx>
-      <c:spPr>
-        <a:noFill/>
-        <a:ln>
-          <a:noFill/>
-        </a:ln>
-        <a:effectLst/>
-      </c:spPr>
-    </c:plotArea>
-    <c:plotVisOnly val="1"/>
-    <c:dispBlanksAs val="gap"/>
-    <c:extLst>
-      <c:ext xmlns:c16r3="http://schemas.microsoft.com/office/drawing/2017/03/chart" uri="{56B9EC1D-385E-4148-901F-78D8002777C0}">
-        <c16r3:dataDisplayOptions16>
-          <c16r3:dispNaAsBlank val="1"/>
-        </c16r3:dataDisplayOptions16>
-      </c:ext>
-    </c:extLst>
-    <c:showDLblsOverMax val="0"/>
-  </c:chart>
-  <c:spPr>
-    <a:solidFill>
-      <a:schemeClr val="bg1"/>
-    </a:solidFill>
-    <a:ln w="9525" cap="flat" cmpd="sng" algn="ctr">
-      <a:solidFill>
-        <a:schemeClr val="tx1">
-          <a:lumMod val="15000"/>
-          <a:lumOff val="85000"/>
-        </a:schemeClr>
-      </a:solidFill>
-      <a:round/>
-    </a:ln>
-    <a:effectLst/>
-  </c:spPr>
-  <c:txPr>
-    <a:bodyPr/>
-    <a:lstStyle/>
-    <a:p>
-      <a:pPr>
-        <a:defRPr/>
-      </a:pPr>
-      <a:endParaRPr lang="en-US"/>
-    </a:p>
-  </c:txPr>
-  <c:externalData r:id="rId3">
-    <c:autoUpdate val="0"/>
-  </c:externalData>
-</c:chartSpace>
-</file>
-
-<file path=word/charts/chart2.xml><?xml version="1.0" encoding="utf-8"?>
-<c:chartSpace xmlns:c="http://schemas.openxmlformats.org/drawingml/2006/chart" xmlns:a="http://schemas.openxmlformats.org/drawingml/2006/main" xmlns:r="http://schemas.openxmlformats.org/officeDocument/2006/relationships" xmlns:c16r2="http://schemas.microsoft.com/office/drawing/2015/06/chart">
-  <c:date1904 val="0"/>
-  <c:lang val="en-US"/>
-  <c:roundedCorners val="0"/>
-  <mc:AlternateContent xmlns:mc="http://schemas.openxmlformats.org/markup-compatibility/2006">
-    <mc:Choice xmlns:c14="http://schemas.microsoft.com/office/drawing/2007/8/2/chart" Requires="c14">
-      <c14:style val="102"/>
-    </mc:Choice>
-    <mc:Fallback>
-      <c:style val="2"/>
-    </mc:Fallback>
-  </mc:AlternateContent>
-  <c:clrMapOvr bg1="lt1" tx1="dk1" bg2="lt2" tx2="dk2" accent1="accent1" accent2="accent2" accent3="accent3" accent4="accent4" accent5="accent5" accent6="accent6" hlink="hlink" folHlink="folHlink"/>
-  <c:chart>
-    <c:autoTitleDeleted val="1"/>
-    <c:view3D>
-      <c:rotX val="0"/>
-      <c:rotY val="20"/>
-      <c:rAngAx val="0"/>
-    </c:view3D>
-    <c:floor>
-      <c:thickness val="0"/>
-      <c:spPr>
-        <a:noFill/>
-        <a:ln>
-          <a:noFill/>
-        </a:ln>
-        <a:effectLst/>
-        <a:sp3d/>
-      </c:spPr>
-    </c:floor>
-    <c:sideWall>
-      <c:thickness val="0"/>
-      <c:spPr>
-        <a:noFill/>
-        <a:ln>
-          <a:noFill/>
-        </a:ln>
-        <a:effectLst/>
-        <a:sp3d/>
-      </c:spPr>
-    </c:sideWall>
-    <c:backWall>
-      <c:thickness val="0"/>
-      <c:spPr>
-        <a:noFill/>
-        <a:ln>
-          <a:noFill/>
-        </a:ln>
-        <a:effectLst/>
-        <a:sp3d/>
-      </c:spPr>
-    </c:backWall>
-    <c:plotArea>
-      <c:layout>
-        <c:manualLayout>
-          <c:layoutTarget val="inner"/>
-          <c:xMode val="edge"/>
-          <c:yMode val="edge"/>
-          <c:x val="8.4047107493246218E-2"/>
-          <c:y val="0.11691543957334048"/>
-          <c:w val="0.78271378599606178"/>
-          <c:h val="0.64707239343978185"/>
-        </c:manualLayout>
-      </c:layout>
-      <c:bar3DChart>
-        <c:barDir val="col"/>
-        <c:grouping val="clustered"/>
-        <c:varyColors val="0"/>
-        <c:ser>
-          <c:idx val="0"/>
-          <c:order val="0"/>
-          <c:spPr>
-            <a:solidFill>
-              <a:srgbClr val="4472C4"/>
-            </a:solidFill>
-            <a:ln>
-              <a:noFill/>
-            </a:ln>
-            <a:effectLst/>
-            <a:sp3d/>
-          </c:spPr>
-          <c:invertIfNegative val="0"/>
-          <c:dLbls>
-            <c:spPr>
-              <a:noFill/>
-              <a:ln>
-                <a:noFill/>
-              </a:ln>
-              <a:effectLst/>
-            </c:spPr>
-            <c:txPr>
-              <a:bodyPr rot="0" spcFirstLastPara="1" vertOverflow="ellipsis" vert="horz" wrap="square" lIns="38100" tIns="19050" rIns="38100" bIns="19050" anchor="ctr" anchorCtr="1">
-                <a:spAutoFit/>
-              </a:bodyPr>
-              <a:lstStyle/>
-              <a:p>
-                <a:pPr>
-                  <a:defRPr sz="900" b="0" i="0" u="none" strike="noStrike" kern="1200" baseline="0">
-                    <a:solidFill>
-                      <a:schemeClr val="tx1">
-                        <a:lumMod val="75000"/>
-                        <a:lumOff val="25000"/>
-                      </a:schemeClr>
-                    </a:solidFill>
-                    <a:latin typeface="Arial" panose="020B0604020202020204" pitchFamily="34" charset="0"/>
-                    <a:ea typeface="+mn-ea"/>
-                    <a:cs typeface="Arial" panose="020B0604020202020204" pitchFamily="34" charset="0"/>
-                  </a:defRPr>
-                </a:pPr>
-                <a:endParaRPr lang="en-US"/>
-              </a:p>
-            </c:txPr>
-            <c:showLegendKey val="0"/>
-            <c:showVal val="1"/>
-            <c:showCatName val="0"/>
-            <c:showSerName val="0"/>
-            <c:showPercent val="0"/>
-            <c:showBubbleSize val="0"/>
-            <c:separator>
-</c:separator>
-            <c:showLeaderLines val="0"/>
-            <c:extLst>
-              <c:ext xmlns:c15="http://schemas.microsoft.com/office/drawing/2012/chart" uri="{CE6537A1-D6FC-4f65-9D91-7224C49458BB}">
-                <c15:showLeaderLines val="1"/>
-                <c15:leaderLines>
-                  <c:spPr>
-                    <a:ln w="9525" cap="flat" cmpd="sng" algn="ctr">
-                      <a:solidFill>
-                        <a:schemeClr val="tx1">
-                          <a:lumMod val="35000"/>
-                          <a:lumOff val="65000"/>
-                        </a:schemeClr>
-                      </a:solidFill>
-                      <a:round/>
-                    </a:ln>
-                    <a:effectLst/>
-                  </c:spPr>
-                </c15:leaderLines>
-              </c:ext>
-            </c:extLst>
-          </c:dLbls>
-          <c:cat>
-            <c:strRef>
-              <c:f>Болгарки!$A$6:$A$8</c:f>
-              <c:strCache>
-                <c:ptCount val="3"/>
-                <c:pt idx="0">
-                  <c:v>29-35 лет</c:v>
-                </c:pt>
-                <c:pt idx="1">
-                  <c:v>41-51 год</c:v>
-                </c:pt>
-                <c:pt idx="2">
-                  <c:v>56-67 лет</c:v>
-                </c:pt>
-              </c:strCache>
-            </c:strRef>
-          </c:cat>
-          <c:val>
-            <c:numRef>
-              <c:f>Болгарки!$B$6:$B$8</c:f>
-              <c:numCache>
-                <c:formatCode>General</c:formatCode>
-                <c:ptCount val="3"/>
-                <c:pt idx="0">
-                  <c:v>3</c:v>
-                </c:pt>
-                <c:pt idx="1">
-                  <c:v>6</c:v>
-                </c:pt>
-                <c:pt idx="2">
-                  <c:v>4</c:v>
-                </c:pt>
-              </c:numCache>
-            </c:numRef>
-          </c:val>
-          <c:extLst>
-            <c:ext xmlns:c16="http://schemas.microsoft.com/office/drawing/2014/chart" uri="{C3380CC4-5D6E-409C-BE32-E72D297353CC}">
-              <c16:uniqueId val="{00000000-0B74-4F6E-8340-720D21E35FDD}"/>
-            </c:ext>
-          </c:extLst>
-        </c:ser>
-        <c:dLbls>
-          <c:showLegendKey val="0"/>
-          <c:showVal val="0"/>
-          <c:showCatName val="0"/>
-          <c:showSerName val="0"/>
-          <c:showPercent val="0"/>
-          <c:showBubbleSize val="0"/>
-        </c:dLbls>
-        <c:gapWidth val="83"/>
-        <c:shape val="box"/>
-        <c:axId val="904673775"/>
-        <c:axId val="904655055"/>
-        <c:axId val="0"/>
-      </c:bar3DChart>
-      <c:catAx>
-        <c:axId val="904673775"/>
-        <c:scaling>
-          <c:orientation val="minMax"/>
-        </c:scaling>
-        <c:delete val="0"/>
-        <c:axPos val="b"/>
-        <c:numFmt formatCode="General" sourceLinked="1"/>
-        <c:majorTickMark val="out"/>
-        <c:minorTickMark val="none"/>
-        <c:tickLblPos val="nextTo"/>
-        <c:spPr>
-          <a:noFill/>
-          <a:ln w="9525" cap="flat" cmpd="sng" algn="ctr">
-            <a:solidFill>
-              <a:schemeClr val="tx1">
-                <a:lumMod val="15000"/>
-                <a:lumOff val="85000"/>
-              </a:schemeClr>
-            </a:solidFill>
-            <a:round/>
-          </a:ln>
-          <a:effectLst/>
-        </c:spPr>
-        <c:txPr>
-          <a:bodyPr rot="0" spcFirstLastPara="1" vertOverflow="ellipsis" wrap="square" anchor="ctr" anchorCtr="1"/>
-          <a:lstStyle/>
-          <a:p>
-            <a:pPr>
-              <a:defRPr sz="900" b="0" i="0" u="none" strike="noStrike" kern="1200" baseline="-10000">
-                <a:solidFill>
-                  <a:schemeClr val="tx1">
-                    <a:lumMod val="65000"/>
-                    <a:lumOff val="35000"/>
-                  </a:schemeClr>
-                </a:solidFill>
-                <a:latin typeface="Arial" panose="020B0604020202020204" pitchFamily="34" charset="0"/>
-                <a:ea typeface="+mn-ea"/>
-                <a:cs typeface="+mn-cs"/>
-              </a:defRPr>
-            </a:pPr>
-            <a:endParaRPr lang="en-US"/>
-          </a:p>
-        </c:txPr>
-        <c:crossAx val="904655055"/>
-        <c:crossesAt val="0"/>
-        <c:auto val="0"/>
-        <c:lblAlgn val="ctr"/>
-        <c:lblOffset val="100"/>
-        <c:noMultiLvlLbl val="0"/>
-      </c:catAx>
-      <c:valAx>
-        <c:axId val="904655055"/>
-        <c:scaling>
-          <c:orientation val="minMax"/>
-          <c:max val="6"/>
-          <c:min val="0"/>
-        </c:scaling>
-        <c:delete val="1"/>
-        <c:axPos val="l"/>
-        <c:numFmt formatCode="General" sourceLinked="1"/>
-        <c:majorTickMark val="out"/>
-        <c:minorTickMark val="none"/>
-        <c:tickLblPos val="nextTo"/>
-        <c:crossAx val="904673775"/>
-        <c:crosses val="autoZero"/>
-        <c:crossBetween val="between"/>
-        <c:majorUnit val="1"/>
-        <c:minorUnit val="0.5"/>
-      </c:valAx>
-      <c:spPr>
-        <a:noFill/>
-        <a:ln>
-          <a:noFill/>
-        </a:ln>
-        <a:effectLst/>
-      </c:spPr>
-    </c:plotArea>
-    <c:plotVisOnly val="1"/>
-    <c:dispBlanksAs val="gap"/>
-    <c:extLst>
-      <c:ext xmlns:c16r3="http://schemas.microsoft.com/office/drawing/2017/03/chart" uri="{56B9EC1D-385E-4148-901F-78D8002777C0}">
-        <c16r3:dataDisplayOptions16>
-          <c16r3:dispNaAsBlank val="1"/>
-        </c16r3:dataDisplayOptions16>
-      </c:ext>
-    </c:extLst>
-    <c:showDLblsOverMax val="0"/>
-  </c:chart>
-  <c:spPr>
-    <a:solidFill>
-      <a:schemeClr val="bg1"/>
-    </a:solidFill>
-    <a:ln w="9525" cap="flat" cmpd="sng" algn="ctr">
-      <a:solidFill>
-        <a:schemeClr val="tx1">
-          <a:lumMod val="15000"/>
-          <a:lumOff val="85000"/>
-        </a:schemeClr>
-      </a:solidFill>
-      <a:round/>
-    </a:ln>
-    <a:effectLst/>
-  </c:spPr>
-  <c:txPr>
-    <a:bodyPr/>
-    <a:lstStyle/>
-    <a:p>
-      <a:pPr>
-        <a:defRPr/>
-      </a:pPr>
-      <a:endParaRPr lang="en-US"/>
-    </a:p>
-  </c:txPr>
-  <c:externalData r:id="rId4">
-    <c:autoUpdate val="0"/>
-  </c:externalData>
-</c:chartSpace>
-</file>
-
-<file path=word/charts/colors1.xml><?xml version="1.0" encoding="utf-8"?>
-<cs:colorStyle xmlns:cs="http://schemas.microsoft.com/office/drawing/2012/chartStyle" xmlns:a="http://schemas.openxmlformats.org/drawingml/2006/main" meth="cycle" id="10">
-  <a:schemeClr val="accent1"/>
-  <a:schemeClr val="accent2"/>
-  <a:schemeClr val="accent3"/>
-  <a:schemeClr val="accent4"/>
-  <a:schemeClr val="accent5"/>
-  <a:schemeClr val="accent6"/>
-  <cs:variation/>
-  <cs:variation>
-    <a:lumMod val="60000"/>
-  </cs:variation>
-  <cs:variation>
-    <a:lumMod val="80000"/>
-    <a:lumOff val="20000"/>
-  </cs:variation>
-  <cs:variation>
-    <a:lumMod val="80000"/>
-  </cs:variation>
-  <cs:variation>
-    <a:lumMod val="60000"/>
-    <a:lumOff val="40000"/>
-  </cs:variation>
-  <cs:variation>
-    <a:lumMod val="50000"/>
-  </cs:variation>
-  <cs:variation>
-    <a:lumMod val="70000"/>
-    <a:lumOff val="30000"/>
-  </cs:variation>
-  <cs:variation>
-    <a:lumMod val="70000"/>
-  </cs:variation>
-  <cs:variation>
-    <a:lumMod val="50000"/>
-    <a:lumOff val="50000"/>
-  </cs:variation>
-</cs:colorStyle>
-</file>
-
-<file path=word/charts/colors2.xml><?xml version="1.0" encoding="utf-8"?>
-<cs:colorStyle xmlns:cs="http://schemas.microsoft.com/office/drawing/2012/chartStyle" xmlns:a="http://schemas.openxmlformats.org/drawingml/2006/main" meth="cycle" id="10">
-  <a:schemeClr val="accent1"/>
-  <a:schemeClr val="accent2"/>
-  <a:schemeClr val="accent3"/>
-  <a:schemeClr val="accent4"/>
-  <a:schemeClr val="accent5"/>
-  <a:schemeClr val="accent6"/>
-  <cs:variation/>
-  <cs:variation>
-    <a:lumMod val="60000"/>
-  </cs:variation>
-  <cs:variation>
-    <a:lumMod val="80000"/>
-    <a:lumOff val="20000"/>
-  </cs:variation>
-  <cs:variation>
-    <a:lumMod val="80000"/>
-  </cs:variation>
-  <cs:variation>
-    <a:lumMod val="60000"/>
-    <a:lumOff val="40000"/>
-  </cs:variation>
-  <cs:variation>
-    <a:lumMod val="50000"/>
-  </cs:variation>
-  <cs:variation>
-    <a:lumMod val="70000"/>
-    <a:lumOff val="30000"/>
-  </cs:variation>
-  <cs:variation>
-    <a:lumMod val="70000"/>
-  </cs:variation>
-  <cs:variation>
-    <a:lumMod val="50000"/>
-    <a:lumOff val="50000"/>
-  </cs:variation>
-</cs:colorStyle>
-</file>
-
-<file path=word/charts/style1.xml><?xml version="1.0" encoding="utf-8"?>
-<cs:chartStyle xmlns:cs="http://schemas.microsoft.com/office/drawing/2012/chartStyle" xmlns:a="http://schemas.openxmlformats.org/drawingml/2006/main" id="332">
-  <cs:axisTitle>
-    <cs:lnRef idx="0"/>
-    <cs:fillRef idx="0"/>
-    <cs:effectRef idx="0"/>
-    <cs:fontRef idx="minor">
-      <a:schemeClr val="tx1">
-        <a:lumMod val="65000"/>
-        <a:lumOff val="35000"/>
-      </a:schemeClr>
-    </cs:fontRef>
-    <cs:defRPr sz="1000" kern="1200"/>
-  </cs:axisTitle>
-  <cs:categoryAxis>
-    <cs:lnRef idx="0"/>
-    <cs:fillRef idx="0"/>
-    <cs:effectRef idx="0"/>
-    <cs:fontRef idx="minor">
-      <a:schemeClr val="tx1">
-        <a:lumMod val="65000"/>
-        <a:lumOff val="35000"/>
-      </a:schemeClr>
-    </cs:fontRef>
-    <cs:spPr>
-      <a:ln w="9525" cap="flat" cmpd="sng" algn="ctr">
-        <a:solidFill>
-          <a:schemeClr val="tx1">
-            <a:lumMod val="15000"/>
-            <a:lumOff val="85000"/>
-          </a:schemeClr>
-        </a:solidFill>
-        <a:round/>
-      </a:ln>
-    </cs:spPr>
-    <cs:defRPr sz="900" kern="1200"/>
-  </cs:categoryAxis>
-  <cs:chartArea mods="allowNoFillOverride allowNoLineOverride">
-    <cs:lnRef idx="0"/>
-    <cs:fillRef idx="0"/>
-    <cs:effectRef idx="0"/>
-    <cs:fontRef idx="minor">
-      <a:schemeClr val="tx1"/>
-    </cs:fontRef>
-    <cs:spPr>
-      <a:solidFill>
-        <a:schemeClr val="bg1"/>
-      </a:solidFill>
-      <a:ln w="9525" cap="flat" cmpd="sng" algn="ctr">
-        <a:solidFill>
-          <a:schemeClr val="tx1">
-            <a:lumMod val="15000"/>
-            <a:lumOff val="85000"/>
-          </a:schemeClr>
-        </a:solidFill>
-        <a:round/>
-      </a:ln>
-    </cs:spPr>
-    <cs:defRPr sz="1000" kern="1200"/>
-  </cs:chartArea>
-  <cs:dataLabel>
-    <cs:lnRef idx="0"/>
-    <cs:fillRef idx="0"/>
-    <cs:effectRef idx="0"/>
-    <cs:fontRef idx="minor">
-      <a:schemeClr val="tx1">
-        <a:lumMod val="75000"/>
-        <a:lumOff val="25000"/>
-      </a:schemeClr>
-    </cs:fontRef>
-    <cs:defRPr sz="900" kern="1200"/>
-  </cs:dataLabel>
-  <cs:dataLabelCallout>
-    <cs:lnRef idx="0"/>
-    <cs:fillRef idx="0"/>
-    <cs:effectRef idx="0"/>
-    <cs:fontRef idx="minor">
-      <a:schemeClr val="dk1">
-        <a:lumMod val="65000"/>
-        <a:lumOff val="35000"/>
-      </a:schemeClr>
-    </cs:fontRef>
-    <cs:spPr>
-      <a:solidFill>
-        <a:schemeClr val="lt1"/>
-      </a:solidFill>
-      <a:ln>
-        <a:solidFill>
-          <a:schemeClr val="dk1">
-            <a:lumMod val="25000"/>
-            <a:lumOff val="75000"/>
-          </a:schemeClr>
-        </a:solidFill>
-      </a:ln>
-    </cs:spPr>
-    <cs:defRPr sz="900" kern="1200"/>
-    <cs:bodyPr rot="0" spcFirstLastPara="1" vertOverflow="clip" horzOverflow="clip" vert="horz" wrap="square" lIns="36576" tIns="18288" rIns="36576" bIns="18288" anchor="ctr" anchorCtr="1">
-      <a:spAutoFit/>
-    </cs:bodyPr>
-  </cs:dataLabelCallout>
-  <cs:dataPoint>
-    <cs:lnRef idx="0"/>
-    <cs:fillRef idx="1">
-      <cs:styleClr val="auto"/>
-    </cs:fillRef>
-    <cs:effectRef idx="0"/>
-    <cs:fontRef idx="minor">
-      <a:schemeClr val="tx1"/>
-    </cs:fontRef>
-  </cs:dataPoint>
-  <cs:dataPoint3D>
-    <cs:lnRef idx="0"/>
-    <cs:fillRef idx="1">
-      <cs:styleClr val="auto"/>
-    </cs:fillRef>
-    <cs:effectRef idx="0"/>
-    <cs:fontRef idx="minor">
-      <a:schemeClr val="tx1"/>
-    </cs:fontRef>
-  </cs:dataPoint3D>
-  <cs:dataPointLine>
-    <cs:lnRef idx="0">
-      <cs:styleClr val="auto"/>
-    </cs:lnRef>
-    <cs:fillRef idx="1"/>
-    <cs:effectRef idx="0"/>
-    <cs:fontRef idx="minor">
-      <a:schemeClr val="tx1"/>
-    </cs:fontRef>
-    <cs:spPr>
-      <a:ln w="28575" cap="rnd">
-        <a:solidFill>
-          <a:schemeClr val="phClr"/>
-        </a:solidFill>
-        <a:round/>
-      </a:ln>
-    </cs:spPr>
-  </cs:dataPointLine>
-  <cs:dataPointMarker>
-    <cs:lnRef idx="0">
-      <cs:styleClr val="auto"/>
-    </cs:lnRef>
-    <cs:fillRef idx="1">
-      <cs:styleClr val="auto"/>
-    </cs:fillRef>
-    <cs:effectRef idx="0"/>
-    <cs:fontRef idx="minor">
-      <a:schemeClr val="tx1"/>
-    </cs:fontRef>
-    <cs:spPr>
-      <a:ln w="9525">
-        <a:solidFill>
-          <a:schemeClr val="phClr"/>
-        </a:solidFill>
-      </a:ln>
-    </cs:spPr>
-  </cs:dataPointMarker>
-  <cs:dataPointMarkerLayout symbol="circle" size="5"/>
-  <cs:dataPointWireframe>
-    <cs:lnRef idx="0">
-      <cs:styleClr val="auto"/>
-    </cs:lnRef>
-    <cs:fillRef idx="1"/>
-    <cs:effectRef idx="0"/>
-    <cs:fontRef idx="minor">
-      <a:schemeClr val="tx1"/>
-    </cs:fontRef>
-    <cs:spPr>
-      <a:ln w="9525" cap="rnd">
-        <a:solidFill>
-          <a:schemeClr val="phClr"/>
-        </a:solidFill>
-        <a:round/>
-      </a:ln>
-    </cs:spPr>
-  </cs:dataPointWireframe>
-  <cs:dataTable>
-    <cs:lnRef idx="0"/>
-    <cs:fillRef idx="0"/>
-    <cs:effectRef idx="0"/>
-    <cs:fontRef idx="minor">
-      <a:schemeClr val="tx1">
-        <a:lumMod val="65000"/>
-        <a:lumOff val="35000"/>
-      </a:schemeClr>
-    </cs:fontRef>
-    <cs:spPr>
-      <a:noFill/>
-      <a:ln w="9525" cap="flat" cmpd="sng" algn="ctr">
-        <a:solidFill>
-          <a:schemeClr val="tx1">
-            <a:lumMod val="15000"/>
-            <a:lumOff val="85000"/>
-          </a:schemeClr>
-        </a:solidFill>
-        <a:round/>
-      </a:ln>
-    </cs:spPr>
-    <cs:defRPr sz="900" kern="1200"/>
-  </cs:dataTable>
-  <cs:downBar>
-    <cs:lnRef idx="0"/>
-    <cs:fillRef idx="0"/>
-    <cs:effectRef idx="0"/>
-    <cs:fontRef idx="minor">
-      <a:schemeClr val="dk1"/>
-    </cs:fontRef>
-    <cs:spPr>
-      <a:solidFill>
-        <a:schemeClr val="dk1">
-          <a:lumMod val="65000"/>
-          <a:lumOff val="35000"/>
-        </a:schemeClr>
-      </a:solidFill>
-      <a:ln w="9525">
-        <a:solidFill>
-          <a:schemeClr val="tx1">
-            <a:lumMod val="65000"/>
-            <a:lumOff val="35000"/>
-          </a:schemeClr>
-        </a:solidFill>
-      </a:ln>
-    </cs:spPr>
-  </cs:downBar>
-  <cs:dropLine>
-    <cs:lnRef idx="0"/>
-    <cs:fillRef idx="0"/>
-    <cs:effectRef idx="0"/>
-    <cs:fontRef idx="minor">
-      <a:schemeClr val="tx1"/>
-    </cs:fontRef>
-    <cs:spPr>
-      <a:ln w="9525" cap="flat" cmpd="sng" algn="ctr">
-        <a:solidFill>
-          <a:schemeClr val="tx1">
-            <a:lumMod val="35000"/>
-            <a:lumOff val="65000"/>
-          </a:schemeClr>
-        </a:solidFill>
-        <a:round/>
-      </a:ln>
-    </cs:spPr>
-  </cs:dropLine>
-  <cs:errorBar>
-    <cs:lnRef idx="0"/>
-    <cs:fillRef idx="0"/>
-    <cs:effectRef idx="0"/>
-    <cs:fontRef idx="minor">
-      <a:schemeClr val="tx1"/>
-    </cs:fontRef>
-    <cs:spPr>
-      <a:ln w="9525" cap="flat" cmpd="sng" algn="ctr">
-        <a:solidFill>
-          <a:schemeClr val="tx1">
-            <a:lumMod val="65000"/>
-            <a:lumOff val="35000"/>
-          </a:schemeClr>
-        </a:solidFill>
-        <a:round/>
-      </a:ln>
-    </cs:spPr>
-  </cs:errorBar>
-  <cs:floor>
-    <cs:lnRef idx="0"/>
-    <cs:fillRef idx="0"/>
-    <cs:effectRef idx="0"/>
-    <cs:fontRef idx="minor">
-      <a:schemeClr val="tx1"/>
-    </cs:fontRef>
-    <cs:spPr>
-      <a:noFill/>
-      <a:ln>
-        <a:noFill/>
-      </a:ln>
-    </cs:spPr>
-  </cs:floor>
-  <cs:gridlineMajor>
-    <cs:lnRef idx="0"/>
-    <cs:fillRef idx="0"/>
-    <cs:effectRef idx="0"/>
-    <cs:fontRef idx="minor">
-      <a:schemeClr val="tx1"/>
-    </cs:fontRef>
-    <cs:spPr>
-      <a:ln w="9525" cap="flat" cmpd="sng" algn="ctr">
-        <a:solidFill>
-          <a:schemeClr val="tx1">
-            <a:lumMod val="15000"/>
-            <a:lumOff val="85000"/>
-          </a:schemeClr>
-        </a:solidFill>
-        <a:round/>
-      </a:ln>
-    </cs:spPr>
-  </cs:gridlineMajor>
-  <cs:gridlineMinor>
-    <cs:lnRef idx="0"/>
-    <cs:fillRef idx="0"/>
-    <cs:effectRef idx="0"/>
-    <cs:fontRef idx="minor">
-      <a:schemeClr val="tx1"/>
-    </cs:fontRef>
-    <cs:spPr>
-      <a:ln w="9525" cap="flat" cmpd="sng" algn="ctr">
-        <a:solidFill>
-          <a:schemeClr val="tx1">
-            <a:lumMod val="5000"/>
-            <a:lumOff val="95000"/>
-          </a:schemeClr>
-        </a:solidFill>
-        <a:round/>
-      </a:ln>
-    </cs:spPr>
-  </cs:gridlineMinor>
-  <cs:hiLoLine>
-    <cs:lnRef idx="0"/>
-    <cs:fillRef idx="0"/>
-    <cs:effectRef idx="0"/>
-    <cs:fontRef idx="minor">
-      <a:schemeClr val="tx1"/>
-    </cs:fontRef>
-    <cs:spPr>
-      <a:ln w="9525" cap="flat" cmpd="sng" algn="ctr">
-        <a:solidFill>
-          <a:schemeClr val="tx1">
-            <a:lumMod val="75000"/>
-            <a:lumOff val="25000"/>
-          </a:schemeClr>
-        </a:solidFill>
-        <a:round/>
-      </a:ln>
-    </cs:spPr>
-  </cs:hiLoLine>
-  <cs:leaderLine>
-    <cs:lnRef idx="0"/>
-    <cs:fillRef idx="0"/>
-    <cs:effectRef idx="0"/>
-    <cs:fontRef idx="minor">
-      <a:schemeClr val="tx1"/>
-    </cs:fontRef>
-    <cs:spPr>
-      <a:ln w="9525" cap="flat" cmpd="sng" algn="ctr">
-        <a:solidFill>
-          <a:schemeClr val="tx1">
-            <a:lumMod val="35000"/>
-            <a:lumOff val="65000"/>
-          </a:schemeClr>
-        </a:solidFill>
-        <a:round/>
-      </a:ln>
-    </cs:spPr>
-  </cs:leaderLine>
-  <cs:legend>
-    <cs:lnRef idx="0"/>
-    <cs:fillRef idx="0"/>
-    <cs:effectRef idx="0"/>
-    <cs:fontRef idx="minor">
-      <a:schemeClr val="tx1">
-        <a:lumMod val="65000"/>
-        <a:lumOff val="35000"/>
-      </a:schemeClr>
-    </cs:fontRef>
-    <cs:defRPr sz="900" kern="1200"/>
-  </cs:legend>
-  <cs:plotArea mods="allowNoFillOverride allowNoLineOverride">
-    <cs:lnRef idx="0"/>
-    <cs:fillRef idx="0"/>
-    <cs:effectRef idx="0"/>
-    <cs:fontRef idx="minor">
-      <a:schemeClr val="tx1"/>
-    </cs:fontRef>
-  </cs:plotArea>
-  <cs:plotArea3D mods="allowNoFillOverride allowNoLineOverride">
-    <cs:lnRef idx="0"/>
-    <cs:fillRef idx="0"/>
-    <cs:effectRef idx="0"/>
-    <cs:fontRef idx="minor">
-      <a:schemeClr val="tx1"/>
-    </cs:fontRef>
-  </cs:plotArea3D>
-  <cs:seriesAxis>
-    <cs:lnRef idx="0"/>
-    <cs:fillRef idx="0"/>
-    <cs:effectRef idx="0"/>
-    <cs:fontRef idx="minor">
-      <a:schemeClr val="tx1">
-        <a:lumMod val="65000"/>
-        <a:lumOff val="35000"/>
-      </a:schemeClr>
-    </cs:fontRef>
-    <cs:defRPr sz="900" kern="1200"/>
-  </cs:seriesAxis>
-  <cs:seriesLine>
-    <cs:lnRef idx="0"/>
-    <cs:fillRef idx="0"/>
-    <cs:effectRef idx="0"/>
-    <cs:fontRef idx="minor">
-      <a:schemeClr val="tx1"/>
-    </cs:fontRef>
-    <cs:spPr>
-      <a:ln w="9525" cap="flat" cmpd="sng" algn="ctr">
-        <a:solidFill>
-          <a:schemeClr val="tx1">
-            <a:lumMod val="35000"/>
-            <a:lumOff val="65000"/>
-          </a:schemeClr>
-        </a:solidFill>
-        <a:round/>
-      </a:ln>
-    </cs:spPr>
-  </cs:seriesLine>
-  <cs:title>
-    <cs:lnRef idx="0"/>
-    <cs:fillRef idx="0"/>
-    <cs:effectRef idx="0"/>
-    <cs:fontRef idx="minor">
-      <a:schemeClr val="tx1">
-        <a:lumMod val="65000"/>
-        <a:lumOff val="35000"/>
-      </a:schemeClr>
-    </cs:fontRef>
-    <cs:defRPr sz="1400" b="0" kern="1200" spc="0" baseline="0"/>
-  </cs:title>
-  <cs:trendline>
-    <cs:lnRef idx="0">
-      <cs:styleClr val="auto"/>
-    </cs:lnRef>
-    <cs:fillRef idx="0"/>
-    <cs:effectRef idx="0"/>
-    <cs:fontRef idx="minor">
-      <a:schemeClr val="tx1"/>
-    </cs:fontRef>
-    <cs:spPr>
-      <a:ln w="19050" cap="rnd">
-        <a:solidFill>
-          <a:schemeClr val="phClr"/>
-        </a:solidFill>
-        <a:prstDash val="sysDot"/>
-      </a:ln>
-    </cs:spPr>
-  </cs:trendline>
-  <cs:trendlineLabel>
-    <cs:lnRef idx="0"/>
-    <cs:fillRef idx="0"/>
-    <cs:effectRef idx="0"/>
-    <cs:fontRef idx="minor">
-      <a:schemeClr val="tx1">
-        <a:lumMod val="65000"/>
-        <a:lumOff val="35000"/>
-      </a:schemeClr>
-    </cs:fontRef>
-    <cs:defRPr sz="900" kern="1200"/>
-  </cs:trendlineLabel>
-  <cs:upBar>
-    <cs:lnRef idx="0"/>
-    <cs:fillRef idx="0"/>
-    <cs:effectRef idx="0"/>
-    <cs:fontRef idx="minor">
-      <a:schemeClr val="dk1"/>
-    </cs:fontRef>
-    <cs:spPr>
-      <a:solidFill>
-        <a:schemeClr val="lt1"/>
-      </a:solidFill>
-      <a:ln w="9525">
-        <a:solidFill>
-          <a:schemeClr val="tx1">
-            <a:lumMod val="15000"/>
-            <a:lumOff val="85000"/>
-          </a:schemeClr>
-        </a:solidFill>
-      </a:ln>
-    </cs:spPr>
-  </cs:upBar>
-  <cs:valueAxis>
-    <cs:lnRef idx="0"/>
-    <cs:fillRef idx="0"/>
-    <cs:effectRef idx="0"/>
-    <cs:fontRef idx="minor">
-      <a:schemeClr val="tx1">
-        <a:lumMod val="65000"/>
-        <a:lumOff val="35000"/>
-      </a:schemeClr>
-    </cs:fontRef>
-    <cs:defRPr sz="900" kern="1200"/>
-  </cs:valueAxis>
-  <cs:wall>
-    <cs:lnRef idx="0"/>
-    <cs:fillRef idx="0"/>
-    <cs:effectRef idx="0"/>
-    <cs:fontRef idx="minor">
-      <a:schemeClr val="tx1"/>
-    </cs:fontRef>
-    <cs:spPr>
-      <a:noFill/>
-      <a:ln>
-        <a:noFill/>
-      </a:ln>
-    </cs:spPr>
-  </cs:wall>
-</cs:chartStyle>
-</file>
-
-<file path=word/charts/style2.xml><?xml version="1.0" encoding="utf-8"?>
-<cs:chartStyle xmlns:cs="http://schemas.microsoft.com/office/drawing/2012/chartStyle" xmlns:a="http://schemas.openxmlformats.org/drawingml/2006/main" id="332">
-  <cs:axisTitle>
-    <cs:lnRef idx="0"/>
-    <cs:fillRef idx="0"/>
-    <cs:effectRef idx="0"/>
-    <cs:fontRef idx="minor">
-      <a:schemeClr val="tx1">
-        <a:lumMod val="65000"/>
-        <a:lumOff val="35000"/>
-      </a:schemeClr>
-    </cs:fontRef>
-    <cs:defRPr sz="1000" kern="1200"/>
-  </cs:axisTitle>
-  <cs:categoryAxis>
-    <cs:lnRef idx="0"/>
-    <cs:fillRef idx="0"/>
-    <cs:effectRef idx="0"/>
-    <cs:fontRef idx="minor">
-      <a:schemeClr val="tx1">
-        <a:lumMod val="65000"/>
-        <a:lumOff val="35000"/>
-      </a:schemeClr>
-    </cs:fontRef>
-    <cs:spPr>
-      <a:ln w="9525" cap="flat" cmpd="sng" algn="ctr">
-        <a:solidFill>
-          <a:schemeClr val="tx1">
-            <a:lumMod val="15000"/>
-            <a:lumOff val="85000"/>
-          </a:schemeClr>
-        </a:solidFill>
-        <a:round/>
-      </a:ln>
-    </cs:spPr>
-    <cs:defRPr sz="900" kern="1200"/>
-  </cs:categoryAxis>
-  <cs:chartArea mods="allowNoFillOverride allowNoLineOverride">
-    <cs:lnRef idx="0"/>
-    <cs:fillRef idx="0"/>
-    <cs:effectRef idx="0"/>
-    <cs:fontRef idx="minor">
-      <a:schemeClr val="tx1"/>
-    </cs:fontRef>
-    <cs:spPr>
-      <a:solidFill>
-        <a:schemeClr val="bg1"/>
-      </a:solidFill>
-      <a:ln w="9525" cap="flat" cmpd="sng" algn="ctr">
-        <a:solidFill>
-          <a:schemeClr val="tx1">
-            <a:lumMod val="15000"/>
-            <a:lumOff val="85000"/>
-          </a:schemeClr>
-        </a:solidFill>
-        <a:round/>
-      </a:ln>
-    </cs:spPr>
-    <cs:defRPr sz="1000" kern="1200"/>
-  </cs:chartArea>
-  <cs:dataLabel>
-    <cs:lnRef idx="0"/>
-    <cs:fillRef idx="0"/>
-    <cs:effectRef idx="0"/>
-    <cs:fontRef idx="minor">
-      <a:schemeClr val="tx1">
-        <a:lumMod val="75000"/>
-        <a:lumOff val="25000"/>
-      </a:schemeClr>
-    </cs:fontRef>
-    <cs:defRPr sz="900" kern="1200"/>
-  </cs:dataLabel>
-  <cs:dataLabelCallout>
-    <cs:lnRef idx="0"/>
-    <cs:fillRef idx="0"/>
-    <cs:effectRef idx="0"/>
-    <cs:fontRef idx="minor">
-      <a:schemeClr val="dk1">
-        <a:lumMod val="65000"/>
-        <a:lumOff val="35000"/>
-      </a:schemeClr>
-    </cs:fontRef>
-    <cs:spPr>
-      <a:solidFill>
-        <a:schemeClr val="lt1"/>
-      </a:solidFill>
-      <a:ln>
-        <a:solidFill>
-          <a:schemeClr val="dk1">
-            <a:lumMod val="25000"/>
-            <a:lumOff val="75000"/>
-          </a:schemeClr>
-        </a:solidFill>
-      </a:ln>
-    </cs:spPr>
-    <cs:defRPr sz="900" kern="1200"/>
-    <cs:bodyPr rot="0" spcFirstLastPara="1" vertOverflow="clip" horzOverflow="clip" vert="horz" wrap="square" lIns="36576" tIns="18288" rIns="36576" bIns="18288" anchor="ctr" anchorCtr="1">
-      <a:spAutoFit/>
-    </cs:bodyPr>
-  </cs:dataLabelCallout>
-  <cs:dataPoint>
-    <cs:lnRef idx="0"/>
-    <cs:fillRef idx="1">
-      <cs:styleClr val="auto"/>
-    </cs:fillRef>
-    <cs:effectRef idx="0"/>
-    <cs:fontRef idx="minor">
-      <a:schemeClr val="tx1"/>
-    </cs:fontRef>
-  </cs:dataPoint>
-  <cs:dataPoint3D>
-    <cs:lnRef idx="0"/>
-    <cs:fillRef idx="1">
-      <cs:styleClr val="auto"/>
-    </cs:fillRef>
-    <cs:effectRef idx="0"/>
-    <cs:fontRef idx="minor">
-      <a:schemeClr val="tx1"/>
-    </cs:fontRef>
-  </cs:dataPoint3D>
-  <cs:dataPointLine>
-    <cs:lnRef idx="0">
-      <cs:styleClr val="auto"/>
-    </cs:lnRef>
-    <cs:fillRef idx="1"/>
-    <cs:effectRef idx="0"/>
-    <cs:fontRef idx="minor">
-      <a:schemeClr val="tx1"/>
-    </cs:fontRef>
-    <cs:spPr>
-      <a:ln w="28575" cap="rnd">
-        <a:solidFill>
-          <a:schemeClr val="phClr"/>
-        </a:solidFill>
-        <a:round/>
-      </a:ln>
-    </cs:spPr>
-  </cs:dataPointLine>
-  <cs:dataPointMarker>
-    <cs:lnRef idx="0">
-      <cs:styleClr val="auto"/>
-    </cs:lnRef>
-    <cs:fillRef idx="1">
-      <cs:styleClr val="auto"/>
-    </cs:fillRef>
-    <cs:effectRef idx="0"/>
-    <cs:fontRef idx="minor">
-      <a:schemeClr val="tx1"/>
-    </cs:fontRef>
-    <cs:spPr>
-      <a:ln w="9525">
-        <a:solidFill>
-          <a:schemeClr val="phClr"/>
-        </a:solidFill>
-      </a:ln>
-    </cs:spPr>
-  </cs:dataPointMarker>
-  <cs:dataPointMarkerLayout symbol="circle" size="5"/>
-  <cs:dataPointWireframe>
-    <cs:lnRef idx="0">
-      <cs:styleClr val="auto"/>
-    </cs:lnRef>
-    <cs:fillRef idx="1"/>
-    <cs:effectRef idx="0"/>
-    <cs:fontRef idx="minor">
-      <a:schemeClr val="tx1"/>
-    </cs:fontRef>
-    <cs:spPr>
-      <a:ln w="9525" cap="rnd">
-        <a:solidFill>
-          <a:schemeClr val="phClr"/>
-        </a:solidFill>
-        <a:round/>
-      </a:ln>
-    </cs:spPr>
-  </cs:dataPointWireframe>
-  <cs:dataTable>
-    <cs:lnRef idx="0"/>
-    <cs:fillRef idx="0"/>
-    <cs:effectRef idx="0"/>
-    <cs:fontRef idx="minor">
-      <a:schemeClr val="tx1">
-        <a:lumMod val="65000"/>
-        <a:lumOff val="35000"/>
-      </a:schemeClr>
-    </cs:fontRef>
-    <cs:spPr>
-      <a:noFill/>
-      <a:ln w="9525" cap="flat" cmpd="sng" algn="ctr">
-        <a:solidFill>
-          <a:schemeClr val="tx1">
-            <a:lumMod val="15000"/>
-            <a:lumOff val="85000"/>
-          </a:schemeClr>
-        </a:solidFill>
-        <a:round/>
-      </a:ln>
-    </cs:spPr>
-    <cs:defRPr sz="900" kern="1200"/>
-  </cs:dataTable>
-  <cs:downBar>
-    <cs:lnRef idx="0"/>
-    <cs:fillRef idx="0"/>
-    <cs:effectRef idx="0"/>
-    <cs:fontRef idx="minor">
-      <a:schemeClr val="dk1"/>
-    </cs:fontRef>
-    <cs:spPr>
-      <a:solidFill>
-        <a:schemeClr val="dk1">
-          <a:lumMod val="65000"/>
-          <a:lumOff val="35000"/>
-        </a:schemeClr>
-      </a:solidFill>
-      <a:ln w="9525">
-        <a:solidFill>
-          <a:schemeClr val="tx1">
-            <a:lumMod val="65000"/>
-            <a:lumOff val="35000"/>
-          </a:schemeClr>
-        </a:solidFill>
-      </a:ln>
-    </cs:spPr>
-  </cs:downBar>
-  <cs:dropLine>
-    <cs:lnRef idx="0"/>
-    <cs:fillRef idx="0"/>
-    <cs:effectRef idx="0"/>
-    <cs:fontRef idx="minor">
-      <a:schemeClr val="tx1"/>
-    </cs:fontRef>
-    <cs:spPr>
-      <a:ln w="9525" cap="flat" cmpd="sng" algn="ctr">
-        <a:solidFill>
-          <a:schemeClr val="tx1">
-            <a:lumMod val="35000"/>
-            <a:lumOff val="65000"/>
-          </a:schemeClr>
-        </a:solidFill>
-        <a:round/>
-      </a:ln>
-    </cs:spPr>
-  </cs:dropLine>
-  <cs:errorBar>
-    <cs:lnRef idx="0"/>
-    <cs:fillRef idx="0"/>
-    <cs:effectRef idx="0"/>
-    <cs:fontRef idx="minor">
-      <a:schemeClr val="tx1"/>
-    </cs:fontRef>
-    <cs:spPr>
-      <a:ln w="9525" cap="flat" cmpd="sng" algn="ctr">
-        <a:solidFill>
-          <a:schemeClr val="tx1">
-            <a:lumMod val="65000"/>
-            <a:lumOff val="35000"/>
-          </a:schemeClr>
-        </a:solidFill>
-        <a:round/>
-      </a:ln>
-    </cs:spPr>
-  </cs:errorBar>
-  <cs:floor>
-    <cs:lnRef idx="0"/>
-    <cs:fillRef idx="0"/>
-    <cs:effectRef idx="0"/>
-    <cs:fontRef idx="minor">
-      <a:schemeClr val="tx1"/>
-    </cs:fontRef>
-    <cs:spPr>
-      <a:noFill/>
-      <a:ln>
-        <a:noFill/>
-      </a:ln>
-    </cs:spPr>
-  </cs:floor>
-  <cs:gridlineMajor>
-    <cs:lnRef idx="0"/>
-    <cs:fillRef idx="0"/>
-    <cs:effectRef idx="0"/>
-    <cs:fontRef idx="minor">
-      <a:schemeClr val="tx1"/>
-    </cs:fontRef>
-    <cs:spPr>
-      <a:ln w="9525" cap="flat" cmpd="sng" algn="ctr">
-        <a:solidFill>
-          <a:schemeClr val="tx1">
-            <a:lumMod val="15000"/>
-            <a:lumOff val="85000"/>
-          </a:schemeClr>
-        </a:solidFill>
-        <a:round/>
-      </a:ln>
-    </cs:spPr>
-  </cs:gridlineMajor>
-  <cs:gridlineMinor>
-    <cs:lnRef idx="0"/>
-    <cs:fillRef idx="0"/>
-    <cs:effectRef idx="0"/>
-    <cs:fontRef idx="minor">
-      <a:schemeClr val="tx1"/>
-    </cs:fontRef>
-    <cs:spPr>
-      <a:ln w="9525" cap="flat" cmpd="sng" algn="ctr">
-        <a:solidFill>
-          <a:schemeClr val="tx1">
-            <a:lumMod val="5000"/>
-            <a:lumOff val="95000"/>
-          </a:schemeClr>
-        </a:solidFill>
-        <a:round/>
-      </a:ln>
-    </cs:spPr>
-  </cs:gridlineMinor>
-  <cs:hiLoLine>
-    <cs:lnRef idx="0"/>
-    <cs:fillRef idx="0"/>
-    <cs:effectRef idx="0"/>
-    <cs:fontRef idx="minor">
-      <a:schemeClr val="tx1"/>
-    </cs:fontRef>
-    <cs:spPr>
-      <a:ln w="9525" cap="flat" cmpd="sng" algn="ctr">
-        <a:solidFill>
-          <a:schemeClr val="tx1">
-            <a:lumMod val="75000"/>
-            <a:lumOff val="25000"/>
-          </a:schemeClr>
-        </a:solidFill>
-        <a:round/>
-      </a:ln>
-    </cs:spPr>
-  </cs:hiLoLine>
-  <cs:leaderLine>
-    <cs:lnRef idx="0"/>
-    <cs:fillRef idx="0"/>
-    <cs:effectRef idx="0"/>
-    <cs:fontRef idx="minor">
-      <a:schemeClr val="tx1"/>
-    </cs:fontRef>
-    <cs:spPr>
-      <a:ln w="9525" cap="flat" cmpd="sng" algn="ctr">
-        <a:solidFill>
-          <a:schemeClr val="tx1">
-            <a:lumMod val="35000"/>
-            <a:lumOff val="65000"/>
-          </a:schemeClr>
-        </a:solidFill>
-        <a:round/>
-      </a:ln>
-    </cs:spPr>
-  </cs:leaderLine>
-  <cs:legend>
-    <cs:lnRef idx="0"/>
-    <cs:fillRef idx="0"/>
-    <cs:effectRef idx="0"/>
-    <cs:fontRef idx="minor">
-      <a:schemeClr val="tx1">
-        <a:lumMod val="65000"/>
-        <a:lumOff val="35000"/>
-      </a:schemeClr>
-    </cs:fontRef>
-    <cs:defRPr sz="900" kern="1200"/>
-  </cs:legend>
-  <cs:plotArea mods="allowNoFillOverride allowNoLineOverride">
-    <cs:lnRef idx="0"/>
-    <cs:fillRef idx="0"/>
-    <cs:effectRef idx="0"/>
-    <cs:fontRef idx="minor">
-      <a:schemeClr val="tx1"/>
-    </cs:fontRef>
-  </cs:plotArea>
-  <cs:plotArea3D mods="allowNoFillOverride allowNoLineOverride">
-    <cs:lnRef idx="0"/>
-    <cs:fillRef idx="0"/>
-    <cs:effectRef idx="0"/>
-    <cs:fontRef idx="minor">
-      <a:schemeClr val="tx1"/>
-    </cs:fontRef>
-  </cs:plotArea3D>
-  <cs:seriesAxis>
-    <cs:lnRef idx="0"/>
-    <cs:fillRef idx="0"/>
-    <cs:effectRef idx="0"/>
-    <cs:fontRef idx="minor">
-      <a:schemeClr val="tx1">
-        <a:lumMod val="65000"/>
-        <a:lumOff val="35000"/>
-      </a:schemeClr>
-    </cs:fontRef>
-    <cs:defRPr sz="900" kern="1200"/>
-  </cs:seriesAxis>
-  <cs:seriesLine>
-    <cs:lnRef idx="0"/>
-    <cs:fillRef idx="0"/>
-    <cs:effectRef idx="0"/>
-    <cs:fontRef idx="minor">
-      <a:schemeClr val="tx1"/>
-    </cs:fontRef>
-    <cs:spPr>
-      <a:ln w="9525" cap="flat" cmpd="sng" algn="ctr">
-        <a:solidFill>
-          <a:schemeClr val="tx1">
-            <a:lumMod val="35000"/>
-            <a:lumOff val="65000"/>
-          </a:schemeClr>
-        </a:solidFill>
-        <a:round/>
-      </a:ln>
-    </cs:spPr>
-  </cs:seriesLine>
-  <cs:title>
-    <cs:lnRef idx="0"/>
-    <cs:fillRef idx="0"/>
-    <cs:effectRef idx="0"/>
-    <cs:fontRef idx="minor">
-      <a:schemeClr val="tx1">
-        <a:lumMod val="65000"/>
-        <a:lumOff val="35000"/>
-      </a:schemeClr>
-    </cs:fontRef>
-    <cs:defRPr sz="1400" b="0" kern="1200" spc="0" baseline="0"/>
-  </cs:title>
-  <cs:trendline>
-    <cs:lnRef idx="0">
-      <cs:styleClr val="auto"/>
-    </cs:lnRef>
-    <cs:fillRef idx="0"/>
-    <cs:effectRef idx="0"/>
-    <cs:fontRef idx="minor">
-      <a:schemeClr val="tx1"/>
-    </cs:fontRef>
-    <cs:spPr>
-      <a:ln w="19050" cap="rnd">
-        <a:solidFill>
-          <a:schemeClr val="phClr"/>
-        </a:solidFill>
-        <a:prstDash val="sysDot"/>
-      </a:ln>
-    </cs:spPr>
-  </cs:trendline>
-  <cs:trendlineLabel>
-    <cs:lnRef idx="0"/>
-    <cs:fillRef idx="0"/>
-    <cs:effectRef idx="0"/>
-    <cs:fontRef idx="minor">
-      <a:schemeClr val="tx1">
-        <a:lumMod val="65000"/>
-        <a:lumOff val="35000"/>
-      </a:schemeClr>
-    </cs:fontRef>
-    <cs:defRPr sz="900" kern="1200"/>
-  </cs:trendlineLabel>
-  <cs:upBar>
-    <cs:lnRef idx="0"/>
-    <cs:fillRef idx="0"/>
-    <cs:effectRef idx="0"/>
-    <cs:fontRef idx="minor">
-      <a:schemeClr val="dk1"/>
-    </cs:fontRef>
-    <cs:spPr>
-      <a:solidFill>
-        <a:schemeClr val="lt1"/>
-      </a:solidFill>
-      <a:ln w="9525">
-        <a:solidFill>
-          <a:schemeClr val="tx1">
-            <a:lumMod val="15000"/>
-            <a:lumOff val="85000"/>
-          </a:schemeClr>
-        </a:solidFill>
-      </a:ln>
-    </cs:spPr>
-  </cs:upBar>
-  <cs:valueAxis>
-    <cs:lnRef idx="0"/>
-    <cs:fillRef idx="0"/>
-    <cs:effectRef idx="0"/>
-    <cs:fontRef idx="minor">
-      <a:schemeClr val="tx1">
-        <a:lumMod val="65000"/>
-        <a:lumOff val="35000"/>
-      </a:schemeClr>
-    </cs:fontRef>
-    <cs:defRPr sz="900" kern="1200"/>
-  </cs:valueAxis>
-  <cs:wall>
-    <cs:lnRef idx="0"/>
-    <cs:fillRef idx="0"/>
-    <cs:effectRef idx="0"/>
-    <cs:fontRef idx="minor">
-      <a:schemeClr val="tx1"/>
-    </cs:fontRef>
-    <cs:spPr>
-      <a:noFill/>
-      <a:ln>
-        <a:noFill/>
-      </a:ln>
-    </cs:spPr>
-  </cs:wall>
-</cs:chartStyle>
-</file>
-
 <file path=word/theme/theme1.xml><?xml version="1.0" encoding="utf-8"?>
 <a:theme xmlns:a="http://schemas.openxmlformats.org/drawingml/2006/main" name="Office Theme">
   <a:themeElements>
@@ -13617,290 +11974,4 @@
     </a:ext>
   </a:extLst>
 </a:theme>
-</file>
-
-<file path=word/theme/themeOverride1.xml><?xml version="1.0" encoding="utf-8"?>
-<a:themeOverride xmlns:a="http://schemas.openxmlformats.org/drawingml/2006/main">
-  <a:clrScheme name="Office">
-    <a:dk1>
-      <a:sysClr val="windowText" lastClr="000000"/>
-    </a:dk1>
-    <a:lt1>
-      <a:sysClr val="window" lastClr="FFFFFF"/>
-    </a:lt1>
-    <a:dk2>
-      <a:srgbClr val="44546A"/>
-    </a:dk2>
-    <a:lt2>
-      <a:srgbClr val="E7E6E6"/>
-    </a:lt2>
-    <a:accent1>
-      <a:srgbClr val="4472C4"/>
-    </a:accent1>
-    <a:accent2>
-      <a:srgbClr val="ED7D31"/>
-    </a:accent2>
-    <a:accent3>
-      <a:srgbClr val="A5A5A5"/>
-    </a:accent3>
-    <a:accent4>
-      <a:srgbClr val="FFC000"/>
-    </a:accent4>
-    <a:accent5>
-      <a:srgbClr val="5B9BD5"/>
-    </a:accent5>
-    <a:accent6>
-      <a:srgbClr val="70AD47"/>
-    </a:accent6>
-    <a:hlink>
-      <a:srgbClr val="0563C1"/>
-    </a:hlink>
-    <a:folHlink>
-      <a:srgbClr val="954F72"/>
-    </a:folHlink>
-  </a:clrScheme>
-  <a:fontScheme name="Office">
-    <a:majorFont>
-      <a:latin typeface="Calibri Light" panose="020F0302020204030204"/>
-      <a:ea typeface=""/>
-      <a:cs typeface=""/>
-      <a:font script="Jpan" typeface="游ゴシック Light"/>
-      <a:font script="Hang" typeface="맑은 고딕"/>
-      <a:font script="Hans" typeface="等线 Light"/>
-      <a:font script="Hant" typeface="新細明體"/>
-      <a:font script="Arab" typeface="Times New Roman"/>
-      <a:font script="Hebr" typeface="Times New Roman"/>
-      <a:font script="Thai" typeface="Tahoma"/>
-      <a:font script="Ethi" typeface="Nyala"/>
-      <a:font script="Beng" typeface="Vrinda"/>
-      <a:font script="Gujr" typeface="Shruti"/>
-      <a:font script="Khmr" typeface="MoolBoran"/>
-      <a:font script="Knda" typeface="Tunga"/>
-      <a:font script="Guru" typeface="Raavi"/>
-      <a:font script="Cans" typeface="Euphemia"/>
-      <a:font script="Cher" typeface="Plantagenet Cherokee"/>
-      <a:font script="Yiii" typeface="Microsoft Yi Baiti"/>
-      <a:font script="Tibt" typeface="Microsoft Himalaya"/>
-      <a:font script="Thaa" typeface="MV Boli"/>
-      <a:font script="Deva" typeface="Mangal"/>
-      <a:font script="Telu" typeface="Gautami"/>
-      <a:font script="Taml" typeface="Latha"/>
-      <a:font script="Syrc" typeface="Estrangelo Edessa"/>
-      <a:font script="Orya" typeface="Kalinga"/>
-      <a:font script="Mlym" typeface="Kartika"/>
-      <a:font script="Laoo" typeface="DokChampa"/>
-      <a:font script="Sinh" typeface="Iskoola Pota"/>
-      <a:font script="Mong" typeface="Mongolian Baiti"/>
-      <a:font script="Viet" typeface="Times New Roman"/>
-      <a:font script="Uigh" typeface="Microsoft Uighur"/>
-      <a:font script="Geor" typeface="Sylfaen"/>
-      <a:font script="Armn" typeface="Arial"/>
-      <a:font script="Bugi" typeface="Leelawadee UI"/>
-      <a:font script="Bopo" typeface="Microsoft JhengHei"/>
-      <a:font script="Java" typeface="Javanese Text"/>
-      <a:font script="Lisu" typeface="Segoe UI"/>
-      <a:font script="Mymr" typeface="Myanmar Text"/>
-      <a:font script="Nkoo" typeface="Ebrima"/>
-      <a:font script="Olck" typeface="Nirmala UI"/>
-      <a:font script="Osma" typeface="Ebrima"/>
-      <a:font script="Phag" typeface="Phagspa"/>
-      <a:font script="Syrn" typeface="Estrangelo Edessa"/>
-      <a:font script="Syrj" typeface="Estrangelo Edessa"/>
-      <a:font script="Syre" typeface="Estrangelo Edessa"/>
-      <a:font script="Sora" typeface="Nirmala UI"/>
-      <a:font script="Tale" typeface="Microsoft Tai Le"/>
-      <a:font script="Talu" typeface="Microsoft New Tai Lue"/>
-      <a:font script="Tfng" typeface="Ebrima"/>
-    </a:majorFont>
-    <a:minorFont>
-      <a:latin typeface="Calibri" panose="020F0502020204030204"/>
-      <a:ea typeface=""/>
-      <a:cs typeface=""/>
-      <a:font script="Jpan" typeface="游ゴシック"/>
-      <a:font script="Hang" typeface="맑은 고딕"/>
-      <a:font script="Hans" typeface="等线"/>
-      <a:font script="Hant" typeface="新細明體"/>
-      <a:font script="Arab" typeface="Arial"/>
-      <a:font script="Hebr" typeface="Arial"/>
-      <a:font script="Thai" typeface="Tahoma"/>
-      <a:font script="Ethi" typeface="Nyala"/>
-      <a:font script="Beng" typeface="Vrinda"/>
-      <a:font script="Gujr" typeface="Shruti"/>
-      <a:font script="Khmr" typeface="DaunPenh"/>
-      <a:font script="Knda" typeface="Tunga"/>
-      <a:font script="Guru" typeface="Raavi"/>
-      <a:font script="Cans" typeface="Euphemia"/>
-      <a:font script="Cher" typeface="Plantagenet Cherokee"/>
-      <a:font script="Yiii" typeface="Microsoft Yi Baiti"/>
-      <a:font script="Tibt" typeface="Microsoft Himalaya"/>
-      <a:font script="Thaa" typeface="MV Boli"/>
-      <a:font script="Deva" typeface="Mangal"/>
-      <a:font script="Telu" typeface="Gautami"/>
-      <a:font script="Taml" typeface="Latha"/>
-      <a:font script="Syrc" typeface="Estrangelo Edessa"/>
-      <a:font script="Orya" typeface="Kalinga"/>
-      <a:font script="Mlym" typeface="Kartika"/>
-      <a:font script="Laoo" typeface="DokChampa"/>
-      <a:font script="Sinh" typeface="Iskoola Pota"/>
-      <a:font script="Mong" typeface="Mongolian Baiti"/>
-      <a:font script="Viet" typeface="Arial"/>
-      <a:font script="Uigh" typeface="Microsoft Uighur"/>
-      <a:font script="Geor" typeface="Sylfaen"/>
-      <a:font script="Armn" typeface="Arial"/>
-      <a:font script="Bugi" typeface="Leelawadee UI"/>
-      <a:font script="Bopo" typeface="Microsoft JhengHei"/>
-      <a:font script="Java" typeface="Javanese Text"/>
-      <a:font script="Lisu" typeface="Segoe UI"/>
-      <a:font script="Mymr" typeface="Myanmar Text"/>
-      <a:font script="Nkoo" typeface="Ebrima"/>
-      <a:font script="Olck" typeface="Nirmala UI"/>
-      <a:font script="Osma" typeface="Ebrima"/>
-      <a:font script="Phag" typeface="Phagspa"/>
-      <a:font script="Syrn" typeface="Estrangelo Edessa"/>
-      <a:font script="Syrj" typeface="Estrangelo Edessa"/>
-      <a:font script="Syre" typeface="Estrangelo Edessa"/>
-      <a:font script="Sora" typeface="Nirmala UI"/>
-      <a:font script="Tale" typeface="Microsoft Tai Le"/>
-      <a:font script="Talu" typeface="Microsoft New Tai Lue"/>
-      <a:font script="Tfng" typeface="Ebrima"/>
-    </a:minorFont>
-  </a:fontScheme>
-  <a:fmtScheme name="Office">
-    <a:fillStyleLst>
-      <a:solidFill>
-        <a:schemeClr val="phClr"/>
-      </a:solidFill>
-      <a:gradFill rotWithShape="1">
-        <a:gsLst>
-          <a:gs pos="0">
-            <a:schemeClr val="phClr">
-              <a:lumMod val="110000"/>
-              <a:satMod val="105000"/>
-              <a:tint val="67000"/>
-            </a:schemeClr>
-          </a:gs>
-          <a:gs pos="50000">
-            <a:schemeClr val="phClr">
-              <a:lumMod val="105000"/>
-              <a:satMod val="103000"/>
-              <a:tint val="73000"/>
-            </a:schemeClr>
-          </a:gs>
-          <a:gs pos="100000">
-            <a:schemeClr val="phClr">
-              <a:lumMod val="105000"/>
-              <a:satMod val="109000"/>
-              <a:tint val="81000"/>
-            </a:schemeClr>
-          </a:gs>
-        </a:gsLst>
-        <a:lin ang="5400000" scaled="0"/>
-      </a:gradFill>
-      <a:gradFill rotWithShape="1">
-        <a:gsLst>
-          <a:gs pos="0">
-            <a:schemeClr val="phClr">
-              <a:satMod val="103000"/>
-              <a:lumMod val="102000"/>
-              <a:tint val="94000"/>
-            </a:schemeClr>
-          </a:gs>
-          <a:gs pos="50000">
-            <a:schemeClr val="phClr">
-              <a:satMod val="110000"/>
-              <a:lumMod val="100000"/>
-              <a:shade val="100000"/>
-            </a:schemeClr>
-          </a:gs>
-          <a:gs pos="100000">
-            <a:schemeClr val="phClr">
-              <a:lumMod val="99000"/>
-              <a:satMod val="120000"/>
-              <a:shade val="78000"/>
-            </a:schemeClr>
-          </a:gs>
-        </a:gsLst>
-        <a:lin ang="5400000" scaled="0"/>
-      </a:gradFill>
-    </a:fillStyleLst>
-    <a:lnStyleLst>
-      <a:ln w="6350" cap="flat" cmpd="sng" algn="ctr">
-        <a:solidFill>
-          <a:schemeClr val="phClr"/>
-        </a:solidFill>
-        <a:prstDash val="solid"/>
-        <a:miter lim="800000"/>
-      </a:ln>
-      <a:ln w="12700" cap="flat" cmpd="sng" algn="ctr">
-        <a:solidFill>
-          <a:schemeClr val="phClr"/>
-        </a:solidFill>
-        <a:prstDash val="solid"/>
-        <a:miter lim="800000"/>
-      </a:ln>
-      <a:ln w="19050" cap="flat" cmpd="sng" algn="ctr">
-        <a:solidFill>
-          <a:schemeClr val="phClr"/>
-        </a:solidFill>
-        <a:prstDash val="solid"/>
-        <a:miter lim="800000"/>
-      </a:ln>
-    </a:lnStyleLst>
-    <a:effectStyleLst>
-      <a:effectStyle>
-        <a:effectLst/>
-      </a:effectStyle>
-      <a:effectStyle>
-        <a:effectLst/>
-      </a:effectStyle>
-      <a:effectStyle>
-        <a:effectLst>
-          <a:outerShdw blurRad="57150" dist="19050" dir="5400000" algn="ctr" rotWithShape="0">
-            <a:srgbClr val="000000">
-              <a:alpha val="63000"/>
-            </a:srgbClr>
-          </a:outerShdw>
-        </a:effectLst>
-      </a:effectStyle>
-    </a:effectStyleLst>
-    <a:bgFillStyleLst>
-      <a:solidFill>
-        <a:schemeClr val="phClr"/>
-      </a:solidFill>
-      <a:solidFill>
-        <a:schemeClr val="phClr">
-          <a:tint val="95000"/>
-          <a:satMod val="170000"/>
-        </a:schemeClr>
-      </a:solidFill>
-      <a:gradFill rotWithShape="1">
-        <a:gsLst>
-          <a:gs pos="0">
-            <a:schemeClr val="phClr">
-              <a:tint val="93000"/>
-              <a:satMod val="150000"/>
-              <a:shade val="98000"/>
-              <a:lumMod val="102000"/>
-            </a:schemeClr>
-          </a:gs>
-          <a:gs pos="50000">
-            <a:schemeClr val="phClr">
-              <a:tint val="98000"/>
-              <a:satMod val="130000"/>
-              <a:shade val="90000"/>
-              <a:lumMod val="103000"/>
-            </a:schemeClr>
-          </a:gs>
-          <a:gs pos="100000">
-            <a:schemeClr val="phClr">
-              <a:shade val="63000"/>
-              <a:satMod val="120000"/>
-            </a:schemeClr>
-          </a:gs>
-        </a:gsLst>
-        <a:lin ang="5400000" scaled="0"/>
-      </a:gradFill>
-    </a:bgFillStyleLst>
-  </a:fmtScheme>
-</a:themeOverride>
 </file>
--- a/docs/BYNATIONALITY/Болгарки.docx
+++ b/docs/BYNATIONALITY/Болгарки.docx
@@ -194,7 +194,25 @@
                 <w:szCs w:val="16"/>
                 <w:lang w:val="ru-RU"/>
               </w:rPr>
-              <w:t xml:space="preserve">Данный список составлен на основе открытых и доступных на </w:t>
+              <w:t xml:space="preserve">Данный список составлен на основе открытых и доступных </w:t>
+            </w:r>
+            <w:r>
+              <w:rPr>
+                <w:rFonts w:ascii="Arial" w:hAnsi="Arial" w:cs="Arial"/>
+                <w:sz w:val="16"/>
+                <w:szCs w:val="16"/>
+                <w:lang w:val="ru-RU"/>
+              </w:rPr>
+              <w:t>в</w:t>
+            </w:r>
+            <w:r>
+              <w:rPr>
+                <w:rFonts w:ascii="Arial" w:hAnsi="Arial" w:cs="Arial"/>
+                <w:sz w:val="16"/>
+                <w:szCs w:val="16"/>
+                <w:lang w:val="ru-RU"/>
+              </w:rPr>
+              <w:t xml:space="preserve"> </w:t>
             </w:r>
             <w:r>
               <w:rPr>
@@ -502,7 +520,34 @@
                 <w:szCs w:val="16"/>
                 <w:lang w:val="ru-RU"/>
               </w:rPr>
-              <w:t>1- в 1942 году</w:t>
+              <w:t>1</w:t>
+            </w:r>
+            <w:r>
+              <w:rPr>
+                <w:rFonts w:ascii="Arial" w:hAnsi="Arial" w:cs="Arial"/>
+                <w:sz w:val="16"/>
+                <w:szCs w:val="16"/>
+                <w:lang w:val="ru-RU"/>
+              </w:rPr>
+              <w:t xml:space="preserve"> </w:t>
+            </w:r>
+            <w:r>
+              <w:rPr>
+                <w:rFonts w:ascii="Arial" w:hAnsi="Arial" w:cs="Arial"/>
+                <w:sz w:val="16"/>
+                <w:szCs w:val="16"/>
+                <w:lang w:val="ru-RU"/>
+              </w:rPr>
+              <w:t>–</w:t>
+            </w:r>
+            <w:r>
+              <w:rPr>
+                <w:rFonts w:ascii="Arial" w:hAnsi="Arial" w:cs="Arial"/>
+                <w:sz w:val="16"/>
+                <w:szCs w:val="16"/>
+                <w:lang w:val="ru-RU"/>
+              </w:rPr>
+              <w:t xml:space="preserve"> в 1942 году</w:t>
             </w:r>
             <w:r>
               <w:rPr>
@@ -623,7 +668,159 @@
               </w:rPr>
               <w:t xml:space="preserve">Согласно переписи населения 1937 года общая численность </w:t>
             </w:r>
-            <w:proofErr w:type="gramStart"/>
+            <w:r>
+              <w:rPr>
+                <w:rFonts w:ascii="Arial" w:hAnsi="Arial" w:cs="Arial"/>
+                <w:sz w:val="16"/>
+                <w:szCs w:val="16"/>
+                <w:lang w:val="ru-RU"/>
+              </w:rPr>
+              <w:t>болгар,</w:t>
+            </w:r>
+            <w:r>
+              <w:rPr>
+                <w:rFonts w:ascii="Arial" w:hAnsi="Arial" w:cs="Arial"/>
+                <w:sz w:val="16"/>
+                <w:szCs w:val="16"/>
+                <w:lang w:val="ru-RU"/>
+              </w:rPr>
+              <w:t xml:space="preserve"> проживавших </w:t>
+            </w:r>
+            <w:r>
+              <w:rPr>
+                <w:rFonts w:ascii="Arial" w:hAnsi="Arial" w:cs="Arial"/>
+                <w:sz w:val="16"/>
+                <w:szCs w:val="16"/>
+                <w:lang w:val="ru-RU"/>
+              </w:rPr>
+              <w:t>в СССР,</w:t>
+            </w:r>
+            <w:r>
+              <w:rPr>
+                <w:rFonts w:ascii="Arial" w:hAnsi="Arial" w:cs="Arial"/>
+                <w:sz w:val="16"/>
+                <w:szCs w:val="16"/>
+                <w:lang w:val="ru-RU"/>
+              </w:rPr>
+              <w:t xml:space="preserve"> составляла </w:t>
+            </w:r>
+            <w:r>
+              <w:rPr>
+                <w:rFonts w:ascii="Arial" w:hAnsi="Arial" w:cs="Arial"/>
+                <w:sz w:val="16"/>
+                <w:szCs w:val="16"/>
+                <w:lang w:val="ru-RU"/>
+              </w:rPr>
+              <w:t>90 919</w:t>
+            </w:r>
+            <w:r>
+              <w:rPr>
+                <w:rFonts w:ascii="Arial" w:hAnsi="Arial" w:cs="Arial"/>
+                <w:sz w:val="16"/>
+                <w:szCs w:val="16"/>
+                <w:lang w:val="ru-RU"/>
+              </w:rPr>
+              <w:t xml:space="preserve"> человек, таким образом </w:t>
+            </w:r>
+            <w:r>
+              <w:rPr>
+                <w:rFonts w:ascii="Arial" w:hAnsi="Arial" w:cs="Arial"/>
+                <w:sz w:val="16"/>
+                <w:szCs w:val="16"/>
+                <w:lang w:val="ru-RU"/>
+              </w:rPr>
+              <w:t>18</w:t>
+            </w:r>
+            <w:r>
+              <w:rPr>
+                <w:rFonts w:ascii="Arial" w:hAnsi="Arial" w:cs="Arial"/>
+                <w:sz w:val="16"/>
+                <w:szCs w:val="16"/>
+                <w:lang w:val="ru-RU"/>
+              </w:rPr>
+              <w:t xml:space="preserve"> </w:t>
+            </w:r>
+            <w:r>
+              <w:rPr>
+                <w:rFonts w:ascii="Arial" w:hAnsi="Arial" w:cs="Arial"/>
+                <w:sz w:val="16"/>
+                <w:szCs w:val="16"/>
+                <w:lang w:val="ru-RU"/>
+              </w:rPr>
+              <w:t>погибших женщин-болгарок</w:t>
+            </w:r>
+            <w:r>
+              <w:rPr>
+                <w:rFonts w:ascii="Arial" w:hAnsi="Arial" w:cs="Arial"/>
+                <w:sz w:val="16"/>
+                <w:szCs w:val="16"/>
+                <w:lang w:val="ru-RU"/>
+              </w:rPr>
+              <w:t xml:space="preserve"> </w:t>
+            </w:r>
+            <w:r>
+              <w:rPr>
+                <w:rFonts w:ascii="Arial" w:hAnsi="Arial" w:cs="Arial"/>
+                <w:sz w:val="16"/>
+                <w:szCs w:val="16"/>
+                <w:lang w:val="ru-RU"/>
+              </w:rPr>
+              <w:t>–</w:t>
+            </w:r>
+            <w:r>
+              <w:rPr>
+                <w:rFonts w:ascii="Arial" w:hAnsi="Arial" w:cs="Arial"/>
+                <w:sz w:val="16"/>
+                <w:szCs w:val="16"/>
+                <w:lang w:val="ru-RU"/>
+              </w:rPr>
+              <w:t xml:space="preserve"> это</w:t>
+            </w:r>
+            <w:r>
+              <w:rPr>
+                <w:rFonts w:ascii="Arial" w:hAnsi="Arial" w:cs="Arial"/>
+                <w:sz w:val="16"/>
+                <w:szCs w:val="16"/>
+                <w:lang w:val="ru-RU"/>
+              </w:rPr>
+              <w:t xml:space="preserve"> безвозвратные потери </w:t>
+            </w:r>
+            <w:r>
+              <w:rPr>
+                <w:rFonts w:ascii="Arial" w:hAnsi="Arial" w:cs="Arial"/>
+                <w:sz w:val="16"/>
+                <w:szCs w:val="16"/>
+                <w:lang w:val="ru-RU"/>
+              </w:rPr>
+              <w:t>нации,</w:t>
+            </w:r>
+            <w:r>
+              <w:rPr>
+                <w:rFonts w:ascii="Arial" w:hAnsi="Arial" w:cs="Arial"/>
+                <w:sz w:val="16"/>
+                <w:szCs w:val="16"/>
+                <w:lang w:val="ru-RU"/>
+              </w:rPr>
+              <w:t xml:space="preserve"> которые составляют 0,</w:t>
+            </w:r>
+            <w:r>
+              <w:rPr>
+                <w:rFonts w:ascii="Arial" w:hAnsi="Arial" w:cs="Arial"/>
+                <w:sz w:val="16"/>
+                <w:szCs w:val="16"/>
+                <w:lang w:val="ru-RU"/>
+              </w:rPr>
+              <w:t>02</w:t>
+            </w:r>
+            <w:r>
+              <w:rPr>
+                <w:rFonts w:ascii="Arial" w:hAnsi="Arial" w:cs="Arial"/>
+                <w:sz w:val="16"/>
+                <w:szCs w:val="16"/>
+                <w:lang w:val="ru-RU"/>
+              </w:rPr>
+              <w:t xml:space="preserve">% от общего числа </w:t>
+            </w:r>
             <w:r>
               <w:rPr>
                 <w:rFonts w:ascii="Arial" w:hAnsi="Arial" w:cs="Arial"/>
@@ -633,130 +830,6 @@
               </w:rPr>
               <w:t>болгар</w:t>
             </w:r>
-            <w:proofErr w:type="gramEnd"/>
-            <w:r>
-              <w:rPr>
-                <w:rFonts w:ascii="Arial" w:hAnsi="Arial" w:cs="Arial"/>
-                <w:sz w:val="16"/>
-                <w:szCs w:val="16"/>
-                <w:lang w:val="ru-RU"/>
-              </w:rPr>
-              <w:t xml:space="preserve"> проживавших в СССР составляла </w:t>
-            </w:r>
-            <w:r>
-              <w:rPr>
-                <w:rFonts w:ascii="Arial" w:hAnsi="Arial" w:cs="Arial"/>
-                <w:sz w:val="16"/>
-                <w:szCs w:val="16"/>
-                <w:lang w:val="ru-RU"/>
-              </w:rPr>
-              <w:t>90 919</w:t>
-            </w:r>
-            <w:r>
-              <w:rPr>
-                <w:rFonts w:ascii="Arial" w:hAnsi="Arial" w:cs="Arial"/>
-                <w:sz w:val="16"/>
-                <w:szCs w:val="16"/>
-                <w:lang w:val="ru-RU"/>
-              </w:rPr>
-              <w:t xml:space="preserve"> человек, таким образом </w:t>
-            </w:r>
-            <w:proofErr w:type="gramStart"/>
-            <w:r>
-              <w:rPr>
-                <w:rFonts w:ascii="Arial" w:hAnsi="Arial" w:cs="Arial"/>
-                <w:sz w:val="16"/>
-                <w:szCs w:val="16"/>
-                <w:lang w:val="ru-RU"/>
-              </w:rPr>
-              <w:t>18</w:t>
-            </w:r>
-            <w:r>
-              <w:rPr>
-                <w:rFonts w:ascii="Arial" w:hAnsi="Arial" w:cs="Arial"/>
-                <w:sz w:val="16"/>
-                <w:szCs w:val="16"/>
-                <w:lang w:val="ru-RU"/>
-              </w:rPr>
-              <w:t xml:space="preserve"> </w:t>
-            </w:r>
-            <w:r>
-              <w:rPr>
-                <w:rFonts w:ascii="Arial" w:hAnsi="Arial" w:cs="Arial"/>
-                <w:sz w:val="16"/>
-                <w:szCs w:val="16"/>
-                <w:lang w:val="ru-RU"/>
-              </w:rPr>
-              <w:t>погибших женщин-болгарок</w:t>
-            </w:r>
-            <w:r>
-              <w:rPr>
-                <w:rFonts w:ascii="Arial" w:hAnsi="Arial" w:cs="Arial"/>
-                <w:sz w:val="16"/>
-                <w:szCs w:val="16"/>
-                <w:lang w:val="ru-RU"/>
-              </w:rPr>
-              <w:t xml:space="preserve"> это</w:t>
-            </w:r>
-            <w:proofErr w:type="gramEnd"/>
-            <w:r>
-              <w:rPr>
-                <w:rFonts w:ascii="Arial" w:hAnsi="Arial" w:cs="Arial"/>
-                <w:sz w:val="16"/>
-                <w:szCs w:val="16"/>
-                <w:lang w:val="ru-RU"/>
-              </w:rPr>
-              <w:t xml:space="preserve"> безвозвратные потери </w:t>
-            </w:r>
-            <w:proofErr w:type="gramStart"/>
-            <w:r>
-              <w:rPr>
-                <w:rFonts w:ascii="Arial" w:hAnsi="Arial" w:cs="Arial"/>
-                <w:sz w:val="16"/>
-                <w:szCs w:val="16"/>
-                <w:lang w:val="ru-RU"/>
-              </w:rPr>
-              <w:t>нации</w:t>
-            </w:r>
-            <w:proofErr w:type="gramEnd"/>
-            <w:r>
-              <w:rPr>
-                <w:rFonts w:ascii="Arial" w:hAnsi="Arial" w:cs="Arial"/>
-                <w:sz w:val="16"/>
-                <w:szCs w:val="16"/>
-                <w:lang w:val="ru-RU"/>
-              </w:rPr>
-              <w:t xml:space="preserve"> которые составляют 0,</w:t>
-            </w:r>
-            <w:r>
-              <w:rPr>
-                <w:rFonts w:ascii="Arial" w:hAnsi="Arial" w:cs="Arial"/>
-                <w:sz w:val="16"/>
-                <w:szCs w:val="16"/>
-                <w:lang w:val="ru-RU"/>
-              </w:rPr>
-              <w:t>02</w:t>
-            </w:r>
-            <w:r>
-              <w:rPr>
-                <w:rFonts w:ascii="Arial" w:hAnsi="Arial" w:cs="Arial"/>
-                <w:sz w:val="16"/>
-                <w:szCs w:val="16"/>
-                <w:lang w:val="ru-RU"/>
-              </w:rPr>
-              <w:t xml:space="preserve">% от общего числа </w:t>
-            </w:r>
-            <w:proofErr w:type="gramStart"/>
-            <w:r>
-              <w:rPr>
-                <w:rFonts w:ascii="Arial" w:hAnsi="Arial" w:cs="Arial"/>
-                <w:sz w:val="16"/>
-                <w:szCs w:val="16"/>
-                <w:lang w:val="ru-RU"/>
-              </w:rPr>
-              <w:t>болгар</w:t>
-            </w:r>
-            <w:proofErr w:type="gramEnd"/>
             <w:r>
               <w:rPr>
                 <w:rFonts w:ascii="Arial" w:hAnsi="Arial" w:cs="Arial"/>
@@ -819,19 +892,8 @@
                 <w:szCs w:val="16"/>
                 <w:lang w:val="ru-RU"/>
               </w:rPr>
-              <w:t xml:space="preserve">6 расстреляны в возрастной группе: </w:t>
-            </w:r>
-            <w:proofErr w:type="gramStart"/>
-            <w:r>
-              <w:rPr>
-                <w:rFonts w:ascii="Arial" w:hAnsi="Arial" w:cs="Arial"/>
-                <w:sz w:val="16"/>
-                <w:szCs w:val="16"/>
-                <w:lang w:val="ru-RU"/>
-              </w:rPr>
-              <w:t>41-51</w:t>
-            </w:r>
-            <w:proofErr w:type="gramEnd"/>
+              <w:t>6 расстреляны в возрастной группе: 41-51</w:t>
+            </w:r>
             <w:r>
               <w:rPr>
                 <w:rFonts w:ascii="Arial" w:hAnsi="Arial" w:cs="Arial"/>
@@ -1561,7 +1623,6 @@
         </w:rPr>
         <w:t xml:space="preserve">, </w:t>
       </w:r>
-      <w:proofErr w:type="gramStart"/>
       <w:r>
         <w:rPr>
           <w:rFonts w:ascii="Arial" w:hAnsi="Arial" w:cs="Arial"/>
@@ -1606,7 +1667,6 @@
         </w:rPr>
         <w:t>1942</w:t>
       </w:r>
-      <w:proofErr w:type="gramEnd"/>
       <w:r>
         <w:rPr>
           <w:rFonts w:ascii="Arial" w:hAnsi="Arial" w:cs="Arial"/>
@@ -1760,7 +1820,6 @@
         </w:rPr>
         <w:t xml:space="preserve">, </w:t>
       </w:r>
-      <w:proofErr w:type="gramStart"/>
       <w:r>
         <w:rPr>
           <w:rFonts w:ascii="Arial" w:hAnsi="Arial" w:cs="Arial"/>
@@ -1794,7 +1853,6 @@
         </w:rPr>
         <w:t>1942</w:t>
       </w:r>
-      <w:proofErr w:type="gramEnd"/>
       <w:r>
         <w:rPr>
           <w:rFonts w:ascii="Arial" w:hAnsi="Arial" w:cs="Arial"/>
@@ -2010,7 +2068,6 @@
               </w:rPr>
               <w:t xml:space="preserve">озрастной разброс: </w:t>
             </w:r>
-            <w:proofErr w:type="gramStart"/>
             <w:r>
               <w:rPr>
                 <w:rFonts w:ascii="Arial" w:hAnsi="Arial" w:cs="Arial"/>
@@ -2044,7 +2101,6 @@
               </w:rPr>
               <w:t>72</w:t>
             </w:r>
-            <w:proofErr w:type="gramEnd"/>
             <w:r>
               <w:rPr>
                 <w:rFonts w:ascii="Arial" w:hAnsi="Arial" w:cs="Arial"/>
@@ -2519,47 +2575,7 @@
                 <w:szCs w:val="16"/>
                 <w:lang w:val="ru-RU"/>
               </w:rPr>
-              <w:t xml:space="preserve">1887 г.р., </w:t>
-            </w:r>
-            <w:proofErr w:type="spellStart"/>
-            <w:r>
-              <w:rPr>
-                <w:rFonts w:ascii="Arial" w:hAnsi="Arial" w:cs="Arial"/>
-                <w:sz w:val="16"/>
-                <w:szCs w:val="16"/>
-                <w:lang w:val="ru-RU"/>
-              </w:rPr>
-              <w:t>м.р</w:t>
-            </w:r>
-            <w:proofErr w:type="spellEnd"/>
-            <w:r>
-              <w:rPr>
-                <w:rFonts w:ascii="Arial" w:hAnsi="Arial" w:cs="Arial"/>
-                <w:sz w:val="16"/>
-                <w:szCs w:val="16"/>
-                <w:lang w:val="ru-RU"/>
-              </w:rPr>
-              <w:t xml:space="preserve">.: г. </w:t>
-            </w:r>
-            <w:proofErr w:type="spellStart"/>
-            <w:r>
-              <w:rPr>
-                <w:rFonts w:ascii="Arial" w:hAnsi="Arial" w:cs="Arial"/>
-                <w:sz w:val="16"/>
-                <w:szCs w:val="16"/>
-                <w:lang w:val="ru-RU"/>
-              </w:rPr>
-              <w:t>Карасубазар</w:t>
-            </w:r>
-            <w:proofErr w:type="spellEnd"/>
-            <w:r>
-              <w:rPr>
-                <w:rFonts w:ascii="Arial" w:hAnsi="Arial" w:cs="Arial"/>
-                <w:sz w:val="16"/>
-                <w:szCs w:val="16"/>
-                <w:lang w:val="ru-RU"/>
-              </w:rPr>
-              <w:t>, болгарка, из крестьян, образование: малограмотная, б/п</w:t>
+              <w:t>1887 г.р., м.р.: г. Карасубазар, болгарка, из крестьян, образование: малограмотная, б/п</w:t>
             </w:r>
             <w:r>
               <w:rPr>
@@ -2588,45 +2604,14 @@
               </w:rPr>
               <w:t xml:space="preserve">, </w:t>
             </w:r>
-            <w:proofErr w:type="spellStart"/>
-            <w:r>
-              <w:rPr>
-                <w:rFonts w:ascii="Arial" w:hAnsi="Arial" w:cs="Arial"/>
-                <w:sz w:val="16"/>
-                <w:szCs w:val="16"/>
-                <w:lang w:val="ru-RU"/>
-              </w:rPr>
-              <w:t>прож</w:t>
-            </w:r>
-            <w:proofErr w:type="spellEnd"/>
-            <w:r>
-              <w:rPr>
-                <w:rFonts w:ascii="Arial" w:hAnsi="Arial" w:cs="Arial"/>
-                <w:sz w:val="16"/>
-                <w:szCs w:val="16"/>
-                <w:lang w:val="ru-RU"/>
-              </w:rPr>
-              <w:t xml:space="preserve">.: </w:t>
-            </w:r>
-            <w:proofErr w:type="spellStart"/>
-            <w:r>
-              <w:rPr>
-                <w:rFonts w:ascii="Arial" w:hAnsi="Arial" w:cs="Arial"/>
-                <w:sz w:val="16"/>
-                <w:szCs w:val="16"/>
-                <w:lang w:val="ru-RU"/>
-              </w:rPr>
-              <w:t>Колтакский</w:t>
-            </w:r>
-            <w:proofErr w:type="spellEnd"/>
-            <w:r>
-              <w:rPr>
-                <w:rFonts w:ascii="Arial" w:hAnsi="Arial" w:cs="Arial"/>
-                <w:sz w:val="16"/>
-                <w:szCs w:val="16"/>
-                <w:lang w:val="ru-RU"/>
-              </w:rPr>
-              <w:t xml:space="preserve"> р-н</w:t>
+            <w:r>
+              <w:rPr>
+                <w:rFonts w:ascii="Arial" w:hAnsi="Arial" w:cs="Arial"/>
+                <w:sz w:val="16"/>
+                <w:szCs w:val="16"/>
+                <w:lang w:val="ru-RU"/>
+              </w:rPr>
+              <w:t>прож.: Колтакский р-н</w:t>
             </w:r>
           </w:p>
           <w:p>
@@ -2649,27 +2634,7 @@
                 <w:szCs w:val="16"/>
                 <w:lang w:val="ru-RU"/>
               </w:rPr>
-              <w:t xml:space="preserve">арестована </w:t>
-            </w:r>
-            <w:proofErr w:type="spellStart"/>
-            <w:r>
-              <w:rPr>
-                <w:rFonts w:ascii="Arial" w:hAnsi="Arial" w:cs="Arial"/>
-                <w:sz w:val="16"/>
-                <w:szCs w:val="16"/>
-                <w:lang w:val="ru-RU"/>
-              </w:rPr>
-              <w:t>Карасубазарским</w:t>
-            </w:r>
-            <w:proofErr w:type="spellEnd"/>
-            <w:r>
-              <w:rPr>
-                <w:rFonts w:ascii="Arial" w:hAnsi="Arial" w:cs="Arial"/>
-                <w:sz w:val="16"/>
-                <w:szCs w:val="16"/>
-                <w:lang w:val="ru-RU"/>
-              </w:rPr>
-              <w:t xml:space="preserve"> РО НКВД Крыма 11.02.1938</w:t>
+              <w:t>арестована Карасубазарским РО НКВД Крыма 11.02.1938</w:t>
             </w:r>
             <w:r>
               <w:rPr>
@@ -2687,27 +2652,7 @@
                 <w:szCs w:val="16"/>
                 <w:lang w:val="ru-RU"/>
               </w:rPr>
-              <w:t xml:space="preserve">Обвинение: ст. </w:t>
-            </w:r>
-            <w:proofErr w:type="gramStart"/>
-            <w:r>
-              <w:rPr>
-                <w:rFonts w:ascii="Arial" w:hAnsi="Arial" w:cs="Arial"/>
-                <w:sz w:val="16"/>
-                <w:szCs w:val="16"/>
-                <w:lang w:val="ru-RU"/>
-              </w:rPr>
-              <w:t>58-10</w:t>
-            </w:r>
-            <w:proofErr w:type="gramEnd"/>
-            <w:r>
-              <w:rPr>
-                <w:rFonts w:ascii="Arial" w:hAnsi="Arial" w:cs="Arial"/>
-                <w:sz w:val="16"/>
-                <w:szCs w:val="16"/>
-                <w:lang w:val="ru-RU"/>
-              </w:rPr>
-              <w:t xml:space="preserve"> УК РСФСР: антиколхозная агитация</w:t>
+              <w:t>Обвинение: ст. 58-10 УК РСФСР: антиколхозная агитация</w:t>
             </w:r>
             <w:r>
               <w:rPr>
@@ -2795,25 +2740,14 @@
                 <w:lang w:val="ru-RU"/>
               </w:rPr>
             </w:pPr>
-            <w:proofErr w:type="spellStart"/>
-            <w:r>
-              <w:rPr>
-                <w:rFonts w:ascii="Arial" w:hAnsi="Arial" w:cs="Arial"/>
-                <w:sz w:val="16"/>
-                <w:szCs w:val="16"/>
-                <w:lang w:val="ru-RU"/>
-              </w:rPr>
-              <w:t>Арх.дело</w:t>
-            </w:r>
-            <w:proofErr w:type="spellEnd"/>
-            <w:r>
-              <w:rPr>
-                <w:rFonts w:ascii="Arial" w:hAnsi="Arial" w:cs="Arial"/>
-                <w:sz w:val="16"/>
-                <w:szCs w:val="16"/>
-                <w:lang w:val="ru-RU"/>
-              </w:rPr>
-              <w:t>: ГААРК, ф. р-4808, оп. 1, д. 015993.</w:t>
+            <w:r>
+              <w:rPr>
+                <w:rFonts w:ascii="Arial" w:hAnsi="Arial" w:cs="Arial"/>
+                <w:sz w:val="16"/>
+                <w:szCs w:val="16"/>
+                <w:lang w:val="ru-RU"/>
+              </w:rPr>
+              <w:t>Арх.дело: ГААРК, ф. р-4808, оп. 1, д. 015993.</w:t>
             </w:r>
             <w:r>
               <w:rPr>
@@ -3046,27 +2980,7 @@
                 <w:szCs w:val="16"/>
                 <w:lang w:val="ru-RU"/>
               </w:rPr>
-              <w:t xml:space="preserve">1892 г.р., </w:t>
-            </w:r>
-            <w:proofErr w:type="spellStart"/>
-            <w:r>
-              <w:rPr>
-                <w:rFonts w:ascii="Arial" w:hAnsi="Arial" w:cs="Arial"/>
-                <w:sz w:val="16"/>
-                <w:szCs w:val="16"/>
-                <w:lang w:val="ru-RU"/>
-              </w:rPr>
-              <w:t>м.р</w:t>
-            </w:r>
-            <w:proofErr w:type="spellEnd"/>
-            <w:r>
-              <w:rPr>
-                <w:rFonts w:ascii="Arial" w:hAnsi="Arial" w:cs="Arial"/>
-                <w:sz w:val="16"/>
-                <w:szCs w:val="16"/>
-                <w:lang w:val="ru-RU"/>
-              </w:rPr>
-              <w:t>.: Болгария, г. Варна, болгарка, из крестьян, образование: незаконченное высшее, б/п</w:t>
+              <w:t>1892 г.р., м.р.: Болгария, г. Варна, болгарка, из крестьян, образование: незаконченное высшее, б/п</w:t>
             </w:r>
             <w:r>
               <w:rPr>
@@ -3095,25 +3009,14 @@
               </w:rPr>
               <w:t xml:space="preserve">, </w:t>
             </w:r>
-            <w:proofErr w:type="spellStart"/>
-            <w:r>
-              <w:rPr>
-                <w:rFonts w:ascii="Arial" w:hAnsi="Arial" w:cs="Arial"/>
-                <w:sz w:val="16"/>
-                <w:szCs w:val="16"/>
-                <w:lang w:val="ru-RU"/>
-              </w:rPr>
-              <w:t>прож</w:t>
-            </w:r>
-            <w:proofErr w:type="spellEnd"/>
-            <w:r>
-              <w:rPr>
-                <w:rFonts w:ascii="Arial" w:hAnsi="Arial" w:cs="Arial"/>
-                <w:sz w:val="16"/>
-                <w:szCs w:val="16"/>
-                <w:lang w:val="ru-RU"/>
-              </w:rPr>
-              <w:t>.: г. Харьков, Дзержинского, 93, кв. 55</w:t>
+            <w:r>
+              <w:rPr>
+                <w:rFonts w:ascii="Arial" w:hAnsi="Arial" w:cs="Arial"/>
+                <w:sz w:val="16"/>
+                <w:szCs w:val="16"/>
+                <w:lang w:val="ru-RU"/>
+              </w:rPr>
+              <w:t>прож.: г. Харьков, Дзержинского, 93, кв. 55</w:t>
             </w:r>
             <w:r>
               <w:rPr>
@@ -3167,27 +3070,7 @@
                 <w:szCs w:val="16"/>
                 <w:lang w:val="ru-RU"/>
               </w:rPr>
-              <w:t xml:space="preserve"> организации, по заданию которой протаскивала в учебники и литературу </w:t>
-            </w:r>
-            <w:proofErr w:type="spellStart"/>
-            <w:r>
-              <w:rPr>
-                <w:rFonts w:ascii="Arial" w:hAnsi="Arial" w:cs="Arial"/>
-                <w:sz w:val="16"/>
-                <w:szCs w:val="16"/>
-                <w:lang w:val="ru-RU"/>
-              </w:rPr>
-              <w:t>к.р</w:t>
-            </w:r>
-            <w:proofErr w:type="spellEnd"/>
-            <w:r>
-              <w:rPr>
-                <w:rFonts w:ascii="Arial" w:hAnsi="Arial" w:cs="Arial"/>
-                <w:sz w:val="16"/>
-                <w:szCs w:val="16"/>
-                <w:lang w:val="ru-RU"/>
-              </w:rPr>
-              <w:t>. шовинизм")</w:t>
+              <w:t xml:space="preserve"> организации, по заданию которой протаскивала в учебники и литературу к.р. шовинизм")</w:t>
             </w:r>
             <w:r>
               <w:rPr>
@@ -3270,25 +3153,14 @@
               </w:rPr>
               <w:t xml:space="preserve">. </w:t>
             </w:r>
-            <w:proofErr w:type="spellStart"/>
-            <w:r>
-              <w:rPr>
-                <w:rFonts w:ascii="Arial" w:hAnsi="Arial" w:cs="Arial"/>
-                <w:sz w:val="16"/>
-                <w:szCs w:val="16"/>
-                <w:lang w:val="ru-RU"/>
-              </w:rPr>
-              <w:t>Арх.дело</w:t>
-            </w:r>
-            <w:proofErr w:type="spellEnd"/>
-            <w:r>
-              <w:rPr>
-                <w:rFonts w:ascii="Arial" w:hAnsi="Arial" w:cs="Arial"/>
-                <w:sz w:val="16"/>
-                <w:szCs w:val="16"/>
-                <w:lang w:val="ru-RU"/>
-              </w:rPr>
-              <w:t>: 026999</w:t>
+            <w:r>
+              <w:rPr>
+                <w:rFonts w:ascii="Arial" w:hAnsi="Arial" w:cs="Arial"/>
+                <w:sz w:val="16"/>
+                <w:szCs w:val="16"/>
+                <w:lang w:val="ru-RU"/>
+              </w:rPr>
+              <w:t>Арх.дело: 026999</w:t>
             </w:r>
             <w:r>
               <w:rPr>
@@ -3411,25 +3283,8 @@
                   <w:shd w:val="clear" w:color="auto" w:fill="FFFFFF"/>
                   <w:lang w:val="ru-RU"/>
                 </w:rPr>
-                <w:t xml:space="preserve">Димитрова Ефросиния </w:t>
+                <w:t>Димитрова Ефросиния Пантелеймоновна</w:t>
               </w:r>
-              <w:proofErr w:type="spellStart"/>
-              <w:r>
-                <w:rPr>
-                  <w:rStyle w:val="Hyperlink"/>
-                  <w:rFonts w:ascii="Arial" w:hAnsi="Arial" w:cs="Arial"/>
-                  <w:b/>
-                  <w:bCs/>
-                  <w:color w:val="auto"/>
-                  <w:sz w:val="16"/>
-                  <w:szCs w:val="16"/>
-                  <w:bdr w:val="none" w:sz="0" w:space="0" w:color="auto" w:frame="1"/>
-                  <w:shd w:val="clear" w:color="auto" w:fill="FFFFFF"/>
-                  <w:lang w:val="ru-RU"/>
-                </w:rPr>
-                <w:t>Пантелеймоновна</w:t>
-              </w:r>
-              <w:proofErr w:type="spellEnd"/>
             </w:hyperlink>
             <w:r>
               <w:rPr>
@@ -3483,67 +3338,7 @@
                 <w:szCs w:val="16"/>
                 <w:lang w:val="ru-RU"/>
               </w:rPr>
-              <w:t xml:space="preserve">1897 г.р., </w:t>
-            </w:r>
-            <w:proofErr w:type="spellStart"/>
-            <w:r>
-              <w:rPr>
-                <w:rFonts w:ascii="Arial" w:hAnsi="Arial" w:cs="Arial"/>
-                <w:sz w:val="16"/>
-                <w:szCs w:val="16"/>
-                <w:lang w:val="ru-RU"/>
-              </w:rPr>
-              <w:t>м.р</w:t>
-            </w:r>
-            <w:proofErr w:type="spellEnd"/>
-            <w:r>
-              <w:rPr>
-                <w:rFonts w:ascii="Arial" w:hAnsi="Arial" w:cs="Arial"/>
-                <w:sz w:val="16"/>
-                <w:szCs w:val="16"/>
-                <w:lang w:val="ru-RU"/>
-              </w:rPr>
-              <w:t xml:space="preserve">.: Днепропетровская обл., </w:t>
-            </w:r>
-            <w:proofErr w:type="spellStart"/>
-            <w:r>
-              <w:rPr>
-                <w:rFonts w:ascii="Arial" w:hAnsi="Arial" w:cs="Arial"/>
-                <w:sz w:val="16"/>
-                <w:szCs w:val="16"/>
-                <w:lang w:val="ru-RU"/>
-              </w:rPr>
-              <w:t>Коларовский</w:t>
-            </w:r>
-            <w:proofErr w:type="spellEnd"/>
-            <w:r>
-              <w:rPr>
-                <w:rFonts w:ascii="Arial" w:hAnsi="Arial" w:cs="Arial"/>
-                <w:sz w:val="16"/>
-                <w:szCs w:val="16"/>
-                <w:lang w:val="ru-RU"/>
-              </w:rPr>
-              <w:t xml:space="preserve"> р-н, с. </w:t>
-            </w:r>
-            <w:proofErr w:type="spellStart"/>
-            <w:r>
-              <w:rPr>
-                <w:rFonts w:ascii="Arial" w:hAnsi="Arial" w:cs="Arial"/>
-                <w:sz w:val="16"/>
-                <w:szCs w:val="16"/>
-                <w:lang w:val="ru-RU"/>
-              </w:rPr>
-              <w:t>Инзовка</w:t>
-            </w:r>
-            <w:proofErr w:type="spellEnd"/>
-            <w:r>
-              <w:rPr>
-                <w:rFonts w:ascii="Arial" w:hAnsi="Arial" w:cs="Arial"/>
-                <w:sz w:val="16"/>
-                <w:szCs w:val="16"/>
-                <w:lang w:val="ru-RU"/>
-              </w:rPr>
-              <w:t xml:space="preserve">, болгарка, </w:t>
+              <w:t xml:space="preserve">1897 г.р., м.р.: Днепропетровская обл., Коларовский р-н, с. Инзовка, болгарка, </w:t>
             </w:r>
             <w:r>
               <w:rPr>
@@ -3581,25 +3376,14 @@
               </w:rPr>
               <w:t xml:space="preserve">. </w:t>
             </w:r>
-            <w:proofErr w:type="spellStart"/>
-            <w:r>
-              <w:rPr>
-                <w:rFonts w:ascii="Arial" w:hAnsi="Arial" w:cs="Arial"/>
-                <w:sz w:val="16"/>
-                <w:szCs w:val="16"/>
-                <w:lang w:val="ru-RU"/>
-              </w:rPr>
-              <w:t>прож</w:t>
-            </w:r>
-            <w:proofErr w:type="spellEnd"/>
-            <w:r>
-              <w:rPr>
-                <w:rFonts w:ascii="Arial" w:hAnsi="Arial" w:cs="Arial"/>
-                <w:sz w:val="16"/>
-                <w:szCs w:val="16"/>
-                <w:lang w:val="ru-RU"/>
-              </w:rPr>
-              <w:t>.: по месту работы</w:t>
+            <w:r>
+              <w:rPr>
+                <w:rFonts w:ascii="Arial" w:hAnsi="Arial" w:cs="Arial"/>
+                <w:sz w:val="16"/>
+                <w:szCs w:val="16"/>
+                <w:lang w:val="ru-RU"/>
+              </w:rPr>
+              <w:t>прож.: по месту работы</w:t>
             </w:r>
             <w:r>
               <w:rPr>
@@ -3890,27 +3674,7 @@
                 <w:szCs w:val="16"/>
                 <w:lang w:val="ru-RU"/>
               </w:rPr>
-              <w:t xml:space="preserve">1903 г.р., </w:t>
-            </w:r>
-            <w:proofErr w:type="spellStart"/>
-            <w:r>
-              <w:rPr>
-                <w:rFonts w:ascii="Arial" w:hAnsi="Arial" w:cs="Arial"/>
-                <w:sz w:val="16"/>
-                <w:szCs w:val="16"/>
-                <w:lang w:val="ru-RU"/>
-              </w:rPr>
-              <w:t>м.р</w:t>
-            </w:r>
-            <w:proofErr w:type="spellEnd"/>
-            <w:r>
-              <w:rPr>
-                <w:rFonts w:ascii="Arial" w:hAnsi="Arial" w:cs="Arial"/>
-                <w:sz w:val="16"/>
-                <w:szCs w:val="16"/>
-                <w:lang w:val="ru-RU"/>
-              </w:rPr>
-              <w:t>.: Болгария, г. Плевен, болгарка, из рабочих, образование: среднее, член болгарского КСМ с 1919 и с 1927 член БКП</w:t>
+              <w:t>1903 г.р., м.р.: Болгария, г. Плевен, болгарка, из рабочих, образование: среднее, член болгарского КСМ с 1919 и с 1927 член БКП</w:t>
             </w:r>
             <w:r>
               <w:rPr>
@@ -3928,27 +3692,7 @@
                 <w:szCs w:val="16"/>
                 <w:lang w:val="ru-RU"/>
               </w:rPr>
-              <w:t>Кунцевская артель "</w:t>
-            </w:r>
-            <w:proofErr w:type="spellStart"/>
-            <w:r>
-              <w:rPr>
-                <w:rFonts w:ascii="Arial" w:hAnsi="Arial" w:cs="Arial"/>
-                <w:sz w:val="16"/>
-                <w:szCs w:val="16"/>
-                <w:lang w:val="ru-RU"/>
-              </w:rPr>
-              <w:t>Резиновязь</w:t>
-            </w:r>
-            <w:proofErr w:type="spellEnd"/>
-            <w:r>
-              <w:rPr>
-                <w:rFonts w:ascii="Arial" w:hAnsi="Arial" w:cs="Arial"/>
-                <w:sz w:val="16"/>
-                <w:szCs w:val="16"/>
-                <w:lang w:val="ru-RU"/>
-              </w:rPr>
-              <w:t>": отделочница</w:t>
+              <w:t>Кунцевская артель "Резиновязь": отделочница</w:t>
             </w:r>
             <w:r>
               <w:rPr>
@@ -3959,25 +3703,14 @@
               </w:rPr>
               <w:t xml:space="preserve">. </w:t>
             </w:r>
-            <w:proofErr w:type="spellStart"/>
-            <w:r>
-              <w:rPr>
-                <w:rFonts w:ascii="Arial" w:hAnsi="Arial" w:cs="Arial"/>
-                <w:sz w:val="16"/>
-                <w:szCs w:val="16"/>
-                <w:lang w:val="ru-RU"/>
-              </w:rPr>
-              <w:t>прож</w:t>
-            </w:r>
-            <w:proofErr w:type="spellEnd"/>
-            <w:r>
-              <w:rPr>
-                <w:rFonts w:ascii="Arial" w:hAnsi="Arial" w:cs="Arial"/>
-                <w:sz w:val="16"/>
-                <w:szCs w:val="16"/>
-                <w:lang w:val="ru-RU"/>
-              </w:rPr>
-              <w:t>.: п. Некрасовка, рабочий поселок завода 95, д. 16, кв. 26</w:t>
+            <w:r>
+              <w:rPr>
+                <w:rFonts w:ascii="Arial" w:hAnsi="Arial" w:cs="Arial"/>
+                <w:sz w:val="16"/>
+                <w:szCs w:val="16"/>
+                <w:lang w:val="ru-RU"/>
+              </w:rPr>
+              <w:t>прож.: п. Некрасовка, рабочий поселок завода 95, д. 16, кв. 26</w:t>
             </w:r>
             <w:r>
               <w:rPr>
@@ -4114,25 +3847,14 @@
               </w:rPr>
               <w:t xml:space="preserve">. </w:t>
             </w:r>
-            <w:proofErr w:type="spellStart"/>
-            <w:r>
-              <w:rPr>
-                <w:rFonts w:ascii="Arial" w:hAnsi="Arial" w:cs="Arial"/>
-                <w:sz w:val="16"/>
-                <w:szCs w:val="16"/>
-                <w:lang w:val="ru-RU"/>
-              </w:rPr>
-              <w:t>Арх.дело</w:t>
-            </w:r>
-            <w:proofErr w:type="spellEnd"/>
-            <w:r>
-              <w:rPr>
-                <w:rFonts w:ascii="Arial" w:hAnsi="Arial" w:cs="Arial"/>
-                <w:sz w:val="16"/>
-                <w:szCs w:val="16"/>
-                <w:lang w:val="ru-RU"/>
-              </w:rPr>
-              <w:t>: дело 63256, место хранения дела</w:t>
+            <w:r>
+              <w:rPr>
+                <w:rFonts w:ascii="Arial" w:hAnsi="Arial" w:cs="Arial"/>
+                <w:sz w:val="16"/>
+                <w:szCs w:val="16"/>
+                <w:lang w:val="ru-RU"/>
+              </w:rPr>
+              <w:t>Арх.дело: дело 63256, место хранения дела</w:t>
             </w:r>
             <w:r>
               <w:rPr>
@@ -4208,31 +3930,7 @@
                 <w:szCs w:val="16"/>
                 <w:lang w:val="ru-RU"/>
               </w:rPr>
-              <w:t xml:space="preserve"> </w:t>
-            </w:r>
-            <w:proofErr w:type="spellStart"/>
-            <w:r>
-              <w:rPr>
-                <w:rFonts w:ascii="Arial" w:hAnsi="Arial" w:cs="Arial"/>
-                <w:b/>
-                <w:bCs/>
-                <w:sz w:val="16"/>
-                <w:szCs w:val="16"/>
-                <w:lang w:val="ru-RU"/>
-              </w:rPr>
-              <w:t>Вып</w:t>
-            </w:r>
-            <w:proofErr w:type="spellEnd"/>
-            <w:r>
-              <w:rPr>
-                <w:rFonts w:ascii="Arial" w:hAnsi="Arial" w:cs="Arial"/>
-                <w:b/>
-                <w:bCs/>
-                <w:sz w:val="16"/>
-                <w:szCs w:val="16"/>
-                <w:lang w:val="ru-RU"/>
-              </w:rPr>
-              <w:t>. 1.</w:t>
+              <w:t xml:space="preserve"> Вып. 1.</w:t>
             </w:r>
             <w:r>
               <w:rPr>
@@ -4410,27 +4108,7 @@
                 <w:szCs w:val="16"/>
                 <w:lang w:val="ru-RU"/>
               </w:rPr>
-              <w:t xml:space="preserve">1871 г.р., </w:t>
-            </w:r>
-            <w:proofErr w:type="spellStart"/>
-            <w:r>
-              <w:rPr>
-                <w:rFonts w:ascii="Arial" w:hAnsi="Arial" w:cs="Arial"/>
-                <w:sz w:val="16"/>
-                <w:szCs w:val="16"/>
-                <w:lang w:val="ru-RU"/>
-              </w:rPr>
-              <w:t>м.р</w:t>
-            </w:r>
-            <w:proofErr w:type="spellEnd"/>
-            <w:r>
-              <w:rPr>
-                <w:rFonts w:ascii="Arial" w:hAnsi="Arial" w:cs="Arial"/>
-                <w:sz w:val="16"/>
-                <w:szCs w:val="16"/>
-                <w:lang w:val="ru-RU"/>
-              </w:rPr>
-              <w:t>.: Украинская ССР, Одесская обл., Николаевский округ, с. Терновка, болгарка, образование: без образования</w:t>
+              <w:t>1871 г.р., м.р.: Украинская ССР, Одесская обл., Николаевский округ, с. Терновка, болгарка, образование: без образования</w:t>
             </w:r>
             <w:r>
               <w:rPr>
@@ -4459,25 +4137,14 @@
               </w:rPr>
               <w:t xml:space="preserve">, </w:t>
             </w:r>
-            <w:proofErr w:type="spellStart"/>
-            <w:r>
-              <w:rPr>
-                <w:rFonts w:ascii="Arial" w:hAnsi="Arial" w:cs="Arial"/>
-                <w:sz w:val="16"/>
-                <w:szCs w:val="16"/>
-                <w:lang w:val="ru-RU"/>
-              </w:rPr>
-              <w:t>прож</w:t>
-            </w:r>
-            <w:proofErr w:type="spellEnd"/>
-            <w:r>
-              <w:rPr>
-                <w:rFonts w:ascii="Arial" w:hAnsi="Arial" w:cs="Arial"/>
-                <w:sz w:val="16"/>
-                <w:szCs w:val="16"/>
-                <w:lang w:val="ru-RU"/>
-              </w:rPr>
-              <w:t>.: Пермская обл., г. Березники</w:t>
+            <w:r>
+              <w:rPr>
+                <w:rFonts w:ascii="Arial" w:hAnsi="Arial" w:cs="Arial"/>
+                <w:sz w:val="16"/>
+                <w:szCs w:val="16"/>
+                <w:lang w:val="ru-RU"/>
+              </w:rPr>
+              <w:t>прож.: Пермская обл., г. Березники</w:t>
             </w:r>
             <w:r>
               <w:rPr>
@@ -4601,45 +4268,14 @@
               </w:rPr>
               <w:t xml:space="preserve">. </w:t>
             </w:r>
-            <w:proofErr w:type="spellStart"/>
-            <w:r>
-              <w:rPr>
-                <w:rFonts w:ascii="Arial" w:hAnsi="Arial" w:cs="Arial"/>
-                <w:sz w:val="16"/>
-                <w:szCs w:val="16"/>
-                <w:lang w:val="ru-RU"/>
-              </w:rPr>
-              <w:t>Арх.дело</w:t>
-            </w:r>
-            <w:proofErr w:type="spellEnd"/>
-            <w:r>
-              <w:rPr>
-                <w:rFonts w:ascii="Arial" w:hAnsi="Arial" w:cs="Arial"/>
-                <w:sz w:val="16"/>
-                <w:szCs w:val="16"/>
-                <w:lang w:val="ru-RU"/>
-              </w:rPr>
-              <w:t xml:space="preserve">: </w:t>
-            </w:r>
-            <w:proofErr w:type="spellStart"/>
-            <w:r>
-              <w:rPr>
-                <w:rFonts w:ascii="Arial" w:hAnsi="Arial" w:cs="Arial"/>
-                <w:sz w:val="16"/>
-                <w:szCs w:val="16"/>
-                <w:lang w:val="ru-RU"/>
-              </w:rPr>
-              <w:t>ПермГАСПИ</w:t>
-            </w:r>
-            <w:proofErr w:type="spellEnd"/>
-            <w:r>
-              <w:rPr>
-                <w:rFonts w:ascii="Arial" w:hAnsi="Arial" w:cs="Arial"/>
-                <w:sz w:val="16"/>
-                <w:szCs w:val="16"/>
-                <w:lang w:val="ru-RU"/>
-              </w:rPr>
-              <w:t>. Ф.641/1. Оп.1. Д.15925.</w:t>
+            <w:r>
+              <w:rPr>
+                <w:rFonts w:ascii="Arial" w:hAnsi="Arial" w:cs="Arial"/>
+                <w:sz w:val="16"/>
+                <w:szCs w:val="16"/>
+                <w:lang w:val="ru-RU"/>
+              </w:rPr>
+              <w:t>Арх.дело: ПермГАСПИ. Ф.641/1. Оп.1. Д.15925.</w:t>
             </w:r>
           </w:p>
           <w:p>
@@ -4741,7 +4377,6 @@
               </w:rPr>
             </w:pPr>
             <w:hyperlink r:id="rId17" w:history="1">
-              <w:proofErr w:type="spellStart"/>
               <w:r>
                 <w:rPr>
                   <w:rStyle w:val="Hyperlink"/>
@@ -4755,23 +4390,7 @@
                   <w:shd w:val="clear" w:color="auto" w:fill="FFFFFF"/>
                   <w:lang w:val="ru-RU"/>
                 </w:rPr>
-                <w:t>Митаво</w:t>
-              </w:r>
-              <w:proofErr w:type="spellEnd"/>
-              <w:r>
-                <w:rPr>
-                  <w:rStyle w:val="Hyperlink"/>
-                  <w:rFonts w:ascii="Arial" w:hAnsi="Arial" w:cs="Arial"/>
-                  <w:b/>
-                  <w:bCs/>
-                  <w:color w:val="auto"/>
-                  <w:sz w:val="16"/>
-                  <w:szCs w:val="16"/>
-                  <w:bdr w:val="none" w:sz="0" w:space="0" w:color="auto" w:frame="1"/>
-                  <w:shd w:val="clear" w:color="auto" w:fill="FFFFFF"/>
-                  <w:lang w:val="ru-RU"/>
-                </w:rPr>
-                <w:t xml:space="preserve"> Любовь Николаевна</w:t>
+                <w:t>Митаво Любовь Николаевна</w:t>
               </w:r>
             </w:hyperlink>
             <w:r>
@@ -4826,47 +4445,7 @@
                 <w:szCs w:val="16"/>
                 <w:lang w:val="ru-RU"/>
               </w:rPr>
-              <w:t xml:space="preserve">1891 г.р., </w:t>
-            </w:r>
-            <w:proofErr w:type="spellStart"/>
-            <w:r>
-              <w:rPr>
-                <w:rFonts w:ascii="Arial" w:hAnsi="Arial" w:cs="Arial"/>
-                <w:sz w:val="16"/>
-                <w:szCs w:val="16"/>
-                <w:lang w:val="ru-RU"/>
-              </w:rPr>
-              <w:t>м.р</w:t>
-            </w:r>
-            <w:proofErr w:type="spellEnd"/>
-            <w:r>
-              <w:rPr>
-                <w:rFonts w:ascii="Arial" w:hAnsi="Arial" w:cs="Arial"/>
-                <w:sz w:val="16"/>
-                <w:szCs w:val="16"/>
-                <w:lang w:val="ru-RU"/>
-              </w:rPr>
-              <w:t xml:space="preserve">.: г. </w:t>
-            </w:r>
-            <w:proofErr w:type="spellStart"/>
-            <w:r>
-              <w:rPr>
-                <w:rFonts w:ascii="Arial" w:hAnsi="Arial" w:cs="Arial"/>
-                <w:sz w:val="16"/>
-                <w:szCs w:val="16"/>
-                <w:lang w:val="ru-RU"/>
-              </w:rPr>
-              <w:t>Ростов</w:t>
-            </w:r>
-            <w:proofErr w:type="spellEnd"/>
-            <w:r>
-              <w:rPr>
-                <w:rFonts w:ascii="Arial" w:hAnsi="Arial" w:cs="Arial"/>
-                <w:sz w:val="16"/>
-                <w:szCs w:val="16"/>
-                <w:lang w:val="ru-RU"/>
-              </w:rPr>
-              <w:t>-на-Дону, болгарка, б/п</w:t>
+              <w:t>1891 г.р., м.р.: г. Ростов-на-Дону, болгарка, б/п</w:t>
             </w:r>
             <w:r>
               <w:rPr>
@@ -4895,25 +4474,14 @@
               </w:rPr>
               <w:t xml:space="preserve">, </w:t>
             </w:r>
-            <w:proofErr w:type="spellStart"/>
-            <w:r>
-              <w:rPr>
-                <w:rFonts w:ascii="Arial" w:hAnsi="Arial" w:cs="Arial"/>
-                <w:sz w:val="16"/>
-                <w:szCs w:val="16"/>
-                <w:lang w:val="ru-RU"/>
-              </w:rPr>
-              <w:t>прож</w:t>
-            </w:r>
-            <w:proofErr w:type="spellEnd"/>
-            <w:r>
-              <w:rPr>
-                <w:rFonts w:ascii="Arial" w:hAnsi="Arial" w:cs="Arial"/>
-                <w:sz w:val="16"/>
-                <w:szCs w:val="16"/>
-                <w:lang w:val="ru-RU"/>
-              </w:rPr>
-              <w:t>.: г. Иркутск</w:t>
+            <w:r>
+              <w:rPr>
+                <w:rFonts w:ascii="Arial" w:hAnsi="Arial" w:cs="Arial"/>
+                <w:sz w:val="16"/>
+                <w:szCs w:val="16"/>
+                <w:lang w:val="ru-RU"/>
+              </w:rPr>
+              <w:t>прож.: г. Иркутск</w:t>
             </w:r>
             <w:r>
               <w:rPr>
@@ -4949,67 +4517,7 @@
                 <w:szCs w:val="16"/>
                 <w:lang w:val="ru-RU"/>
               </w:rPr>
-              <w:t xml:space="preserve">Обвинение: ст.58-1 "а", </w:t>
-            </w:r>
-            <w:proofErr w:type="gramStart"/>
-            <w:r>
-              <w:rPr>
-                <w:rFonts w:ascii="Arial" w:hAnsi="Arial" w:cs="Arial"/>
-                <w:sz w:val="16"/>
-                <w:szCs w:val="16"/>
-                <w:lang w:val="ru-RU"/>
-              </w:rPr>
-              <w:t>58-8</w:t>
-            </w:r>
-            <w:proofErr w:type="gramEnd"/>
-            <w:r>
-              <w:rPr>
-                <w:rFonts w:ascii="Arial" w:hAnsi="Arial" w:cs="Arial"/>
-                <w:sz w:val="16"/>
-                <w:szCs w:val="16"/>
-                <w:lang w:val="ru-RU"/>
-              </w:rPr>
-              <w:t xml:space="preserve">, </w:t>
-            </w:r>
-            <w:proofErr w:type="gramStart"/>
-            <w:r>
-              <w:rPr>
-                <w:rFonts w:ascii="Arial" w:hAnsi="Arial" w:cs="Arial"/>
-                <w:sz w:val="16"/>
-                <w:szCs w:val="16"/>
-                <w:lang w:val="ru-RU"/>
-              </w:rPr>
-              <w:t>58-9</w:t>
-            </w:r>
-            <w:proofErr w:type="gramEnd"/>
-            <w:r>
-              <w:rPr>
-                <w:rFonts w:ascii="Arial" w:hAnsi="Arial" w:cs="Arial"/>
-                <w:sz w:val="16"/>
-                <w:szCs w:val="16"/>
-                <w:lang w:val="ru-RU"/>
-              </w:rPr>
-              <w:t xml:space="preserve">, </w:t>
-            </w:r>
-            <w:proofErr w:type="gramStart"/>
-            <w:r>
-              <w:rPr>
-                <w:rFonts w:ascii="Arial" w:hAnsi="Arial" w:cs="Arial"/>
-                <w:sz w:val="16"/>
-                <w:szCs w:val="16"/>
-                <w:lang w:val="ru-RU"/>
-              </w:rPr>
-              <w:t>58-11</w:t>
-            </w:r>
-            <w:proofErr w:type="gramEnd"/>
-            <w:r>
-              <w:rPr>
-                <w:rFonts w:ascii="Arial" w:hAnsi="Arial" w:cs="Arial"/>
-                <w:sz w:val="16"/>
-                <w:szCs w:val="16"/>
-                <w:lang w:val="ru-RU"/>
-              </w:rPr>
-              <w:t xml:space="preserve"> УК РСФСР</w:t>
+              <w:t>Обвинение: ст.58-1 "а", 58-8, 58-9, 58-11 УК РСФСР</w:t>
             </w:r>
             <w:r>
               <w:rPr>
@@ -5092,25 +4600,14 @@
               </w:rPr>
               <w:t xml:space="preserve">. </w:t>
             </w:r>
-            <w:proofErr w:type="spellStart"/>
-            <w:r>
-              <w:rPr>
-                <w:rFonts w:ascii="Arial" w:hAnsi="Arial" w:cs="Arial"/>
-                <w:sz w:val="16"/>
-                <w:szCs w:val="16"/>
-                <w:lang w:val="ru-RU"/>
-              </w:rPr>
-              <w:t>Арх.дело</w:t>
-            </w:r>
-            <w:proofErr w:type="spellEnd"/>
-            <w:r>
-              <w:rPr>
-                <w:rFonts w:ascii="Arial" w:hAnsi="Arial" w:cs="Arial"/>
-                <w:sz w:val="16"/>
-                <w:szCs w:val="16"/>
-                <w:lang w:val="ru-RU"/>
-              </w:rPr>
-              <w:t>: 7328</w:t>
+            <w:r>
+              <w:rPr>
+                <w:rFonts w:ascii="Arial" w:hAnsi="Arial" w:cs="Arial"/>
+                <w:sz w:val="16"/>
+                <w:szCs w:val="16"/>
+                <w:lang w:val="ru-RU"/>
+              </w:rPr>
+              <w:t>Арх.дело: 7328</w:t>
             </w:r>
           </w:p>
           <w:p>
@@ -5206,7 +4703,6 @@
               </w:rPr>
             </w:pPr>
             <w:hyperlink r:id="rId19" w:history="1">
-              <w:proofErr w:type="spellStart"/>
               <w:r>
                 <w:rPr>
                   <w:rStyle w:val="Hyperlink"/>
@@ -5220,23 +4716,7 @@
                   <w:shd w:val="clear" w:color="auto" w:fill="FFFFFF"/>
                   <w:lang w:val="ru-RU"/>
                 </w:rPr>
-                <w:t>Михова</w:t>
-              </w:r>
-              <w:proofErr w:type="spellEnd"/>
-              <w:r>
-                <w:rPr>
-                  <w:rStyle w:val="Hyperlink"/>
-                  <w:rFonts w:ascii="Arial" w:hAnsi="Arial" w:cs="Arial"/>
-                  <w:b/>
-                  <w:bCs/>
-                  <w:color w:val="auto"/>
-                  <w:sz w:val="16"/>
-                  <w:szCs w:val="16"/>
-                  <w:bdr w:val="none" w:sz="0" w:space="0" w:color="auto" w:frame="1"/>
-                  <w:shd w:val="clear" w:color="auto" w:fill="FFFFFF"/>
-                  <w:lang w:val="ru-RU"/>
-                </w:rPr>
-                <w:t xml:space="preserve"> Ксения Андреевна</w:t>
+                <w:t>Михова Ксения Андреевна</w:t>
               </w:r>
             </w:hyperlink>
             <w:r>
@@ -5291,67 +4771,7 @@
                 <w:szCs w:val="16"/>
                 <w:lang w:val="ru-RU"/>
               </w:rPr>
-              <w:t xml:space="preserve">1909 г.р., </w:t>
-            </w:r>
-            <w:proofErr w:type="spellStart"/>
-            <w:r>
-              <w:rPr>
-                <w:rFonts w:ascii="Arial" w:hAnsi="Arial" w:cs="Arial"/>
-                <w:sz w:val="16"/>
-                <w:szCs w:val="16"/>
-                <w:lang w:val="ru-RU"/>
-              </w:rPr>
-              <w:t>м.р</w:t>
-            </w:r>
-            <w:proofErr w:type="spellEnd"/>
-            <w:r>
-              <w:rPr>
-                <w:rFonts w:ascii="Arial" w:hAnsi="Arial" w:cs="Arial"/>
-                <w:sz w:val="16"/>
-                <w:szCs w:val="16"/>
-                <w:lang w:val="ru-RU"/>
-              </w:rPr>
-              <w:t xml:space="preserve">.: Украинская ССР, Одесская обл., </w:t>
-            </w:r>
-            <w:proofErr w:type="spellStart"/>
-            <w:r>
-              <w:rPr>
-                <w:rFonts w:ascii="Arial" w:hAnsi="Arial" w:cs="Arial"/>
-                <w:sz w:val="16"/>
-                <w:szCs w:val="16"/>
-                <w:lang w:val="ru-RU"/>
-              </w:rPr>
-              <w:t>Цебриковский</w:t>
-            </w:r>
-            <w:proofErr w:type="spellEnd"/>
-            <w:r>
-              <w:rPr>
-                <w:rFonts w:ascii="Arial" w:hAnsi="Arial" w:cs="Arial"/>
-                <w:sz w:val="16"/>
-                <w:szCs w:val="16"/>
-                <w:lang w:val="ru-RU"/>
-              </w:rPr>
-              <w:t xml:space="preserve"> р-н, с. </w:t>
-            </w:r>
-            <w:proofErr w:type="spellStart"/>
-            <w:r>
-              <w:rPr>
-                <w:rFonts w:ascii="Arial" w:hAnsi="Arial" w:cs="Arial"/>
-                <w:sz w:val="16"/>
-                <w:szCs w:val="16"/>
-                <w:lang w:val="ru-RU"/>
-              </w:rPr>
-              <w:t>Кандраушно</w:t>
-            </w:r>
-            <w:proofErr w:type="spellEnd"/>
-            <w:r>
-              <w:rPr>
-                <w:rFonts w:ascii="Arial" w:hAnsi="Arial" w:cs="Arial"/>
-                <w:sz w:val="16"/>
-                <w:szCs w:val="16"/>
-                <w:lang w:val="ru-RU"/>
-              </w:rPr>
-              <w:t>, болгарка</w:t>
+              <w:t>1909 г.р., м.р.: Украинская ССР, Одесская обл., Цебриковский р-н, с. Кандраушно, болгарка</w:t>
             </w:r>
             <w:r>
               <w:rPr>
@@ -5380,57 +4800,15 @@
               </w:rPr>
               <w:t xml:space="preserve">, </w:t>
             </w:r>
-            <w:proofErr w:type="spellStart"/>
-            <w:r>
-              <w:rPr>
-                <w:rFonts w:ascii="Arial" w:hAnsi="Arial" w:cs="Arial"/>
-                <w:sz w:val="16"/>
-                <w:szCs w:val="16"/>
-                <w:lang w:val="ru-RU"/>
-              </w:rPr>
-              <w:t>прож</w:t>
-            </w:r>
-            <w:proofErr w:type="spellEnd"/>
-            <w:r>
-              <w:rPr>
-                <w:rFonts w:ascii="Arial" w:hAnsi="Arial" w:cs="Arial"/>
-                <w:sz w:val="16"/>
-                <w:szCs w:val="16"/>
-                <w:lang w:val="ru-RU"/>
-              </w:rPr>
-              <w:t xml:space="preserve">.: РСФСР, Уральская обл., Надеждинский р-н, </w:t>
-            </w:r>
-            <w:proofErr w:type="spellStart"/>
-            <w:r>
-              <w:rPr>
-                <w:rFonts w:ascii="Arial" w:hAnsi="Arial" w:cs="Arial"/>
-                <w:sz w:val="16"/>
-                <w:szCs w:val="16"/>
-                <w:lang w:val="ru-RU"/>
-              </w:rPr>
-              <w:t>трудпоселок</w:t>
-            </w:r>
-            <w:proofErr w:type="spellEnd"/>
-            <w:r>
-              <w:rPr>
-                <w:rFonts w:ascii="Arial" w:hAnsi="Arial" w:cs="Arial"/>
-                <w:sz w:val="16"/>
-                <w:szCs w:val="16"/>
-                <w:lang w:val="ru-RU"/>
-              </w:rPr>
-              <w:t xml:space="preserve"> Новая </w:t>
-            </w:r>
-            <w:proofErr w:type="spellStart"/>
-            <w:r>
-              <w:rPr>
-                <w:rFonts w:ascii="Arial" w:hAnsi="Arial" w:cs="Arial"/>
-                <w:sz w:val="16"/>
-                <w:szCs w:val="16"/>
-                <w:lang w:val="ru-RU"/>
-              </w:rPr>
-              <w:t>Каква</w:t>
-            </w:r>
-            <w:proofErr w:type="spellEnd"/>
+            <w:r>
+              <w:rPr>
+                <w:rFonts w:ascii="Arial" w:hAnsi="Arial" w:cs="Arial"/>
+                <w:sz w:val="16"/>
+                <w:szCs w:val="16"/>
+                <w:lang w:val="ru-RU"/>
+              </w:rPr>
+              <w:t>прож.: РСФСР, Уральская обл., Надеждинский р-н, трудпоселок Новая Каква</w:t>
+            </w:r>
             <w:r>
               <w:rPr>
                 <w:rFonts w:ascii="Arial" w:hAnsi="Arial" w:cs="Arial"/>
@@ -5652,7 +5030,6 @@
                 <w:lang w:val="ru-RU"/>
               </w:rPr>
             </w:pPr>
-            <w:proofErr w:type="spellStart"/>
             <w:r>
               <w:rPr>
                 <w:rFonts w:ascii="Arial" w:hAnsi="Arial" w:cs="Arial"/>
@@ -5719,7 +5096,6 @@
               </w:rPr>
               <w:t>к</w:t>
             </w:r>
-            <w:proofErr w:type="spellEnd"/>
             <w:r>
               <w:rPr>
                 <w:rFonts w:ascii="Arial" w:hAnsi="Arial" w:cs="Arial"/>
@@ -5792,25 +5168,14 @@
               </w:rPr>
               <w:t xml:space="preserve">1895 года, г. Тирасполь (Молдавия), болгарка, образование неполное среднее. </w:t>
             </w:r>
-            <w:proofErr w:type="spellStart"/>
-            <w:r>
-              <w:rPr>
-                <w:rFonts w:ascii="Arial" w:hAnsi="Arial" w:cs="Arial"/>
-                <w:sz w:val="16"/>
-                <w:szCs w:val="16"/>
-                <w:lang w:val="ru-RU"/>
-              </w:rPr>
-              <w:t>Прож</w:t>
-            </w:r>
-            <w:proofErr w:type="spellEnd"/>
-            <w:r>
-              <w:rPr>
-                <w:rFonts w:ascii="Arial" w:hAnsi="Arial" w:cs="Arial"/>
-                <w:sz w:val="16"/>
-                <w:szCs w:val="16"/>
-                <w:lang w:val="ru-RU"/>
-              </w:rPr>
-              <w:t>.:</w:t>
+            <w:r>
+              <w:rPr>
+                <w:rFonts w:ascii="Arial" w:hAnsi="Arial" w:cs="Arial"/>
+                <w:sz w:val="16"/>
+                <w:szCs w:val="16"/>
+                <w:lang w:val="ru-RU"/>
+              </w:rPr>
+              <w:t>Прож.:</w:t>
             </w:r>
             <w:r>
               <w:rPr>
@@ -5874,7 +5239,6 @@
               <w:t xml:space="preserve"> т. 2; </w:t>
             </w:r>
             <w:hyperlink r:id="rId21" w:history="1">
-              <w:proofErr w:type="spellStart"/>
               <w:r>
                 <w:rPr>
                   <w:rStyle w:val="Hyperlink"/>
@@ -5885,20 +5249,7 @@
                   <w:szCs w:val="16"/>
                   <w:lang w:val="ru-RU"/>
                 </w:rPr>
-                <w:t>Бессмертый</w:t>
-              </w:r>
-              <w:proofErr w:type="spellEnd"/>
-              <w:r>
-                <w:rPr>
-                  <w:rStyle w:val="Hyperlink"/>
-                  <w:rFonts w:ascii="Arial" w:hAnsi="Arial" w:cs="Arial"/>
-                  <w:b/>
-                  <w:bCs/>
-                  <w:sz w:val="16"/>
-                  <w:szCs w:val="16"/>
-                  <w:lang w:val="ru-RU"/>
-                </w:rPr>
-                <w:t xml:space="preserve"> барак</w:t>
+                <w:t>Бессмертый барак</w:t>
               </w:r>
             </w:hyperlink>
           </w:p>
@@ -5930,7 +5281,6 @@
               </w:rPr>
             </w:pPr>
             <w:hyperlink r:id="rId22" w:history="1">
-              <w:proofErr w:type="spellStart"/>
               <w:r>
                 <w:rPr>
                   <w:rStyle w:val="Hyperlink"/>
@@ -5944,23 +5294,7 @@
                   <w:shd w:val="clear" w:color="auto" w:fill="FFFFFF"/>
                   <w:lang w:val="ru-RU"/>
                 </w:rPr>
-                <w:t>Станчевская</w:t>
-              </w:r>
-              <w:proofErr w:type="spellEnd"/>
-              <w:r>
-                <w:rPr>
-                  <w:rStyle w:val="Hyperlink"/>
-                  <w:rFonts w:ascii="Arial" w:hAnsi="Arial" w:cs="Arial"/>
-                  <w:b/>
-                  <w:bCs/>
-                  <w:color w:val="auto"/>
-                  <w:sz w:val="16"/>
-                  <w:szCs w:val="16"/>
-                  <w:bdr w:val="none" w:sz="0" w:space="0" w:color="auto" w:frame="1"/>
-                  <w:shd w:val="clear" w:color="auto" w:fill="FFFFFF"/>
-                  <w:lang w:val="ru-RU"/>
-                </w:rPr>
-                <w:t xml:space="preserve"> Мария Григорьевна</w:t>
+                <w:t>Станчевская Мария Григорьевна</w:t>
               </w:r>
             </w:hyperlink>
             <w:r>
@@ -6013,27 +5347,7 @@
                 <w:szCs w:val="16"/>
                 <w:lang w:val="ru-RU"/>
               </w:rPr>
-              <w:t xml:space="preserve">1904 г.р., </w:t>
-            </w:r>
-            <w:proofErr w:type="spellStart"/>
-            <w:r>
-              <w:rPr>
-                <w:rFonts w:ascii="Arial" w:hAnsi="Arial" w:cs="Arial"/>
-                <w:sz w:val="16"/>
-                <w:szCs w:val="16"/>
-                <w:lang w:val="ru-RU"/>
-              </w:rPr>
-              <w:t>м.р</w:t>
-            </w:r>
-            <w:proofErr w:type="spellEnd"/>
-            <w:r>
-              <w:rPr>
-                <w:rFonts w:ascii="Arial" w:hAnsi="Arial" w:cs="Arial"/>
-                <w:sz w:val="16"/>
-                <w:szCs w:val="16"/>
-                <w:lang w:val="ru-RU"/>
-              </w:rPr>
-              <w:t>.: Украинская ССР, Запорожская обл., Мелитопольский р-н, с. Зеленовка, болгарка</w:t>
+              <w:t>1904 г.р., м.р.: Украинская ССР, Запорожская обл., Мелитопольский р-н, с. Зеленовка, болгарка</w:t>
             </w:r>
             <w:r>
               <w:rPr>
@@ -6051,27 +5365,7 @@
                 <w:szCs w:val="16"/>
                 <w:lang w:val="ru-RU"/>
               </w:rPr>
-              <w:t xml:space="preserve">ТЭЦ, </w:t>
-            </w:r>
-            <w:proofErr w:type="spellStart"/>
-            <w:r>
-              <w:rPr>
-                <w:rFonts w:ascii="Arial" w:hAnsi="Arial" w:cs="Arial"/>
-                <w:sz w:val="16"/>
-                <w:szCs w:val="16"/>
-                <w:lang w:val="ru-RU"/>
-              </w:rPr>
-              <w:t>домнострой</w:t>
-            </w:r>
-            <w:proofErr w:type="spellEnd"/>
-            <w:r>
-              <w:rPr>
-                <w:rFonts w:ascii="Arial" w:hAnsi="Arial" w:cs="Arial"/>
-                <w:sz w:val="16"/>
-                <w:szCs w:val="16"/>
-                <w:lang w:val="ru-RU"/>
-              </w:rPr>
-              <w:t>, чернорабочая</w:t>
+              <w:t>ТЭЦ, домнострой, чернорабочая</w:t>
             </w:r>
             <w:r>
               <w:rPr>
@@ -6082,25 +5376,14 @@
               </w:rPr>
               <w:t xml:space="preserve">, </w:t>
             </w:r>
-            <w:proofErr w:type="spellStart"/>
-            <w:r>
-              <w:rPr>
-                <w:rFonts w:ascii="Arial" w:hAnsi="Arial" w:cs="Arial"/>
-                <w:sz w:val="16"/>
-                <w:szCs w:val="16"/>
-                <w:lang w:val="ru-RU"/>
-              </w:rPr>
-              <w:t>прож</w:t>
-            </w:r>
-            <w:proofErr w:type="spellEnd"/>
-            <w:r>
-              <w:rPr>
-                <w:rFonts w:ascii="Arial" w:hAnsi="Arial" w:cs="Arial"/>
-                <w:sz w:val="16"/>
-                <w:szCs w:val="16"/>
-                <w:lang w:val="ru-RU"/>
-              </w:rPr>
-              <w:t>.: г. Нижний Тагил</w:t>
+            <w:r>
+              <w:rPr>
+                <w:rFonts w:ascii="Arial" w:hAnsi="Arial" w:cs="Arial"/>
+                <w:sz w:val="16"/>
+                <w:szCs w:val="16"/>
+                <w:lang w:val="ru-RU"/>
+              </w:rPr>
+              <w:t>прож.: г. Нижний Тагил</w:t>
             </w:r>
             <w:r>
               <w:rPr>
@@ -6330,29 +5613,16 @@
                 <w:lang w:val="ru-RU"/>
               </w:rPr>
             </w:pPr>
-            <w:proofErr w:type="spellStart"/>
-            <w:r>
-              <w:rPr>
-                <w:rFonts w:ascii="Arial" w:hAnsi="Arial" w:cs="Arial"/>
-                <w:b/>
-                <w:bCs/>
-                <w:sz w:val="16"/>
-                <w:szCs w:val="16"/>
-                <w:lang w:val="ru-RU"/>
-              </w:rPr>
-              <w:t>Стоева</w:t>
-            </w:r>
-            <w:proofErr w:type="spellEnd"/>
-            <w:r>
-              <w:rPr>
-                <w:rFonts w:ascii="Arial" w:hAnsi="Arial" w:cs="Arial"/>
-                <w:b/>
-                <w:bCs/>
-                <w:sz w:val="16"/>
-                <w:szCs w:val="16"/>
-                <w:lang w:val="ru-RU"/>
-              </w:rPr>
-              <w:t xml:space="preserve"> Акулина Георгиевна</w:t>
+            <w:r>
+              <w:rPr>
+                <w:rFonts w:ascii="Arial" w:hAnsi="Arial" w:cs="Arial"/>
+                <w:b/>
+                <w:bCs/>
+                <w:sz w:val="16"/>
+                <w:szCs w:val="16"/>
+                <w:lang w:val="ru-RU"/>
+              </w:rPr>
+              <w:t>Стоева Акулина Георгиевна</w:t>
             </w:r>
             <w:r>
               <w:rPr>
@@ -6451,27 +5721,7 @@
                 <w:szCs w:val="16"/>
                 <w:lang w:val="ru-RU"/>
               </w:rPr>
-              <w:t xml:space="preserve">Приговорена: 5 декабря 1937 </w:t>
-            </w:r>
-            <w:proofErr w:type="spellStart"/>
-            <w:r>
-              <w:rPr>
-                <w:rFonts w:ascii="Arial" w:hAnsi="Arial" w:cs="Arial"/>
-                <w:sz w:val="16"/>
-                <w:szCs w:val="16"/>
-                <w:lang w:val="ru-RU"/>
-              </w:rPr>
-              <w:t>г.Приговор</w:t>
-            </w:r>
-            <w:proofErr w:type="spellEnd"/>
-            <w:r>
-              <w:rPr>
-                <w:rFonts w:ascii="Arial" w:hAnsi="Arial" w:cs="Arial"/>
-                <w:sz w:val="16"/>
-                <w:szCs w:val="16"/>
-                <w:lang w:val="ru-RU"/>
-              </w:rPr>
-              <w:t>: ВМН</w:t>
+              <w:t>Приговорена: 5 декабря 1937 г.Приговор: ВМН</w:t>
             </w:r>
             <w:r>
               <w:rPr>
@@ -6622,29 +5872,16 @@
                 <w:lang w:val="ru-RU"/>
               </w:rPr>
             </w:pPr>
-            <w:proofErr w:type="spellStart"/>
-            <w:r>
-              <w:rPr>
-                <w:rFonts w:ascii="Arial" w:hAnsi="Arial" w:cs="Arial"/>
-                <w:b/>
-                <w:bCs/>
-                <w:sz w:val="16"/>
-                <w:szCs w:val="16"/>
-                <w:lang w:val="ru-RU"/>
-              </w:rPr>
-              <w:t>Стоева</w:t>
-            </w:r>
-            <w:proofErr w:type="spellEnd"/>
-            <w:r>
-              <w:rPr>
-                <w:rFonts w:ascii="Arial" w:hAnsi="Arial" w:cs="Arial"/>
-                <w:b/>
-                <w:bCs/>
-                <w:sz w:val="16"/>
-                <w:szCs w:val="16"/>
-                <w:lang w:val="ru-RU"/>
-              </w:rPr>
-              <w:t xml:space="preserve"> Стефанида Георгиевна</w:t>
+            <w:r>
+              <w:rPr>
+                <w:rFonts w:ascii="Arial" w:hAnsi="Arial" w:cs="Arial"/>
+                <w:b/>
+                <w:bCs/>
+                <w:sz w:val="16"/>
+                <w:szCs w:val="16"/>
+                <w:lang w:val="ru-RU"/>
+              </w:rPr>
+              <w:t>Стоева Стефанида Георгиевна</w:t>
             </w:r>
             <w:r>
               <w:rPr>
@@ -6742,27 +5979,7 @@
                 <w:szCs w:val="16"/>
                 <w:lang w:val="ru-RU"/>
               </w:rPr>
-              <w:t xml:space="preserve">, </w:t>
-            </w:r>
-            <w:proofErr w:type="spellStart"/>
-            <w:r>
-              <w:rPr>
-                <w:rFonts w:ascii="Arial" w:hAnsi="Arial" w:cs="Arial"/>
-                <w:sz w:val="16"/>
-                <w:szCs w:val="16"/>
-                <w:lang w:val="ru-RU"/>
-              </w:rPr>
-              <w:t>прож</w:t>
-            </w:r>
-            <w:proofErr w:type="spellEnd"/>
-            <w:r>
-              <w:rPr>
-                <w:rFonts w:ascii="Arial" w:hAnsi="Arial" w:cs="Arial"/>
-                <w:sz w:val="16"/>
-                <w:szCs w:val="16"/>
-                <w:lang w:val="ru-RU"/>
-              </w:rPr>
-              <w:t xml:space="preserve">.: </w:t>
+              <w:t xml:space="preserve">, прож.: </w:t>
             </w:r>
             <w:r>
               <w:rPr>
@@ -6789,27 +6006,7 @@
                 <w:szCs w:val="16"/>
                 <w:lang w:val="ru-RU"/>
               </w:rPr>
-              <w:t xml:space="preserve">Статья обвинения: </w:t>
-            </w:r>
-            <w:proofErr w:type="gramStart"/>
-            <w:r>
-              <w:rPr>
-                <w:rFonts w:ascii="Arial" w:hAnsi="Arial" w:cs="Arial"/>
-                <w:sz w:val="16"/>
-                <w:szCs w:val="16"/>
-                <w:lang w:val="ru-RU"/>
-              </w:rPr>
-              <w:t>54-10</w:t>
-            </w:r>
-            <w:proofErr w:type="gramEnd"/>
-            <w:r>
-              <w:rPr>
-                <w:rFonts w:ascii="Arial" w:hAnsi="Arial" w:cs="Arial"/>
-                <w:sz w:val="16"/>
-                <w:szCs w:val="16"/>
-                <w:lang w:val="ru-RU"/>
-              </w:rPr>
-              <w:t xml:space="preserve"> УК УССР</w:t>
+              <w:t>Статья обвинения: 54-10 УК УССР</w:t>
             </w:r>
             <w:r>
               <w:rPr>
@@ -6998,39 +6195,8 @@
                 <w:szCs w:val="16"/>
                 <w:lang w:val="ru-RU"/>
               </w:rPr>
-              <w:t xml:space="preserve">: 6 Дело: 810 Листы: 10, 10 </w:t>
-            </w:r>
-            <w:proofErr w:type="spellStart"/>
-            <w:r>
-              <w:rPr>
-                <w:rFonts w:ascii="Arial" w:hAnsi="Arial" w:cs="Arial"/>
-                <w:sz w:val="16"/>
-                <w:szCs w:val="16"/>
-                <w:lang w:val="ru-RU"/>
-              </w:rPr>
-              <w:t>зв</w:t>
-            </w:r>
-            <w:proofErr w:type="spellEnd"/>
-            <w:r>
-              <w:rPr>
-                <w:rFonts w:ascii="Arial" w:hAnsi="Arial" w:cs="Arial"/>
-                <w:sz w:val="16"/>
-                <w:szCs w:val="16"/>
-                <w:lang w:val="ru-RU"/>
-              </w:rPr>
-              <w:t xml:space="preserve">., </w:t>
-            </w:r>
-            <w:proofErr w:type="gramStart"/>
-            <w:r>
-              <w:rPr>
-                <w:rFonts w:ascii="Arial" w:hAnsi="Arial" w:cs="Arial"/>
-                <w:sz w:val="16"/>
-                <w:szCs w:val="16"/>
-                <w:lang w:val="ru-RU"/>
-              </w:rPr>
-              <w:t>15-17</w:t>
-            </w:r>
-            <w:proofErr w:type="gramEnd"/>
+              <w:t>: 6 Дело: 810 Листы: 10, 10 зв., 15-17</w:t>
+            </w:r>
             <w:r>
               <w:rPr>
                 <w:rFonts w:ascii="Arial" w:hAnsi="Arial" w:cs="Arial"/>
@@ -7147,29 +6313,16 @@
                 <w:lang w:val="ru-RU"/>
               </w:rPr>
             </w:pPr>
-            <w:proofErr w:type="spellStart"/>
-            <w:r>
-              <w:rPr>
-                <w:rFonts w:ascii="Arial" w:hAnsi="Arial" w:cs="Arial"/>
-                <w:b/>
-                <w:bCs/>
-                <w:sz w:val="16"/>
-                <w:szCs w:val="16"/>
-                <w:lang w:val="ru-RU"/>
-              </w:rPr>
-              <w:t>Топучиева</w:t>
-            </w:r>
-            <w:proofErr w:type="spellEnd"/>
-            <w:r>
-              <w:rPr>
-                <w:rFonts w:ascii="Arial" w:hAnsi="Arial" w:cs="Arial"/>
-                <w:b/>
-                <w:bCs/>
-                <w:sz w:val="16"/>
-                <w:szCs w:val="16"/>
-                <w:lang w:val="ru-RU"/>
-              </w:rPr>
-              <w:t xml:space="preserve"> Ефросинья Степановна</w:t>
+            <w:r>
+              <w:rPr>
+                <w:rFonts w:ascii="Arial" w:hAnsi="Arial" w:cs="Arial"/>
+                <w:b/>
+                <w:bCs/>
+                <w:sz w:val="16"/>
+                <w:szCs w:val="16"/>
+                <w:lang w:val="ru-RU"/>
+              </w:rPr>
+              <w:t>Топучиева Ефросинья Степановна</w:t>
             </w:r>
             <w:r>
               <w:rPr>
@@ -7222,85 +6375,25 @@
                 <w:szCs w:val="16"/>
                 <w:lang w:val="ru-RU"/>
               </w:rPr>
-              <w:t xml:space="preserve">1886 г.р., </w:t>
-            </w:r>
-            <w:proofErr w:type="spellStart"/>
-            <w:r>
-              <w:rPr>
-                <w:rFonts w:ascii="Arial" w:hAnsi="Arial" w:cs="Arial"/>
-                <w:sz w:val="16"/>
-                <w:szCs w:val="16"/>
-                <w:lang w:val="ru-RU"/>
-              </w:rPr>
-              <w:t>м</w:t>
-            </w:r>
-            <w:r>
-              <w:rPr>
-                <w:rFonts w:ascii="Arial" w:hAnsi="Arial" w:cs="Arial"/>
-                <w:sz w:val="16"/>
-                <w:szCs w:val="16"/>
-                <w:lang w:val="ru-RU"/>
-              </w:rPr>
-              <w:t>.р</w:t>
-            </w:r>
-            <w:proofErr w:type="spellEnd"/>
-            <w:r>
-              <w:rPr>
-                <w:rFonts w:ascii="Arial" w:hAnsi="Arial" w:cs="Arial"/>
-                <w:sz w:val="16"/>
-                <w:szCs w:val="16"/>
-                <w:lang w:val="ru-RU"/>
-              </w:rPr>
-              <w:t>.:</w:t>
-            </w:r>
-            <w:r>
-              <w:rPr>
-                <w:rFonts w:ascii="Arial" w:hAnsi="Arial" w:cs="Arial"/>
-                <w:sz w:val="16"/>
-                <w:szCs w:val="16"/>
-                <w:lang w:val="ru-RU"/>
-              </w:rPr>
-              <w:t xml:space="preserve"> Маяк-Салынский р-н, болгарка, из крестьян-кулаков, б/п, замужем, обр. неграмотная, место жительства до ареста </w:t>
-            </w:r>
-            <w:proofErr w:type="spellStart"/>
-            <w:r>
-              <w:rPr>
-                <w:rFonts w:ascii="Arial" w:hAnsi="Arial" w:cs="Arial"/>
-                <w:sz w:val="16"/>
-                <w:szCs w:val="16"/>
-                <w:lang w:val="ru-RU"/>
-              </w:rPr>
-              <w:t>Сейтлерский</w:t>
-            </w:r>
-            <w:proofErr w:type="spellEnd"/>
-            <w:r>
-              <w:rPr>
-                <w:rFonts w:ascii="Arial" w:hAnsi="Arial" w:cs="Arial"/>
-                <w:sz w:val="16"/>
-                <w:szCs w:val="16"/>
-                <w:lang w:val="ru-RU"/>
-              </w:rPr>
-              <w:t xml:space="preserve"> р-н, домохозяйка, арест. 17.03.1942 г. НКВД Крыма, ст. </w:t>
-            </w:r>
-            <w:proofErr w:type="gramStart"/>
-            <w:r>
-              <w:rPr>
-                <w:rFonts w:ascii="Arial" w:hAnsi="Arial" w:cs="Arial"/>
-                <w:sz w:val="16"/>
-                <w:szCs w:val="16"/>
-                <w:lang w:val="ru-RU"/>
-              </w:rPr>
-              <w:t>58-1</w:t>
-            </w:r>
-            <w:proofErr w:type="gramEnd"/>
-            <w:r>
-              <w:rPr>
-                <w:rFonts w:ascii="Arial" w:hAnsi="Arial" w:cs="Arial"/>
-                <w:sz w:val="16"/>
-                <w:szCs w:val="16"/>
-                <w:lang w:val="ru-RU"/>
-              </w:rPr>
-              <w:t xml:space="preserve"> УК РСФСР: при немцах требовала возвращение дома, отнятого как у кулачки, осужден 06.04.1942 г. ВТ войск НКВД Крыма к расстрелу, убита во время бомбежки 28.04.1942 г., Решение о реабилитации отсутствует, ГУ СБ Украины в АРК, д. 013115.</w:t>
+              <w:t>1886 г.р., м</w:t>
+            </w:r>
+            <w:r>
+              <w:rPr>
+                <w:rFonts w:ascii="Arial" w:hAnsi="Arial" w:cs="Arial"/>
+                <w:sz w:val="16"/>
+                <w:szCs w:val="16"/>
+                <w:lang w:val="ru-RU"/>
+              </w:rPr>
+              <w:t>.р.:</w:t>
+            </w:r>
+            <w:r>
+              <w:rPr>
+                <w:rFonts w:ascii="Arial" w:hAnsi="Arial" w:cs="Arial"/>
+                <w:sz w:val="16"/>
+                <w:szCs w:val="16"/>
+                <w:lang w:val="ru-RU"/>
+              </w:rPr>
+              <w:t xml:space="preserve"> Маяк-Салынский р-н, болгарка, из крестьян-кулаков, б/п, замужем, обр. неграмотная, место жительства до ареста Сейтлерский р-н, домохозяйка, арест. 17.03.1942 г. НКВД Крыма, ст. 58-1 УК РСФСР: при немцах требовала возвращение дома, отнятого как у кулачки, осужден 06.04.1942 г. ВТ войск НКВД Крыма к расстрелу, убита во время бомбежки 28.04.1942 г., Решение о реабилитации отсутствует, ГУ СБ Украины в АРК, д. 013115.</w:t>
             </w:r>
             <w:r>
               <w:rPr>
@@ -7473,47 +6566,7 @@
                 <w:szCs w:val="16"/>
                 <w:lang w:val="ru-RU"/>
               </w:rPr>
-              <w:t xml:space="preserve">1898 г.р., </w:t>
-            </w:r>
-            <w:proofErr w:type="spellStart"/>
-            <w:r>
-              <w:rPr>
-                <w:rFonts w:ascii="Arial" w:hAnsi="Arial" w:cs="Arial"/>
-                <w:sz w:val="16"/>
-                <w:szCs w:val="16"/>
-                <w:lang w:val="ru-RU"/>
-              </w:rPr>
-              <w:t>м.р</w:t>
-            </w:r>
-            <w:proofErr w:type="spellEnd"/>
-            <w:r>
-              <w:rPr>
-                <w:rFonts w:ascii="Arial" w:hAnsi="Arial" w:cs="Arial"/>
-                <w:sz w:val="16"/>
-                <w:szCs w:val="16"/>
-                <w:lang w:val="ru-RU"/>
-              </w:rPr>
-              <w:t xml:space="preserve">.: Болгария, с. </w:t>
-            </w:r>
-            <w:proofErr w:type="spellStart"/>
-            <w:r>
-              <w:rPr>
-                <w:rFonts w:ascii="Arial" w:hAnsi="Arial" w:cs="Arial"/>
-                <w:sz w:val="16"/>
-                <w:szCs w:val="16"/>
-                <w:lang w:val="ru-RU"/>
-              </w:rPr>
-              <w:t>Гуманцы</w:t>
-            </w:r>
-            <w:proofErr w:type="spellEnd"/>
-            <w:r>
-              <w:rPr>
-                <w:rFonts w:ascii="Arial" w:hAnsi="Arial" w:cs="Arial"/>
-                <w:sz w:val="16"/>
-                <w:szCs w:val="16"/>
-                <w:lang w:val="ru-RU"/>
-              </w:rPr>
-              <w:t xml:space="preserve">, болгарка, образование: начальное, </w:t>
+              <w:t xml:space="preserve">1898 г.р., м.р.: Болгария, с. Гуманцы, болгарка, образование: начальное, </w:t>
             </w:r>
             <w:r>
               <w:rPr>
@@ -7551,25 +6604,14 @@
               </w:rPr>
               <w:t xml:space="preserve">, </w:t>
             </w:r>
-            <w:proofErr w:type="spellStart"/>
-            <w:r>
-              <w:rPr>
-                <w:rFonts w:ascii="Arial" w:hAnsi="Arial" w:cs="Arial"/>
-                <w:sz w:val="16"/>
-                <w:szCs w:val="16"/>
-                <w:lang w:val="ru-RU"/>
-              </w:rPr>
-              <w:t>прож</w:t>
-            </w:r>
-            <w:proofErr w:type="spellEnd"/>
-            <w:r>
-              <w:rPr>
-                <w:rFonts w:ascii="Arial" w:hAnsi="Arial" w:cs="Arial"/>
-                <w:sz w:val="16"/>
-                <w:szCs w:val="16"/>
-                <w:lang w:val="ru-RU"/>
-              </w:rPr>
-              <w:t>.: г. Краснодар, ул. Шевченко, 13</w:t>
+            <w:r>
+              <w:rPr>
+                <w:rFonts w:ascii="Arial" w:hAnsi="Arial" w:cs="Arial"/>
+                <w:sz w:val="16"/>
+                <w:szCs w:val="16"/>
+                <w:lang w:val="ru-RU"/>
+              </w:rPr>
+              <w:t>прож.: г. Краснодар, ул. Шевченко, 13</w:t>
             </w:r>
             <w:r>
               <w:rPr>
@@ -7874,7 +6916,6 @@
               </w:rPr>
             </w:pPr>
             <w:hyperlink r:id="rId29" w:history="1">
-              <w:proofErr w:type="spellStart"/>
               <w:r>
                 <w:rPr>
                   <w:rStyle w:val="Hyperlink"/>
@@ -7888,23 +6929,7 @@
                   <w:shd w:val="clear" w:color="auto" w:fill="FFFFFF"/>
                   <w:lang w:val="ru-RU"/>
                 </w:rPr>
-                <w:t>Дмитрева</w:t>
-              </w:r>
-              <w:proofErr w:type="spellEnd"/>
-              <w:r>
-                <w:rPr>
-                  <w:rStyle w:val="Hyperlink"/>
-                  <w:rFonts w:ascii="Arial" w:hAnsi="Arial" w:cs="Arial"/>
-                  <w:b/>
-                  <w:bCs/>
-                  <w:color w:val="auto"/>
-                  <w:sz w:val="16"/>
-                  <w:szCs w:val="16"/>
-                  <w:bdr w:val="none" w:sz="0" w:space="0" w:color="auto" w:frame="1"/>
-                  <w:shd w:val="clear" w:color="auto" w:fill="FFFFFF"/>
-                  <w:lang w:val="ru-RU"/>
-                </w:rPr>
-                <w:t xml:space="preserve"> Анна Павловна</w:t>
+                <w:t>Дмитрева Анна Павловна</w:t>
               </w:r>
             </w:hyperlink>
             <w:r>
@@ -7957,47 +6982,7 @@
                 <w:szCs w:val="16"/>
                 <w:lang w:val="ru-RU"/>
               </w:rPr>
-              <w:t xml:space="preserve">1897 г.р., </w:t>
-            </w:r>
-            <w:proofErr w:type="spellStart"/>
-            <w:r>
-              <w:rPr>
-                <w:rFonts w:ascii="Arial" w:hAnsi="Arial" w:cs="Arial"/>
-                <w:sz w:val="16"/>
-                <w:szCs w:val="16"/>
-                <w:lang w:val="ru-RU"/>
-              </w:rPr>
-              <w:t>м.р</w:t>
-            </w:r>
-            <w:proofErr w:type="spellEnd"/>
-            <w:r>
-              <w:rPr>
-                <w:rFonts w:ascii="Arial" w:hAnsi="Arial" w:cs="Arial"/>
-                <w:sz w:val="16"/>
-                <w:szCs w:val="16"/>
-                <w:lang w:val="ru-RU"/>
-              </w:rPr>
-              <w:t xml:space="preserve">.: Днепропетровская обл., ст. </w:t>
-            </w:r>
-            <w:proofErr w:type="spellStart"/>
-            <w:r>
-              <w:rPr>
-                <w:rFonts w:ascii="Arial" w:hAnsi="Arial" w:cs="Arial"/>
-                <w:sz w:val="16"/>
-                <w:szCs w:val="16"/>
-                <w:lang w:val="ru-RU"/>
-              </w:rPr>
-              <w:t>Кенаровка</w:t>
-            </w:r>
-            <w:proofErr w:type="spellEnd"/>
-            <w:r>
-              <w:rPr>
-                <w:rFonts w:ascii="Arial" w:hAnsi="Arial" w:cs="Arial"/>
-                <w:sz w:val="16"/>
-                <w:szCs w:val="16"/>
-                <w:lang w:val="ru-RU"/>
-              </w:rPr>
-              <w:t>, болгарка. Обвинение: как ЧСИР. Приговор: ОСО при НКВД СССР, 08.07.1938</w:t>
+              <w:t>1897 г.р., м.р.: Днепропетровская обл., ст. Кенаровка, болгарка. Обвинение: как ЧСИР. Приговор: ОСО при НКВД СССР, 08.07.1938</w:t>
             </w:r>
             <w:r>
               <w:rPr>
@@ -8015,79 +7000,8 @@
                 <w:szCs w:val="16"/>
                 <w:lang w:val="ru-RU"/>
               </w:rPr>
-              <w:t xml:space="preserve">к 5 годам ИТЛ. Прибыла в Акмолинское ЛО _14.10.1938_ из тюрьмы </w:t>
-            </w:r>
-            <w:proofErr w:type="spellStart"/>
-            <w:r>
-              <w:rPr>
-                <w:rFonts w:ascii="Arial" w:hAnsi="Arial" w:cs="Arial"/>
-                <w:sz w:val="16"/>
-                <w:szCs w:val="16"/>
-                <w:lang w:val="ru-RU"/>
-              </w:rPr>
-              <w:t>г.Днепропетровска</w:t>
-            </w:r>
-            <w:proofErr w:type="spellEnd"/>
-            <w:r>
-              <w:rPr>
-                <w:rFonts w:ascii="Arial" w:hAnsi="Arial" w:cs="Arial"/>
-                <w:sz w:val="16"/>
-                <w:szCs w:val="16"/>
-                <w:lang w:val="ru-RU"/>
-              </w:rPr>
-              <w:t xml:space="preserve">. В </w:t>
-            </w:r>
-            <w:proofErr w:type="spellStart"/>
-            <w:r>
-              <w:rPr>
-                <w:rFonts w:ascii="Arial" w:hAnsi="Arial" w:cs="Arial"/>
-                <w:sz w:val="16"/>
-                <w:szCs w:val="16"/>
-                <w:lang w:val="ru-RU"/>
-              </w:rPr>
-              <w:t>АЛЖИРе</w:t>
-            </w:r>
-            <w:proofErr w:type="spellEnd"/>
-            <w:r>
-              <w:rPr>
-                <w:rFonts w:ascii="Arial" w:hAnsi="Arial" w:cs="Arial"/>
-                <w:sz w:val="16"/>
-                <w:szCs w:val="16"/>
-                <w:lang w:val="ru-RU"/>
-              </w:rPr>
-              <w:t xml:space="preserve"> находилась до _21.04.</w:t>
-            </w:r>
-            <w:proofErr w:type="gramStart"/>
-            <w:r>
-              <w:rPr>
-                <w:rFonts w:ascii="Arial" w:hAnsi="Arial" w:cs="Arial"/>
-                <w:sz w:val="16"/>
-                <w:szCs w:val="16"/>
-                <w:lang w:val="ru-RU"/>
-              </w:rPr>
-              <w:t>1939._, Умерла</w:t>
-            </w:r>
-            <w:proofErr w:type="gramEnd"/>
-            <w:r>
-              <w:rPr>
-                <w:rFonts w:ascii="Arial" w:hAnsi="Arial" w:cs="Arial"/>
-                <w:sz w:val="16"/>
-                <w:szCs w:val="16"/>
-                <w:lang w:val="ru-RU"/>
-              </w:rPr>
-              <w:t xml:space="preserve"> _21.04.</w:t>
-            </w:r>
-            <w:proofErr w:type="gramStart"/>
-            <w:r>
-              <w:rPr>
-                <w:rFonts w:ascii="Arial" w:hAnsi="Arial" w:cs="Arial"/>
-                <w:sz w:val="16"/>
-                <w:szCs w:val="16"/>
-                <w:lang w:val="ru-RU"/>
-              </w:rPr>
-              <w:t>1939._</w:t>
-            </w:r>
-            <w:proofErr w:type="gramEnd"/>
+              <w:t>к 5 годам ИТЛ. Прибыла в Акмолинское ЛО _14.10.1938_ из тюрьмы г.Днепропетровска. В АЛЖИРе находилась до _21.04.1939._, Умерла _21.04.1939._</w:t>
+            </w:r>
           </w:p>
           <w:p>
             <w:pPr>
@@ -8122,31 +7036,7 @@
                 <w:szCs w:val="16"/>
                 <w:lang w:val="ru-RU"/>
               </w:rPr>
-              <w:t xml:space="preserve">Книга памяти "Узницы </w:t>
-            </w:r>
-            <w:proofErr w:type="spellStart"/>
-            <w:r>
-              <w:rPr>
-                <w:rFonts w:ascii="Arial" w:hAnsi="Arial" w:cs="Arial"/>
-                <w:b/>
-                <w:bCs/>
-                <w:sz w:val="16"/>
-                <w:szCs w:val="16"/>
-                <w:lang w:val="ru-RU"/>
-              </w:rPr>
-              <w:t>АЛЖИРа</w:t>
-            </w:r>
-            <w:proofErr w:type="spellEnd"/>
-            <w:r>
-              <w:rPr>
-                <w:rFonts w:ascii="Arial" w:hAnsi="Arial" w:cs="Arial"/>
-                <w:b/>
-                <w:bCs/>
-                <w:sz w:val="16"/>
-                <w:szCs w:val="16"/>
-                <w:lang w:val="ru-RU"/>
-              </w:rPr>
-              <w:t>"</w:t>
+              <w:t>Книга памяти "Узницы АЛЖИРа"</w:t>
             </w:r>
             <w:r>
               <w:rPr>
@@ -8212,7 +7102,6 @@
               </w:rPr>
             </w:pPr>
             <w:hyperlink r:id="rId31" w:history="1">
-              <w:proofErr w:type="spellStart"/>
               <w:r>
                 <w:rPr>
                   <w:rStyle w:val="Hyperlink"/>
@@ -8226,55 +7115,7 @@
                   <w:shd w:val="clear" w:color="auto" w:fill="FFFFFF"/>
                   <w:lang w:val="ru-RU"/>
                 </w:rPr>
-                <w:t>Михова</w:t>
-              </w:r>
-              <w:proofErr w:type="spellEnd"/>
-              <w:r>
-                <w:rPr>
-                  <w:rStyle w:val="Hyperlink"/>
-                  <w:rFonts w:ascii="Arial" w:hAnsi="Arial" w:cs="Arial"/>
-                  <w:b/>
-                  <w:bCs/>
-                  <w:color w:val="auto"/>
-                  <w:sz w:val="16"/>
-                  <w:szCs w:val="16"/>
-                  <w:bdr w:val="none" w:sz="0" w:space="0" w:color="auto" w:frame="1"/>
-                  <w:shd w:val="clear" w:color="auto" w:fill="FFFFFF"/>
-                  <w:lang w:val="ru-RU"/>
-                </w:rPr>
-                <w:t xml:space="preserve"> (</w:t>
-              </w:r>
-              <w:proofErr w:type="spellStart"/>
-              <w:r>
-                <w:rPr>
-                  <w:rStyle w:val="Hyperlink"/>
-                  <w:rFonts w:ascii="Arial" w:hAnsi="Arial" w:cs="Arial"/>
-                  <w:b/>
-                  <w:bCs/>
-                  <w:color w:val="auto"/>
-                  <w:sz w:val="16"/>
-                  <w:szCs w:val="16"/>
-                  <w:bdr w:val="none" w:sz="0" w:space="0" w:color="auto" w:frame="1"/>
-                  <w:shd w:val="clear" w:color="auto" w:fill="FFFFFF"/>
-                  <w:lang w:val="ru-RU"/>
-                </w:rPr>
-                <w:t>Партилова</w:t>
-              </w:r>
-              <w:proofErr w:type="spellEnd"/>
-              <w:r>
-                <w:rPr>
-                  <w:rStyle w:val="Hyperlink"/>
-                  <w:rFonts w:ascii="Arial" w:hAnsi="Arial" w:cs="Arial"/>
-                  <w:b/>
-                  <w:bCs/>
-                  <w:color w:val="auto"/>
-                  <w:sz w:val="16"/>
-                  <w:szCs w:val="16"/>
-                  <w:bdr w:val="none" w:sz="0" w:space="0" w:color="auto" w:frame="1"/>
-                  <w:shd w:val="clear" w:color="auto" w:fill="FFFFFF"/>
-                  <w:lang w:val="ru-RU"/>
-                </w:rPr>
-                <w:t>) Марина Андреевна</w:t>
+                <w:t>Михова (Партилова) Марина Андреевна</w:t>
               </w:r>
             </w:hyperlink>
             <w:r>
@@ -8327,76 +7168,25 @@
                 <w:szCs w:val="16"/>
                 <w:lang w:val="ru-RU"/>
               </w:rPr>
-              <w:t xml:space="preserve">1889 г.р., </w:t>
-            </w:r>
-            <w:proofErr w:type="spellStart"/>
-            <w:r>
-              <w:rPr>
-                <w:rFonts w:ascii="Arial" w:hAnsi="Arial" w:cs="Arial"/>
-                <w:sz w:val="16"/>
-                <w:szCs w:val="16"/>
-                <w:lang w:val="ru-RU"/>
-              </w:rPr>
-              <w:t>м.р</w:t>
-            </w:r>
-            <w:proofErr w:type="spellEnd"/>
-            <w:r>
-              <w:rPr>
-                <w:rFonts w:ascii="Arial" w:hAnsi="Arial" w:cs="Arial"/>
-                <w:sz w:val="16"/>
-                <w:szCs w:val="16"/>
-                <w:lang w:val="ru-RU"/>
-              </w:rPr>
-              <w:t xml:space="preserve">.: Крымская обл., </w:t>
-            </w:r>
-            <w:proofErr w:type="spellStart"/>
-            <w:r>
-              <w:rPr>
-                <w:rFonts w:ascii="Arial" w:hAnsi="Arial" w:cs="Arial"/>
-                <w:sz w:val="16"/>
-                <w:szCs w:val="16"/>
-                <w:lang w:val="ru-RU"/>
-              </w:rPr>
-              <w:t>болгарка</w:t>
-            </w:r>
-            <w:r>
-              <w:rPr>
-                <w:rFonts w:ascii="Arial" w:hAnsi="Arial" w:cs="Arial"/>
-                <w:sz w:val="16"/>
-                <w:szCs w:val="16"/>
-                <w:lang w:val="ru-RU"/>
-              </w:rPr>
-              <w:t>л</w:t>
-            </w:r>
-            <w:proofErr w:type="spellEnd"/>
-            <w:r>
-              <w:rPr>
-                <w:rFonts w:ascii="Arial" w:hAnsi="Arial" w:cs="Arial"/>
-                <w:sz w:val="16"/>
-                <w:szCs w:val="16"/>
-                <w:lang w:val="ru-RU"/>
-              </w:rPr>
-              <w:t xml:space="preserve"> </w:t>
-            </w:r>
-            <w:proofErr w:type="spellStart"/>
-            <w:r>
-              <w:rPr>
-                <w:rFonts w:ascii="Arial" w:hAnsi="Arial" w:cs="Arial"/>
-                <w:sz w:val="16"/>
-                <w:szCs w:val="16"/>
-                <w:lang w:val="ru-RU"/>
-              </w:rPr>
-              <w:t>прож</w:t>
-            </w:r>
-            <w:proofErr w:type="spellEnd"/>
-            <w:r>
-              <w:rPr>
-                <w:rFonts w:ascii="Arial" w:hAnsi="Arial" w:cs="Arial"/>
-                <w:sz w:val="16"/>
-                <w:szCs w:val="16"/>
-                <w:lang w:val="ru-RU"/>
-              </w:rPr>
-              <w:t>.</w:t>
+              <w:t>1889 г.р., м.р.: Крымская обл., болгарка</w:t>
+            </w:r>
+            <w:r>
+              <w:rPr>
+                <w:rFonts w:ascii="Arial" w:hAnsi="Arial" w:cs="Arial"/>
+                <w:sz w:val="16"/>
+                <w:szCs w:val="16"/>
+                <w:lang w:val="ru-RU"/>
+              </w:rPr>
+              <w:t xml:space="preserve">л </w:t>
+            </w:r>
+            <w:r>
+              <w:rPr>
+                <w:rFonts w:ascii="Arial" w:hAnsi="Arial" w:cs="Arial"/>
+                <w:sz w:val="16"/>
+                <w:szCs w:val="16"/>
+                <w:lang w:val="ru-RU"/>
+              </w:rPr>
+              <w:t>прож.</w:t>
             </w:r>
             <w:r>
               <w:rPr>
@@ -8491,27 +7281,7 @@
                 <w:szCs w:val="16"/>
                 <w:lang w:val="ru-RU"/>
               </w:rPr>
-              <w:t xml:space="preserve">высылка на спецпоселение в Башкирскую АССР, г. Ишимбай, п. </w:t>
-            </w:r>
-            <w:proofErr w:type="spellStart"/>
-            <w:r>
-              <w:rPr>
-                <w:rFonts w:ascii="Arial" w:hAnsi="Arial" w:cs="Arial"/>
-                <w:sz w:val="16"/>
-                <w:szCs w:val="16"/>
-                <w:lang w:val="ru-RU"/>
-              </w:rPr>
-              <w:t>Кинезбулатово</w:t>
-            </w:r>
-            <w:proofErr w:type="spellEnd"/>
-            <w:r>
-              <w:rPr>
-                <w:rFonts w:ascii="Arial" w:hAnsi="Arial" w:cs="Arial"/>
-                <w:sz w:val="16"/>
-                <w:szCs w:val="16"/>
-                <w:lang w:val="ru-RU"/>
-              </w:rPr>
-              <w:t>, умерла на спецпоселении 24.05.1949</w:t>
+              <w:t>высылка на спецпоселение в Башкирскую АССР, г. Ишимбай, п. Кинезбулатово, умерла на спецпоселении 24.05.1949</w:t>
             </w:r>
           </w:p>
           <w:p>
@@ -8654,7 +7424,6 @@
               </w:rPr>
             </w:pPr>
             <w:hyperlink r:id="rId33" w:history="1">
-              <w:proofErr w:type="spellStart"/>
               <w:r>
                 <w:rPr>
                   <w:rStyle w:val="Hyperlink"/>
@@ -8668,23 +7437,7 @@
                   <w:shd w:val="clear" w:color="auto" w:fill="FFFFFF"/>
                   <w:lang w:val="ru-RU"/>
                 </w:rPr>
-                <w:t>Паличева</w:t>
-              </w:r>
-              <w:proofErr w:type="spellEnd"/>
-              <w:r>
-                <w:rPr>
-                  <w:rStyle w:val="Hyperlink"/>
-                  <w:rFonts w:ascii="Arial" w:hAnsi="Arial" w:cs="Arial"/>
-                  <w:b/>
-                  <w:bCs/>
-                  <w:color w:val="auto"/>
-                  <w:sz w:val="16"/>
-                  <w:szCs w:val="16"/>
-                  <w:bdr w:val="none" w:sz="0" w:space="0" w:color="auto" w:frame="1"/>
-                  <w:shd w:val="clear" w:color="auto" w:fill="FFFFFF"/>
-                  <w:lang w:val="ru-RU"/>
-                </w:rPr>
-                <w:t xml:space="preserve"> Прасковья Андреевна</w:t>
+                <w:t>Паличева Прасковья Андреевна</w:t>
               </w:r>
             </w:hyperlink>
             <w:r>
@@ -8737,47 +7490,7 @@
                 <w:szCs w:val="16"/>
                 <w:lang w:val="ru-RU"/>
               </w:rPr>
-              <w:t xml:space="preserve">1906 г.р., </w:t>
-            </w:r>
-            <w:proofErr w:type="spellStart"/>
-            <w:r>
-              <w:rPr>
-                <w:rFonts w:ascii="Arial" w:hAnsi="Arial" w:cs="Arial"/>
-                <w:sz w:val="16"/>
-                <w:szCs w:val="16"/>
-                <w:lang w:val="ru-RU"/>
-              </w:rPr>
-              <w:t>м.р</w:t>
-            </w:r>
-            <w:proofErr w:type="spellEnd"/>
-            <w:r>
-              <w:rPr>
-                <w:rFonts w:ascii="Arial" w:hAnsi="Arial" w:cs="Arial"/>
-                <w:sz w:val="16"/>
-                <w:szCs w:val="16"/>
-                <w:lang w:val="ru-RU"/>
-              </w:rPr>
-              <w:t xml:space="preserve">.: Крымская обл., с. </w:t>
-            </w:r>
-            <w:proofErr w:type="spellStart"/>
-            <w:r>
-              <w:rPr>
-                <w:rFonts w:ascii="Arial" w:hAnsi="Arial" w:cs="Arial"/>
-                <w:sz w:val="16"/>
-                <w:szCs w:val="16"/>
-                <w:lang w:val="ru-RU"/>
-              </w:rPr>
-              <w:t>Сейджиут</w:t>
-            </w:r>
-            <w:proofErr w:type="spellEnd"/>
-            <w:r>
-              <w:rPr>
-                <w:rFonts w:ascii="Arial" w:hAnsi="Arial" w:cs="Arial"/>
-                <w:sz w:val="16"/>
-                <w:szCs w:val="16"/>
-                <w:lang w:val="ru-RU"/>
-              </w:rPr>
-              <w:t>, болгарка</w:t>
+              <w:t>1906 г.р., м.р.: Крымская обл., с. Сейджиут, болгарка</w:t>
             </w:r>
             <w:r>
               <w:rPr>
@@ -8788,25 +7501,14 @@
               </w:rPr>
               <w:t xml:space="preserve">, </w:t>
             </w:r>
-            <w:proofErr w:type="spellStart"/>
-            <w:r>
-              <w:rPr>
-                <w:rFonts w:ascii="Arial" w:hAnsi="Arial" w:cs="Arial"/>
-                <w:sz w:val="16"/>
-                <w:szCs w:val="16"/>
-                <w:lang w:val="ru-RU"/>
-              </w:rPr>
-              <w:t>прож</w:t>
-            </w:r>
-            <w:proofErr w:type="spellEnd"/>
-            <w:r>
-              <w:rPr>
-                <w:rFonts w:ascii="Arial" w:hAnsi="Arial" w:cs="Arial"/>
-                <w:sz w:val="16"/>
-                <w:szCs w:val="16"/>
-                <w:lang w:val="ru-RU"/>
-              </w:rPr>
-              <w:t>.: Крымская обл., с. Кринички болгарские</w:t>
+            <w:r>
+              <w:rPr>
+                <w:rFonts w:ascii="Arial" w:hAnsi="Arial" w:cs="Arial"/>
+                <w:sz w:val="16"/>
+                <w:szCs w:val="16"/>
+                <w:lang w:val="ru-RU"/>
+              </w:rPr>
+              <w:t>прож.: Крымская обл., с. Кринички болгарские</w:t>
             </w:r>
             <w:r>
               <w:rPr>
@@ -8878,27 +7580,7 @@
                 <w:szCs w:val="16"/>
                 <w:lang w:val="ru-RU"/>
               </w:rPr>
-              <w:t xml:space="preserve">высылка на спецпоселение в Башкирскую АССР, г. Ишимбай, п. </w:t>
-            </w:r>
-            <w:proofErr w:type="spellStart"/>
-            <w:r>
-              <w:rPr>
-                <w:rFonts w:ascii="Arial" w:hAnsi="Arial" w:cs="Arial"/>
-                <w:sz w:val="16"/>
-                <w:szCs w:val="16"/>
-                <w:lang w:val="ru-RU"/>
-              </w:rPr>
-              <w:t>Кинезбулатово</w:t>
-            </w:r>
-            <w:proofErr w:type="spellEnd"/>
-            <w:r>
-              <w:rPr>
-                <w:rFonts w:ascii="Arial" w:hAnsi="Arial" w:cs="Arial"/>
-                <w:sz w:val="16"/>
-                <w:szCs w:val="16"/>
-                <w:lang w:val="ru-RU"/>
-              </w:rPr>
-              <w:t>, умерла на спецпоселении 27.04.1948</w:t>
+              <w:t>высылка на спецпоселение в Башкирскую АССР, г. Ишимбай, п. Кинезбулатово, умерла на спецпоселении 27.04.1948</w:t>
             </w:r>
           </w:p>
           <w:p>
@@ -9041,7 +7723,6 @@
               </w:rPr>
             </w:pPr>
             <w:hyperlink r:id="rId35" w:history="1">
-              <w:proofErr w:type="spellStart"/>
               <w:r>
                 <w:rPr>
                   <w:rStyle w:val="Hyperlink"/>
@@ -9055,23 +7736,7 @@
                   <w:shd w:val="clear" w:color="auto" w:fill="FFFFFF"/>
                   <w:lang w:val="ru-RU"/>
                 </w:rPr>
-                <w:t>Партилова</w:t>
-              </w:r>
-              <w:proofErr w:type="spellEnd"/>
-              <w:r>
-                <w:rPr>
-                  <w:rStyle w:val="Hyperlink"/>
-                  <w:rFonts w:ascii="Arial" w:hAnsi="Arial" w:cs="Arial"/>
-                  <w:b/>
-                  <w:bCs/>
-                  <w:color w:val="auto"/>
-                  <w:sz w:val="16"/>
-                  <w:szCs w:val="16"/>
-                  <w:bdr w:val="none" w:sz="0" w:space="0" w:color="auto" w:frame="1"/>
-                  <w:shd w:val="clear" w:color="auto" w:fill="FFFFFF"/>
-                  <w:lang w:val="ru-RU"/>
-                </w:rPr>
-                <w:t xml:space="preserve"> Елена Кирилловна</w:t>
+                <w:t>Партилова Елена Кирилловна</w:t>
               </w:r>
             </w:hyperlink>
             <w:r>
@@ -9106,25 +7771,14 @@
                 <w:lang w:val="ru-RU"/>
               </w:rPr>
             </w:pPr>
-            <w:proofErr w:type="spellStart"/>
-            <w:r>
-              <w:rPr>
-                <w:rFonts w:ascii="Arial" w:hAnsi="Arial" w:cs="Arial"/>
-                <w:sz w:val="16"/>
-                <w:szCs w:val="16"/>
-                <w:lang w:val="ru-RU"/>
-              </w:rPr>
-              <w:t>м.р</w:t>
-            </w:r>
-            <w:proofErr w:type="spellEnd"/>
-            <w:r>
-              <w:rPr>
-                <w:rFonts w:ascii="Arial" w:hAnsi="Arial" w:cs="Arial"/>
-                <w:sz w:val="16"/>
-                <w:szCs w:val="16"/>
-                <w:lang w:val="ru-RU"/>
-              </w:rPr>
-              <w:t>.: Крымская обл., болгарка</w:t>
+            <w:r>
+              <w:rPr>
+                <w:rFonts w:ascii="Arial" w:hAnsi="Arial" w:cs="Arial"/>
+                <w:sz w:val="16"/>
+                <w:szCs w:val="16"/>
+                <w:lang w:val="ru-RU"/>
+              </w:rPr>
+              <w:t>м.р.: Крымская обл., болгарка</w:t>
             </w:r>
             <w:r>
               <w:rPr>
@@ -9135,25 +7789,14 @@
               </w:rPr>
               <w:t xml:space="preserve">, </w:t>
             </w:r>
-            <w:proofErr w:type="spellStart"/>
-            <w:r>
-              <w:rPr>
-                <w:rFonts w:ascii="Arial" w:hAnsi="Arial" w:cs="Arial"/>
-                <w:sz w:val="16"/>
-                <w:szCs w:val="16"/>
-                <w:lang w:val="ru-RU"/>
-              </w:rPr>
-              <w:t>прож</w:t>
-            </w:r>
-            <w:proofErr w:type="spellEnd"/>
-            <w:r>
-              <w:rPr>
-                <w:rFonts w:ascii="Arial" w:hAnsi="Arial" w:cs="Arial"/>
-                <w:sz w:val="16"/>
-                <w:szCs w:val="16"/>
-                <w:lang w:val="ru-RU"/>
-              </w:rPr>
-              <w:t>.: Крымская обл., с. Кринички болгарские</w:t>
+            <w:r>
+              <w:rPr>
+                <w:rFonts w:ascii="Arial" w:hAnsi="Arial" w:cs="Arial"/>
+                <w:sz w:val="16"/>
+                <w:szCs w:val="16"/>
+                <w:lang w:val="ru-RU"/>
+              </w:rPr>
+              <w:t>прож.: Крымская обл., с. Кринички болгарские</w:t>
             </w:r>
             <w:r>
               <w:rPr>
@@ -9230,27 +7873,7 @@
                 <w:szCs w:val="16"/>
                 <w:lang w:val="ru-RU"/>
               </w:rPr>
-              <w:t xml:space="preserve">высылка на спецпоселение в Башкирскую АССР, г. Ишимбай, п. </w:t>
-            </w:r>
-            <w:proofErr w:type="spellStart"/>
-            <w:r>
-              <w:rPr>
-                <w:rFonts w:ascii="Arial" w:hAnsi="Arial" w:cs="Arial"/>
-                <w:sz w:val="16"/>
-                <w:szCs w:val="16"/>
-                <w:lang w:val="ru-RU"/>
-              </w:rPr>
-              <w:t>Кинезбулатово</w:t>
-            </w:r>
-            <w:proofErr w:type="spellEnd"/>
-            <w:r>
-              <w:rPr>
-                <w:rFonts w:ascii="Arial" w:hAnsi="Arial" w:cs="Arial"/>
-                <w:sz w:val="16"/>
-                <w:szCs w:val="16"/>
-                <w:lang w:val="ru-RU"/>
-              </w:rPr>
-              <w:t>, умерла на спецпоселении 29.03.1945.</w:t>
+              <w:t>высылка на спецпоселение в Башкирскую АССР, г. Ишимбай, п. Кинезбулатово, умерла на спецпоселении 29.03.1945.</w:t>
             </w:r>
           </w:p>
           <w:p>
@@ -9426,47 +8049,7 @@
                 <w:szCs w:val="16"/>
                 <w:lang w:val="ru-RU"/>
               </w:rPr>
-              <w:t xml:space="preserve">1879 г.р., </w:t>
-            </w:r>
-            <w:proofErr w:type="spellStart"/>
-            <w:r>
-              <w:rPr>
-                <w:rFonts w:ascii="Arial" w:hAnsi="Arial" w:cs="Arial"/>
-                <w:sz w:val="16"/>
-                <w:szCs w:val="16"/>
-                <w:lang w:val="ru-RU"/>
-              </w:rPr>
-              <w:t>м.р</w:t>
-            </w:r>
-            <w:proofErr w:type="spellEnd"/>
-            <w:r>
-              <w:rPr>
-                <w:rFonts w:ascii="Arial" w:hAnsi="Arial" w:cs="Arial"/>
-                <w:sz w:val="16"/>
-                <w:szCs w:val="16"/>
-                <w:lang w:val="ru-RU"/>
-              </w:rPr>
-              <w:t xml:space="preserve">.: Болгария, г. Котел, болгарка, из семьи землевладельцев, преподаватель, болгарская революционерка, </w:t>
-            </w:r>
-            <w:proofErr w:type="spellStart"/>
-            <w:r>
-              <w:rPr>
-                <w:rFonts w:ascii="Arial" w:hAnsi="Arial" w:cs="Arial"/>
-                <w:sz w:val="16"/>
-                <w:szCs w:val="16"/>
-                <w:lang w:val="ru-RU"/>
-              </w:rPr>
-              <w:t>прож</w:t>
-            </w:r>
-            <w:proofErr w:type="spellEnd"/>
-            <w:r>
-              <w:rPr>
-                <w:rFonts w:ascii="Arial" w:hAnsi="Arial" w:cs="Arial"/>
-                <w:sz w:val="16"/>
-                <w:szCs w:val="16"/>
-                <w:lang w:val="ru-RU"/>
-              </w:rPr>
-              <w:t>.: г. Москва, арестована 17.08.1949.</w:t>
+              <w:t>1879 г.р., м.р.: Болгария, г. Котел, болгарка, из семьи землевладельцев, преподаватель, болгарская революционерка, прож.: г. Москва, арестована 17.08.1949.</w:t>
             </w:r>
             <w:r>
               <w:rPr>
@@ -9484,27 +8067,7 @@
                 <w:szCs w:val="16"/>
                 <w:lang w:val="ru-RU"/>
               </w:rPr>
-              <w:t xml:space="preserve">Умерла в 1951 г. в заключении. Реабилитация: 18.05.1964. (Ее брат Христиан Георгиевич </w:t>
-            </w:r>
-            <w:proofErr w:type="spellStart"/>
-            <w:r>
-              <w:rPr>
-                <w:rFonts w:ascii="Arial" w:hAnsi="Arial" w:cs="Arial"/>
-                <w:sz w:val="16"/>
-                <w:szCs w:val="16"/>
-                <w:lang w:val="ru-RU"/>
-              </w:rPr>
-              <w:t>Раковски</w:t>
-            </w:r>
-            <w:proofErr w:type="spellEnd"/>
-            <w:r>
-              <w:rPr>
-                <w:rFonts w:ascii="Arial" w:hAnsi="Arial" w:cs="Arial"/>
-                <w:sz w:val="16"/>
-                <w:szCs w:val="16"/>
-                <w:lang w:val="ru-RU"/>
-              </w:rPr>
-              <w:t>,</w:t>
+              <w:t>Умерла в 1951 г. в заключении. Реабилитация: 18.05.1964. (Ее брат Христиан Георгиевич Раковски,</w:t>
             </w:r>
             <w:r>
               <w:rPr>

--- a/docs/BYNATIONALITY/Болгарки.docx
+++ b/docs/BYNATIONALITY/Болгарки.docx
@@ -230,34 +230,7 @@
                 <w:szCs w:val="16"/>
                 <w:lang w:val="ru-RU"/>
               </w:rPr>
-              <w:t>нтернете источников и не претендует быть ни полным</w:t>
-            </w:r>
-            <w:r>
-              <w:rPr>
-                <w:rFonts w:ascii="Arial" w:hAnsi="Arial" w:cs="Arial"/>
-                <w:sz w:val="16"/>
-                <w:szCs w:val="16"/>
-                <w:lang w:val="ru-RU"/>
-              </w:rPr>
-              <w:t>,</w:t>
-            </w:r>
-            <w:r>
-              <w:rPr>
-                <w:rFonts w:ascii="Arial" w:hAnsi="Arial" w:cs="Arial"/>
-                <w:sz w:val="16"/>
-                <w:szCs w:val="16"/>
-                <w:lang w:val="ru-RU"/>
-              </w:rPr>
-              <w:t xml:space="preserve"> ни окончательным.</w:t>
-            </w:r>
-            <w:r>
-              <w:rPr>
-                <w:rFonts w:ascii="Arial" w:hAnsi="Arial" w:cs="Arial"/>
-                <w:sz w:val="16"/>
-                <w:szCs w:val="16"/>
-                <w:lang w:val="ru-RU"/>
-              </w:rPr>
-              <w:t xml:space="preserve"> </w:t>
+              <w:t xml:space="preserve">нтернете источников и не претендует быть ни полным, ни окончательным. </w:t>
             </w:r>
           </w:p>
           <w:p>
@@ -276,142 +249,7 @@
                 <w:szCs w:val="16"/>
                 <w:lang w:val="ru-RU"/>
               </w:rPr>
-              <w:t>За годы советской власти в</w:t>
-            </w:r>
-            <w:r>
-              <w:rPr>
-                <w:rFonts w:ascii="Arial" w:hAnsi="Arial" w:cs="Arial"/>
-                <w:sz w:val="16"/>
-                <w:szCs w:val="16"/>
-                <w:lang w:val="ru-RU"/>
-              </w:rPr>
-              <w:t xml:space="preserve"> </w:t>
-            </w:r>
-            <w:r>
-              <w:rPr>
-                <w:rFonts w:ascii="Arial" w:hAnsi="Arial" w:cs="Arial"/>
-                <w:sz w:val="16"/>
-                <w:szCs w:val="16"/>
-                <w:lang w:val="ru-RU"/>
-              </w:rPr>
-              <w:t>период</w:t>
-            </w:r>
-            <w:r>
-              <w:rPr>
-                <w:rFonts w:ascii="Arial" w:hAnsi="Arial" w:cs="Arial"/>
-                <w:sz w:val="16"/>
-                <w:szCs w:val="16"/>
-                <w:lang w:val="ru-RU"/>
-              </w:rPr>
-              <w:t xml:space="preserve"> </w:t>
-            </w:r>
-            <w:r>
-              <w:rPr>
-                <w:rFonts w:ascii="Arial" w:hAnsi="Arial" w:cs="Arial"/>
-                <w:sz w:val="16"/>
-                <w:szCs w:val="16"/>
-                <w:lang w:val="ru-RU"/>
-              </w:rPr>
-              <w:t>с 19</w:t>
-            </w:r>
-            <w:r>
-              <w:rPr>
-                <w:rFonts w:ascii="Arial" w:hAnsi="Arial" w:cs="Arial"/>
-                <w:sz w:val="16"/>
-                <w:szCs w:val="16"/>
-                <w:lang w:val="ru-RU"/>
-              </w:rPr>
-              <w:t>38</w:t>
-            </w:r>
-            <w:r>
-              <w:rPr>
-                <w:rFonts w:ascii="Arial" w:hAnsi="Arial" w:cs="Arial"/>
-                <w:sz w:val="16"/>
-                <w:szCs w:val="16"/>
-                <w:lang w:val="ru-RU"/>
-              </w:rPr>
-              <w:t xml:space="preserve"> по 19</w:t>
-            </w:r>
-            <w:r>
-              <w:rPr>
-                <w:rFonts w:ascii="Arial" w:hAnsi="Arial" w:cs="Arial"/>
-                <w:sz w:val="16"/>
-                <w:szCs w:val="16"/>
-                <w:lang w:val="ru-RU"/>
-              </w:rPr>
-              <w:t>51</w:t>
-            </w:r>
-            <w:r>
-              <w:rPr>
-                <w:rFonts w:ascii="Arial" w:hAnsi="Arial" w:cs="Arial"/>
-                <w:sz w:val="16"/>
-                <w:szCs w:val="16"/>
-                <w:lang w:val="ru-RU"/>
-              </w:rPr>
-              <w:t xml:space="preserve"> гг. был</w:t>
-            </w:r>
-            <w:r>
-              <w:rPr>
-                <w:rFonts w:ascii="Arial" w:hAnsi="Arial" w:cs="Arial"/>
-                <w:sz w:val="16"/>
-                <w:szCs w:val="16"/>
-                <w:lang w:val="ru-RU"/>
-              </w:rPr>
-              <w:t>и</w:t>
-            </w:r>
-            <w:r>
-              <w:rPr>
-                <w:rFonts w:ascii="Arial" w:hAnsi="Arial" w:cs="Arial"/>
-                <w:sz w:val="16"/>
-                <w:szCs w:val="16"/>
-                <w:lang w:val="ru-RU"/>
-              </w:rPr>
-              <w:t xml:space="preserve"> расстрелян</w:t>
-            </w:r>
-            <w:r>
-              <w:rPr>
-                <w:rFonts w:ascii="Arial" w:hAnsi="Arial" w:cs="Arial"/>
-                <w:sz w:val="16"/>
-                <w:szCs w:val="16"/>
-                <w:lang w:val="ru-RU"/>
-              </w:rPr>
-              <w:t>ы</w:t>
-            </w:r>
-            <w:r>
-              <w:rPr>
-                <w:rFonts w:ascii="Arial" w:hAnsi="Arial" w:cs="Arial"/>
-                <w:sz w:val="16"/>
-                <w:szCs w:val="16"/>
-                <w:lang w:val="ru-RU"/>
-              </w:rPr>
-              <w:t xml:space="preserve"> </w:t>
-            </w:r>
-            <w:r>
-              <w:rPr>
-                <w:rFonts w:ascii="Arial" w:hAnsi="Arial" w:cs="Arial"/>
-                <w:sz w:val="16"/>
-                <w:szCs w:val="16"/>
-                <w:lang w:val="ru-RU"/>
-              </w:rPr>
-              <w:t>и погибли в заключении 18</w:t>
-            </w:r>
-            <w:r>
-              <w:rPr>
-                <w:rFonts w:ascii="Arial" w:hAnsi="Arial" w:cs="Arial"/>
-                <w:sz w:val="16"/>
-                <w:szCs w:val="16"/>
-                <w:lang w:val="ru-RU"/>
-              </w:rPr>
-              <w:t xml:space="preserve"> женщин-</w:t>
-            </w:r>
-            <w:r>
-              <w:rPr>
-                <w:rFonts w:ascii="Arial" w:hAnsi="Arial" w:cs="Arial"/>
-                <w:sz w:val="16"/>
-                <w:szCs w:val="16"/>
-                <w:lang w:val="ru-RU"/>
-              </w:rPr>
-              <w:t>болгарок</w:t>
+              <w:t>За годы советской власти в период с 1938 по 1951 гг. были расстреляны и погибли в заключении 18 женщин-болгарок</w:t>
             </w:r>
             <w:r>
               <w:rPr>
@@ -439,16 +277,7 @@
                 <w:szCs w:val="16"/>
                 <w:lang w:val="ru-RU"/>
               </w:rPr>
-              <w:t>Из них: р</w:t>
-            </w:r>
-            <w:r>
-              <w:rPr>
-                <w:rFonts w:ascii="Arial" w:hAnsi="Arial" w:cs="Arial"/>
-                <w:sz w:val="16"/>
-                <w:szCs w:val="16"/>
-                <w:lang w:val="ru-RU"/>
-              </w:rPr>
-              <w:t>асстреляны:</w:t>
+              <w:t>Из них: расстреляны:</w:t>
             </w:r>
             <w:r>
               <w:rPr>
@@ -466,25 +295,7 @@
                 <w:szCs w:val="16"/>
                 <w:lang w:val="ru-RU"/>
               </w:rPr>
-              <w:t>13</w:t>
-            </w:r>
-            <w:r>
-              <w:rPr>
-                <w:rFonts w:ascii="Arial" w:hAnsi="Arial" w:cs="Arial"/>
-                <w:sz w:val="16"/>
-                <w:szCs w:val="16"/>
-                <w:lang w:val="ru-RU"/>
-              </w:rPr>
-              <w:t>; (</w:t>
-            </w:r>
-            <w:r>
-              <w:rPr>
-                <w:rFonts w:ascii="Arial" w:hAnsi="Arial" w:cs="Arial"/>
-                <w:sz w:val="16"/>
-                <w:szCs w:val="16"/>
-                <w:lang w:val="ru-RU"/>
-              </w:rPr>
-              <w:t>12</w:t>
+              <w:t>13; (12</w:t>
             </w:r>
             <w:r>
               <w:rPr>
@@ -502,61 +313,25 @@
                 <w:szCs w:val="16"/>
                 <w:lang w:val="ru-RU"/>
               </w:rPr>
-              <w:t>в 1938 году;</w:t>
-            </w:r>
-            <w:r>
-              <w:rPr>
-                <w:rFonts w:ascii="Arial" w:hAnsi="Arial" w:cs="Arial"/>
-                <w:sz w:val="16"/>
-                <w:szCs w:val="16"/>
-                <w:lang w:val="ru-RU"/>
-              </w:rPr>
-              <w:t xml:space="preserve"> </w:t>
-            </w:r>
-            <w:r>
-              <w:rPr>
-                <w:rFonts w:ascii="Arial" w:hAnsi="Arial" w:cs="Arial"/>
-                <w:sz w:val="16"/>
-                <w:szCs w:val="16"/>
-                <w:lang w:val="ru-RU"/>
-              </w:rPr>
-              <w:t>1</w:t>
-            </w:r>
-            <w:r>
-              <w:rPr>
-                <w:rFonts w:ascii="Arial" w:hAnsi="Arial" w:cs="Arial"/>
-                <w:sz w:val="16"/>
-                <w:szCs w:val="16"/>
-                <w:lang w:val="ru-RU"/>
-              </w:rPr>
-              <w:t xml:space="preserve"> </w:t>
-            </w:r>
-            <w:r>
-              <w:rPr>
-                <w:rFonts w:ascii="Arial" w:hAnsi="Arial" w:cs="Arial"/>
-                <w:sz w:val="16"/>
-                <w:szCs w:val="16"/>
-                <w:lang w:val="ru-RU"/>
-              </w:rPr>
-              <w:t>–</w:t>
-            </w:r>
-            <w:r>
-              <w:rPr>
-                <w:rFonts w:ascii="Arial" w:hAnsi="Arial" w:cs="Arial"/>
-                <w:sz w:val="16"/>
-                <w:szCs w:val="16"/>
-                <w:lang w:val="ru-RU"/>
-              </w:rPr>
-              <w:t xml:space="preserve"> в 1942 году</w:t>
-            </w:r>
-            <w:r>
-              <w:rPr>
-                <w:rFonts w:ascii="Arial" w:hAnsi="Arial" w:cs="Arial"/>
-                <w:sz w:val="16"/>
-                <w:szCs w:val="16"/>
-                <w:lang w:val="ru-RU"/>
-              </w:rPr>
-              <w:t>).</w:t>
+              <w:t>в 1938 году; 1</w:t>
+            </w:r>
+            <w:r>
+              <w:rPr>
+                <w:rFonts w:ascii="Arial" w:hAnsi="Arial" w:cs="Arial"/>
+                <w:sz w:val="16"/>
+                <w:szCs w:val="16"/>
+                <w:lang w:val="ru-RU"/>
+              </w:rPr>
+              <w:t xml:space="preserve"> –</w:t>
+            </w:r>
+            <w:r>
+              <w:rPr>
+                <w:rFonts w:ascii="Arial" w:hAnsi="Arial" w:cs="Arial"/>
+                <w:sz w:val="16"/>
+                <w:szCs w:val="16"/>
+                <w:lang w:val="ru-RU"/>
+              </w:rPr>
+              <w:t xml:space="preserve"> в 1942 году).</w:t>
             </w:r>
           </w:p>
           <w:p>
@@ -575,16 +350,7 @@
                 <w:szCs w:val="16"/>
                 <w:lang w:val="ru-RU"/>
               </w:rPr>
-              <w:t>У</w:t>
-            </w:r>
-            <w:r>
-              <w:rPr>
-                <w:rFonts w:ascii="Arial" w:hAnsi="Arial" w:cs="Arial"/>
-                <w:sz w:val="16"/>
-                <w:szCs w:val="16"/>
-                <w:lang w:val="ru-RU"/>
-              </w:rPr>
-              <w:t>мерли в заключении:</w:t>
+              <w:t>Умерли в заключении:</w:t>
             </w:r>
             <w:r>
               <w:rPr>
@@ -638,16 +404,7 @@
                 <w:szCs w:val="16"/>
                 <w:lang w:val="ru-RU"/>
               </w:rPr>
-              <w:t>в ИТЛ)</w:t>
-            </w:r>
-            <w:r>
-              <w:rPr>
-                <w:rFonts w:ascii="Arial" w:hAnsi="Arial" w:cs="Arial"/>
-                <w:sz w:val="16"/>
-                <w:szCs w:val="16"/>
-                <w:lang w:val="ru-RU"/>
-              </w:rPr>
-              <w:t>.</w:t>
+              <w:t>в ИТЛ).</w:t>
             </w:r>
           </w:p>
           <w:p>
@@ -702,79 +459,16 @@
                 <w:szCs w:val="16"/>
                 <w:lang w:val="ru-RU"/>
               </w:rPr>
-              <w:t xml:space="preserve"> составляла </w:t>
-            </w:r>
-            <w:r>
-              <w:rPr>
-                <w:rFonts w:ascii="Arial" w:hAnsi="Arial" w:cs="Arial"/>
-                <w:sz w:val="16"/>
-                <w:szCs w:val="16"/>
-                <w:lang w:val="ru-RU"/>
-              </w:rPr>
-              <w:t>90 919</w:t>
-            </w:r>
-            <w:r>
-              <w:rPr>
-                <w:rFonts w:ascii="Arial" w:hAnsi="Arial" w:cs="Arial"/>
-                <w:sz w:val="16"/>
-                <w:szCs w:val="16"/>
-                <w:lang w:val="ru-RU"/>
-              </w:rPr>
-              <w:t xml:space="preserve"> человек, таким образом </w:t>
-            </w:r>
-            <w:r>
-              <w:rPr>
-                <w:rFonts w:ascii="Arial" w:hAnsi="Arial" w:cs="Arial"/>
-                <w:sz w:val="16"/>
-                <w:szCs w:val="16"/>
-                <w:lang w:val="ru-RU"/>
-              </w:rPr>
-              <w:t>18</w:t>
-            </w:r>
-            <w:r>
-              <w:rPr>
-                <w:rFonts w:ascii="Arial" w:hAnsi="Arial" w:cs="Arial"/>
-                <w:sz w:val="16"/>
-                <w:szCs w:val="16"/>
-                <w:lang w:val="ru-RU"/>
-              </w:rPr>
-              <w:t xml:space="preserve"> </w:t>
-            </w:r>
-            <w:r>
-              <w:rPr>
-                <w:rFonts w:ascii="Arial" w:hAnsi="Arial" w:cs="Arial"/>
-                <w:sz w:val="16"/>
-                <w:szCs w:val="16"/>
-                <w:lang w:val="ru-RU"/>
-              </w:rPr>
-              <w:t>погибших женщин-болгарок</w:t>
-            </w:r>
-            <w:r>
-              <w:rPr>
-                <w:rFonts w:ascii="Arial" w:hAnsi="Arial" w:cs="Arial"/>
-                <w:sz w:val="16"/>
-                <w:szCs w:val="16"/>
-                <w:lang w:val="ru-RU"/>
-              </w:rPr>
-              <w:t xml:space="preserve"> </w:t>
-            </w:r>
-            <w:r>
-              <w:rPr>
-                <w:rFonts w:ascii="Arial" w:hAnsi="Arial" w:cs="Arial"/>
-                <w:sz w:val="16"/>
-                <w:szCs w:val="16"/>
-                <w:lang w:val="ru-RU"/>
-              </w:rPr>
-              <w:t>–</w:t>
-            </w:r>
-            <w:r>
-              <w:rPr>
-                <w:rFonts w:ascii="Arial" w:hAnsi="Arial" w:cs="Arial"/>
-                <w:sz w:val="16"/>
-                <w:szCs w:val="16"/>
-                <w:lang w:val="ru-RU"/>
-              </w:rPr>
-              <w:t xml:space="preserve"> это</w:t>
+              <w:t xml:space="preserve"> составляла 90 919 человек, таким образом </w:t>
+            </w:r>
+            <w:r>
+              <w:rPr>
+                <w:rFonts w:ascii="Arial" w:hAnsi="Arial" w:cs="Arial"/>
+                <w:sz w:val="16"/>
+                <w:szCs w:val="16"/>
+                <w:lang w:val="ru-RU"/>
+              </w:rPr>
+              <w:t>18 погибших женщин-болгарок – это</w:t>
             </w:r>
             <w:r>
               <w:rPr>
@@ -801,26 +495,9 @@
                 <w:szCs w:val="16"/>
                 <w:lang w:val="ru-RU"/>
               </w:rPr>
-              <w:t xml:space="preserve"> которые составляют 0,</w:t>
-            </w:r>
-            <w:r>
-              <w:rPr>
-                <w:rFonts w:ascii="Arial" w:hAnsi="Arial" w:cs="Arial"/>
-                <w:sz w:val="16"/>
-                <w:szCs w:val="16"/>
-                <w:lang w:val="ru-RU"/>
-              </w:rPr>
-              <w:t>02</w:t>
-            </w:r>
-            <w:r>
-              <w:rPr>
-                <w:rFonts w:ascii="Arial" w:hAnsi="Arial" w:cs="Arial"/>
-                <w:sz w:val="16"/>
-                <w:szCs w:val="16"/>
-                <w:lang w:val="ru-RU"/>
-              </w:rPr>
-              <w:t xml:space="preserve">% от общего числа </w:t>
-            </w:r>
+              <w:t xml:space="preserve"> которые составляют 0,02% от общего числа </w:t>
+            </w:r>
+            <w:proofErr w:type="gramStart"/>
             <w:r>
               <w:rPr>
                 <w:rFonts w:ascii="Arial" w:hAnsi="Arial" w:cs="Arial"/>
@@ -830,23 +507,15 @@
               </w:rPr>
               <w:t>болгар</w:t>
             </w:r>
-            <w:r>
-              <w:rPr>
-                <w:rFonts w:ascii="Arial" w:hAnsi="Arial" w:cs="Arial"/>
-                <w:sz w:val="16"/>
-                <w:szCs w:val="16"/>
-                <w:lang w:val="ru-RU"/>
-              </w:rPr>
-              <w:t xml:space="preserve"> проживавших на тот момент в СССР</w:t>
-            </w:r>
-            <w:r>
-              <w:rPr>
-                <w:rFonts w:ascii="Arial" w:hAnsi="Arial" w:cs="Arial"/>
-                <w:sz w:val="16"/>
-                <w:szCs w:val="16"/>
-                <w:lang w:val="ru-RU"/>
-              </w:rPr>
-              <w:t>.</w:t>
+            <w:proofErr w:type="gramEnd"/>
+            <w:r>
+              <w:rPr>
+                <w:rFonts w:ascii="Arial" w:hAnsi="Arial" w:cs="Arial"/>
+                <w:sz w:val="16"/>
+                <w:szCs w:val="16"/>
+                <w:lang w:val="ru-RU"/>
+              </w:rPr>
+              <w:t xml:space="preserve"> проживавших на тот момент в СССР.</w:t>
             </w:r>
           </w:p>
           <w:p>
@@ -865,16 +534,7 @@
                 <w:szCs w:val="16"/>
                 <w:lang w:val="ru-RU"/>
               </w:rPr>
-              <w:t>М</w:t>
-            </w:r>
-            <w:r>
-              <w:rPr>
-                <w:rFonts w:ascii="Arial" w:hAnsi="Arial" w:cs="Arial"/>
-                <w:sz w:val="16"/>
-                <w:szCs w:val="16"/>
-                <w:lang w:val="ru-RU"/>
-              </w:rPr>
-              <w:t>аксимальное число</w:t>
+              <w:t>Максимальное число</w:t>
             </w:r>
             <w:r>
               <w:rPr>
@@ -892,25 +552,27 @@
                 <w:szCs w:val="16"/>
                 <w:lang w:val="ru-RU"/>
               </w:rPr>
-              <w:t>6 расстреляны в возрастной группе: 41-51</w:t>
-            </w:r>
-            <w:r>
-              <w:rPr>
-                <w:rFonts w:ascii="Arial" w:hAnsi="Arial" w:cs="Arial"/>
-                <w:sz w:val="16"/>
-                <w:szCs w:val="16"/>
-                <w:lang w:val="ru-RU"/>
-              </w:rPr>
-              <w:t xml:space="preserve"> год</w:t>
-            </w:r>
-            <w:r>
-              <w:rPr>
-                <w:rFonts w:ascii="Arial" w:hAnsi="Arial" w:cs="Arial"/>
-                <w:sz w:val="16"/>
-                <w:szCs w:val="16"/>
-                <w:lang w:val="ru-RU"/>
-              </w:rPr>
-              <w:t>.</w:t>
+              <w:t xml:space="preserve">6 расстреляны в возрастной группе: </w:t>
+            </w:r>
+            <w:proofErr w:type="gramStart"/>
+            <w:r>
+              <w:rPr>
+                <w:rFonts w:ascii="Arial" w:hAnsi="Arial" w:cs="Arial"/>
+                <w:sz w:val="16"/>
+                <w:szCs w:val="16"/>
+                <w:lang w:val="ru-RU"/>
+              </w:rPr>
+              <w:t>41-51</w:t>
+            </w:r>
+            <w:proofErr w:type="gramEnd"/>
+            <w:r>
+              <w:rPr>
+                <w:rFonts w:ascii="Arial" w:hAnsi="Arial" w:cs="Arial"/>
+                <w:sz w:val="16"/>
+                <w:szCs w:val="16"/>
+                <w:lang w:val="ru-RU"/>
+              </w:rPr>
+              <w:t xml:space="preserve"> год.</w:t>
             </w:r>
           </w:p>
           <w:p>
@@ -929,16 +591,7 @@
                 <w:szCs w:val="16"/>
                 <w:lang w:val="ru-RU"/>
               </w:rPr>
-              <w:t>10 – реабилитированы</w:t>
-            </w:r>
-            <w:r>
-              <w:rPr>
-                <w:rFonts w:ascii="Arial" w:hAnsi="Arial" w:cs="Arial"/>
-                <w:sz w:val="16"/>
-                <w:szCs w:val="16"/>
-                <w:lang w:val="ru-RU"/>
-              </w:rPr>
-              <w:t>.</w:t>
+              <w:t>10 – реабилитированы.</w:t>
             </w:r>
           </w:p>
           <w:p>
@@ -994,16 +647,7 @@
                 <w:szCs w:val="16"/>
                 <w:lang w:val="ru-RU"/>
               </w:rPr>
-              <w:t>расстреляны по решению троек при НКВД</w:t>
-            </w:r>
-            <w:r>
-              <w:rPr>
-                <w:rFonts w:ascii="Arial" w:hAnsi="Arial" w:cs="Arial"/>
-                <w:sz w:val="16"/>
-                <w:szCs w:val="16"/>
-                <w:lang w:val="ru-RU"/>
-              </w:rPr>
-              <w:t>.</w:t>
+              <w:t>расстреляны по решению троек при НКВД.</w:t>
             </w:r>
           </w:p>
           <w:p>
@@ -1028,34 +672,7 @@
                 <w:szCs w:val="16"/>
                 <w:lang w:val="ru-RU"/>
               </w:rPr>
-              <w:t>3</w:t>
-            </w:r>
-            <w:r>
-              <w:rPr>
-                <w:rFonts w:ascii="Arial" w:hAnsi="Arial" w:cs="Arial"/>
-                <w:sz w:val="16"/>
-                <w:szCs w:val="16"/>
-                <w:lang w:val="ru-RU"/>
-              </w:rPr>
-              <w:t xml:space="preserve"> </w:t>
-            </w:r>
-            <w:r>
-              <w:rPr>
-                <w:rFonts w:ascii="Arial" w:hAnsi="Arial" w:cs="Arial"/>
-                <w:sz w:val="16"/>
-                <w:szCs w:val="16"/>
-                <w:lang w:val="ru-RU"/>
-              </w:rPr>
-              <w:t>– расстреляны по решению Комиссий НКВД и Прокуратуры СССР</w:t>
-            </w:r>
-            <w:r>
-              <w:rPr>
-                <w:rFonts w:ascii="Arial" w:hAnsi="Arial" w:cs="Arial"/>
-                <w:sz w:val="16"/>
-                <w:szCs w:val="16"/>
-                <w:lang w:val="ru-RU"/>
-              </w:rPr>
-              <w:t>.</w:t>
+              <w:t>3 – расстреляны по решению Комиссий НКВД и Прокуратуры СССР.</w:t>
             </w:r>
           </w:p>
           <w:p>
@@ -1070,8 +687,6 @@
             <w:r>
               <w:rPr>
                 <w:rFonts w:ascii="Arial" w:hAnsi="Arial" w:cs="Arial"/>
-                <w:b/>
-                <w:bCs/>
                 <w:sz w:val="16"/>
                 <w:szCs w:val="16"/>
                 <w:u w:val="single"/>
@@ -1082,22 +697,29 @@
             <w:r>
               <w:rPr>
                 <w:rFonts w:ascii="Arial" w:hAnsi="Arial" w:cs="Arial"/>
-                <w:b/>
-                <w:bCs/>
-                <w:sz w:val="16"/>
-                <w:szCs w:val="16"/>
-                <w:lang w:val="ru-RU"/>
-              </w:rPr>
-              <w:t>:</w:t>
-            </w:r>
-            <w:r>
-              <w:rPr>
-                <w:rFonts w:ascii="Arial" w:hAnsi="Arial" w:cs="Arial"/>
-                <w:sz w:val="16"/>
-                <w:szCs w:val="16"/>
-                <w:lang w:val="ru-RU"/>
-              </w:rPr>
-              <w:t xml:space="preserve"> Беспартийные</w:t>
+                <w:sz w:val="16"/>
+                <w:szCs w:val="16"/>
+                <w:lang w:val="ru-RU"/>
+              </w:rPr>
+              <w:t xml:space="preserve">: </w:t>
+            </w:r>
+            <w:r>
+              <w:rPr>
+                <w:rFonts w:ascii="Arial" w:hAnsi="Arial" w:cs="Arial"/>
+                <w:sz w:val="16"/>
+                <w:szCs w:val="16"/>
+                <w:lang w:val="ru-RU"/>
+              </w:rPr>
+              <w:t>б</w:t>
+            </w:r>
+            <w:r>
+              <w:rPr>
+                <w:rFonts w:ascii="Arial" w:hAnsi="Arial" w:cs="Arial"/>
+                <w:sz w:val="16"/>
+                <w:szCs w:val="16"/>
+                <w:lang w:val="ru-RU"/>
+              </w:rPr>
+              <w:t>еспартийные</w:t>
             </w:r>
             <w:r>
               <w:rPr>
@@ -1115,34 +737,7 @@
                 <w:szCs w:val="16"/>
                 <w:lang w:val="ru-RU"/>
               </w:rPr>
-              <w:t>6;</w:t>
-            </w:r>
-            <w:r>
-              <w:rPr>
-                <w:rFonts w:ascii="Arial" w:hAnsi="Arial" w:cs="Arial"/>
-                <w:sz w:val="16"/>
-                <w:szCs w:val="16"/>
-                <w:lang w:val="ru-RU"/>
-              </w:rPr>
-              <w:t xml:space="preserve"> член</w:t>
-            </w:r>
-            <w:r>
-              <w:rPr>
-                <w:rFonts w:ascii="Arial" w:hAnsi="Arial" w:cs="Arial"/>
-                <w:sz w:val="16"/>
-                <w:szCs w:val="16"/>
-                <w:lang w:val="ru-RU"/>
-              </w:rPr>
-              <w:t xml:space="preserve"> Б</w:t>
-            </w:r>
-            <w:r>
-              <w:rPr>
-                <w:rFonts w:ascii="Arial" w:hAnsi="Arial" w:cs="Arial"/>
-                <w:sz w:val="16"/>
-                <w:szCs w:val="16"/>
-                <w:lang w:val="ru-RU"/>
-              </w:rPr>
-              <w:t>КП</w:t>
+              <w:t>6; член БКП</w:t>
             </w:r>
             <w:r>
               <w:rPr>
@@ -1175,8 +770,6 @@
             <w:r>
               <w:rPr>
                 <w:rFonts w:ascii="Arial" w:hAnsi="Arial" w:cs="Arial"/>
-                <w:b/>
-                <w:bCs/>
                 <w:sz w:val="16"/>
                 <w:szCs w:val="16"/>
                 <w:u w:val="single"/>
@@ -1209,43 +802,7 @@
                 <w:szCs w:val="16"/>
                 <w:lang w:val="ru-RU"/>
               </w:rPr>
-              <w:t>2</w:t>
-            </w:r>
-            <w:r>
-              <w:rPr>
-                <w:rFonts w:ascii="Arial" w:hAnsi="Arial" w:cs="Arial"/>
-                <w:sz w:val="16"/>
-                <w:szCs w:val="16"/>
-                <w:lang w:val="ru-RU"/>
-              </w:rPr>
-              <w:t xml:space="preserve">, начальное – </w:t>
-            </w:r>
-            <w:r>
-              <w:rPr>
-                <w:rFonts w:ascii="Arial" w:hAnsi="Arial" w:cs="Arial"/>
-                <w:sz w:val="16"/>
-                <w:szCs w:val="16"/>
-                <w:lang w:val="ru-RU"/>
-              </w:rPr>
-              <w:t>2</w:t>
-            </w:r>
-            <w:r>
-              <w:rPr>
-                <w:rFonts w:ascii="Arial" w:hAnsi="Arial" w:cs="Arial"/>
-                <w:sz w:val="16"/>
-                <w:szCs w:val="16"/>
-                <w:lang w:val="ru-RU"/>
-              </w:rPr>
-              <w:t>, неграмотная</w:t>
-            </w:r>
-            <w:r>
-              <w:rPr>
-                <w:rFonts w:ascii="Arial" w:hAnsi="Arial" w:cs="Arial"/>
-                <w:sz w:val="16"/>
-                <w:szCs w:val="16"/>
-                <w:lang w:val="ru-RU"/>
-              </w:rPr>
-              <w:t>/без образования</w:t>
+              <w:t>2, начальное – 2, неграмотная/без образования</w:t>
             </w:r>
             <w:r>
               <w:rPr>
@@ -1263,25 +820,7 @@
                 <w:szCs w:val="16"/>
                 <w:lang w:val="ru-RU"/>
               </w:rPr>
-              <w:t>2;</w:t>
-            </w:r>
-            <w:r>
-              <w:rPr>
-                <w:rFonts w:ascii="Arial" w:hAnsi="Arial" w:cs="Arial"/>
-                <w:sz w:val="16"/>
-                <w:szCs w:val="16"/>
-                <w:lang w:val="ru-RU"/>
-              </w:rPr>
-              <w:t xml:space="preserve"> </w:t>
-            </w:r>
-            <w:r>
-              <w:rPr>
-                <w:rFonts w:ascii="Arial" w:hAnsi="Arial" w:cs="Arial"/>
-                <w:sz w:val="16"/>
-                <w:szCs w:val="16"/>
-                <w:lang w:val="ru-RU"/>
-              </w:rPr>
-              <w:t>высшее – 1.</w:t>
+              <w:t>2; высшее – 1.</w:t>
             </w:r>
           </w:p>
           <w:p>
@@ -1297,8 +836,6 @@
             <w:r>
               <w:rPr>
                 <w:rFonts w:ascii="Arial" w:hAnsi="Arial" w:cs="Arial"/>
-                <w:b/>
-                <w:bCs/>
                 <w:sz w:val="16"/>
                 <w:szCs w:val="16"/>
                 <w:u w:val="single"/>
@@ -1309,33 +846,11 @@
             <w:r>
               <w:rPr>
                 <w:rFonts w:ascii="Arial" w:hAnsi="Arial" w:cs="Arial"/>
-                <w:b/>
-                <w:bCs/>
-                <w:sz w:val="16"/>
-                <w:szCs w:val="16"/>
-                <w:lang w:val="ru-RU"/>
-              </w:rPr>
-              <w:t>:</w:t>
-            </w:r>
-            <w:r>
-              <w:rPr>
-                <w:rFonts w:ascii="Arial" w:hAnsi="Arial" w:cs="Arial"/>
-                <w:b/>
-                <w:bCs/>
-                <w:sz w:val="16"/>
-                <w:szCs w:val="16"/>
-                <w:lang w:val="ru-RU"/>
-              </w:rPr>
-              <w:t xml:space="preserve"> </w:t>
-            </w:r>
-            <w:r>
-              <w:rPr>
-                <w:rFonts w:ascii="Arial" w:hAnsi="Arial" w:cs="Arial"/>
-                <w:sz w:val="16"/>
-                <w:szCs w:val="16"/>
-                <w:lang w:val="ru-RU"/>
-              </w:rPr>
-              <w:t>БОЗ</w:t>
+                <w:sz w:val="16"/>
+                <w:szCs w:val="16"/>
+                <w:lang w:val="ru-RU"/>
+              </w:rPr>
+              <w:t>: БОЗ</w:t>
             </w:r>
             <w:r>
               <w:rPr>
@@ -1353,27 +868,7 @@
                 <w:szCs w:val="16"/>
                 <w:lang w:val="ru-RU"/>
               </w:rPr>
-              <w:t>2;</w:t>
-            </w:r>
-            <w:r>
-              <w:rPr>
-                <w:rFonts w:ascii="Arial" w:hAnsi="Arial" w:cs="Arial"/>
-                <w:sz w:val="16"/>
-                <w:szCs w:val="16"/>
-                <w:lang w:val="ru-RU"/>
-              </w:rPr>
-              <w:t xml:space="preserve"> учительница/педагог – 2;</w:t>
-            </w:r>
-            <w:r>
-              <w:rPr>
-                <w:rFonts w:ascii="Arial" w:hAnsi="Arial" w:cs="Arial"/>
-                <w:b/>
-                <w:bCs/>
-                <w:sz w:val="16"/>
-                <w:szCs w:val="16"/>
-                <w:lang w:val="ru-RU"/>
-              </w:rPr>
-              <w:t xml:space="preserve"> </w:t>
+              <w:t xml:space="preserve">2; учительница/педагог – 2; </w:t>
             </w:r>
             <w:r>
               <w:rPr>
@@ -1440,37 +935,7 @@
                 <w:szCs w:val="16"/>
                 <w:lang w:val="ru-RU"/>
               </w:rPr>
-              <w:t>медс</w:t>
-            </w:r>
-            <w:r>
-              <w:rPr>
-                <w:rFonts w:ascii="Arial" w:hAnsi="Arial" w:cs="Arial"/>
-                <w:color w:val="000000"/>
-                <w:sz w:val="16"/>
-                <w:szCs w:val="16"/>
-                <w:lang w:val="ru-RU"/>
-              </w:rPr>
-              <w:t>ес</w:t>
-            </w:r>
-            <w:r>
-              <w:rPr>
-                <w:rFonts w:ascii="Arial" w:hAnsi="Arial" w:cs="Arial"/>
-                <w:color w:val="000000"/>
-                <w:sz w:val="16"/>
-                <w:szCs w:val="16"/>
-                <w:lang w:val="ru-RU"/>
-              </w:rPr>
-              <w:t>тр</w:t>
-            </w:r>
-            <w:r>
-              <w:rPr>
-                <w:rFonts w:ascii="Arial" w:hAnsi="Arial" w:cs="Arial"/>
-                <w:color w:val="000000"/>
-                <w:sz w:val="16"/>
-                <w:szCs w:val="16"/>
-                <w:lang w:val="ru-RU"/>
-              </w:rPr>
-              <w:t>а</w:t>
+              <w:t>медсестра</w:t>
             </w:r>
             <w:r>
               <w:rPr>
@@ -1504,8 +969,6 @@
             <w:r>
               <w:rPr>
                 <w:rFonts w:ascii="Arial" w:hAnsi="Arial" w:cs="Arial"/>
-                <w:b/>
-                <w:bCs/>
                 <w:color w:val="000000"/>
                 <w:sz w:val="16"/>
                 <w:szCs w:val="16"/>
@@ -1623,6 +1086,7 @@
         </w:rPr>
         <w:t xml:space="preserve">, </w:t>
       </w:r>
+      <w:proofErr w:type="gramStart"/>
       <w:r>
         <w:rPr>
           <w:rFonts w:ascii="Arial" w:hAnsi="Arial" w:cs="Arial"/>
@@ -1667,6 +1131,7 @@
         </w:rPr>
         <w:t>1942</w:t>
       </w:r>
+      <w:proofErr w:type="gramEnd"/>
       <w:r>
         <w:rPr>
           <w:rFonts w:ascii="Arial" w:hAnsi="Arial" w:cs="Arial"/>
@@ -1820,6 +1285,7 @@
         </w:rPr>
         <w:t xml:space="preserve">, </w:t>
       </w:r>
+      <w:proofErr w:type="gramStart"/>
       <w:r>
         <w:rPr>
           <w:rFonts w:ascii="Arial" w:hAnsi="Arial" w:cs="Arial"/>
@@ -1853,6 +1319,7 @@
         </w:rPr>
         <w:t>1942</w:t>
       </w:r>
+      <w:proofErr w:type="gramEnd"/>
       <w:r>
         <w:rPr>
           <w:rFonts w:ascii="Arial" w:hAnsi="Arial" w:cs="Arial"/>
@@ -1987,7 +1454,6 @@
               <w:bottom w:val="double" w:sz="1" w:space="0" w:color="808080"/>
               <w:right w:val="double" w:sz="2" w:space="0" w:color="808080"/>
             </w:tcBorders>
-            <w:shd w:val="clear" w:color="auto" w:fill="auto"/>
             <w:vAlign w:val="center"/>
           </w:tcPr>
           <w:p>
@@ -2068,6 +1534,7 @@
               </w:rPr>
               <w:t xml:space="preserve">озрастной разброс: </w:t>
             </w:r>
+            <w:proofErr w:type="gramStart"/>
             <w:r>
               <w:rPr>
                 <w:rFonts w:ascii="Arial" w:hAnsi="Arial" w:cs="Arial"/>
@@ -2101,6 +1568,7 @@
               </w:rPr>
               <w:t>72</w:t>
             </w:r>
+            <w:proofErr w:type="gramEnd"/>
             <w:r>
               <w:rPr>
                 <w:rFonts w:ascii="Arial" w:hAnsi="Arial" w:cs="Arial"/>
@@ -2127,7 +1595,6 @@
               <w:bottom w:val="double" w:sz="1" w:space="0" w:color="808080"/>
               <w:right w:val="double" w:sz="2" w:space="0" w:color="808080"/>
             </w:tcBorders>
-            <w:shd w:val="clear" w:color="auto" w:fill="auto"/>
             <w:vAlign w:val="center"/>
           </w:tcPr>
           <w:p>
@@ -2161,7 +1628,6 @@
               <w:bottom w:val="double" w:sz="1" w:space="0" w:color="808080"/>
               <w:right w:val="double" w:sz="2" w:space="0" w:color="808080"/>
             </w:tcBorders>
-            <w:shd w:val="clear" w:color="auto" w:fill="auto"/>
             <w:vAlign w:val="center"/>
           </w:tcPr>
           <w:p>
@@ -2194,7 +1660,6 @@
               <w:bottom w:val="double" w:sz="1" w:space="0" w:color="808080"/>
               <w:right w:val="double" w:sz="2" w:space="0" w:color="808080"/>
             </w:tcBorders>
-            <w:shd w:val="clear" w:color="auto" w:fill="auto"/>
             <w:vAlign w:val="center"/>
           </w:tcPr>
           <w:p>
@@ -2233,7 +1698,6 @@
               <w:bottom w:val="double" w:sz="1" w:space="0" w:color="808080"/>
               <w:right w:val="double" w:sz="2" w:space="0" w:color="808080"/>
             </w:tcBorders>
-            <w:shd w:val="clear" w:color="auto" w:fill="auto"/>
             <w:vAlign w:val="center"/>
           </w:tcPr>
           <w:p>
@@ -2268,7 +1732,6 @@
               <w:bottom w:val="double" w:sz="1" w:space="0" w:color="808080"/>
               <w:right w:val="double" w:sz="2" w:space="0" w:color="808080"/>
             </w:tcBorders>
-            <w:shd w:val="clear" w:color="auto" w:fill="auto"/>
             <w:vAlign w:val="center"/>
           </w:tcPr>
           <w:p>
@@ -2303,7 +1766,6 @@
               <w:bottom w:val="double" w:sz="1" w:space="0" w:color="808080"/>
               <w:right w:val="double" w:sz="2" w:space="0" w:color="808080"/>
             </w:tcBorders>
-            <w:shd w:val="clear" w:color="auto" w:fill="auto"/>
             <w:vAlign w:val="center"/>
           </w:tcPr>
           <w:p>
@@ -2454,7 +1916,6 @@
               <w:bottom w:val="double" w:sz="1" w:space="0" w:color="808080"/>
               <w:right w:val="double" w:sz="2" w:space="0" w:color="808080"/>
             </w:tcBorders>
-            <w:shd w:val="clear" w:color="auto" w:fill="auto"/>
             <w:vAlign w:val="center"/>
           </w:tcPr>
           <w:p>
@@ -2493,7 +1954,6 @@
               <w:bottom w:val="double" w:sz="1" w:space="0" w:color="808080"/>
               <w:right w:val="double" w:sz="2" w:space="0" w:color="808080"/>
             </w:tcBorders>
-            <w:shd w:val="clear" w:color="auto" w:fill="auto"/>
             <w:vAlign w:val="center"/>
           </w:tcPr>
           <w:p>
@@ -2575,7 +2035,47 @@
                 <w:szCs w:val="16"/>
                 <w:lang w:val="ru-RU"/>
               </w:rPr>
-              <w:t>1887 г.р., м.р.: г. Карасубазар, болгарка, из крестьян, образование: малограмотная, б/п</w:t>
+              <w:t xml:space="preserve">1887 г.р., </w:t>
+            </w:r>
+            <w:proofErr w:type="spellStart"/>
+            <w:r>
+              <w:rPr>
+                <w:rFonts w:ascii="Arial" w:hAnsi="Arial" w:cs="Arial"/>
+                <w:sz w:val="16"/>
+                <w:szCs w:val="16"/>
+                <w:lang w:val="ru-RU"/>
+              </w:rPr>
+              <w:t>м.р</w:t>
+            </w:r>
+            <w:proofErr w:type="spellEnd"/>
+            <w:r>
+              <w:rPr>
+                <w:rFonts w:ascii="Arial" w:hAnsi="Arial" w:cs="Arial"/>
+                <w:sz w:val="16"/>
+                <w:szCs w:val="16"/>
+                <w:lang w:val="ru-RU"/>
+              </w:rPr>
+              <w:t xml:space="preserve">.: г. </w:t>
+            </w:r>
+            <w:proofErr w:type="spellStart"/>
+            <w:r>
+              <w:rPr>
+                <w:rFonts w:ascii="Arial" w:hAnsi="Arial" w:cs="Arial"/>
+                <w:sz w:val="16"/>
+                <w:szCs w:val="16"/>
+                <w:lang w:val="ru-RU"/>
+              </w:rPr>
+              <w:t>Карасубазар</w:t>
+            </w:r>
+            <w:proofErr w:type="spellEnd"/>
+            <w:r>
+              <w:rPr>
+                <w:rFonts w:ascii="Arial" w:hAnsi="Arial" w:cs="Arial"/>
+                <w:sz w:val="16"/>
+                <w:szCs w:val="16"/>
+                <w:lang w:val="ru-RU"/>
+              </w:rPr>
+              <w:t>, болгарка, из крестьян, образование: малограмотная, б/п</w:t>
             </w:r>
             <w:r>
               <w:rPr>
@@ -2604,14 +2104,45 @@
               </w:rPr>
               <w:t xml:space="preserve">, </w:t>
             </w:r>
-            <w:r>
-              <w:rPr>
-                <w:rFonts w:ascii="Arial" w:hAnsi="Arial" w:cs="Arial"/>
-                <w:sz w:val="16"/>
-                <w:szCs w:val="16"/>
-                <w:lang w:val="ru-RU"/>
-              </w:rPr>
-              <w:t>прож.: Колтакский р-н</w:t>
+            <w:proofErr w:type="spellStart"/>
+            <w:r>
+              <w:rPr>
+                <w:rFonts w:ascii="Arial" w:hAnsi="Arial" w:cs="Arial"/>
+                <w:sz w:val="16"/>
+                <w:szCs w:val="16"/>
+                <w:lang w:val="ru-RU"/>
+              </w:rPr>
+              <w:t>прож</w:t>
+            </w:r>
+            <w:proofErr w:type="spellEnd"/>
+            <w:r>
+              <w:rPr>
+                <w:rFonts w:ascii="Arial" w:hAnsi="Arial" w:cs="Arial"/>
+                <w:sz w:val="16"/>
+                <w:szCs w:val="16"/>
+                <w:lang w:val="ru-RU"/>
+              </w:rPr>
+              <w:t xml:space="preserve">.: </w:t>
+            </w:r>
+            <w:proofErr w:type="spellStart"/>
+            <w:r>
+              <w:rPr>
+                <w:rFonts w:ascii="Arial" w:hAnsi="Arial" w:cs="Arial"/>
+                <w:sz w:val="16"/>
+                <w:szCs w:val="16"/>
+                <w:lang w:val="ru-RU"/>
+              </w:rPr>
+              <w:t>Колтакский</w:t>
+            </w:r>
+            <w:proofErr w:type="spellEnd"/>
+            <w:r>
+              <w:rPr>
+                <w:rFonts w:ascii="Arial" w:hAnsi="Arial" w:cs="Arial"/>
+                <w:sz w:val="16"/>
+                <w:szCs w:val="16"/>
+                <w:lang w:val="ru-RU"/>
+              </w:rPr>
+              <w:t xml:space="preserve"> р-н</w:t>
             </w:r>
           </w:p>
           <w:p>
@@ -2634,7 +2165,27 @@
                 <w:szCs w:val="16"/>
                 <w:lang w:val="ru-RU"/>
               </w:rPr>
-              <w:t>арестована Карасубазарским РО НКВД Крыма 11.02.1938</w:t>
+              <w:t xml:space="preserve">арестована </w:t>
+            </w:r>
+            <w:proofErr w:type="spellStart"/>
+            <w:r>
+              <w:rPr>
+                <w:rFonts w:ascii="Arial" w:hAnsi="Arial" w:cs="Arial"/>
+                <w:sz w:val="16"/>
+                <w:szCs w:val="16"/>
+                <w:lang w:val="ru-RU"/>
+              </w:rPr>
+              <w:t>Карасубазарским</w:t>
+            </w:r>
+            <w:proofErr w:type="spellEnd"/>
+            <w:r>
+              <w:rPr>
+                <w:rFonts w:ascii="Arial" w:hAnsi="Arial" w:cs="Arial"/>
+                <w:sz w:val="16"/>
+                <w:szCs w:val="16"/>
+                <w:lang w:val="ru-RU"/>
+              </w:rPr>
+              <w:t xml:space="preserve"> РО НКВД Крыма 11.02.1938</w:t>
             </w:r>
             <w:r>
               <w:rPr>
@@ -2652,7 +2203,27 @@
                 <w:szCs w:val="16"/>
                 <w:lang w:val="ru-RU"/>
               </w:rPr>
-              <w:t>Обвинение: ст. 58-10 УК РСФСР: антиколхозная агитация</w:t>
+              <w:t xml:space="preserve">Обвинение: ст. </w:t>
+            </w:r>
+            <w:proofErr w:type="gramStart"/>
+            <w:r>
+              <w:rPr>
+                <w:rFonts w:ascii="Arial" w:hAnsi="Arial" w:cs="Arial"/>
+                <w:sz w:val="16"/>
+                <w:szCs w:val="16"/>
+                <w:lang w:val="ru-RU"/>
+              </w:rPr>
+              <w:t>58-10</w:t>
+            </w:r>
+            <w:proofErr w:type="gramEnd"/>
+            <w:r>
+              <w:rPr>
+                <w:rFonts w:ascii="Arial" w:hAnsi="Arial" w:cs="Arial"/>
+                <w:sz w:val="16"/>
+                <w:szCs w:val="16"/>
+                <w:lang w:val="ru-RU"/>
+              </w:rPr>
+              <w:t xml:space="preserve"> УК РСФСР: антиколхозная агитация</w:t>
             </w:r>
             <w:r>
               <w:rPr>
@@ -2740,14 +2311,25 @@
                 <w:lang w:val="ru-RU"/>
               </w:rPr>
             </w:pPr>
-            <w:r>
-              <w:rPr>
-                <w:rFonts w:ascii="Arial" w:hAnsi="Arial" w:cs="Arial"/>
-                <w:sz w:val="16"/>
-                <w:szCs w:val="16"/>
-                <w:lang w:val="ru-RU"/>
-              </w:rPr>
-              <w:t>Арх.дело: ГААРК, ф. р-4808, оп. 1, д. 015993.</w:t>
+            <w:proofErr w:type="spellStart"/>
+            <w:r>
+              <w:rPr>
+                <w:rFonts w:ascii="Arial" w:hAnsi="Arial" w:cs="Arial"/>
+                <w:sz w:val="16"/>
+                <w:szCs w:val="16"/>
+                <w:lang w:val="ru-RU"/>
+              </w:rPr>
+              <w:t>Арх.дело</w:t>
+            </w:r>
+            <w:proofErr w:type="spellEnd"/>
+            <w:r>
+              <w:rPr>
+                <w:rFonts w:ascii="Arial" w:hAnsi="Arial" w:cs="Arial"/>
+                <w:sz w:val="16"/>
+                <w:szCs w:val="16"/>
+                <w:lang w:val="ru-RU"/>
+              </w:rPr>
+              <w:t>: ГААРК, ф. р-4808, оп. 1, д. 015993.</w:t>
             </w:r>
             <w:r>
               <w:rPr>
@@ -2898,7 +2480,6 @@
               <w:bottom w:val="double" w:sz="1" w:space="0" w:color="808080"/>
               <w:right w:val="double" w:sz="2" w:space="0" w:color="808080"/>
             </w:tcBorders>
-            <w:shd w:val="clear" w:color="auto" w:fill="auto"/>
             <w:vAlign w:val="center"/>
           </w:tcPr>
           <w:p>
@@ -2980,7 +2561,27 @@
                 <w:szCs w:val="16"/>
                 <w:lang w:val="ru-RU"/>
               </w:rPr>
-              <w:t>1892 г.р., м.р.: Болгария, г. Варна, болгарка, из крестьян, образование: незаконченное высшее, б/п</w:t>
+              <w:t xml:space="preserve">1892 г.р., </w:t>
+            </w:r>
+            <w:proofErr w:type="spellStart"/>
+            <w:r>
+              <w:rPr>
+                <w:rFonts w:ascii="Arial" w:hAnsi="Arial" w:cs="Arial"/>
+                <w:sz w:val="16"/>
+                <w:szCs w:val="16"/>
+                <w:lang w:val="ru-RU"/>
+              </w:rPr>
+              <w:t>м.р</w:t>
+            </w:r>
+            <w:proofErr w:type="spellEnd"/>
+            <w:r>
+              <w:rPr>
+                <w:rFonts w:ascii="Arial" w:hAnsi="Arial" w:cs="Arial"/>
+                <w:sz w:val="16"/>
+                <w:szCs w:val="16"/>
+                <w:lang w:val="ru-RU"/>
+              </w:rPr>
+              <w:t>.: Болгария, г. Варна, болгарка, из крестьян, образование: незаконченное высшее, б/п</w:t>
             </w:r>
             <w:r>
               <w:rPr>
@@ -3009,14 +2610,25 @@
               </w:rPr>
               <w:t xml:space="preserve">, </w:t>
             </w:r>
-            <w:r>
-              <w:rPr>
-                <w:rFonts w:ascii="Arial" w:hAnsi="Arial" w:cs="Arial"/>
-                <w:sz w:val="16"/>
-                <w:szCs w:val="16"/>
-                <w:lang w:val="ru-RU"/>
-              </w:rPr>
-              <w:t>прож.: г. Харьков, Дзержинского, 93, кв. 55</w:t>
+            <w:proofErr w:type="spellStart"/>
+            <w:r>
+              <w:rPr>
+                <w:rFonts w:ascii="Arial" w:hAnsi="Arial" w:cs="Arial"/>
+                <w:sz w:val="16"/>
+                <w:szCs w:val="16"/>
+                <w:lang w:val="ru-RU"/>
+              </w:rPr>
+              <w:t>прож</w:t>
+            </w:r>
+            <w:proofErr w:type="spellEnd"/>
+            <w:r>
+              <w:rPr>
+                <w:rFonts w:ascii="Arial" w:hAnsi="Arial" w:cs="Arial"/>
+                <w:sz w:val="16"/>
+                <w:szCs w:val="16"/>
+                <w:lang w:val="ru-RU"/>
+              </w:rPr>
+              <w:t>.: г. Харьков, Дзержинского, 93, кв. 55</w:t>
             </w:r>
             <w:r>
               <w:rPr>
@@ -3070,7 +2682,27 @@
                 <w:szCs w:val="16"/>
                 <w:lang w:val="ru-RU"/>
               </w:rPr>
-              <w:t xml:space="preserve"> организации, по заданию которой протаскивала в учебники и литературу к.р. шовинизм")</w:t>
+              <w:t xml:space="preserve"> организации, по заданию которой протаскивала в учебники и литературу </w:t>
+            </w:r>
+            <w:proofErr w:type="spellStart"/>
+            <w:r>
+              <w:rPr>
+                <w:rFonts w:ascii="Arial" w:hAnsi="Arial" w:cs="Arial"/>
+                <w:sz w:val="16"/>
+                <w:szCs w:val="16"/>
+                <w:lang w:val="ru-RU"/>
+              </w:rPr>
+              <w:t>к.р</w:t>
+            </w:r>
+            <w:proofErr w:type="spellEnd"/>
+            <w:r>
+              <w:rPr>
+                <w:rFonts w:ascii="Arial" w:hAnsi="Arial" w:cs="Arial"/>
+                <w:sz w:val="16"/>
+                <w:szCs w:val="16"/>
+                <w:lang w:val="ru-RU"/>
+              </w:rPr>
+              <w:t>. шовинизм")</w:t>
             </w:r>
             <w:r>
               <w:rPr>
@@ -3153,14 +2785,25 @@
               </w:rPr>
               <w:t xml:space="preserve">. </w:t>
             </w:r>
-            <w:r>
-              <w:rPr>
-                <w:rFonts w:ascii="Arial" w:hAnsi="Arial" w:cs="Arial"/>
-                <w:sz w:val="16"/>
-                <w:szCs w:val="16"/>
-                <w:lang w:val="ru-RU"/>
-              </w:rPr>
-              <w:t>Арх.дело: 026999</w:t>
+            <w:proofErr w:type="spellStart"/>
+            <w:r>
+              <w:rPr>
+                <w:rFonts w:ascii="Arial" w:hAnsi="Arial" w:cs="Arial"/>
+                <w:sz w:val="16"/>
+                <w:szCs w:val="16"/>
+                <w:lang w:val="ru-RU"/>
+              </w:rPr>
+              <w:t>Арх.дело</w:t>
+            </w:r>
+            <w:proofErr w:type="spellEnd"/>
+            <w:r>
+              <w:rPr>
+                <w:rFonts w:ascii="Arial" w:hAnsi="Arial" w:cs="Arial"/>
+                <w:sz w:val="16"/>
+                <w:szCs w:val="16"/>
+                <w:lang w:val="ru-RU"/>
+              </w:rPr>
+              <w:t>: 026999</w:t>
             </w:r>
             <w:r>
               <w:rPr>
@@ -3254,7 +2897,6 @@
               <w:bottom w:val="double" w:sz="1" w:space="0" w:color="808080"/>
               <w:right w:val="double" w:sz="2" w:space="0" w:color="808080"/>
             </w:tcBorders>
-            <w:shd w:val="clear" w:color="auto" w:fill="auto"/>
             <w:vAlign w:val="center"/>
           </w:tcPr>
           <w:p>
@@ -3283,8 +2925,25 @@
                   <w:shd w:val="clear" w:color="auto" w:fill="FFFFFF"/>
                   <w:lang w:val="ru-RU"/>
                 </w:rPr>
-                <w:t>Димитрова Ефросиния Пантелеймоновна</w:t>
+                <w:t xml:space="preserve">Димитрова Ефросиния </w:t>
               </w:r>
+              <w:proofErr w:type="spellStart"/>
+              <w:r>
+                <w:rPr>
+                  <w:rStyle w:val="Hyperlink"/>
+                  <w:rFonts w:ascii="Arial" w:hAnsi="Arial" w:cs="Arial"/>
+                  <w:b/>
+                  <w:bCs/>
+                  <w:color w:val="auto"/>
+                  <w:sz w:val="16"/>
+                  <w:szCs w:val="16"/>
+                  <w:bdr w:val="none" w:sz="0" w:space="0" w:color="auto" w:frame="1"/>
+                  <w:shd w:val="clear" w:color="auto" w:fill="FFFFFF"/>
+                  <w:lang w:val="ru-RU"/>
+                </w:rPr>
+                <w:t>Пантелеймоновна</w:t>
+              </w:r>
+              <w:proofErr w:type="spellEnd"/>
             </w:hyperlink>
             <w:r>
               <w:rPr>
@@ -3338,7 +2997,67 @@
                 <w:szCs w:val="16"/>
                 <w:lang w:val="ru-RU"/>
               </w:rPr>
-              <w:t xml:space="preserve">1897 г.р., м.р.: Днепропетровская обл., Коларовский р-н, с. Инзовка, болгарка, </w:t>
+              <w:t xml:space="preserve">1897 г.р., </w:t>
+            </w:r>
+            <w:proofErr w:type="spellStart"/>
+            <w:r>
+              <w:rPr>
+                <w:rFonts w:ascii="Arial" w:hAnsi="Arial" w:cs="Arial"/>
+                <w:sz w:val="16"/>
+                <w:szCs w:val="16"/>
+                <w:lang w:val="ru-RU"/>
+              </w:rPr>
+              <w:t>м.р</w:t>
+            </w:r>
+            <w:proofErr w:type="spellEnd"/>
+            <w:r>
+              <w:rPr>
+                <w:rFonts w:ascii="Arial" w:hAnsi="Arial" w:cs="Arial"/>
+                <w:sz w:val="16"/>
+                <w:szCs w:val="16"/>
+                <w:lang w:val="ru-RU"/>
+              </w:rPr>
+              <w:t xml:space="preserve">.: Днепропетровская обл., </w:t>
+            </w:r>
+            <w:proofErr w:type="spellStart"/>
+            <w:r>
+              <w:rPr>
+                <w:rFonts w:ascii="Arial" w:hAnsi="Arial" w:cs="Arial"/>
+                <w:sz w:val="16"/>
+                <w:szCs w:val="16"/>
+                <w:lang w:val="ru-RU"/>
+              </w:rPr>
+              <w:t>Коларовский</w:t>
+            </w:r>
+            <w:proofErr w:type="spellEnd"/>
+            <w:r>
+              <w:rPr>
+                <w:rFonts w:ascii="Arial" w:hAnsi="Arial" w:cs="Arial"/>
+                <w:sz w:val="16"/>
+                <w:szCs w:val="16"/>
+                <w:lang w:val="ru-RU"/>
+              </w:rPr>
+              <w:t xml:space="preserve"> р-н, с. </w:t>
+            </w:r>
+            <w:proofErr w:type="spellStart"/>
+            <w:r>
+              <w:rPr>
+                <w:rFonts w:ascii="Arial" w:hAnsi="Arial" w:cs="Arial"/>
+                <w:sz w:val="16"/>
+                <w:szCs w:val="16"/>
+                <w:lang w:val="ru-RU"/>
+              </w:rPr>
+              <w:t>Инзовка</w:t>
+            </w:r>
+            <w:proofErr w:type="spellEnd"/>
+            <w:r>
+              <w:rPr>
+                <w:rFonts w:ascii="Arial" w:hAnsi="Arial" w:cs="Arial"/>
+                <w:sz w:val="16"/>
+                <w:szCs w:val="16"/>
+                <w:lang w:val="ru-RU"/>
+              </w:rPr>
+              <w:t xml:space="preserve">, болгарка, </w:t>
             </w:r>
             <w:r>
               <w:rPr>
@@ -3376,14 +3095,25 @@
               </w:rPr>
               <w:t xml:space="preserve">. </w:t>
             </w:r>
-            <w:r>
-              <w:rPr>
-                <w:rFonts w:ascii="Arial" w:hAnsi="Arial" w:cs="Arial"/>
-                <w:sz w:val="16"/>
-                <w:szCs w:val="16"/>
-                <w:lang w:val="ru-RU"/>
-              </w:rPr>
-              <w:t>прож.: по месту работы</w:t>
+            <w:proofErr w:type="spellStart"/>
+            <w:r>
+              <w:rPr>
+                <w:rFonts w:ascii="Arial" w:hAnsi="Arial" w:cs="Arial"/>
+                <w:sz w:val="16"/>
+                <w:szCs w:val="16"/>
+                <w:lang w:val="ru-RU"/>
+              </w:rPr>
+              <w:t>прож</w:t>
+            </w:r>
+            <w:proofErr w:type="spellEnd"/>
+            <w:r>
+              <w:rPr>
+                <w:rFonts w:ascii="Arial" w:hAnsi="Arial" w:cs="Arial"/>
+                <w:sz w:val="16"/>
+                <w:szCs w:val="16"/>
+                <w:lang w:val="ru-RU"/>
+              </w:rPr>
+              <w:t>.: по месту работы</w:t>
             </w:r>
             <w:r>
               <w:rPr>
@@ -3592,7 +3322,6 @@
               <w:bottom w:val="double" w:sz="1" w:space="0" w:color="808080"/>
               <w:right w:val="double" w:sz="2" w:space="0" w:color="808080"/>
             </w:tcBorders>
-            <w:shd w:val="clear" w:color="auto" w:fill="auto"/>
             <w:vAlign w:val="center"/>
           </w:tcPr>
           <w:p>
@@ -3674,7 +3403,27 @@
                 <w:szCs w:val="16"/>
                 <w:lang w:val="ru-RU"/>
               </w:rPr>
-              <w:t>1903 г.р., м.р.: Болгария, г. Плевен, болгарка, из рабочих, образование: среднее, член болгарского КСМ с 1919 и с 1927 член БКП</w:t>
+              <w:t xml:space="preserve">1903 г.р., </w:t>
+            </w:r>
+            <w:proofErr w:type="spellStart"/>
+            <w:r>
+              <w:rPr>
+                <w:rFonts w:ascii="Arial" w:hAnsi="Arial" w:cs="Arial"/>
+                <w:sz w:val="16"/>
+                <w:szCs w:val="16"/>
+                <w:lang w:val="ru-RU"/>
+              </w:rPr>
+              <w:t>м.р</w:t>
+            </w:r>
+            <w:proofErr w:type="spellEnd"/>
+            <w:r>
+              <w:rPr>
+                <w:rFonts w:ascii="Arial" w:hAnsi="Arial" w:cs="Arial"/>
+                <w:sz w:val="16"/>
+                <w:szCs w:val="16"/>
+                <w:lang w:val="ru-RU"/>
+              </w:rPr>
+              <w:t>.: Болгария, г. Плевен, болгарка, из рабочих, образование: среднее, член болгарского КСМ с 1919 и с 1927 член БКП</w:t>
             </w:r>
             <w:r>
               <w:rPr>
@@ -3692,7 +3441,27 @@
                 <w:szCs w:val="16"/>
                 <w:lang w:val="ru-RU"/>
               </w:rPr>
-              <w:t>Кунцевская артель "Резиновязь": отделочница</w:t>
+              <w:t>Кунцевская артель "</w:t>
+            </w:r>
+            <w:proofErr w:type="spellStart"/>
+            <w:r>
+              <w:rPr>
+                <w:rFonts w:ascii="Arial" w:hAnsi="Arial" w:cs="Arial"/>
+                <w:sz w:val="16"/>
+                <w:szCs w:val="16"/>
+                <w:lang w:val="ru-RU"/>
+              </w:rPr>
+              <w:t>Резиновязь</w:t>
+            </w:r>
+            <w:proofErr w:type="spellEnd"/>
+            <w:r>
+              <w:rPr>
+                <w:rFonts w:ascii="Arial" w:hAnsi="Arial" w:cs="Arial"/>
+                <w:sz w:val="16"/>
+                <w:szCs w:val="16"/>
+                <w:lang w:val="ru-RU"/>
+              </w:rPr>
+              <w:t>": отделочница</w:t>
             </w:r>
             <w:r>
               <w:rPr>
@@ -3703,14 +3472,25 @@
               </w:rPr>
               <w:t xml:space="preserve">. </w:t>
             </w:r>
-            <w:r>
-              <w:rPr>
-                <w:rFonts w:ascii="Arial" w:hAnsi="Arial" w:cs="Arial"/>
-                <w:sz w:val="16"/>
-                <w:szCs w:val="16"/>
-                <w:lang w:val="ru-RU"/>
-              </w:rPr>
-              <w:t>прож.: п. Некрасовка, рабочий поселок завода 95, д. 16, кв. 26</w:t>
+            <w:proofErr w:type="spellStart"/>
+            <w:r>
+              <w:rPr>
+                <w:rFonts w:ascii="Arial" w:hAnsi="Arial" w:cs="Arial"/>
+                <w:sz w:val="16"/>
+                <w:szCs w:val="16"/>
+                <w:lang w:val="ru-RU"/>
+              </w:rPr>
+              <w:t>прож</w:t>
+            </w:r>
+            <w:proofErr w:type="spellEnd"/>
+            <w:r>
+              <w:rPr>
+                <w:rFonts w:ascii="Arial" w:hAnsi="Arial" w:cs="Arial"/>
+                <w:sz w:val="16"/>
+                <w:szCs w:val="16"/>
+                <w:lang w:val="ru-RU"/>
+              </w:rPr>
+              <w:t>.: п. Некрасовка, рабочий поселок завода 95, д. 16, кв. 26</w:t>
             </w:r>
             <w:r>
               <w:rPr>
@@ -3847,14 +3627,25 @@
               </w:rPr>
               <w:t xml:space="preserve">. </w:t>
             </w:r>
-            <w:r>
-              <w:rPr>
-                <w:rFonts w:ascii="Arial" w:hAnsi="Arial" w:cs="Arial"/>
-                <w:sz w:val="16"/>
-                <w:szCs w:val="16"/>
-                <w:lang w:val="ru-RU"/>
-              </w:rPr>
-              <w:t>Арх.дело: дело 63256, место хранения дела</w:t>
+            <w:proofErr w:type="spellStart"/>
+            <w:r>
+              <w:rPr>
+                <w:rFonts w:ascii="Arial" w:hAnsi="Arial" w:cs="Arial"/>
+                <w:sz w:val="16"/>
+                <w:szCs w:val="16"/>
+                <w:lang w:val="ru-RU"/>
+              </w:rPr>
+              <w:t>Арх.дело</w:t>
+            </w:r>
+            <w:proofErr w:type="spellEnd"/>
+            <w:r>
+              <w:rPr>
+                <w:rFonts w:ascii="Arial" w:hAnsi="Arial" w:cs="Arial"/>
+                <w:sz w:val="16"/>
+                <w:szCs w:val="16"/>
+                <w:lang w:val="ru-RU"/>
+              </w:rPr>
+              <w:t>: дело 63256, место хранения дела</w:t>
             </w:r>
             <w:r>
               <w:rPr>
@@ -3930,7 +3721,31 @@
                 <w:szCs w:val="16"/>
                 <w:lang w:val="ru-RU"/>
               </w:rPr>
-              <w:t xml:space="preserve"> Вып. 1.</w:t>
+              <w:t xml:space="preserve"> </w:t>
+            </w:r>
+            <w:proofErr w:type="spellStart"/>
+            <w:r>
+              <w:rPr>
+                <w:rFonts w:ascii="Arial" w:hAnsi="Arial" w:cs="Arial"/>
+                <w:b/>
+                <w:bCs/>
+                <w:sz w:val="16"/>
+                <w:szCs w:val="16"/>
+                <w:lang w:val="ru-RU"/>
+              </w:rPr>
+              <w:t>Вып</w:t>
+            </w:r>
+            <w:proofErr w:type="spellEnd"/>
+            <w:r>
+              <w:rPr>
+                <w:rFonts w:ascii="Arial" w:hAnsi="Arial" w:cs="Arial"/>
+                <w:b/>
+                <w:bCs/>
+                <w:sz w:val="16"/>
+                <w:szCs w:val="16"/>
+                <w:lang w:val="ru-RU"/>
+              </w:rPr>
+              <w:t>. 1.</w:t>
             </w:r>
             <w:r>
               <w:rPr>
@@ -4026,7 +3841,6 @@
               <w:bottom w:val="double" w:sz="1" w:space="0" w:color="808080"/>
               <w:right w:val="double" w:sz="2" w:space="0" w:color="808080"/>
             </w:tcBorders>
-            <w:shd w:val="clear" w:color="auto" w:fill="auto"/>
             <w:vAlign w:val="center"/>
           </w:tcPr>
           <w:p>
@@ -4108,7 +3922,27 @@
                 <w:szCs w:val="16"/>
                 <w:lang w:val="ru-RU"/>
               </w:rPr>
-              <w:t>1871 г.р., м.р.: Украинская ССР, Одесская обл., Николаевский округ, с. Терновка, болгарка, образование: без образования</w:t>
+              <w:t xml:space="preserve">1871 г.р., </w:t>
+            </w:r>
+            <w:proofErr w:type="spellStart"/>
+            <w:r>
+              <w:rPr>
+                <w:rFonts w:ascii="Arial" w:hAnsi="Arial" w:cs="Arial"/>
+                <w:sz w:val="16"/>
+                <w:szCs w:val="16"/>
+                <w:lang w:val="ru-RU"/>
+              </w:rPr>
+              <w:t>м.р</w:t>
+            </w:r>
+            <w:proofErr w:type="spellEnd"/>
+            <w:r>
+              <w:rPr>
+                <w:rFonts w:ascii="Arial" w:hAnsi="Arial" w:cs="Arial"/>
+                <w:sz w:val="16"/>
+                <w:szCs w:val="16"/>
+                <w:lang w:val="ru-RU"/>
+              </w:rPr>
+              <w:t>.: Украинская ССР, Одесская обл., Николаевский округ, с. Терновка, болгарка, образование: без образования</w:t>
             </w:r>
             <w:r>
               <w:rPr>
@@ -4137,14 +3971,25 @@
               </w:rPr>
               <w:t xml:space="preserve">, </w:t>
             </w:r>
-            <w:r>
-              <w:rPr>
-                <w:rFonts w:ascii="Arial" w:hAnsi="Arial" w:cs="Arial"/>
-                <w:sz w:val="16"/>
-                <w:szCs w:val="16"/>
-                <w:lang w:val="ru-RU"/>
-              </w:rPr>
-              <w:t>прож.: Пермская обл., г. Березники</w:t>
+            <w:proofErr w:type="spellStart"/>
+            <w:r>
+              <w:rPr>
+                <w:rFonts w:ascii="Arial" w:hAnsi="Arial" w:cs="Arial"/>
+                <w:sz w:val="16"/>
+                <w:szCs w:val="16"/>
+                <w:lang w:val="ru-RU"/>
+              </w:rPr>
+              <w:t>прож</w:t>
+            </w:r>
+            <w:proofErr w:type="spellEnd"/>
+            <w:r>
+              <w:rPr>
+                <w:rFonts w:ascii="Arial" w:hAnsi="Arial" w:cs="Arial"/>
+                <w:sz w:val="16"/>
+                <w:szCs w:val="16"/>
+                <w:lang w:val="ru-RU"/>
+              </w:rPr>
+              <w:t>.: Пермская обл., г. Березники</w:t>
             </w:r>
             <w:r>
               <w:rPr>
@@ -4268,14 +4113,45 @@
               </w:rPr>
               <w:t xml:space="preserve">. </w:t>
             </w:r>
-            <w:r>
-              <w:rPr>
-                <w:rFonts w:ascii="Arial" w:hAnsi="Arial" w:cs="Arial"/>
-                <w:sz w:val="16"/>
-                <w:szCs w:val="16"/>
-                <w:lang w:val="ru-RU"/>
-              </w:rPr>
-              <w:t>Арх.дело: ПермГАСПИ. Ф.641/1. Оп.1. Д.15925.</w:t>
+            <w:proofErr w:type="spellStart"/>
+            <w:r>
+              <w:rPr>
+                <w:rFonts w:ascii="Arial" w:hAnsi="Arial" w:cs="Arial"/>
+                <w:sz w:val="16"/>
+                <w:szCs w:val="16"/>
+                <w:lang w:val="ru-RU"/>
+              </w:rPr>
+              <w:t>Арх.дело</w:t>
+            </w:r>
+            <w:proofErr w:type="spellEnd"/>
+            <w:r>
+              <w:rPr>
+                <w:rFonts w:ascii="Arial" w:hAnsi="Arial" w:cs="Arial"/>
+                <w:sz w:val="16"/>
+                <w:szCs w:val="16"/>
+                <w:lang w:val="ru-RU"/>
+              </w:rPr>
+              <w:t xml:space="preserve">: </w:t>
+            </w:r>
+            <w:proofErr w:type="spellStart"/>
+            <w:r>
+              <w:rPr>
+                <w:rFonts w:ascii="Arial" w:hAnsi="Arial" w:cs="Arial"/>
+                <w:sz w:val="16"/>
+                <w:szCs w:val="16"/>
+                <w:lang w:val="ru-RU"/>
+              </w:rPr>
+              <w:t>ПермГАСПИ</w:t>
+            </w:r>
+            <w:proofErr w:type="spellEnd"/>
+            <w:r>
+              <w:rPr>
+                <w:rFonts w:ascii="Arial" w:hAnsi="Arial" w:cs="Arial"/>
+                <w:sz w:val="16"/>
+                <w:szCs w:val="16"/>
+                <w:lang w:val="ru-RU"/>
+              </w:rPr>
+              <w:t>. Ф.641/1. Оп.1. Д.15925.</w:t>
             </w:r>
           </w:p>
           <w:p>
@@ -4363,7 +4239,6 @@
               <w:bottom w:val="double" w:sz="1" w:space="0" w:color="808080"/>
               <w:right w:val="double" w:sz="2" w:space="0" w:color="808080"/>
             </w:tcBorders>
-            <w:shd w:val="clear" w:color="auto" w:fill="auto"/>
             <w:vAlign w:val="center"/>
           </w:tcPr>
           <w:p>
@@ -4377,6 +4252,7 @@
               </w:rPr>
             </w:pPr>
             <w:hyperlink r:id="rId17" w:history="1">
+              <w:proofErr w:type="spellStart"/>
               <w:r>
                 <w:rPr>
                   <w:rStyle w:val="Hyperlink"/>
@@ -4390,7 +4266,23 @@
                   <w:shd w:val="clear" w:color="auto" w:fill="FFFFFF"/>
                   <w:lang w:val="ru-RU"/>
                 </w:rPr>
-                <w:t>Митаво Любовь Николаевна</w:t>
+                <w:t>Митаво</w:t>
+              </w:r>
+              <w:proofErr w:type="spellEnd"/>
+              <w:r>
+                <w:rPr>
+                  <w:rStyle w:val="Hyperlink"/>
+                  <w:rFonts w:ascii="Arial" w:hAnsi="Arial" w:cs="Arial"/>
+                  <w:b/>
+                  <w:bCs/>
+                  <w:color w:val="auto"/>
+                  <w:sz w:val="16"/>
+                  <w:szCs w:val="16"/>
+                  <w:bdr w:val="none" w:sz="0" w:space="0" w:color="auto" w:frame="1"/>
+                  <w:shd w:val="clear" w:color="auto" w:fill="FFFFFF"/>
+                  <w:lang w:val="ru-RU"/>
+                </w:rPr>
+                <w:t xml:space="preserve"> Любовь Николаевна</w:t>
               </w:r>
             </w:hyperlink>
             <w:r>
@@ -4445,7 +4337,47 @@
                 <w:szCs w:val="16"/>
                 <w:lang w:val="ru-RU"/>
               </w:rPr>
-              <w:t>1891 г.р., м.р.: г. Ростов-на-Дону, болгарка, б/п</w:t>
+              <w:t xml:space="preserve">1891 г.р., </w:t>
+            </w:r>
+            <w:proofErr w:type="spellStart"/>
+            <w:r>
+              <w:rPr>
+                <w:rFonts w:ascii="Arial" w:hAnsi="Arial" w:cs="Arial"/>
+                <w:sz w:val="16"/>
+                <w:szCs w:val="16"/>
+                <w:lang w:val="ru-RU"/>
+              </w:rPr>
+              <w:t>м.р</w:t>
+            </w:r>
+            <w:proofErr w:type="spellEnd"/>
+            <w:r>
+              <w:rPr>
+                <w:rFonts w:ascii="Arial" w:hAnsi="Arial" w:cs="Arial"/>
+                <w:sz w:val="16"/>
+                <w:szCs w:val="16"/>
+                <w:lang w:val="ru-RU"/>
+              </w:rPr>
+              <w:t xml:space="preserve">.: г. </w:t>
+            </w:r>
+            <w:proofErr w:type="spellStart"/>
+            <w:r>
+              <w:rPr>
+                <w:rFonts w:ascii="Arial" w:hAnsi="Arial" w:cs="Arial"/>
+                <w:sz w:val="16"/>
+                <w:szCs w:val="16"/>
+                <w:lang w:val="ru-RU"/>
+              </w:rPr>
+              <w:t>Ростов</w:t>
+            </w:r>
+            <w:proofErr w:type="spellEnd"/>
+            <w:r>
+              <w:rPr>
+                <w:rFonts w:ascii="Arial" w:hAnsi="Arial" w:cs="Arial"/>
+                <w:sz w:val="16"/>
+                <w:szCs w:val="16"/>
+                <w:lang w:val="ru-RU"/>
+              </w:rPr>
+              <w:t>-на-Дону, болгарка, б/п</w:t>
             </w:r>
             <w:r>
               <w:rPr>
@@ -4474,14 +4406,25 @@
               </w:rPr>
               <w:t xml:space="preserve">, </w:t>
             </w:r>
-            <w:r>
-              <w:rPr>
-                <w:rFonts w:ascii="Arial" w:hAnsi="Arial" w:cs="Arial"/>
-                <w:sz w:val="16"/>
-                <w:szCs w:val="16"/>
-                <w:lang w:val="ru-RU"/>
-              </w:rPr>
-              <w:t>прож.: г. Иркутск</w:t>
+            <w:proofErr w:type="spellStart"/>
+            <w:r>
+              <w:rPr>
+                <w:rFonts w:ascii="Arial" w:hAnsi="Arial" w:cs="Arial"/>
+                <w:sz w:val="16"/>
+                <w:szCs w:val="16"/>
+                <w:lang w:val="ru-RU"/>
+              </w:rPr>
+              <w:t>прож</w:t>
+            </w:r>
+            <w:proofErr w:type="spellEnd"/>
+            <w:r>
+              <w:rPr>
+                <w:rFonts w:ascii="Arial" w:hAnsi="Arial" w:cs="Arial"/>
+                <w:sz w:val="16"/>
+                <w:szCs w:val="16"/>
+                <w:lang w:val="ru-RU"/>
+              </w:rPr>
+              <w:t>.: г. Иркутск</w:t>
             </w:r>
             <w:r>
               <w:rPr>
@@ -4517,7 +4460,67 @@
                 <w:szCs w:val="16"/>
                 <w:lang w:val="ru-RU"/>
               </w:rPr>
-              <w:t>Обвинение: ст.58-1 "а", 58-8, 58-9, 58-11 УК РСФСР</w:t>
+              <w:t xml:space="preserve">Обвинение: ст.58-1 "а", </w:t>
+            </w:r>
+            <w:proofErr w:type="gramStart"/>
+            <w:r>
+              <w:rPr>
+                <w:rFonts w:ascii="Arial" w:hAnsi="Arial" w:cs="Arial"/>
+                <w:sz w:val="16"/>
+                <w:szCs w:val="16"/>
+                <w:lang w:val="ru-RU"/>
+              </w:rPr>
+              <w:t>58-8</w:t>
+            </w:r>
+            <w:proofErr w:type="gramEnd"/>
+            <w:r>
+              <w:rPr>
+                <w:rFonts w:ascii="Arial" w:hAnsi="Arial" w:cs="Arial"/>
+                <w:sz w:val="16"/>
+                <w:szCs w:val="16"/>
+                <w:lang w:val="ru-RU"/>
+              </w:rPr>
+              <w:t xml:space="preserve">, </w:t>
+            </w:r>
+            <w:proofErr w:type="gramStart"/>
+            <w:r>
+              <w:rPr>
+                <w:rFonts w:ascii="Arial" w:hAnsi="Arial" w:cs="Arial"/>
+                <w:sz w:val="16"/>
+                <w:szCs w:val="16"/>
+                <w:lang w:val="ru-RU"/>
+              </w:rPr>
+              <w:t>58-9</w:t>
+            </w:r>
+            <w:proofErr w:type="gramEnd"/>
+            <w:r>
+              <w:rPr>
+                <w:rFonts w:ascii="Arial" w:hAnsi="Arial" w:cs="Arial"/>
+                <w:sz w:val="16"/>
+                <w:szCs w:val="16"/>
+                <w:lang w:val="ru-RU"/>
+              </w:rPr>
+              <w:t xml:space="preserve">, </w:t>
+            </w:r>
+            <w:proofErr w:type="gramStart"/>
+            <w:r>
+              <w:rPr>
+                <w:rFonts w:ascii="Arial" w:hAnsi="Arial" w:cs="Arial"/>
+                <w:sz w:val="16"/>
+                <w:szCs w:val="16"/>
+                <w:lang w:val="ru-RU"/>
+              </w:rPr>
+              <w:t>58-11</w:t>
+            </w:r>
+            <w:proofErr w:type="gramEnd"/>
+            <w:r>
+              <w:rPr>
+                <w:rFonts w:ascii="Arial" w:hAnsi="Arial" w:cs="Arial"/>
+                <w:sz w:val="16"/>
+                <w:szCs w:val="16"/>
+                <w:lang w:val="ru-RU"/>
+              </w:rPr>
+              <w:t xml:space="preserve"> УК РСФСР</w:t>
             </w:r>
             <w:r>
               <w:rPr>
@@ -4600,14 +4603,25 @@
               </w:rPr>
               <w:t xml:space="preserve">. </w:t>
             </w:r>
-            <w:r>
-              <w:rPr>
-                <w:rFonts w:ascii="Arial" w:hAnsi="Arial" w:cs="Arial"/>
-                <w:sz w:val="16"/>
-                <w:szCs w:val="16"/>
-                <w:lang w:val="ru-RU"/>
-              </w:rPr>
-              <w:t>Арх.дело: 7328</w:t>
+            <w:proofErr w:type="spellStart"/>
+            <w:r>
+              <w:rPr>
+                <w:rFonts w:ascii="Arial" w:hAnsi="Arial" w:cs="Arial"/>
+                <w:sz w:val="16"/>
+                <w:szCs w:val="16"/>
+                <w:lang w:val="ru-RU"/>
+              </w:rPr>
+              <w:t>Арх.дело</w:t>
+            </w:r>
+            <w:proofErr w:type="spellEnd"/>
+            <w:r>
+              <w:rPr>
+                <w:rFonts w:ascii="Arial" w:hAnsi="Arial" w:cs="Arial"/>
+                <w:sz w:val="16"/>
+                <w:szCs w:val="16"/>
+                <w:lang w:val="ru-RU"/>
+              </w:rPr>
+              <w:t>: 7328</w:t>
             </w:r>
           </w:p>
           <w:p>
@@ -4689,7 +4703,6 @@
               <w:bottom w:val="double" w:sz="1" w:space="0" w:color="808080"/>
               <w:right w:val="double" w:sz="2" w:space="0" w:color="808080"/>
             </w:tcBorders>
-            <w:shd w:val="clear" w:color="auto" w:fill="auto"/>
             <w:vAlign w:val="center"/>
           </w:tcPr>
           <w:p>
@@ -4703,6 +4716,7 @@
               </w:rPr>
             </w:pPr>
             <w:hyperlink r:id="rId19" w:history="1">
+              <w:proofErr w:type="spellStart"/>
               <w:r>
                 <w:rPr>
                   <w:rStyle w:val="Hyperlink"/>
@@ -4716,7 +4730,23 @@
                   <w:shd w:val="clear" w:color="auto" w:fill="FFFFFF"/>
                   <w:lang w:val="ru-RU"/>
                 </w:rPr>
-                <w:t>Михова Ксения Андреевна</w:t>
+                <w:t>Михова</w:t>
+              </w:r>
+              <w:proofErr w:type="spellEnd"/>
+              <w:r>
+                <w:rPr>
+                  <w:rStyle w:val="Hyperlink"/>
+                  <w:rFonts w:ascii="Arial" w:hAnsi="Arial" w:cs="Arial"/>
+                  <w:b/>
+                  <w:bCs/>
+                  <w:color w:val="auto"/>
+                  <w:sz w:val="16"/>
+                  <w:szCs w:val="16"/>
+                  <w:bdr w:val="none" w:sz="0" w:space="0" w:color="auto" w:frame="1"/>
+                  <w:shd w:val="clear" w:color="auto" w:fill="FFFFFF"/>
+                  <w:lang w:val="ru-RU"/>
+                </w:rPr>
+                <w:t xml:space="preserve"> Ксения Андреевна</w:t>
               </w:r>
             </w:hyperlink>
             <w:r>
@@ -4771,7 +4801,67 @@
                 <w:szCs w:val="16"/>
                 <w:lang w:val="ru-RU"/>
               </w:rPr>
-              <w:t>1909 г.р., м.р.: Украинская ССР, Одесская обл., Цебриковский р-н, с. Кандраушно, болгарка</w:t>
+              <w:t xml:space="preserve">1909 г.р., </w:t>
+            </w:r>
+            <w:proofErr w:type="spellStart"/>
+            <w:r>
+              <w:rPr>
+                <w:rFonts w:ascii="Arial" w:hAnsi="Arial" w:cs="Arial"/>
+                <w:sz w:val="16"/>
+                <w:szCs w:val="16"/>
+                <w:lang w:val="ru-RU"/>
+              </w:rPr>
+              <w:t>м.р</w:t>
+            </w:r>
+            <w:proofErr w:type="spellEnd"/>
+            <w:r>
+              <w:rPr>
+                <w:rFonts w:ascii="Arial" w:hAnsi="Arial" w:cs="Arial"/>
+                <w:sz w:val="16"/>
+                <w:szCs w:val="16"/>
+                <w:lang w:val="ru-RU"/>
+              </w:rPr>
+              <w:t xml:space="preserve">.: Украинская ССР, Одесская обл., </w:t>
+            </w:r>
+            <w:proofErr w:type="spellStart"/>
+            <w:r>
+              <w:rPr>
+                <w:rFonts w:ascii="Arial" w:hAnsi="Arial" w:cs="Arial"/>
+                <w:sz w:val="16"/>
+                <w:szCs w:val="16"/>
+                <w:lang w:val="ru-RU"/>
+              </w:rPr>
+              <w:t>Цебриковский</w:t>
+            </w:r>
+            <w:proofErr w:type="spellEnd"/>
+            <w:r>
+              <w:rPr>
+                <w:rFonts w:ascii="Arial" w:hAnsi="Arial" w:cs="Arial"/>
+                <w:sz w:val="16"/>
+                <w:szCs w:val="16"/>
+                <w:lang w:val="ru-RU"/>
+              </w:rPr>
+              <w:t xml:space="preserve"> р-н, с. </w:t>
+            </w:r>
+            <w:proofErr w:type="spellStart"/>
+            <w:r>
+              <w:rPr>
+                <w:rFonts w:ascii="Arial" w:hAnsi="Arial" w:cs="Arial"/>
+                <w:sz w:val="16"/>
+                <w:szCs w:val="16"/>
+                <w:lang w:val="ru-RU"/>
+              </w:rPr>
+              <w:t>Кандраушно</w:t>
+            </w:r>
+            <w:proofErr w:type="spellEnd"/>
+            <w:r>
+              <w:rPr>
+                <w:rFonts w:ascii="Arial" w:hAnsi="Arial" w:cs="Arial"/>
+                <w:sz w:val="16"/>
+                <w:szCs w:val="16"/>
+                <w:lang w:val="ru-RU"/>
+              </w:rPr>
+              <w:t>, болгарка</w:t>
             </w:r>
             <w:r>
               <w:rPr>
@@ -4800,15 +4890,57 @@
               </w:rPr>
               <w:t xml:space="preserve">, </w:t>
             </w:r>
-            <w:r>
-              <w:rPr>
-                <w:rFonts w:ascii="Arial" w:hAnsi="Arial" w:cs="Arial"/>
-                <w:sz w:val="16"/>
-                <w:szCs w:val="16"/>
-                <w:lang w:val="ru-RU"/>
-              </w:rPr>
-              <w:t>прож.: РСФСР, Уральская обл., Надеждинский р-н, трудпоселок Новая Каква</w:t>
-            </w:r>
+            <w:proofErr w:type="spellStart"/>
+            <w:r>
+              <w:rPr>
+                <w:rFonts w:ascii="Arial" w:hAnsi="Arial" w:cs="Arial"/>
+                <w:sz w:val="16"/>
+                <w:szCs w:val="16"/>
+                <w:lang w:val="ru-RU"/>
+              </w:rPr>
+              <w:t>прож</w:t>
+            </w:r>
+            <w:proofErr w:type="spellEnd"/>
+            <w:r>
+              <w:rPr>
+                <w:rFonts w:ascii="Arial" w:hAnsi="Arial" w:cs="Arial"/>
+                <w:sz w:val="16"/>
+                <w:szCs w:val="16"/>
+                <w:lang w:val="ru-RU"/>
+              </w:rPr>
+              <w:t xml:space="preserve">.: РСФСР, Уральская обл., Надеждинский р-н, </w:t>
+            </w:r>
+            <w:proofErr w:type="spellStart"/>
+            <w:r>
+              <w:rPr>
+                <w:rFonts w:ascii="Arial" w:hAnsi="Arial" w:cs="Arial"/>
+                <w:sz w:val="16"/>
+                <w:szCs w:val="16"/>
+                <w:lang w:val="ru-RU"/>
+              </w:rPr>
+              <w:t>трудпоселок</w:t>
+            </w:r>
+            <w:proofErr w:type="spellEnd"/>
+            <w:r>
+              <w:rPr>
+                <w:rFonts w:ascii="Arial" w:hAnsi="Arial" w:cs="Arial"/>
+                <w:sz w:val="16"/>
+                <w:szCs w:val="16"/>
+                <w:lang w:val="ru-RU"/>
+              </w:rPr>
+              <w:t xml:space="preserve"> Новая </w:t>
+            </w:r>
+            <w:proofErr w:type="spellStart"/>
+            <w:r>
+              <w:rPr>
+                <w:rFonts w:ascii="Arial" w:hAnsi="Arial" w:cs="Arial"/>
+                <w:sz w:val="16"/>
+                <w:szCs w:val="16"/>
+                <w:lang w:val="ru-RU"/>
+              </w:rPr>
+              <w:t>Каква</w:t>
+            </w:r>
+            <w:proofErr w:type="spellEnd"/>
             <w:r>
               <w:rPr>
                 <w:rFonts w:ascii="Arial" w:hAnsi="Arial" w:cs="Arial"/>
@@ -5007,7 +5139,6 @@
               <w:bottom w:val="double" w:sz="1" w:space="0" w:color="808080"/>
               <w:right w:val="double" w:sz="2" w:space="0" w:color="808080"/>
             </w:tcBorders>
-            <w:shd w:val="clear" w:color="auto" w:fill="auto"/>
             <w:vAlign w:val="center"/>
           </w:tcPr>
           <w:p>
@@ -5030,6 +5161,7 @@
                 <w:lang w:val="ru-RU"/>
               </w:rPr>
             </w:pPr>
+            <w:proofErr w:type="spellStart"/>
             <w:r>
               <w:rPr>
                 <w:rFonts w:ascii="Arial" w:hAnsi="Arial" w:cs="Arial"/>
@@ -5096,6 +5228,7 @@
               </w:rPr>
               <w:t>к</w:t>
             </w:r>
+            <w:proofErr w:type="spellEnd"/>
             <w:r>
               <w:rPr>
                 <w:rFonts w:ascii="Arial" w:hAnsi="Arial" w:cs="Arial"/>
@@ -5168,14 +5301,25 @@
               </w:rPr>
               <w:t xml:space="preserve">1895 года, г. Тирасполь (Молдавия), болгарка, образование неполное среднее. </w:t>
             </w:r>
-            <w:r>
-              <w:rPr>
-                <w:rFonts w:ascii="Arial" w:hAnsi="Arial" w:cs="Arial"/>
-                <w:sz w:val="16"/>
-                <w:szCs w:val="16"/>
-                <w:lang w:val="ru-RU"/>
-              </w:rPr>
-              <w:t>Прож.:</w:t>
+            <w:proofErr w:type="spellStart"/>
+            <w:r>
+              <w:rPr>
+                <w:rFonts w:ascii="Arial" w:hAnsi="Arial" w:cs="Arial"/>
+                <w:sz w:val="16"/>
+                <w:szCs w:val="16"/>
+                <w:lang w:val="ru-RU"/>
+              </w:rPr>
+              <w:t>Прож</w:t>
+            </w:r>
+            <w:proofErr w:type="spellEnd"/>
+            <w:r>
+              <w:rPr>
+                <w:rFonts w:ascii="Arial" w:hAnsi="Arial" w:cs="Arial"/>
+                <w:sz w:val="16"/>
+                <w:szCs w:val="16"/>
+                <w:lang w:val="ru-RU"/>
+              </w:rPr>
+              <w:t>.:</w:t>
             </w:r>
             <w:r>
               <w:rPr>
@@ -5239,6 +5383,7 @@
               <w:t xml:space="preserve"> т. 2; </w:t>
             </w:r>
             <w:hyperlink r:id="rId21" w:history="1">
+              <w:proofErr w:type="spellStart"/>
               <w:r>
                 <w:rPr>
                   <w:rStyle w:val="Hyperlink"/>
@@ -5249,7 +5394,20 @@
                   <w:szCs w:val="16"/>
                   <w:lang w:val="ru-RU"/>
                 </w:rPr>
-                <w:t>Бессмертый барак</w:t>
+                <w:t>Бессмертый</w:t>
+              </w:r>
+              <w:proofErr w:type="spellEnd"/>
+              <w:r>
+                <w:rPr>
+                  <w:rStyle w:val="Hyperlink"/>
+                  <w:rFonts w:ascii="Arial" w:hAnsi="Arial" w:cs="Arial"/>
+                  <w:b/>
+                  <w:bCs/>
+                  <w:sz w:val="16"/>
+                  <w:szCs w:val="16"/>
+                  <w:lang w:val="ru-RU"/>
+                </w:rPr>
+                <w:t xml:space="preserve"> барак</w:t>
               </w:r>
             </w:hyperlink>
           </w:p>
@@ -5267,7 +5425,6 @@
               <w:bottom w:val="double" w:sz="1" w:space="0" w:color="808080"/>
               <w:right w:val="double" w:sz="2" w:space="0" w:color="808080"/>
             </w:tcBorders>
-            <w:shd w:val="clear" w:color="auto" w:fill="auto"/>
             <w:vAlign w:val="center"/>
           </w:tcPr>
           <w:p>
@@ -5280,23 +5437,110 @@
                 <w:lang w:val="ru-RU"/>
               </w:rPr>
             </w:pPr>
-            <w:hyperlink r:id="rId22" w:history="1">
-              <w:r>
-                <w:rPr>
-                  <w:rStyle w:val="Hyperlink"/>
-                  <w:rFonts w:ascii="Arial" w:hAnsi="Arial" w:cs="Arial"/>
-                  <w:b/>
-                  <w:bCs/>
-                  <w:color w:val="auto"/>
-                  <w:sz w:val="16"/>
-                  <w:szCs w:val="16"/>
-                  <w:bdr w:val="none" w:sz="0" w:space="0" w:color="auto" w:frame="1"/>
-                  <w:shd w:val="clear" w:color="auto" w:fill="FFFFFF"/>
-                  <w:lang w:val="ru-RU"/>
-                </w:rPr>
-                <w:t>Станчевская Мария Григорьевна</w:t>
-              </w:r>
-            </w:hyperlink>
+            <w:r>
+              <w:fldChar w:fldCharType="begin"/>
+            </w:r>
+            <w:r>
+              <w:instrText>HYPERLINK</w:instrText>
+            </w:r>
+            <w:r>
+              <w:rPr>
+                <w:lang w:val="ru-RU"/>
+              </w:rPr>
+              <w:instrText xml:space="preserve"> "</w:instrText>
+            </w:r>
+            <w:r>
+              <w:instrText>https</w:instrText>
+            </w:r>
+            <w:r>
+              <w:rPr>
+                <w:lang w:val="ru-RU"/>
+              </w:rPr>
+              <w:instrText>://</w:instrText>
+            </w:r>
+            <w:r>
+              <w:instrText>base</w:instrText>
+            </w:r>
+            <w:r>
+              <w:rPr>
+                <w:lang w:val="ru-RU"/>
+              </w:rPr>
+              <w:instrText>.</w:instrText>
+            </w:r>
+            <w:r>
+              <w:instrText>memo</w:instrText>
+            </w:r>
+            <w:r>
+              <w:rPr>
+                <w:lang w:val="ru-RU"/>
+              </w:rPr>
+              <w:instrText>.</w:instrText>
+            </w:r>
+            <w:r>
+              <w:instrText>ru</w:instrText>
+            </w:r>
+            <w:r>
+              <w:rPr>
+                <w:lang w:val="ru-RU"/>
+              </w:rPr>
+              <w:instrText>/</w:instrText>
+            </w:r>
+            <w:r>
+              <w:instrText>person</w:instrText>
+            </w:r>
+            <w:r>
+              <w:rPr>
+                <w:lang w:val="ru-RU"/>
+              </w:rPr>
+              <w:instrText>/</w:instrText>
+            </w:r>
+            <w:r>
+              <w:instrText>show</w:instrText>
+            </w:r>
+            <w:r>
+              <w:rPr>
+                <w:lang w:val="ru-RU"/>
+              </w:rPr>
+              <w:instrText>/2092237"</w:instrText>
+            </w:r>
+            <w:r>
+              <w:fldChar w:fldCharType="separate"/>
+            </w:r>
+            <w:proofErr w:type="spellStart"/>
+            <w:r>
+              <w:rPr>
+                <w:rStyle w:val="Hyperlink"/>
+                <w:rFonts w:ascii="Arial" w:hAnsi="Arial" w:cs="Arial"/>
+                <w:b/>
+                <w:bCs/>
+                <w:color w:val="auto"/>
+                <w:sz w:val="16"/>
+                <w:szCs w:val="16"/>
+                <w:bdr w:val="none" w:sz="0" w:space="0" w:color="auto" w:frame="1"/>
+                <w:shd w:val="clear" w:color="auto" w:fill="FFFFFF"/>
+                <w:lang w:val="ru-RU"/>
+              </w:rPr>
+              <w:t>Станчевская</w:t>
+            </w:r>
+            <w:proofErr w:type="spellEnd"/>
+            <w:r>
+              <w:rPr>
+                <w:rStyle w:val="Hyperlink"/>
+                <w:rFonts w:ascii="Arial" w:hAnsi="Arial" w:cs="Arial"/>
+                <w:b/>
+                <w:bCs/>
+                <w:color w:val="auto"/>
+                <w:sz w:val="16"/>
+                <w:szCs w:val="16"/>
+                <w:bdr w:val="none" w:sz="0" w:space="0" w:color="auto" w:frame="1"/>
+                <w:shd w:val="clear" w:color="auto" w:fill="FFFFFF"/>
+                <w:lang w:val="ru-RU"/>
+              </w:rPr>
+              <w:t xml:space="preserve"> Мария Григорьевна</w:t>
+            </w:r>
+            <w:r>
+              <w:fldChar w:fldCharType="end"/>
+            </w:r>
             <w:r>
               <w:rPr>
                 <w:rFonts w:ascii="Arial" w:hAnsi="Arial" w:cs="Arial"/>
@@ -5347,7 +5591,27 @@
                 <w:szCs w:val="16"/>
                 <w:lang w:val="ru-RU"/>
               </w:rPr>
-              <w:t>1904 г.р., м.р.: Украинская ССР, Запорожская обл., Мелитопольский р-н, с. Зеленовка, болгарка</w:t>
+              <w:t xml:space="preserve">1904 г.р., </w:t>
+            </w:r>
+            <w:proofErr w:type="spellStart"/>
+            <w:r>
+              <w:rPr>
+                <w:rFonts w:ascii="Arial" w:hAnsi="Arial" w:cs="Arial"/>
+                <w:sz w:val="16"/>
+                <w:szCs w:val="16"/>
+                <w:lang w:val="ru-RU"/>
+              </w:rPr>
+              <w:t>м.р</w:t>
+            </w:r>
+            <w:proofErr w:type="spellEnd"/>
+            <w:r>
+              <w:rPr>
+                <w:rFonts w:ascii="Arial" w:hAnsi="Arial" w:cs="Arial"/>
+                <w:sz w:val="16"/>
+                <w:szCs w:val="16"/>
+                <w:lang w:val="ru-RU"/>
+              </w:rPr>
+              <w:t>.: Украинская ССР, Запорожская обл., Мелитопольский р-н, с. Зеленовка, болгарка</w:t>
             </w:r>
             <w:r>
               <w:rPr>
@@ -5365,7 +5629,27 @@
                 <w:szCs w:val="16"/>
                 <w:lang w:val="ru-RU"/>
               </w:rPr>
-              <w:t>ТЭЦ, домнострой, чернорабочая</w:t>
+              <w:t xml:space="preserve">ТЭЦ, </w:t>
+            </w:r>
+            <w:proofErr w:type="spellStart"/>
+            <w:r>
+              <w:rPr>
+                <w:rFonts w:ascii="Arial" w:hAnsi="Arial" w:cs="Arial"/>
+                <w:sz w:val="16"/>
+                <w:szCs w:val="16"/>
+                <w:lang w:val="ru-RU"/>
+              </w:rPr>
+              <w:t>домнострой</w:t>
+            </w:r>
+            <w:proofErr w:type="spellEnd"/>
+            <w:r>
+              <w:rPr>
+                <w:rFonts w:ascii="Arial" w:hAnsi="Arial" w:cs="Arial"/>
+                <w:sz w:val="16"/>
+                <w:szCs w:val="16"/>
+                <w:lang w:val="ru-RU"/>
+              </w:rPr>
+              <w:t>, чернорабочая</w:t>
             </w:r>
             <w:r>
               <w:rPr>
@@ -5376,14 +5660,25 @@
               </w:rPr>
               <w:t xml:space="preserve">, </w:t>
             </w:r>
-            <w:r>
-              <w:rPr>
-                <w:rFonts w:ascii="Arial" w:hAnsi="Arial" w:cs="Arial"/>
-                <w:sz w:val="16"/>
-                <w:szCs w:val="16"/>
-                <w:lang w:val="ru-RU"/>
-              </w:rPr>
-              <w:t>прож.: г. Нижний Тагил</w:t>
+            <w:proofErr w:type="spellStart"/>
+            <w:r>
+              <w:rPr>
+                <w:rFonts w:ascii="Arial" w:hAnsi="Arial" w:cs="Arial"/>
+                <w:sz w:val="16"/>
+                <w:szCs w:val="16"/>
+                <w:lang w:val="ru-RU"/>
+              </w:rPr>
+              <w:t>прож</w:t>
+            </w:r>
+            <w:proofErr w:type="spellEnd"/>
+            <w:r>
+              <w:rPr>
+                <w:rFonts w:ascii="Arial" w:hAnsi="Arial" w:cs="Arial"/>
+                <w:sz w:val="16"/>
+                <w:szCs w:val="16"/>
+                <w:lang w:val="ru-RU"/>
+              </w:rPr>
+              <w:t>.: г. Нижний Тагил</w:t>
             </w:r>
             <w:r>
               <w:rPr>
@@ -5566,7 +5861,7 @@
               </w:rPr>
               <w:t xml:space="preserve"> </w:t>
             </w:r>
-            <w:hyperlink r:id="rId23" w:history="1">
+            <w:hyperlink r:id="rId22" w:history="1">
               <w:r>
                 <w:rPr>
                   <w:rStyle w:val="Hyperlink"/>
@@ -5596,7 +5891,6 @@
               <w:bottom w:val="double" w:sz="1" w:space="0" w:color="808080"/>
               <w:right w:val="double" w:sz="2" w:space="0" w:color="808080"/>
             </w:tcBorders>
-            <w:shd w:val="clear" w:color="auto" w:fill="auto"/>
             <w:vAlign w:val="center"/>
           </w:tcPr>
           <w:p>
@@ -5613,16 +5907,29 @@
                 <w:lang w:val="ru-RU"/>
               </w:rPr>
             </w:pPr>
-            <w:r>
-              <w:rPr>
-                <w:rFonts w:ascii="Arial" w:hAnsi="Arial" w:cs="Arial"/>
-                <w:b/>
-                <w:bCs/>
-                <w:sz w:val="16"/>
-                <w:szCs w:val="16"/>
-                <w:lang w:val="ru-RU"/>
-              </w:rPr>
-              <w:t>Стоева Акулина Георгиевна</w:t>
+            <w:proofErr w:type="spellStart"/>
+            <w:r>
+              <w:rPr>
+                <w:rFonts w:ascii="Arial" w:hAnsi="Arial" w:cs="Arial"/>
+                <w:b/>
+                <w:bCs/>
+                <w:sz w:val="16"/>
+                <w:szCs w:val="16"/>
+                <w:lang w:val="ru-RU"/>
+              </w:rPr>
+              <w:t>Стоева</w:t>
+            </w:r>
+            <w:proofErr w:type="spellEnd"/>
+            <w:r>
+              <w:rPr>
+                <w:rFonts w:ascii="Arial" w:hAnsi="Arial" w:cs="Arial"/>
+                <w:b/>
+                <w:bCs/>
+                <w:sz w:val="16"/>
+                <w:szCs w:val="16"/>
+                <w:lang w:val="ru-RU"/>
+              </w:rPr>
+              <w:t xml:space="preserve"> Акулина Георгиевна</w:t>
             </w:r>
             <w:r>
               <w:rPr>
@@ -5721,7 +6028,27 @@
                 <w:szCs w:val="16"/>
                 <w:lang w:val="ru-RU"/>
               </w:rPr>
-              <w:t>Приговорена: 5 декабря 1937 г.Приговор: ВМН</w:t>
+              <w:t xml:space="preserve">Приговорена: 5 декабря 1937 </w:t>
+            </w:r>
+            <w:proofErr w:type="spellStart"/>
+            <w:r>
+              <w:rPr>
+                <w:rFonts w:ascii="Arial" w:hAnsi="Arial" w:cs="Arial"/>
+                <w:sz w:val="16"/>
+                <w:szCs w:val="16"/>
+                <w:lang w:val="ru-RU"/>
+              </w:rPr>
+              <w:t>г.Приговор</w:t>
+            </w:r>
+            <w:proofErr w:type="spellEnd"/>
+            <w:r>
+              <w:rPr>
+                <w:rFonts w:ascii="Arial" w:hAnsi="Arial" w:cs="Arial"/>
+                <w:sz w:val="16"/>
+                <w:szCs w:val="16"/>
+                <w:lang w:val="ru-RU"/>
+              </w:rPr>
+              <w:t>: ВМН</w:t>
             </w:r>
             <w:r>
               <w:rPr>
@@ -5827,7 +6154,7 @@
               </w:rPr>
               <w:t xml:space="preserve"> </w:t>
             </w:r>
-            <w:hyperlink r:id="rId24" w:history="1">
+            <w:hyperlink r:id="rId23" w:history="1">
               <w:r>
                 <w:rPr>
                   <w:rStyle w:val="Hyperlink"/>
@@ -5857,7 +6184,6 @@
               <w:bottom w:val="double" w:sz="1" w:space="0" w:color="808080"/>
               <w:right w:val="double" w:sz="2" w:space="0" w:color="808080"/>
             </w:tcBorders>
-            <w:shd w:val="clear" w:color="auto" w:fill="auto"/>
             <w:vAlign w:val="center"/>
           </w:tcPr>
           <w:p>
@@ -5872,16 +6198,29 @@
                 <w:lang w:val="ru-RU"/>
               </w:rPr>
             </w:pPr>
-            <w:r>
-              <w:rPr>
-                <w:rFonts w:ascii="Arial" w:hAnsi="Arial" w:cs="Arial"/>
-                <w:b/>
-                <w:bCs/>
-                <w:sz w:val="16"/>
-                <w:szCs w:val="16"/>
-                <w:lang w:val="ru-RU"/>
-              </w:rPr>
-              <w:t>Стоева Стефанида Георгиевна</w:t>
+            <w:proofErr w:type="spellStart"/>
+            <w:r>
+              <w:rPr>
+                <w:rFonts w:ascii="Arial" w:hAnsi="Arial" w:cs="Arial"/>
+                <w:b/>
+                <w:bCs/>
+                <w:sz w:val="16"/>
+                <w:szCs w:val="16"/>
+                <w:lang w:val="ru-RU"/>
+              </w:rPr>
+              <w:t>Стоева</w:t>
+            </w:r>
+            <w:proofErr w:type="spellEnd"/>
+            <w:r>
+              <w:rPr>
+                <w:rFonts w:ascii="Arial" w:hAnsi="Arial" w:cs="Arial"/>
+                <w:b/>
+                <w:bCs/>
+                <w:sz w:val="16"/>
+                <w:szCs w:val="16"/>
+                <w:lang w:val="ru-RU"/>
+              </w:rPr>
+              <w:t xml:space="preserve"> Стефанида Георгиевна</w:t>
             </w:r>
             <w:r>
               <w:rPr>
@@ -5979,7 +6318,27 @@
                 <w:szCs w:val="16"/>
                 <w:lang w:val="ru-RU"/>
               </w:rPr>
-              <w:t xml:space="preserve">, прож.: </w:t>
+              <w:t xml:space="preserve">, </w:t>
+            </w:r>
+            <w:proofErr w:type="spellStart"/>
+            <w:r>
+              <w:rPr>
+                <w:rFonts w:ascii="Arial" w:hAnsi="Arial" w:cs="Arial"/>
+                <w:sz w:val="16"/>
+                <w:szCs w:val="16"/>
+                <w:lang w:val="ru-RU"/>
+              </w:rPr>
+              <w:t>прож</w:t>
+            </w:r>
+            <w:proofErr w:type="spellEnd"/>
+            <w:r>
+              <w:rPr>
+                <w:rFonts w:ascii="Arial" w:hAnsi="Arial" w:cs="Arial"/>
+                <w:sz w:val="16"/>
+                <w:szCs w:val="16"/>
+                <w:lang w:val="ru-RU"/>
+              </w:rPr>
+              <w:t xml:space="preserve">.: </w:t>
             </w:r>
             <w:r>
               <w:rPr>
@@ -6006,7 +6365,27 @@
                 <w:szCs w:val="16"/>
                 <w:lang w:val="ru-RU"/>
               </w:rPr>
-              <w:t>Статья обвинения: 54-10 УК УССР</w:t>
+              <w:t xml:space="preserve">Статья обвинения: </w:t>
+            </w:r>
+            <w:proofErr w:type="gramStart"/>
+            <w:r>
+              <w:rPr>
+                <w:rFonts w:ascii="Arial" w:hAnsi="Arial" w:cs="Arial"/>
+                <w:sz w:val="16"/>
+                <w:szCs w:val="16"/>
+                <w:lang w:val="ru-RU"/>
+              </w:rPr>
+              <w:t>54-10</w:t>
+            </w:r>
+            <w:proofErr w:type="gramEnd"/>
+            <w:r>
+              <w:rPr>
+                <w:rFonts w:ascii="Arial" w:hAnsi="Arial" w:cs="Arial"/>
+                <w:sz w:val="16"/>
+                <w:szCs w:val="16"/>
+                <w:lang w:val="ru-RU"/>
+              </w:rPr>
+              <w:t xml:space="preserve"> УК УССР</w:t>
             </w:r>
             <w:r>
               <w:rPr>
@@ -6195,8 +6574,39 @@
                 <w:szCs w:val="16"/>
                 <w:lang w:val="ru-RU"/>
               </w:rPr>
-              <w:t>: 6 Дело: 810 Листы: 10, 10 зв., 15-17</w:t>
-            </w:r>
+              <w:t xml:space="preserve">: 6 Дело: 810 Листы: 10, 10 </w:t>
+            </w:r>
+            <w:proofErr w:type="spellStart"/>
+            <w:r>
+              <w:rPr>
+                <w:rFonts w:ascii="Arial" w:hAnsi="Arial" w:cs="Arial"/>
+                <w:sz w:val="16"/>
+                <w:szCs w:val="16"/>
+                <w:lang w:val="ru-RU"/>
+              </w:rPr>
+              <w:t>зв</w:t>
+            </w:r>
+            <w:proofErr w:type="spellEnd"/>
+            <w:r>
+              <w:rPr>
+                <w:rFonts w:ascii="Arial" w:hAnsi="Arial" w:cs="Arial"/>
+                <w:sz w:val="16"/>
+                <w:szCs w:val="16"/>
+                <w:lang w:val="ru-RU"/>
+              </w:rPr>
+              <w:t xml:space="preserve">., </w:t>
+            </w:r>
+            <w:proofErr w:type="gramStart"/>
+            <w:r>
+              <w:rPr>
+                <w:rFonts w:ascii="Arial" w:hAnsi="Arial" w:cs="Arial"/>
+                <w:sz w:val="16"/>
+                <w:szCs w:val="16"/>
+                <w:lang w:val="ru-RU"/>
+              </w:rPr>
+              <w:t>15-17</w:t>
+            </w:r>
+            <w:proofErr w:type="gramEnd"/>
             <w:r>
               <w:rPr>
                 <w:rFonts w:ascii="Arial" w:hAnsi="Arial" w:cs="Arial"/>
@@ -6268,7 +6678,7 @@
               </w:rPr>
               <w:t xml:space="preserve"> </w:t>
             </w:r>
-            <w:hyperlink r:id="rId25" w:history="1">
+            <w:hyperlink r:id="rId24" w:history="1">
               <w:r>
                 <w:rPr>
                   <w:rStyle w:val="Hyperlink"/>
@@ -6298,7 +6708,6 @@
               <w:bottom w:val="double" w:sz="1" w:space="0" w:color="808080"/>
               <w:right w:val="double" w:sz="2" w:space="0" w:color="808080"/>
             </w:tcBorders>
-            <w:shd w:val="clear" w:color="auto" w:fill="auto"/>
             <w:vAlign w:val="center"/>
           </w:tcPr>
           <w:p>
@@ -6313,16 +6722,29 @@
                 <w:lang w:val="ru-RU"/>
               </w:rPr>
             </w:pPr>
-            <w:r>
-              <w:rPr>
-                <w:rFonts w:ascii="Arial" w:hAnsi="Arial" w:cs="Arial"/>
-                <w:b/>
-                <w:bCs/>
-                <w:sz w:val="16"/>
-                <w:szCs w:val="16"/>
-                <w:lang w:val="ru-RU"/>
-              </w:rPr>
-              <w:t>Топучиева Ефросинья Степановна</w:t>
+            <w:proofErr w:type="spellStart"/>
+            <w:r>
+              <w:rPr>
+                <w:rFonts w:ascii="Arial" w:hAnsi="Arial" w:cs="Arial"/>
+                <w:b/>
+                <w:bCs/>
+                <w:sz w:val="16"/>
+                <w:szCs w:val="16"/>
+                <w:lang w:val="ru-RU"/>
+              </w:rPr>
+              <w:t>Топучиева</w:t>
+            </w:r>
+            <w:proofErr w:type="spellEnd"/>
+            <w:r>
+              <w:rPr>
+                <w:rFonts w:ascii="Arial" w:hAnsi="Arial" w:cs="Arial"/>
+                <w:b/>
+                <w:bCs/>
+                <w:sz w:val="16"/>
+                <w:szCs w:val="16"/>
+                <w:lang w:val="ru-RU"/>
+              </w:rPr>
+              <w:t xml:space="preserve"> Ефросинья Степановна</w:t>
             </w:r>
             <w:r>
               <w:rPr>
@@ -6375,25 +6797,85 @@
                 <w:szCs w:val="16"/>
                 <w:lang w:val="ru-RU"/>
               </w:rPr>
-              <w:t>1886 г.р., м</w:t>
-            </w:r>
-            <w:r>
-              <w:rPr>
-                <w:rFonts w:ascii="Arial" w:hAnsi="Arial" w:cs="Arial"/>
-                <w:sz w:val="16"/>
-                <w:szCs w:val="16"/>
-                <w:lang w:val="ru-RU"/>
-              </w:rPr>
-              <w:t>.р.:</w:t>
-            </w:r>
-            <w:r>
-              <w:rPr>
-                <w:rFonts w:ascii="Arial" w:hAnsi="Arial" w:cs="Arial"/>
-                <w:sz w:val="16"/>
-                <w:szCs w:val="16"/>
-                <w:lang w:val="ru-RU"/>
-              </w:rPr>
-              <w:t xml:space="preserve"> Маяк-Салынский р-н, болгарка, из крестьян-кулаков, б/п, замужем, обр. неграмотная, место жительства до ареста Сейтлерский р-н, домохозяйка, арест. 17.03.1942 г. НКВД Крыма, ст. 58-1 УК РСФСР: при немцах требовала возвращение дома, отнятого как у кулачки, осужден 06.04.1942 г. ВТ войск НКВД Крыма к расстрелу, убита во время бомбежки 28.04.1942 г., Решение о реабилитации отсутствует, ГУ СБ Украины в АРК, д. 013115.</w:t>
+              <w:t xml:space="preserve">1886 г.р., </w:t>
+            </w:r>
+            <w:proofErr w:type="spellStart"/>
+            <w:r>
+              <w:rPr>
+                <w:rFonts w:ascii="Arial" w:hAnsi="Arial" w:cs="Arial"/>
+                <w:sz w:val="16"/>
+                <w:szCs w:val="16"/>
+                <w:lang w:val="ru-RU"/>
+              </w:rPr>
+              <w:t>м</w:t>
+            </w:r>
+            <w:r>
+              <w:rPr>
+                <w:rFonts w:ascii="Arial" w:hAnsi="Arial" w:cs="Arial"/>
+                <w:sz w:val="16"/>
+                <w:szCs w:val="16"/>
+                <w:lang w:val="ru-RU"/>
+              </w:rPr>
+              <w:t>.р</w:t>
+            </w:r>
+            <w:proofErr w:type="spellEnd"/>
+            <w:r>
+              <w:rPr>
+                <w:rFonts w:ascii="Arial" w:hAnsi="Arial" w:cs="Arial"/>
+                <w:sz w:val="16"/>
+                <w:szCs w:val="16"/>
+                <w:lang w:val="ru-RU"/>
+              </w:rPr>
+              <w:t>.:</w:t>
+            </w:r>
+            <w:r>
+              <w:rPr>
+                <w:rFonts w:ascii="Arial" w:hAnsi="Arial" w:cs="Arial"/>
+                <w:sz w:val="16"/>
+                <w:szCs w:val="16"/>
+                <w:lang w:val="ru-RU"/>
+              </w:rPr>
+              <w:t xml:space="preserve"> Маяк-Салынский р-н, болгарка, из крестьян-кулаков, б/п, замужем, обр. неграмотная, место жительства до ареста </w:t>
+            </w:r>
+            <w:proofErr w:type="spellStart"/>
+            <w:r>
+              <w:rPr>
+                <w:rFonts w:ascii="Arial" w:hAnsi="Arial" w:cs="Arial"/>
+                <w:sz w:val="16"/>
+                <w:szCs w:val="16"/>
+                <w:lang w:val="ru-RU"/>
+              </w:rPr>
+              <w:t>Сейтлерский</w:t>
+            </w:r>
+            <w:proofErr w:type="spellEnd"/>
+            <w:r>
+              <w:rPr>
+                <w:rFonts w:ascii="Arial" w:hAnsi="Arial" w:cs="Arial"/>
+                <w:sz w:val="16"/>
+                <w:szCs w:val="16"/>
+                <w:lang w:val="ru-RU"/>
+              </w:rPr>
+              <w:t xml:space="preserve"> р-н, домохозяйка, арест. 17.03.1942 г. НКВД Крыма, ст. </w:t>
+            </w:r>
+            <w:proofErr w:type="gramStart"/>
+            <w:r>
+              <w:rPr>
+                <w:rFonts w:ascii="Arial" w:hAnsi="Arial" w:cs="Arial"/>
+                <w:sz w:val="16"/>
+                <w:szCs w:val="16"/>
+                <w:lang w:val="ru-RU"/>
+              </w:rPr>
+              <w:t>58-1</w:t>
+            </w:r>
+            <w:proofErr w:type="gramEnd"/>
+            <w:r>
+              <w:rPr>
+                <w:rFonts w:ascii="Arial" w:hAnsi="Arial" w:cs="Arial"/>
+                <w:sz w:val="16"/>
+                <w:szCs w:val="16"/>
+                <w:lang w:val="ru-RU"/>
+              </w:rPr>
+              <w:t xml:space="preserve"> УК РСФСР: при немцах требовала возвращение дома, отнятого как у кулачки, осужден 06.04.1942 г. ВТ войск НКВД Крыма к расстрелу, убита во время бомбежки 28.04.1942 г., Решение о реабилитации отсутствует, ГУ СБ Украины в АРК, д. 013115.</w:t>
             </w:r>
             <w:r>
               <w:rPr>
@@ -6436,6 +6918,479 @@
                 <w:lang w:val="ru-RU"/>
               </w:rPr>
               <w:t>Книга памяти Автономной Республики Крым</w:t>
+            </w:r>
+            <w:r>
+              <w:rPr>
+                <w:rFonts w:ascii="Arial" w:hAnsi="Arial" w:cs="Arial"/>
+                <w:b/>
+                <w:bCs/>
+                <w:sz w:val="16"/>
+                <w:szCs w:val="16"/>
+                <w:lang w:val="ru-RU"/>
+              </w:rPr>
+              <w:t>;</w:t>
+            </w:r>
+            <w:r>
+              <w:rPr>
+                <w:rFonts w:ascii="Arial" w:hAnsi="Arial" w:cs="Arial"/>
+                <w:sz w:val="16"/>
+                <w:szCs w:val="16"/>
+                <w:lang w:val="ru-RU"/>
+              </w:rPr>
+              <w:t xml:space="preserve"> </w:t>
+            </w:r>
+            <w:hyperlink r:id="rId25" w:history="1">
+              <w:r>
+                <w:rPr>
+                  <w:rStyle w:val="Hyperlink"/>
+                  <w:rFonts w:ascii="Arial" w:hAnsi="Arial" w:cs="Arial"/>
+                  <w:b/>
+                  <w:bCs/>
+                  <w:color w:val="auto"/>
+                  <w:sz w:val="16"/>
+                  <w:szCs w:val="16"/>
+                  <w:lang w:val="ru-RU"/>
+                </w:rPr>
+                <w:t>Архивная ссылка</w:t>
+              </w:r>
+            </w:hyperlink>
+          </w:p>
+        </w:tc>
+      </w:tr>
+      <w:tr>
+        <w:tc>
+          <w:tcPr>
+            <w:tcW w:w="11160" w:type="dxa"/>
+            <w:tcBorders>
+              <w:left w:val="double" w:sz="1" w:space="0" w:color="808080"/>
+              <w:bottom w:val="double" w:sz="1" w:space="0" w:color="808080"/>
+              <w:right w:val="double" w:sz="2" w:space="0" w:color="808080"/>
+            </w:tcBorders>
+            <w:vAlign w:val="center"/>
+          </w:tcPr>
+          <w:p>
+            <w:pPr>
+              <w:spacing w:after="0"/>
+              <w:rPr>
+                <w:rFonts w:ascii="Arial" w:hAnsi="Arial" w:cs="Arial"/>
+                <w:sz w:val="16"/>
+                <w:szCs w:val="16"/>
+                <w:lang w:val="ru-RU"/>
+              </w:rPr>
+            </w:pPr>
+            <w:r>
+              <w:fldChar w:fldCharType="begin"/>
+            </w:r>
+            <w:r>
+              <w:instrText>HYPERLINK</w:instrText>
+            </w:r>
+            <w:r>
+              <w:rPr>
+                <w:lang w:val="ru-RU"/>
+              </w:rPr>
+              <w:instrText xml:space="preserve"> "</w:instrText>
+            </w:r>
+            <w:r>
+              <w:instrText>https</w:instrText>
+            </w:r>
+            <w:r>
+              <w:rPr>
+                <w:lang w:val="ru-RU"/>
+              </w:rPr>
+              <w:instrText>://</w:instrText>
+            </w:r>
+            <w:r>
+              <w:instrText>base</w:instrText>
+            </w:r>
+            <w:r>
+              <w:rPr>
+                <w:lang w:val="ru-RU"/>
+              </w:rPr>
+              <w:instrText>.</w:instrText>
+            </w:r>
+            <w:r>
+              <w:instrText>memo</w:instrText>
+            </w:r>
+            <w:r>
+              <w:rPr>
+                <w:lang w:val="ru-RU"/>
+              </w:rPr>
+              <w:instrText>.</w:instrText>
+            </w:r>
+            <w:r>
+              <w:instrText>ru</w:instrText>
+            </w:r>
+            <w:r>
+              <w:rPr>
+                <w:lang w:val="ru-RU"/>
+              </w:rPr>
+              <w:instrText>/</w:instrText>
+            </w:r>
+            <w:r>
+              <w:instrText>person</w:instrText>
+            </w:r>
+            <w:r>
+              <w:rPr>
+                <w:lang w:val="ru-RU"/>
+              </w:rPr>
+              <w:instrText>/</w:instrText>
+            </w:r>
+            <w:r>
+              <w:instrText>show</w:instrText>
+            </w:r>
+            <w:r>
+              <w:rPr>
+                <w:lang w:val="ru-RU"/>
+              </w:rPr>
+              <w:instrText>/920597"</w:instrText>
+            </w:r>
+            <w:r>
+              <w:fldChar w:fldCharType="separate"/>
+            </w:r>
+            <w:r>
+              <w:rPr>
+                <w:rStyle w:val="Hyperlink"/>
+                <w:rFonts w:ascii="Arial" w:hAnsi="Arial" w:cs="Arial"/>
+                <w:b/>
+                <w:bCs/>
+                <w:color w:val="auto"/>
+                <w:sz w:val="16"/>
+                <w:szCs w:val="16"/>
+                <w:bdr w:val="none" w:sz="0" w:space="0" w:color="auto" w:frame="1"/>
+                <w:shd w:val="clear" w:color="auto" w:fill="FFFFFF"/>
+                <w:lang w:val="ru-RU"/>
+              </w:rPr>
+              <w:t>Христова Пена Николаевна</w:t>
+            </w:r>
+            <w:r>
+              <w:fldChar w:fldCharType="end"/>
+            </w:r>
+            <w:r>
+              <w:rPr>
+                <w:rFonts w:ascii="Arial" w:hAnsi="Arial" w:cs="Arial"/>
+                <w:sz w:val="16"/>
+                <w:szCs w:val="16"/>
+                <w:lang w:val="ru-RU"/>
+              </w:rPr>
+              <w:t xml:space="preserve"> </w:t>
+            </w:r>
+            <w:r>
+              <w:rPr>
+                <w:rFonts w:ascii="Arial" w:hAnsi="Arial" w:cs="Arial"/>
+                <w:b/>
+                <w:bCs/>
+                <w:sz w:val="16"/>
+                <w:szCs w:val="16"/>
+                <w:lang w:val="ru-RU"/>
+              </w:rPr>
+              <w:t>49 лет</w:t>
+            </w:r>
+            <w:r>
+              <w:rPr>
+                <w:rFonts w:ascii="Arial" w:hAnsi="Arial" w:cs="Arial"/>
+                <w:b/>
+                <w:bCs/>
+                <w:sz w:val="16"/>
+                <w:szCs w:val="16"/>
+                <w:lang w:val="ru-RU"/>
+              </w:rPr>
+              <w:t xml:space="preserve"> </w:t>
+            </w:r>
+          </w:p>
+          <w:p>
+            <w:pPr>
+              <w:pStyle w:val="NormalWeb"/>
+              <w:shd w:val="clear" w:color="auto" w:fill="FFFFFF"/>
+              <w:spacing w:before="0" w:beforeAutospacing="0" w:after="0" w:afterAutospacing="0"/>
+              <w:textAlignment w:val="baseline"/>
+              <w:rPr>
+                <w:rFonts w:ascii="Arial" w:hAnsi="Arial" w:cs="Arial"/>
+                <w:sz w:val="16"/>
+                <w:szCs w:val="16"/>
+                <w:lang w:val="ru-RU"/>
+              </w:rPr>
+            </w:pPr>
+            <w:r>
+              <w:rPr>
+                <w:rFonts w:ascii="Arial" w:hAnsi="Arial" w:cs="Arial"/>
+                <w:sz w:val="16"/>
+                <w:szCs w:val="16"/>
+                <w:lang w:val="ru-RU"/>
+              </w:rPr>
+              <w:t xml:space="preserve">1898 г.р., </w:t>
+            </w:r>
+            <w:proofErr w:type="spellStart"/>
+            <w:r>
+              <w:rPr>
+                <w:rFonts w:ascii="Arial" w:hAnsi="Arial" w:cs="Arial"/>
+                <w:sz w:val="16"/>
+                <w:szCs w:val="16"/>
+                <w:lang w:val="ru-RU"/>
+              </w:rPr>
+              <w:t>м.р</w:t>
+            </w:r>
+            <w:proofErr w:type="spellEnd"/>
+            <w:r>
+              <w:rPr>
+                <w:rFonts w:ascii="Arial" w:hAnsi="Arial" w:cs="Arial"/>
+                <w:sz w:val="16"/>
+                <w:szCs w:val="16"/>
+                <w:lang w:val="ru-RU"/>
+              </w:rPr>
+              <w:t xml:space="preserve">.: Болгария, с. </w:t>
+            </w:r>
+            <w:proofErr w:type="spellStart"/>
+            <w:r>
+              <w:rPr>
+                <w:rFonts w:ascii="Arial" w:hAnsi="Arial" w:cs="Arial"/>
+                <w:sz w:val="16"/>
+                <w:szCs w:val="16"/>
+                <w:lang w:val="ru-RU"/>
+              </w:rPr>
+              <w:t>Гуманцы</w:t>
+            </w:r>
+            <w:proofErr w:type="spellEnd"/>
+            <w:r>
+              <w:rPr>
+                <w:rFonts w:ascii="Arial" w:hAnsi="Arial" w:cs="Arial"/>
+                <w:sz w:val="16"/>
+                <w:szCs w:val="16"/>
+                <w:lang w:val="ru-RU"/>
+              </w:rPr>
+              <w:t xml:space="preserve">, болгарка, образование: начальное, </w:t>
+            </w:r>
+            <w:r>
+              <w:rPr>
+                <w:rFonts w:ascii="Arial" w:hAnsi="Arial" w:cs="Arial"/>
+                <w:sz w:val="16"/>
+                <w:szCs w:val="16"/>
+                <w:lang w:val="ru-RU"/>
+              </w:rPr>
+              <w:t>б/п</w:t>
+            </w:r>
+            <w:r>
+              <w:rPr>
+                <w:rFonts w:ascii="Arial" w:hAnsi="Arial" w:cs="Arial"/>
+                <w:sz w:val="16"/>
+                <w:szCs w:val="16"/>
+                <w:lang w:val="ru-RU"/>
+              </w:rPr>
+              <w:t xml:space="preserve">, </w:t>
+            </w:r>
+            <w:r>
+              <w:rPr>
+                <w:rFonts w:ascii="Arial" w:hAnsi="Arial" w:cs="Arial"/>
+                <w:sz w:val="16"/>
+                <w:szCs w:val="16"/>
+                <w:lang w:val="ru-RU"/>
+              </w:rPr>
+              <w:t>сортировщица мыловаренного завода</w:t>
+            </w:r>
+            <w:r>
+              <w:rPr>
+                <w:rFonts w:ascii="Arial" w:hAnsi="Arial" w:cs="Arial"/>
+                <w:sz w:val="16"/>
+                <w:szCs w:val="16"/>
+                <w:lang w:val="ru-RU"/>
+              </w:rPr>
+              <w:t xml:space="preserve">, </w:t>
+            </w:r>
+            <w:proofErr w:type="spellStart"/>
+            <w:r>
+              <w:rPr>
+                <w:rFonts w:ascii="Arial" w:hAnsi="Arial" w:cs="Arial"/>
+                <w:sz w:val="16"/>
+                <w:szCs w:val="16"/>
+                <w:lang w:val="ru-RU"/>
+              </w:rPr>
+              <w:t>прож</w:t>
+            </w:r>
+            <w:proofErr w:type="spellEnd"/>
+            <w:r>
+              <w:rPr>
+                <w:rFonts w:ascii="Arial" w:hAnsi="Arial" w:cs="Arial"/>
+                <w:sz w:val="16"/>
+                <w:szCs w:val="16"/>
+                <w:lang w:val="ru-RU"/>
+              </w:rPr>
+              <w:t>.: г. Краснодар, ул. Шевченко, 13</w:t>
+            </w:r>
+            <w:r>
+              <w:rPr>
+                <w:rFonts w:ascii="Arial" w:hAnsi="Arial" w:cs="Arial"/>
+                <w:sz w:val="16"/>
+                <w:szCs w:val="16"/>
+                <w:lang w:val="ru-RU"/>
+              </w:rPr>
+              <w:t xml:space="preserve">., </w:t>
+            </w:r>
+            <w:r>
+              <w:rPr>
+                <w:rFonts w:ascii="Arial" w:hAnsi="Arial" w:cs="Arial"/>
+                <w:sz w:val="16"/>
+                <w:szCs w:val="16"/>
+                <w:lang w:val="ru-RU"/>
+              </w:rPr>
+              <w:t>арестована 03.06.1938</w:t>
+            </w:r>
+            <w:r>
+              <w:rPr>
+                <w:rFonts w:ascii="Arial" w:hAnsi="Arial" w:cs="Arial"/>
+                <w:sz w:val="16"/>
+                <w:szCs w:val="16"/>
+                <w:lang w:val="ru-RU"/>
+              </w:rPr>
+              <w:t xml:space="preserve">. </w:t>
+            </w:r>
+            <w:r>
+              <w:rPr>
+                <w:rFonts w:ascii="Arial" w:hAnsi="Arial" w:cs="Arial"/>
+                <w:sz w:val="16"/>
+                <w:szCs w:val="16"/>
+                <w:lang w:val="ru-RU"/>
+              </w:rPr>
+              <w:t>Обвинение: «разведчица болгарской разведки, участница шпионской организации».</w:t>
+            </w:r>
+          </w:p>
+          <w:p>
+            <w:pPr>
+              <w:pStyle w:val="NormalWeb"/>
+              <w:shd w:val="clear" w:color="auto" w:fill="FFFFFF"/>
+              <w:spacing w:before="0" w:beforeAutospacing="0" w:after="0" w:afterAutospacing="0"/>
+              <w:textAlignment w:val="baseline"/>
+              <w:rPr>
+                <w:rFonts w:ascii="Arial" w:hAnsi="Arial" w:cs="Arial"/>
+                <w:sz w:val="16"/>
+                <w:szCs w:val="16"/>
+                <w:lang w:val="ru-RU"/>
+              </w:rPr>
+            </w:pPr>
+            <w:r>
+              <w:rPr>
+                <w:rFonts w:ascii="Arial" w:hAnsi="Arial" w:cs="Arial"/>
+                <w:sz w:val="16"/>
+                <w:szCs w:val="16"/>
+                <w:lang w:val="ru-RU"/>
+              </w:rPr>
+              <w:lastRenderedPageBreak/>
+              <w:t>Приговор: особая тройка при УНКВД по Краснодарскому краю, 26.09.1938</w:t>
+            </w:r>
+            <w:r>
+              <w:rPr>
+                <w:rFonts w:ascii="Arial" w:hAnsi="Arial" w:cs="Arial"/>
+                <w:sz w:val="16"/>
+                <w:szCs w:val="16"/>
+                <w:lang w:val="ru-RU"/>
+              </w:rPr>
+              <w:t xml:space="preserve"> – </w:t>
+            </w:r>
+            <w:r>
+              <w:rPr>
+                <w:rFonts w:ascii="Arial" w:hAnsi="Arial" w:cs="Arial"/>
+                <w:sz w:val="16"/>
+                <w:szCs w:val="16"/>
+                <w:lang w:val="ru-RU"/>
+              </w:rPr>
+              <w:t>ВМН с конфискацией всего лично ей принадлежащего имущества</w:t>
+            </w:r>
+          </w:p>
+          <w:p>
+            <w:pPr>
+              <w:pStyle w:val="NormalWeb"/>
+              <w:shd w:val="clear" w:color="auto" w:fill="FFFFFF"/>
+              <w:spacing w:before="0" w:beforeAutospacing="0" w:after="0" w:afterAutospacing="0"/>
+              <w:textAlignment w:val="baseline"/>
+              <w:rPr>
+                <w:rFonts w:ascii="Arial" w:hAnsi="Arial" w:cs="Arial"/>
+                <w:sz w:val="16"/>
+                <w:szCs w:val="16"/>
+                <w:lang w:val="ru-RU"/>
+              </w:rPr>
+            </w:pPr>
+            <w:r>
+              <w:rPr>
+                <w:rFonts w:ascii="Arial" w:hAnsi="Arial" w:cs="Arial"/>
+                <w:sz w:val="16"/>
+                <w:szCs w:val="16"/>
+                <w:lang w:val="ru-RU"/>
+              </w:rPr>
+              <w:t>Расстреляна 04.10.1938</w:t>
+            </w:r>
+            <w:r>
+              <w:rPr>
+                <w:rFonts w:ascii="Arial" w:hAnsi="Arial" w:cs="Arial"/>
+                <w:sz w:val="16"/>
+                <w:szCs w:val="16"/>
+                <w:lang w:val="ru-RU"/>
+              </w:rPr>
+              <w:t xml:space="preserve">. </w:t>
+            </w:r>
+            <w:r>
+              <w:rPr>
+                <w:rFonts w:ascii="Arial" w:hAnsi="Arial" w:cs="Arial"/>
+                <w:sz w:val="16"/>
+                <w:szCs w:val="16"/>
+                <w:lang w:val="ru-RU"/>
+              </w:rPr>
+              <w:t>Реабилитация: военным трибуналом СКВО, 15.06.1963</w:t>
+            </w:r>
+          </w:p>
+          <w:p>
+            <w:pPr>
+              <w:pStyle w:val="NormalWeb"/>
+              <w:shd w:val="clear" w:color="auto" w:fill="FFFFFF"/>
+              <w:spacing w:before="0" w:beforeAutospacing="0" w:after="0" w:afterAutospacing="0"/>
+              <w:textAlignment w:val="baseline"/>
+              <w:rPr>
+                <w:rFonts w:ascii="Arial" w:hAnsi="Arial" w:cs="Arial"/>
+                <w:sz w:val="16"/>
+                <w:szCs w:val="16"/>
+                <w:lang w:val="ru-RU"/>
+              </w:rPr>
+            </w:pPr>
+            <w:r>
+              <w:rPr>
+                <w:rFonts w:ascii="Arial" w:hAnsi="Arial" w:cs="Arial"/>
+                <w:b/>
+                <w:bCs/>
+                <w:sz w:val="16"/>
+                <w:szCs w:val="16"/>
+                <w:lang w:val="ru-RU"/>
+              </w:rPr>
+              <w:t xml:space="preserve">Источник: </w:t>
+            </w:r>
+            <w:r>
+              <w:rPr>
+                <w:rFonts w:ascii="Arial" w:hAnsi="Arial" w:cs="Arial"/>
+                <w:b/>
+                <w:bCs/>
+                <w:sz w:val="16"/>
+                <w:szCs w:val="16"/>
+                <w:lang w:val="ru-RU"/>
+              </w:rPr>
+              <w:t>Книга памяти Краснодарского края</w:t>
+            </w:r>
+            <w:r>
+              <w:rPr>
+                <w:rFonts w:ascii="Arial" w:hAnsi="Arial" w:cs="Arial"/>
+                <w:b/>
+                <w:bCs/>
+                <w:sz w:val="16"/>
+                <w:szCs w:val="16"/>
+                <w:lang w:val="ru-RU"/>
+              </w:rPr>
+              <w:t>,</w:t>
+            </w:r>
+            <w:r>
+              <w:rPr>
+                <w:rFonts w:ascii="Arial" w:hAnsi="Arial" w:cs="Arial"/>
+                <w:b/>
+                <w:bCs/>
+                <w:sz w:val="16"/>
+                <w:szCs w:val="16"/>
+                <w:lang w:val="ru-RU"/>
+              </w:rPr>
+              <w:t xml:space="preserve"> т.1</w:t>
             </w:r>
             <w:r>
               <w:rPr>
@@ -6484,7 +7439,70 @@
               <w:bottom w:val="double" w:sz="1" w:space="0" w:color="808080"/>
               <w:right w:val="double" w:sz="2" w:space="0" w:color="808080"/>
             </w:tcBorders>
-            <w:shd w:val="clear" w:color="auto" w:fill="auto"/>
+            <w:vAlign w:val="center"/>
+          </w:tcPr>
+          <w:p>
+            <w:pPr>
+              <w:pStyle w:val="BodyText"/>
+              <w:pBdr>
+                <w:top w:val="none" w:sz="0" w:space="0" w:color="000000"/>
+                <w:left w:val="none" w:sz="0" w:space="0" w:color="000000"/>
+                <w:bottom w:val="none" w:sz="0" w:space="0" w:color="000000"/>
+                <w:right w:val="none" w:sz="0" w:space="0" w:color="000000"/>
+              </w:pBdr>
+              <w:snapToGrid w:val="0"/>
+              <w:spacing w:after="0" w:line="240" w:lineRule="auto"/>
+              <w:rPr>
+                <w:rFonts w:ascii="Arial" w:hAnsi="Arial" w:cs="Arial"/>
+                <w:sz w:val="16"/>
+                <w:szCs w:val="16"/>
+                <w:lang w:val="ru-RU"/>
+              </w:rPr>
+            </w:pPr>
+          </w:p>
+          <w:p>
+            <w:pPr>
+              <w:pStyle w:val="BodyText"/>
+              <w:pBdr>
+                <w:top w:val="none" w:sz="0" w:space="0" w:color="000000"/>
+                <w:left w:val="none" w:sz="0" w:space="0" w:color="000000"/>
+                <w:bottom w:val="none" w:sz="0" w:space="0" w:color="000000"/>
+                <w:right w:val="none" w:sz="0" w:space="0" w:color="000000"/>
+              </w:pBdr>
+              <w:snapToGrid w:val="0"/>
+              <w:spacing w:after="0" w:line="240" w:lineRule="auto"/>
+              <w:rPr>
+                <w:rFonts w:ascii="Arial" w:hAnsi="Arial" w:cs="Arial"/>
+                <w:b/>
+                <w:bCs/>
+                <w:sz w:val="18"/>
+                <w:szCs w:val="18"/>
+                <w:lang w:val="ru-RU"/>
+              </w:rPr>
+            </w:pPr>
+            <w:r>
+              <w:rPr>
+                <w:rFonts w:ascii="Arial" w:hAnsi="Arial" w:cs="Arial"/>
+                <w:b/>
+                <w:bCs/>
+                <w:sz w:val="18"/>
+                <w:szCs w:val="18"/>
+                <w:lang w:val="ru-RU"/>
+              </w:rPr>
+              <w:t>ПОГИБЛИ В ЗАКЛЮЧЕНИИ</w:t>
+            </w:r>
+          </w:p>
+        </w:tc>
+      </w:tr>
+      <w:tr>
+        <w:tc>
+          <w:tcPr>
+            <w:tcW w:w="11160" w:type="dxa"/>
+            <w:tcBorders>
+              <w:left w:val="double" w:sz="1" w:space="0" w:color="808080"/>
+              <w:bottom w:val="double" w:sz="1" w:space="0" w:color="808080"/>
+              <w:right w:val="double" w:sz="2" w:space="0" w:color="808080"/>
+            </w:tcBorders>
             <w:vAlign w:val="center"/>
           </w:tcPr>
           <w:p>
@@ -6498,6 +7516,7 @@
               </w:rPr>
             </w:pPr>
             <w:hyperlink r:id="rId27" w:history="1">
+              <w:proofErr w:type="spellStart"/>
               <w:r>
                 <w:rPr>
                   <w:rStyle w:val="Hyperlink"/>
@@ -6511,7 +7530,23 @@
                   <w:shd w:val="clear" w:color="auto" w:fill="FFFFFF"/>
                   <w:lang w:val="ru-RU"/>
                 </w:rPr>
-                <w:t>Христова Пена Николаевна</w:t>
+                <w:t>Дмитрева</w:t>
+              </w:r>
+              <w:proofErr w:type="spellEnd"/>
+              <w:r>
+                <w:rPr>
+                  <w:rStyle w:val="Hyperlink"/>
+                  <w:rFonts w:ascii="Arial" w:hAnsi="Arial" w:cs="Arial"/>
+                  <w:b/>
+                  <w:bCs/>
+                  <w:color w:val="auto"/>
+                  <w:sz w:val="16"/>
+                  <w:szCs w:val="16"/>
+                  <w:bdr w:val="none" w:sz="0" w:space="0" w:color="auto" w:frame="1"/>
+                  <w:shd w:val="clear" w:color="auto" w:fill="FFFFFF"/>
+                  <w:lang w:val="ru-RU"/>
+                </w:rPr>
+                <w:t xml:space="preserve"> Анна Павловна</w:t>
               </w:r>
             </w:hyperlink>
             <w:r>
@@ -6532,13 +7567,11 @@
                 <w:szCs w:val="16"/>
                 <w:lang w:val="ru-RU"/>
               </w:rPr>
-              <w:t>49 лет</w:t>
-            </w:r>
-            <w:r>
-              <w:rPr>
-                <w:rFonts w:ascii="Arial" w:hAnsi="Arial" w:cs="Arial"/>
-                <w:b/>
-                <w:bCs/>
+              <w:t>42 года</w:t>
+            </w:r>
+            <w:r>
+              <w:rPr>
+                <w:rFonts w:ascii="Arial" w:hAnsi="Arial" w:cs="Arial"/>
                 <w:sz w:val="16"/>
                 <w:szCs w:val="16"/>
                 <w:lang w:val="ru-RU"/>
@@ -6566,89 +7599,137 @@
                 <w:szCs w:val="16"/>
                 <w:lang w:val="ru-RU"/>
               </w:rPr>
-              <w:t xml:space="preserve">1898 г.р., м.р.: Болгария, с. Гуманцы, болгарка, образование: начальное, </w:t>
-            </w:r>
-            <w:r>
-              <w:rPr>
-                <w:rFonts w:ascii="Arial" w:hAnsi="Arial" w:cs="Arial"/>
-                <w:sz w:val="16"/>
-                <w:szCs w:val="16"/>
-                <w:lang w:val="ru-RU"/>
-              </w:rPr>
-              <w:t>б/п</w:t>
-            </w:r>
-            <w:r>
-              <w:rPr>
-                <w:rFonts w:ascii="Arial" w:hAnsi="Arial" w:cs="Arial"/>
-                <w:sz w:val="16"/>
-                <w:szCs w:val="16"/>
-                <w:lang w:val="ru-RU"/>
-              </w:rPr>
-              <w:t xml:space="preserve">, </w:t>
-            </w:r>
-            <w:r>
-              <w:rPr>
-                <w:rFonts w:ascii="Arial" w:hAnsi="Arial" w:cs="Arial"/>
-                <w:sz w:val="16"/>
-                <w:szCs w:val="16"/>
-                <w:lang w:val="ru-RU"/>
-              </w:rPr>
-              <w:t>сортировщица мыловаренного завода</w:t>
-            </w:r>
-            <w:r>
-              <w:rPr>
-                <w:rFonts w:ascii="Arial" w:hAnsi="Arial" w:cs="Arial"/>
-                <w:sz w:val="16"/>
-                <w:szCs w:val="16"/>
-                <w:lang w:val="ru-RU"/>
-              </w:rPr>
-              <w:t xml:space="preserve">, </w:t>
-            </w:r>
-            <w:r>
-              <w:rPr>
-                <w:rFonts w:ascii="Arial" w:hAnsi="Arial" w:cs="Arial"/>
-                <w:sz w:val="16"/>
-                <w:szCs w:val="16"/>
-                <w:lang w:val="ru-RU"/>
-              </w:rPr>
-              <w:t>прож.: г. Краснодар, ул. Шевченко, 13</w:t>
-            </w:r>
-            <w:r>
-              <w:rPr>
-                <w:rFonts w:ascii="Arial" w:hAnsi="Arial" w:cs="Arial"/>
-                <w:sz w:val="16"/>
-                <w:szCs w:val="16"/>
-                <w:lang w:val="ru-RU"/>
-              </w:rPr>
-              <w:t xml:space="preserve">., </w:t>
-            </w:r>
-            <w:r>
-              <w:rPr>
-                <w:rFonts w:ascii="Arial" w:hAnsi="Arial" w:cs="Arial"/>
-                <w:sz w:val="16"/>
-                <w:szCs w:val="16"/>
-                <w:lang w:val="ru-RU"/>
-              </w:rPr>
-              <w:t>арестована 03.06.1938</w:t>
-            </w:r>
-            <w:r>
-              <w:rPr>
-                <w:rFonts w:ascii="Arial" w:hAnsi="Arial" w:cs="Arial"/>
-                <w:sz w:val="16"/>
-                <w:szCs w:val="16"/>
-                <w:lang w:val="ru-RU"/>
-              </w:rPr>
-              <w:t xml:space="preserve">. </w:t>
-            </w:r>
-            <w:r>
-              <w:rPr>
-                <w:rFonts w:ascii="Arial" w:hAnsi="Arial" w:cs="Arial"/>
-                <w:sz w:val="16"/>
-                <w:szCs w:val="16"/>
-                <w:lang w:val="ru-RU"/>
-              </w:rPr>
-              <w:t>Обвинение: «разведчица болгарской разведки, участница шпионской организации».</w:t>
-            </w:r>
+              <w:t xml:space="preserve">1897 г.р., </w:t>
+            </w:r>
+            <w:proofErr w:type="spellStart"/>
+            <w:r>
+              <w:rPr>
+                <w:rFonts w:ascii="Arial" w:hAnsi="Arial" w:cs="Arial"/>
+                <w:sz w:val="16"/>
+                <w:szCs w:val="16"/>
+                <w:lang w:val="ru-RU"/>
+              </w:rPr>
+              <w:t>м.р</w:t>
+            </w:r>
+            <w:proofErr w:type="spellEnd"/>
+            <w:r>
+              <w:rPr>
+                <w:rFonts w:ascii="Arial" w:hAnsi="Arial" w:cs="Arial"/>
+                <w:sz w:val="16"/>
+                <w:szCs w:val="16"/>
+                <w:lang w:val="ru-RU"/>
+              </w:rPr>
+              <w:t xml:space="preserve">.: Днепропетровская обл., ст. </w:t>
+            </w:r>
+            <w:proofErr w:type="spellStart"/>
+            <w:r>
+              <w:rPr>
+                <w:rFonts w:ascii="Arial" w:hAnsi="Arial" w:cs="Arial"/>
+                <w:sz w:val="16"/>
+                <w:szCs w:val="16"/>
+                <w:lang w:val="ru-RU"/>
+              </w:rPr>
+              <w:t>Кенаровка</w:t>
+            </w:r>
+            <w:proofErr w:type="spellEnd"/>
+            <w:r>
+              <w:rPr>
+                <w:rFonts w:ascii="Arial" w:hAnsi="Arial" w:cs="Arial"/>
+                <w:sz w:val="16"/>
+                <w:szCs w:val="16"/>
+                <w:lang w:val="ru-RU"/>
+              </w:rPr>
+              <w:t>, болгарка. Обвинение: как ЧСИР. Приговор: ОСО при НКВД СССР, 08.07.1938</w:t>
+            </w:r>
+            <w:r>
+              <w:rPr>
+                <w:rFonts w:ascii="Arial" w:hAnsi="Arial" w:cs="Arial"/>
+                <w:sz w:val="16"/>
+                <w:szCs w:val="16"/>
+                <w:lang w:val="ru-RU"/>
+              </w:rPr>
+              <w:t xml:space="preserve"> – </w:t>
+            </w:r>
+            <w:r>
+              <w:rPr>
+                <w:rFonts w:ascii="Arial" w:hAnsi="Arial" w:cs="Arial"/>
+                <w:sz w:val="16"/>
+                <w:szCs w:val="16"/>
+                <w:lang w:val="ru-RU"/>
+              </w:rPr>
+              <w:t xml:space="preserve">к 5 годам ИТЛ. Прибыла в Акмолинское ЛО _14.10.1938_ из тюрьмы </w:t>
+            </w:r>
+            <w:proofErr w:type="spellStart"/>
+            <w:r>
+              <w:rPr>
+                <w:rFonts w:ascii="Arial" w:hAnsi="Arial" w:cs="Arial"/>
+                <w:sz w:val="16"/>
+                <w:szCs w:val="16"/>
+                <w:lang w:val="ru-RU"/>
+              </w:rPr>
+              <w:t>г.Днепропетровска</w:t>
+            </w:r>
+            <w:proofErr w:type="spellEnd"/>
+            <w:r>
+              <w:rPr>
+                <w:rFonts w:ascii="Arial" w:hAnsi="Arial" w:cs="Arial"/>
+                <w:sz w:val="16"/>
+                <w:szCs w:val="16"/>
+                <w:lang w:val="ru-RU"/>
+              </w:rPr>
+              <w:t xml:space="preserve">. В </w:t>
+            </w:r>
+            <w:proofErr w:type="spellStart"/>
+            <w:r>
+              <w:rPr>
+                <w:rFonts w:ascii="Arial" w:hAnsi="Arial" w:cs="Arial"/>
+                <w:sz w:val="16"/>
+                <w:szCs w:val="16"/>
+                <w:lang w:val="ru-RU"/>
+              </w:rPr>
+              <w:t>АЛЖИРе</w:t>
+            </w:r>
+            <w:proofErr w:type="spellEnd"/>
+            <w:r>
+              <w:rPr>
+                <w:rFonts w:ascii="Arial" w:hAnsi="Arial" w:cs="Arial"/>
+                <w:sz w:val="16"/>
+                <w:szCs w:val="16"/>
+                <w:lang w:val="ru-RU"/>
+              </w:rPr>
+              <w:t xml:space="preserve"> находилась до _21.04.</w:t>
+            </w:r>
+            <w:proofErr w:type="gramStart"/>
+            <w:r>
+              <w:rPr>
+                <w:rFonts w:ascii="Arial" w:hAnsi="Arial" w:cs="Arial"/>
+                <w:sz w:val="16"/>
+                <w:szCs w:val="16"/>
+                <w:lang w:val="ru-RU"/>
+              </w:rPr>
+              <w:t>1939._, Умерла</w:t>
+            </w:r>
+            <w:proofErr w:type="gramEnd"/>
+            <w:r>
+              <w:rPr>
+                <w:rFonts w:ascii="Arial" w:hAnsi="Arial" w:cs="Arial"/>
+                <w:sz w:val="16"/>
+                <w:szCs w:val="16"/>
+                <w:lang w:val="ru-RU"/>
+              </w:rPr>
+              <w:t xml:space="preserve"> _21.04.</w:t>
+            </w:r>
+            <w:proofErr w:type="gramStart"/>
+            <w:r>
+              <w:rPr>
+                <w:rFonts w:ascii="Arial" w:hAnsi="Arial" w:cs="Arial"/>
+                <w:sz w:val="16"/>
+                <w:szCs w:val="16"/>
+                <w:lang w:val="ru-RU"/>
+              </w:rPr>
+              <w:t>1939._</w:t>
+            </w:r>
+            <w:proofErr w:type="gramEnd"/>
           </w:p>
           <w:p>
             <w:pPr>
@@ -6666,89 +7747,6 @@
             <w:r>
               <w:rPr>
                 <w:rFonts w:ascii="Arial" w:hAnsi="Arial" w:cs="Arial"/>
-                <w:sz w:val="16"/>
-                <w:szCs w:val="16"/>
-                <w:lang w:val="ru-RU"/>
-              </w:rPr>
-              <w:lastRenderedPageBreak/>
-              <w:t>Приговор: особая тройка при УНКВД по Краснодарскому краю, 26.09.1938</w:t>
-            </w:r>
-            <w:r>
-              <w:rPr>
-                <w:rFonts w:ascii="Arial" w:hAnsi="Arial" w:cs="Arial"/>
-                <w:sz w:val="16"/>
-                <w:szCs w:val="16"/>
-                <w:lang w:val="ru-RU"/>
-              </w:rPr>
-              <w:t xml:space="preserve"> – </w:t>
-            </w:r>
-            <w:r>
-              <w:rPr>
-                <w:rFonts w:ascii="Arial" w:hAnsi="Arial" w:cs="Arial"/>
-                <w:sz w:val="16"/>
-                <w:szCs w:val="16"/>
-                <w:lang w:val="ru-RU"/>
-              </w:rPr>
-              <w:t>ВМН с конфискацией всего лично ей принадлежащего имущества</w:t>
-            </w:r>
-          </w:p>
-          <w:p>
-            <w:pPr>
-              <w:pStyle w:val="NormalWeb"/>
-              <w:shd w:val="clear" w:color="auto" w:fill="FFFFFF"/>
-              <w:spacing w:before="0" w:beforeAutospacing="0" w:after="0" w:afterAutospacing="0"/>
-              <w:textAlignment w:val="baseline"/>
-              <w:rPr>
-                <w:rFonts w:ascii="Arial" w:hAnsi="Arial" w:cs="Arial"/>
-                <w:sz w:val="16"/>
-                <w:szCs w:val="16"/>
-                <w:lang w:val="ru-RU"/>
-              </w:rPr>
-            </w:pPr>
-            <w:r>
-              <w:rPr>
-                <w:rFonts w:ascii="Arial" w:hAnsi="Arial" w:cs="Arial"/>
-                <w:sz w:val="16"/>
-                <w:szCs w:val="16"/>
-                <w:lang w:val="ru-RU"/>
-              </w:rPr>
-              <w:t>Расстреляна 04.10.1938</w:t>
-            </w:r>
-            <w:r>
-              <w:rPr>
-                <w:rFonts w:ascii="Arial" w:hAnsi="Arial" w:cs="Arial"/>
-                <w:sz w:val="16"/>
-                <w:szCs w:val="16"/>
-                <w:lang w:val="ru-RU"/>
-              </w:rPr>
-              <w:t xml:space="preserve">. </w:t>
-            </w:r>
-            <w:r>
-              <w:rPr>
-                <w:rFonts w:ascii="Arial" w:hAnsi="Arial" w:cs="Arial"/>
-                <w:sz w:val="16"/>
-                <w:szCs w:val="16"/>
-                <w:lang w:val="ru-RU"/>
-              </w:rPr>
-              <w:t>Реабилитация: военным трибуналом СКВО, 15.06.1963</w:t>
-            </w:r>
-          </w:p>
-          <w:p>
-            <w:pPr>
-              <w:pStyle w:val="NormalWeb"/>
-              <w:shd w:val="clear" w:color="auto" w:fill="FFFFFF"/>
-              <w:spacing w:before="0" w:beforeAutospacing="0" w:after="0" w:afterAutospacing="0"/>
-              <w:textAlignment w:val="baseline"/>
-              <w:rPr>
-                <w:rFonts w:ascii="Arial" w:hAnsi="Arial" w:cs="Arial"/>
-                <w:sz w:val="16"/>
-                <w:szCs w:val="16"/>
-                <w:lang w:val="ru-RU"/>
-              </w:rPr>
-            </w:pPr>
-            <w:r>
-              <w:rPr>
-                <w:rFonts w:ascii="Arial" w:hAnsi="Arial" w:cs="Arial"/>
                 <w:b/>
                 <w:bCs/>
                 <w:sz w:val="16"/>
@@ -6766,29 +7764,31 @@
                 <w:szCs w:val="16"/>
                 <w:lang w:val="ru-RU"/>
               </w:rPr>
-              <w:t>Книга памяти Краснодарского края</w:t>
-            </w:r>
-            <w:r>
-              <w:rPr>
-                <w:rFonts w:ascii="Arial" w:hAnsi="Arial" w:cs="Arial"/>
-                <w:b/>
-                <w:bCs/>
-                <w:sz w:val="16"/>
-                <w:szCs w:val="16"/>
-                <w:lang w:val="ru-RU"/>
-              </w:rPr>
-              <w:t>,</w:t>
-            </w:r>
-            <w:r>
-              <w:rPr>
-                <w:rFonts w:ascii="Arial" w:hAnsi="Arial" w:cs="Arial"/>
-                <w:b/>
-                <w:bCs/>
-                <w:sz w:val="16"/>
-                <w:szCs w:val="16"/>
-                <w:lang w:val="ru-RU"/>
-              </w:rPr>
-              <w:t xml:space="preserve"> т.1</w:t>
+              <w:t xml:space="preserve">Книга памяти "Узницы </w:t>
+            </w:r>
+            <w:proofErr w:type="spellStart"/>
+            <w:r>
+              <w:rPr>
+                <w:rFonts w:ascii="Arial" w:hAnsi="Arial" w:cs="Arial"/>
+                <w:b/>
+                <w:bCs/>
+                <w:sz w:val="16"/>
+                <w:szCs w:val="16"/>
+                <w:lang w:val="ru-RU"/>
+              </w:rPr>
+              <w:t>АЛЖИРа</w:t>
+            </w:r>
+            <w:proofErr w:type="spellEnd"/>
+            <w:r>
+              <w:rPr>
+                <w:rFonts w:ascii="Arial" w:hAnsi="Arial" w:cs="Arial"/>
+                <w:b/>
+                <w:bCs/>
+                <w:sz w:val="16"/>
+                <w:szCs w:val="16"/>
+                <w:lang w:val="ru-RU"/>
+              </w:rPr>
+              <w:t>"</w:t>
             </w:r>
             <w:r>
               <w:rPr>
@@ -6829,6 +7829,9 @@
         </w:tc>
       </w:tr>
       <w:tr>
+        <w:trPr>
+          <w:trHeight w:val="20"/>
+        </w:trPr>
         <w:tc>
           <w:tcPr>
             <w:tcW w:w="11160" w:type="dxa"/>
@@ -6837,72 +7840,6 @@
               <w:bottom w:val="double" w:sz="1" w:space="0" w:color="808080"/>
               <w:right w:val="double" w:sz="2" w:space="0" w:color="808080"/>
             </w:tcBorders>
-            <w:shd w:val="clear" w:color="auto" w:fill="auto"/>
-            <w:vAlign w:val="center"/>
-          </w:tcPr>
-          <w:p>
-            <w:pPr>
-              <w:pStyle w:val="BodyText"/>
-              <w:pBdr>
-                <w:top w:val="none" w:sz="0" w:space="0" w:color="000000"/>
-                <w:left w:val="none" w:sz="0" w:space="0" w:color="000000"/>
-                <w:bottom w:val="none" w:sz="0" w:space="0" w:color="000000"/>
-                <w:right w:val="none" w:sz="0" w:space="0" w:color="000000"/>
-              </w:pBdr>
-              <w:snapToGrid w:val="0"/>
-              <w:spacing w:after="0" w:line="240" w:lineRule="auto"/>
-              <w:rPr>
-                <w:rFonts w:ascii="Arial" w:hAnsi="Arial" w:cs="Arial"/>
-                <w:sz w:val="16"/>
-                <w:szCs w:val="16"/>
-                <w:lang w:val="ru-RU"/>
-              </w:rPr>
-            </w:pPr>
-          </w:p>
-          <w:p>
-            <w:pPr>
-              <w:pStyle w:val="BodyText"/>
-              <w:pBdr>
-                <w:top w:val="none" w:sz="0" w:space="0" w:color="000000"/>
-                <w:left w:val="none" w:sz="0" w:space="0" w:color="000000"/>
-                <w:bottom w:val="none" w:sz="0" w:space="0" w:color="000000"/>
-                <w:right w:val="none" w:sz="0" w:space="0" w:color="000000"/>
-              </w:pBdr>
-              <w:snapToGrid w:val="0"/>
-              <w:spacing w:after="0" w:line="240" w:lineRule="auto"/>
-              <w:rPr>
-                <w:rFonts w:ascii="Arial" w:hAnsi="Arial" w:cs="Arial"/>
-                <w:b/>
-                <w:bCs/>
-                <w:sz w:val="18"/>
-                <w:szCs w:val="18"/>
-                <w:lang w:val="ru-RU"/>
-              </w:rPr>
-            </w:pPr>
-            <w:r>
-              <w:rPr>
-                <w:rFonts w:ascii="Arial" w:hAnsi="Arial" w:cs="Arial"/>
-                <w:b/>
-                <w:bCs/>
-                <w:sz w:val="18"/>
-                <w:szCs w:val="18"/>
-                <w:lang w:val="ru-RU"/>
-              </w:rPr>
-              <w:t>ПОГИБЛИ В ЗАКЛЮЧЕНИИ</w:t>
-            </w:r>
-          </w:p>
-        </w:tc>
-      </w:tr>
-      <w:tr>
-        <w:tc>
-          <w:tcPr>
-            <w:tcW w:w="11160" w:type="dxa"/>
-            <w:tcBorders>
-              <w:left w:val="double" w:sz="1" w:space="0" w:color="808080"/>
-              <w:bottom w:val="double" w:sz="1" w:space="0" w:color="808080"/>
-              <w:right w:val="double" w:sz="2" w:space="0" w:color="808080"/>
-            </w:tcBorders>
-            <w:shd w:val="clear" w:color="auto" w:fill="auto"/>
             <w:vAlign w:val="center"/>
           </w:tcPr>
           <w:p>
@@ -6916,6 +7853,7 @@
               </w:rPr>
             </w:pPr>
             <w:hyperlink r:id="rId29" w:history="1">
+              <w:proofErr w:type="spellStart"/>
               <w:r>
                 <w:rPr>
                   <w:rStyle w:val="Hyperlink"/>
@@ -6929,7 +7867,55 @@
                   <w:shd w:val="clear" w:color="auto" w:fill="FFFFFF"/>
                   <w:lang w:val="ru-RU"/>
                 </w:rPr>
-                <w:t>Дмитрева Анна Павловна</w:t>
+                <w:t>Михова</w:t>
+              </w:r>
+              <w:proofErr w:type="spellEnd"/>
+              <w:r>
+                <w:rPr>
+                  <w:rStyle w:val="Hyperlink"/>
+                  <w:rFonts w:ascii="Arial" w:hAnsi="Arial" w:cs="Arial"/>
+                  <w:b/>
+                  <w:bCs/>
+                  <w:color w:val="auto"/>
+                  <w:sz w:val="16"/>
+                  <w:szCs w:val="16"/>
+                  <w:bdr w:val="none" w:sz="0" w:space="0" w:color="auto" w:frame="1"/>
+                  <w:shd w:val="clear" w:color="auto" w:fill="FFFFFF"/>
+                  <w:lang w:val="ru-RU"/>
+                </w:rPr>
+                <w:t xml:space="preserve"> (</w:t>
+              </w:r>
+              <w:proofErr w:type="spellStart"/>
+              <w:r>
+                <w:rPr>
+                  <w:rStyle w:val="Hyperlink"/>
+                  <w:rFonts w:ascii="Arial" w:hAnsi="Arial" w:cs="Arial"/>
+                  <w:b/>
+                  <w:bCs/>
+                  <w:color w:val="auto"/>
+                  <w:sz w:val="16"/>
+                  <w:szCs w:val="16"/>
+                  <w:bdr w:val="none" w:sz="0" w:space="0" w:color="auto" w:frame="1"/>
+                  <w:shd w:val="clear" w:color="auto" w:fill="FFFFFF"/>
+                  <w:lang w:val="ru-RU"/>
+                </w:rPr>
+                <w:t>Партилова</w:t>
+              </w:r>
+              <w:proofErr w:type="spellEnd"/>
+              <w:r>
+                <w:rPr>
+                  <w:rStyle w:val="Hyperlink"/>
+                  <w:rFonts w:ascii="Arial" w:hAnsi="Arial" w:cs="Arial"/>
+                  <w:b/>
+                  <w:bCs/>
+                  <w:color w:val="auto"/>
+                  <w:sz w:val="16"/>
+                  <w:szCs w:val="16"/>
+                  <w:bdr w:val="none" w:sz="0" w:space="0" w:color="auto" w:frame="1"/>
+                  <w:shd w:val="clear" w:color="auto" w:fill="FFFFFF"/>
+                  <w:lang w:val="ru-RU"/>
+                </w:rPr>
+                <w:t>) Марина Андреевна</w:t>
               </w:r>
             </w:hyperlink>
             <w:r>
@@ -6950,7 +7936,7 @@
                 <w:szCs w:val="16"/>
                 <w:lang w:val="ru-RU"/>
               </w:rPr>
-              <w:t>42 года</w:t>
+              <w:t>60 лет</w:t>
             </w:r>
             <w:r>
               <w:rPr>
@@ -6982,7 +7968,112 @@
                 <w:szCs w:val="16"/>
                 <w:lang w:val="ru-RU"/>
               </w:rPr>
-              <w:t>1897 г.р., м.р.: Днепропетровская обл., ст. Кенаровка, болгарка. Обвинение: как ЧСИР. Приговор: ОСО при НКВД СССР, 08.07.1938</w:t>
+              <w:t xml:space="preserve">1889 г.р., </w:t>
+            </w:r>
+            <w:proofErr w:type="spellStart"/>
+            <w:r>
+              <w:rPr>
+                <w:rFonts w:ascii="Arial" w:hAnsi="Arial" w:cs="Arial"/>
+                <w:sz w:val="16"/>
+                <w:szCs w:val="16"/>
+                <w:lang w:val="ru-RU"/>
+              </w:rPr>
+              <w:t>м.р</w:t>
+            </w:r>
+            <w:proofErr w:type="spellEnd"/>
+            <w:r>
+              <w:rPr>
+                <w:rFonts w:ascii="Arial" w:hAnsi="Arial" w:cs="Arial"/>
+                <w:sz w:val="16"/>
+                <w:szCs w:val="16"/>
+                <w:lang w:val="ru-RU"/>
+              </w:rPr>
+              <w:t xml:space="preserve">.: Крымская обл., </w:t>
+            </w:r>
+            <w:proofErr w:type="spellStart"/>
+            <w:r>
+              <w:rPr>
+                <w:rFonts w:ascii="Arial" w:hAnsi="Arial" w:cs="Arial"/>
+                <w:sz w:val="16"/>
+                <w:szCs w:val="16"/>
+                <w:lang w:val="ru-RU"/>
+              </w:rPr>
+              <w:t>болгарка</w:t>
+            </w:r>
+            <w:r>
+              <w:rPr>
+                <w:rFonts w:ascii="Arial" w:hAnsi="Arial" w:cs="Arial"/>
+                <w:sz w:val="16"/>
+                <w:szCs w:val="16"/>
+                <w:lang w:val="ru-RU"/>
+              </w:rPr>
+              <w:t>л</w:t>
+            </w:r>
+            <w:proofErr w:type="spellEnd"/>
+            <w:r>
+              <w:rPr>
+                <w:rFonts w:ascii="Arial" w:hAnsi="Arial" w:cs="Arial"/>
+                <w:sz w:val="16"/>
+                <w:szCs w:val="16"/>
+                <w:lang w:val="ru-RU"/>
+              </w:rPr>
+              <w:t xml:space="preserve"> </w:t>
+            </w:r>
+            <w:proofErr w:type="spellStart"/>
+            <w:r>
+              <w:rPr>
+                <w:rFonts w:ascii="Arial" w:hAnsi="Arial" w:cs="Arial"/>
+                <w:sz w:val="16"/>
+                <w:szCs w:val="16"/>
+                <w:lang w:val="ru-RU"/>
+              </w:rPr>
+              <w:t>прож</w:t>
+            </w:r>
+            <w:proofErr w:type="spellEnd"/>
+            <w:r>
+              <w:rPr>
+                <w:rFonts w:ascii="Arial" w:hAnsi="Arial" w:cs="Arial"/>
+                <w:sz w:val="16"/>
+                <w:szCs w:val="16"/>
+                <w:lang w:val="ru-RU"/>
+              </w:rPr>
+              <w:t>.</w:t>
+            </w:r>
+            <w:r>
+              <w:rPr>
+                <w:rFonts w:ascii="Arial" w:hAnsi="Arial" w:cs="Arial"/>
+                <w:sz w:val="16"/>
+                <w:szCs w:val="16"/>
+                <w:lang w:val="ru-RU"/>
+              </w:rPr>
+              <w:t>:</w:t>
+            </w:r>
+            <w:r>
+              <w:rPr>
+                <w:rFonts w:ascii="Arial" w:hAnsi="Arial" w:cs="Arial"/>
+                <w:sz w:val="16"/>
+                <w:szCs w:val="16"/>
+                <w:lang w:val="ru-RU"/>
+              </w:rPr>
+              <w:t xml:space="preserve"> Крымская обл., с. Кринички болгарские</w:t>
+            </w:r>
+            <w:r>
+              <w:rPr>
+                <w:rFonts w:ascii="Arial" w:hAnsi="Arial" w:cs="Arial"/>
+                <w:sz w:val="16"/>
+                <w:szCs w:val="16"/>
+                <w:lang w:val="ru-RU"/>
+              </w:rPr>
+              <w:t xml:space="preserve">. </w:t>
+            </w:r>
+            <w:r>
+              <w:rPr>
+                <w:rFonts w:ascii="Arial" w:hAnsi="Arial" w:cs="Arial"/>
+                <w:sz w:val="16"/>
+                <w:szCs w:val="16"/>
+                <w:lang w:val="ru-RU"/>
+              </w:rPr>
+              <w:t>Обвинение: национальная принадлежность</w:t>
             </w:r>
             <w:r>
               <w:rPr>
@@ -7000,7 +8091,7 @@
                 <w:szCs w:val="16"/>
                 <w:lang w:val="ru-RU"/>
               </w:rPr>
-              <w:t>к 5 годам ИТЛ. Прибыла в Акмолинское ЛО _14.10.1938_ из тюрьмы г.Днепропетровска. В АЛЖИРе находилась до _21.04.1939._, Умерла _21.04.1939._</w:t>
+              <w:t>болгарка</w:t>
             </w:r>
           </w:p>
           <w:p>
@@ -7019,6 +8110,108 @@
             <w:r>
               <w:rPr>
                 <w:rFonts w:ascii="Arial" w:hAnsi="Arial" w:cs="Arial"/>
+                <w:sz w:val="16"/>
+                <w:szCs w:val="16"/>
+                <w:lang w:val="ru-RU"/>
+              </w:rPr>
+              <w:t>Приговор: 1944</w:t>
+            </w:r>
+            <w:r>
+              <w:rPr>
+                <w:rFonts w:ascii="Arial" w:hAnsi="Arial" w:cs="Arial"/>
+                <w:sz w:val="16"/>
+                <w:szCs w:val="16"/>
+                <w:lang w:val="ru-RU"/>
+              </w:rPr>
+              <w:t xml:space="preserve"> – </w:t>
+            </w:r>
+            <w:r>
+              <w:rPr>
+                <w:rFonts w:ascii="Arial" w:hAnsi="Arial" w:cs="Arial"/>
+                <w:sz w:val="16"/>
+                <w:szCs w:val="16"/>
+                <w:lang w:val="ru-RU"/>
+              </w:rPr>
+              <w:t xml:space="preserve">высылка на спецпоселение в Башкирскую АССР, г. Ишимбай, п. </w:t>
+            </w:r>
+            <w:proofErr w:type="spellStart"/>
+            <w:r>
+              <w:rPr>
+                <w:rFonts w:ascii="Arial" w:hAnsi="Arial" w:cs="Arial"/>
+                <w:sz w:val="16"/>
+                <w:szCs w:val="16"/>
+                <w:lang w:val="ru-RU"/>
+              </w:rPr>
+              <w:t>Кинезбулатово</w:t>
+            </w:r>
+            <w:proofErr w:type="spellEnd"/>
+            <w:r>
+              <w:rPr>
+                <w:rFonts w:ascii="Arial" w:hAnsi="Arial" w:cs="Arial"/>
+                <w:sz w:val="16"/>
+                <w:szCs w:val="16"/>
+                <w:lang w:val="ru-RU"/>
+              </w:rPr>
+              <w:t>, умерла на спецпоселении 24.05.1949</w:t>
+            </w:r>
+          </w:p>
+          <w:p>
+            <w:pPr>
+              <w:pStyle w:val="NormalWeb"/>
+              <w:shd w:val="clear" w:color="auto" w:fill="FFFFFF"/>
+              <w:spacing w:before="0" w:beforeAutospacing="0" w:after="0" w:afterAutospacing="0"/>
+              <w:textAlignment w:val="baseline"/>
+              <w:rPr>
+                <w:rFonts w:ascii="Arial" w:hAnsi="Arial" w:cs="Arial"/>
+                <w:sz w:val="16"/>
+                <w:szCs w:val="16"/>
+                <w:lang w:val="ru-RU"/>
+              </w:rPr>
+            </w:pPr>
+            <w:r>
+              <w:rPr>
+                <w:rFonts w:ascii="Arial" w:hAnsi="Arial" w:cs="Arial"/>
+                <w:sz w:val="16"/>
+                <w:szCs w:val="16"/>
+                <w:lang w:val="ru-RU"/>
+              </w:rPr>
+              <w:t>Реабилитация: МВД Республики Башкортостан, 27.01.2016</w:t>
+            </w:r>
+            <w:r>
+              <w:rPr>
+                <w:rFonts w:ascii="Arial" w:hAnsi="Arial" w:cs="Arial"/>
+                <w:sz w:val="16"/>
+                <w:szCs w:val="16"/>
+                <w:lang w:val="ru-RU"/>
+              </w:rPr>
+              <w:t xml:space="preserve"> – </w:t>
+            </w:r>
+            <w:r>
+              <w:rPr>
+                <w:rFonts w:ascii="Arial" w:hAnsi="Arial" w:cs="Arial"/>
+                <w:sz w:val="16"/>
+                <w:szCs w:val="16"/>
+                <w:lang w:val="ru-RU"/>
+              </w:rPr>
+              <w:t>Закон РФ от 18.10.1991</w:t>
+            </w:r>
+          </w:p>
+          <w:p>
+            <w:pPr>
+              <w:pStyle w:val="NormalWeb"/>
+              <w:shd w:val="clear" w:color="auto" w:fill="FFFFFF"/>
+              <w:spacing w:before="0" w:beforeAutospacing="0" w:after="0" w:afterAutospacing="0"/>
+              <w:textAlignment w:val="baseline"/>
+              <w:rPr>
+                <w:rFonts w:ascii="Arial" w:hAnsi="Arial" w:cs="Arial"/>
+                <w:sz w:val="16"/>
+                <w:szCs w:val="16"/>
+                <w:lang w:val="ru-RU"/>
+              </w:rPr>
+            </w:pPr>
+            <w:r>
+              <w:rPr>
+                <w:rFonts w:ascii="Arial" w:hAnsi="Arial" w:cs="Arial"/>
                 <w:b/>
                 <w:bCs/>
                 <w:sz w:val="16"/>
@@ -7036,7 +8229,7 @@
                 <w:szCs w:val="16"/>
                 <w:lang w:val="ru-RU"/>
               </w:rPr>
-              <w:t>Книга памяти "Узницы АЛЖИРа"</w:t>
+              <w:t>Архив НИПЦ "Мемориал" (Москва)</w:t>
             </w:r>
             <w:r>
               <w:rPr>
@@ -7088,7 +8281,6 @@
               <w:bottom w:val="double" w:sz="1" w:space="0" w:color="808080"/>
               <w:right w:val="double" w:sz="2" w:space="0" w:color="808080"/>
             </w:tcBorders>
-            <w:shd w:val="clear" w:color="auto" w:fill="auto"/>
             <w:vAlign w:val="center"/>
           </w:tcPr>
           <w:p>
@@ -7102,6 +8294,7 @@
               </w:rPr>
             </w:pPr>
             <w:hyperlink r:id="rId31" w:history="1">
+              <w:proofErr w:type="spellStart"/>
               <w:r>
                 <w:rPr>
                   <w:rStyle w:val="Hyperlink"/>
@@ -7115,7 +8308,23 @@
                   <w:shd w:val="clear" w:color="auto" w:fill="FFFFFF"/>
                   <w:lang w:val="ru-RU"/>
                 </w:rPr>
-                <w:t>Михова (Партилова) Марина Андреевна</w:t>
+                <w:t>Паличева</w:t>
+              </w:r>
+              <w:proofErr w:type="spellEnd"/>
+              <w:r>
+                <w:rPr>
+                  <w:rStyle w:val="Hyperlink"/>
+                  <w:rFonts w:ascii="Arial" w:hAnsi="Arial" w:cs="Arial"/>
+                  <w:b/>
+                  <w:bCs/>
+                  <w:color w:val="auto"/>
+                  <w:sz w:val="16"/>
+                  <w:szCs w:val="16"/>
+                  <w:bdr w:val="none" w:sz="0" w:space="0" w:color="auto" w:frame="1"/>
+                  <w:shd w:val="clear" w:color="auto" w:fill="FFFFFF"/>
+                  <w:lang w:val="ru-RU"/>
+                </w:rPr>
+                <w:t xml:space="preserve"> Прасковья Андреевна</w:t>
               </w:r>
             </w:hyperlink>
             <w:r>
@@ -7136,7 +8345,7 @@
                 <w:szCs w:val="16"/>
                 <w:lang w:val="ru-RU"/>
               </w:rPr>
-              <w:t>60 лет</w:t>
+              <w:t>42 года</w:t>
             </w:r>
             <w:r>
               <w:rPr>
@@ -7168,43 +8377,76 @@
                 <w:szCs w:val="16"/>
                 <w:lang w:val="ru-RU"/>
               </w:rPr>
-              <w:t>1889 г.р., м.р.: Крымская обл., болгарка</w:t>
-            </w:r>
-            <w:r>
-              <w:rPr>
-                <w:rFonts w:ascii="Arial" w:hAnsi="Arial" w:cs="Arial"/>
-                <w:sz w:val="16"/>
-                <w:szCs w:val="16"/>
-                <w:lang w:val="ru-RU"/>
-              </w:rPr>
-              <w:t xml:space="preserve">л </w:t>
-            </w:r>
-            <w:r>
-              <w:rPr>
-                <w:rFonts w:ascii="Arial" w:hAnsi="Arial" w:cs="Arial"/>
-                <w:sz w:val="16"/>
-                <w:szCs w:val="16"/>
-                <w:lang w:val="ru-RU"/>
-              </w:rPr>
-              <w:t>прож.</w:t>
-            </w:r>
-            <w:r>
-              <w:rPr>
-                <w:rFonts w:ascii="Arial" w:hAnsi="Arial" w:cs="Arial"/>
-                <w:sz w:val="16"/>
-                <w:szCs w:val="16"/>
-                <w:lang w:val="ru-RU"/>
-              </w:rPr>
-              <w:t>:</w:t>
-            </w:r>
-            <w:r>
-              <w:rPr>
-                <w:rFonts w:ascii="Arial" w:hAnsi="Arial" w:cs="Arial"/>
-                <w:sz w:val="16"/>
-                <w:szCs w:val="16"/>
-                <w:lang w:val="ru-RU"/>
-              </w:rPr>
-              <w:t xml:space="preserve"> Крымская обл., с. Кринички болгарские</w:t>
+              <w:t xml:space="preserve">1906 г.р., </w:t>
+            </w:r>
+            <w:proofErr w:type="spellStart"/>
+            <w:r>
+              <w:rPr>
+                <w:rFonts w:ascii="Arial" w:hAnsi="Arial" w:cs="Arial"/>
+                <w:sz w:val="16"/>
+                <w:szCs w:val="16"/>
+                <w:lang w:val="ru-RU"/>
+              </w:rPr>
+              <w:t>м.р</w:t>
+            </w:r>
+            <w:proofErr w:type="spellEnd"/>
+            <w:r>
+              <w:rPr>
+                <w:rFonts w:ascii="Arial" w:hAnsi="Arial" w:cs="Arial"/>
+                <w:sz w:val="16"/>
+                <w:szCs w:val="16"/>
+                <w:lang w:val="ru-RU"/>
+              </w:rPr>
+              <w:t xml:space="preserve">.: Крымская обл., с. </w:t>
+            </w:r>
+            <w:proofErr w:type="spellStart"/>
+            <w:r>
+              <w:rPr>
+                <w:rFonts w:ascii="Arial" w:hAnsi="Arial" w:cs="Arial"/>
+                <w:sz w:val="16"/>
+                <w:szCs w:val="16"/>
+                <w:lang w:val="ru-RU"/>
+              </w:rPr>
+              <w:t>Сейджиут</w:t>
+            </w:r>
+            <w:proofErr w:type="spellEnd"/>
+            <w:r>
+              <w:rPr>
+                <w:rFonts w:ascii="Arial" w:hAnsi="Arial" w:cs="Arial"/>
+                <w:sz w:val="16"/>
+                <w:szCs w:val="16"/>
+                <w:lang w:val="ru-RU"/>
+              </w:rPr>
+              <w:t>, болгарка</w:t>
+            </w:r>
+            <w:r>
+              <w:rPr>
+                <w:rFonts w:ascii="Arial" w:hAnsi="Arial" w:cs="Arial"/>
+                <w:sz w:val="16"/>
+                <w:szCs w:val="16"/>
+                <w:lang w:val="ru-RU"/>
+              </w:rPr>
+              <w:t xml:space="preserve">, </w:t>
+            </w:r>
+            <w:proofErr w:type="spellStart"/>
+            <w:r>
+              <w:rPr>
+                <w:rFonts w:ascii="Arial" w:hAnsi="Arial" w:cs="Arial"/>
+                <w:sz w:val="16"/>
+                <w:szCs w:val="16"/>
+                <w:lang w:val="ru-RU"/>
+              </w:rPr>
+              <w:t>прож</w:t>
+            </w:r>
+            <w:proofErr w:type="spellEnd"/>
+            <w:r>
+              <w:rPr>
+                <w:rFonts w:ascii="Arial" w:hAnsi="Arial" w:cs="Arial"/>
+                <w:sz w:val="16"/>
+                <w:szCs w:val="16"/>
+                <w:lang w:val="ru-RU"/>
+              </w:rPr>
+              <w:t>.: Крымская обл., с. Кринички болгарские</w:t>
             </w:r>
             <w:r>
               <w:rPr>
@@ -7222,7 +8464,43 @@
                 <w:szCs w:val="16"/>
                 <w:lang w:val="ru-RU"/>
               </w:rPr>
-              <w:t>Обвинение: национальная принадлежность</w:t>
+              <w:t xml:space="preserve">Обвинение: национальная принадлежность </w:t>
+            </w:r>
+            <w:r>
+              <w:rPr>
+                <w:rFonts w:ascii="Arial" w:hAnsi="Arial" w:cs="Arial"/>
+                <w:sz w:val="16"/>
+                <w:szCs w:val="16"/>
+                <w:lang w:val="ru-RU"/>
+              </w:rPr>
+              <w:t>–</w:t>
+            </w:r>
+            <w:r>
+              <w:rPr>
+                <w:rFonts w:ascii="Arial" w:hAnsi="Arial" w:cs="Arial"/>
+                <w:sz w:val="16"/>
+                <w:szCs w:val="16"/>
+                <w:lang w:val="ru-RU"/>
+              </w:rPr>
+              <w:t xml:space="preserve"> болгарка</w:t>
+            </w:r>
+            <w:r>
+              <w:rPr>
+                <w:rFonts w:ascii="Arial" w:hAnsi="Arial" w:cs="Arial"/>
+                <w:sz w:val="16"/>
+                <w:szCs w:val="16"/>
+                <w:lang w:val="ru-RU"/>
+              </w:rPr>
+              <w:t xml:space="preserve">. </w:t>
+            </w:r>
+            <w:r>
+              <w:rPr>
+                <w:rFonts w:ascii="Arial" w:hAnsi="Arial" w:cs="Arial"/>
+                <w:sz w:val="16"/>
+                <w:szCs w:val="16"/>
+                <w:lang w:val="ru-RU"/>
+              </w:rPr>
+              <w:t>Приговор: 1944</w:t>
             </w:r>
             <w:r>
               <w:rPr>
@@ -7240,7 +8518,27 @@
                 <w:szCs w:val="16"/>
                 <w:lang w:val="ru-RU"/>
               </w:rPr>
-              <w:t>болгарка</w:t>
+              <w:t xml:space="preserve">высылка на спецпоселение в Башкирскую АССР, г. Ишимбай, п. </w:t>
+            </w:r>
+            <w:proofErr w:type="spellStart"/>
+            <w:r>
+              <w:rPr>
+                <w:rFonts w:ascii="Arial" w:hAnsi="Arial" w:cs="Arial"/>
+                <w:sz w:val="16"/>
+                <w:szCs w:val="16"/>
+                <w:lang w:val="ru-RU"/>
+              </w:rPr>
+              <w:t>Кинезбулатово</w:t>
+            </w:r>
+            <w:proofErr w:type="spellEnd"/>
+            <w:r>
+              <w:rPr>
+                <w:rFonts w:ascii="Arial" w:hAnsi="Arial" w:cs="Arial"/>
+                <w:sz w:val="16"/>
+                <w:szCs w:val="16"/>
+                <w:lang w:val="ru-RU"/>
+              </w:rPr>
+              <w:t>, умерла на спецпоселении 27.04.1948</w:t>
             </w:r>
           </w:p>
           <w:p>
@@ -7263,48 +8561,7 @@
                 <w:szCs w:val="16"/>
                 <w:lang w:val="ru-RU"/>
               </w:rPr>
-              <w:t>Приговор: 1944</w:t>
-            </w:r>
-            <w:r>
-              <w:rPr>
-                <w:rFonts w:ascii="Arial" w:hAnsi="Arial" w:cs="Arial"/>
-                <w:sz w:val="16"/>
-                <w:szCs w:val="16"/>
-                <w:lang w:val="ru-RU"/>
-              </w:rPr>
-              <w:t xml:space="preserve"> – </w:t>
-            </w:r>
-            <w:r>
-              <w:rPr>
-                <w:rFonts w:ascii="Arial" w:hAnsi="Arial" w:cs="Arial"/>
-                <w:sz w:val="16"/>
-                <w:szCs w:val="16"/>
-                <w:lang w:val="ru-RU"/>
-              </w:rPr>
-              <w:t>высылка на спецпоселение в Башкирскую АССР, г. Ишимбай, п. Кинезбулатово, умерла на спецпоселении 24.05.1949</w:t>
-            </w:r>
-          </w:p>
-          <w:p>
-            <w:pPr>
-              <w:pStyle w:val="NormalWeb"/>
-              <w:shd w:val="clear" w:color="auto" w:fill="FFFFFF"/>
-              <w:spacing w:before="0" w:beforeAutospacing="0" w:after="0" w:afterAutospacing="0"/>
-              <w:textAlignment w:val="baseline"/>
-              <w:rPr>
-                <w:rFonts w:ascii="Arial" w:hAnsi="Arial" w:cs="Arial"/>
-                <w:sz w:val="16"/>
-                <w:szCs w:val="16"/>
-                <w:lang w:val="ru-RU"/>
-              </w:rPr>
-            </w:pPr>
-            <w:r>
-              <w:rPr>
-                <w:rFonts w:ascii="Arial" w:hAnsi="Arial" w:cs="Arial"/>
-                <w:sz w:val="16"/>
-                <w:szCs w:val="16"/>
-                <w:lang w:val="ru-RU"/>
-              </w:rPr>
-              <w:t>Реабилитация: МВД Республики Башкортостан, 27.01.2016</w:t>
+              <w:t>Реабилитация: МВД Республики Башкортостан, 02.08.2002</w:t>
             </w:r>
             <w:r>
               <w:rPr>
@@ -7410,7 +8667,6 @@
               <w:bottom w:val="double" w:sz="1" w:space="0" w:color="808080"/>
               <w:right w:val="double" w:sz="2" w:space="0" w:color="808080"/>
             </w:tcBorders>
-            <w:shd w:val="clear" w:color="auto" w:fill="auto"/>
             <w:vAlign w:val="center"/>
           </w:tcPr>
           <w:p>
@@ -7424,6 +8680,7 @@
               </w:rPr>
             </w:pPr>
             <w:hyperlink r:id="rId33" w:history="1">
+              <w:proofErr w:type="spellStart"/>
               <w:r>
                 <w:rPr>
                   <w:rStyle w:val="Hyperlink"/>
@@ -7437,292 +8694,9 @@
                   <w:shd w:val="clear" w:color="auto" w:fill="FFFFFF"/>
                   <w:lang w:val="ru-RU"/>
                 </w:rPr>
-                <w:t>Паличева Прасковья Андреевна</w:t>
+                <w:t>Партилова</w:t>
               </w:r>
-            </w:hyperlink>
-            <w:r>
-              <w:rPr>
-                <w:rFonts w:ascii="Arial" w:hAnsi="Arial" w:cs="Arial"/>
-                <w:sz w:val="16"/>
-                <w:szCs w:val="16"/>
-                <w:lang w:val="ru-RU"/>
-              </w:rPr>
-              <w:t xml:space="preserve"> </w:t>
-            </w:r>
-            <w:r>
-              <w:rPr>
-                <w:rFonts w:ascii="Arial" w:hAnsi="Arial" w:cs="Arial"/>
-                <w:b/>
-                <w:bCs/>
-                <w:sz w:val="16"/>
-                <w:szCs w:val="16"/>
-                <w:lang w:val="ru-RU"/>
-              </w:rPr>
-              <w:t>42 года</w:t>
-            </w:r>
-            <w:r>
-              <w:rPr>
-                <w:rFonts w:ascii="Arial" w:hAnsi="Arial" w:cs="Arial"/>
-                <w:sz w:val="16"/>
-                <w:szCs w:val="16"/>
-                <w:lang w:val="ru-RU"/>
-              </w:rPr>
-              <w:t xml:space="preserve"> </w:t>
-            </w:r>
-          </w:p>
-          <w:p>
-            <w:pPr>
-              <w:pStyle w:val="NormalWeb"/>
-              <w:shd w:val="clear" w:color="auto" w:fill="FFFFFF"/>
-              <w:spacing w:before="0" w:beforeAutospacing="0" w:after="0" w:afterAutospacing="0"/>
-              <w:textAlignment w:val="baseline"/>
-              <w:rPr>
-                <w:rFonts w:ascii="Arial" w:hAnsi="Arial" w:cs="Arial"/>
-                <w:sz w:val="16"/>
-                <w:szCs w:val="16"/>
-                <w:lang w:val="ru-RU"/>
-              </w:rPr>
-            </w:pPr>
-            <w:r>
-              <w:rPr>
-                <w:rFonts w:ascii="Arial" w:hAnsi="Arial" w:cs="Arial"/>
-                <w:sz w:val="16"/>
-                <w:szCs w:val="16"/>
-                <w:lang w:val="ru-RU"/>
-              </w:rPr>
-              <w:t>1906 г.р., м.р.: Крымская обл., с. Сейджиут, болгарка</w:t>
-            </w:r>
-            <w:r>
-              <w:rPr>
-                <w:rFonts w:ascii="Arial" w:hAnsi="Arial" w:cs="Arial"/>
-                <w:sz w:val="16"/>
-                <w:szCs w:val="16"/>
-                <w:lang w:val="ru-RU"/>
-              </w:rPr>
-              <w:t xml:space="preserve">, </w:t>
-            </w:r>
-            <w:r>
-              <w:rPr>
-                <w:rFonts w:ascii="Arial" w:hAnsi="Arial" w:cs="Arial"/>
-                <w:sz w:val="16"/>
-                <w:szCs w:val="16"/>
-                <w:lang w:val="ru-RU"/>
-              </w:rPr>
-              <w:t>прож.: Крымская обл., с. Кринички болгарские</w:t>
-            </w:r>
-            <w:r>
-              <w:rPr>
-                <w:rFonts w:ascii="Arial" w:hAnsi="Arial" w:cs="Arial"/>
-                <w:sz w:val="16"/>
-                <w:szCs w:val="16"/>
-                <w:lang w:val="ru-RU"/>
-              </w:rPr>
-              <w:t xml:space="preserve">. </w:t>
-            </w:r>
-            <w:r>
-              <w:rPr>
-                <w:rFonts w:ascii="Arial" w:hAnsi="Arial" w:cs="Arial"/>
-                <w:sz w:val="16"/>
-                <w:szCs w:val="16"/>
-                <w:lang w:val="ru-RU"/>
-              </w:rPr>
-              <w:t xml:space="preserve">Обвинение: национальная принадлежность </w:t>
-            </w:r>
-            <w:r>
-              <w:rPr>
-                <w:rFonts w:ascii="Arial" w:hAnsi="Arial" w:cs="Arial"/>
-                <w:sz w:val="16"/>
-                <w:szCs w:val="16"/>
-                <w:lang w:val="ru-RU"/>
-              </w:rPr>
-              <w:t>–</w:t>
-            </w:r>
-            <w:r>
-              <w:rPr>
-                <w:rFonts w:ascii="Arial" w:hAnsi="Arial" w:cs="Arial"/>
-                <w:sz w:val="16"/>
-                <w:szCs w:val="16"/>
-                <w:lang w:val="ru-RU"/>
-              </w:rPr>
-              <w:t xml:space="preserve"> болгарка</w:t>
-            </w:r>
-            <w:r>
-              <w:rPr>
-                <w:rFonts w:ascii="Arial" w:hAnsi="Arial" w:cs="Arial"/>
-                <w:sz w:val="16"/>
-                <w:szCs w:val="16"/>
-                <w:lang w:val="ru-RU"/>
-              </w:rPr>
-              <w:t xml:space="preserve">. </w:t>
-            </w:r>
-            <w:r>
-              <w:rPr>
-                <w:rFonts w:ascii="Arial" w:hAnsi="Arial" w:cs="Arial"/>
-                <w:sz w:val="16"/>
-                <w:szCs w:val="16"/>
-                <w:lang w:val="ru-RU"/>
-              </w:rPr>
-              <w:t>Приговор: 1944</w:t>
-            </w:r>
-            <w:r>
-              <w:rPr>
-                <w:rFonts w:ascii="Arial" w:hAnsi="Arial" w:cs="Arial"/>
-                <w:sz w:val="16"/>
-                <w:szCs w:val="16"/>
-                <w:lang w:val="ru-RU"/>
-              </w:rPr>
-              <w:t xml:space="preserve"> – </w:t>
-            </w:r>
-            <w:r>
-              <w:rPr>
-                <w:rFonts w:ascii="Arial" w:hAnsi="Arial" w:cs="Arial"/>
-                <w:sz w:val="16"/>
-                <w:szCs w:val="16"/>
-                <w:lang w:val="ru-RU"/>
-              </w:rPr>
-              <w:t>высылка на спецпоселение в Башкирскую АССР, г. Ишимбай, п. Кинезбулатово, умерла на спецпоселении 27.04.1948</w:t>
-            </w:r>
-          </w:p>
-          <w:p>
-            <w:pPr>
-              <w:pStyle w:val="NormalWeb"/>
-              <w:shd w:val="clear" w:color="auto" w:fill="FFFFFF"/>
-              <w:spacing w:before="0" w:beforeAutospacing="0" w:after="0" w:afterAutospacing="0"/>
-              <w:textAlignment w:val="baseline"/>
-              <w:rPr>
-                <w:rFonts w:ascii="Arial" w:hAnsi="Arial" w:cs="Arial"/>
-                <w:sz w:val="16"/>
-                <w:szCs w:val="16"/>
-                <w:lang w:val="ru-RU"/>
-              </w:rPr>
-            </w:pPr>
-            <w:r>
-              <w:rPr>
-                <w:rFonts w:ascii="Arial" w:hAnsi="Arial" w:cs="Arial"/>
-                <w:sz w:val="16"/>
-                <w:szCs w:val="16"/>
-                <w:lang w:val="ru-RU"/>
-              </w:rPr>
-              <w:t>Реабилитация: МВД Республики Башкортостан, 02.08.2002</w:t>
-            </w:r>
-            <w:r>
-              <w:rPr>
-                <w:rFonts w:ascii="Arial" w:hAnsi="Arial" w:cs="Arial"/>
-                <w:sz w:val="16"/>
-                <w:szCs w:val="16"/>
-                <w:lang w:val="ru-RU"/>
-              </w:rPr>
-              <w:t xml:space="preserve"> – </w:t>
-            </w:r>
-            <w:r>
-              <w:rPr>
-                <w:rFonts w:ascii="Arial" w:hAnsi="Arial" w:cs="Arial"/>
-                <w:sz w:val="16"/>
-                <w:szCs w:val="16"/>
-                <w:lang w:val="ru-RU"/>
-              </w:rPr>
-              <w:t>Закон РФ от 18.10.1991</w:t>
-            </w:r>
-          </w:p>
-          <w:p>
-            <w:pPr>
-              <w:pStyle w:val="NormalWeb"/>
-              <w:shd w:val="clear" w:color="auto" w:fill="FFFFFF"/>
-              <w:spacing w:before="0" w:beforeAutospacing="0" w:after="0" w:afterAutospacing="0"/>
-              <w:textAlignment w:val="baseline"/>
-              <w:rPr>
-                <w:rFonts w:ascii="Arial" w:hAnsi="Arial" w:cs="Arial"/>
-                <w:sz w:val="16"/>
-                <w:szCs w:val="16"/>
-                <w:lang w:val="ru-RU"/>
-              </w:rPr>
-            </w:pPr>
-            <w:r>
-              <w:rPr>
-                <w:rFonts w:ascii="Arial" w:hAnsi="Arial" w:cs="Arial"/>
-                <w:b/>
-                <w:bCs/>
-                <w:sz w:val="16"/>
-                <w:szCs w:val="16"/>
-                <w:lang w:val="ru-RU"/>
-              </w:rPr>
-              <w:t xml:space="preserve">Источник: </w:t>
-            </w:r>
-            <w:r>
-              <w:rPr>
-                <w:rFonts w:ascii="Arial" w:hAnsi="Arial" w:cs="Arial"/>
-                <w:b/>
-                <w:bCs/>
-                <w:sz w:val="16"/>
-                <w:szCs w:val="16"/>
-                <w:lang w:val="ru-RU"/>
-              </w:rPr>
-              <w:t>Архив НИПЦ "Мемориал" (Москва)</w:t>
-            </w:r>
-            <w:r>
-              <w:rPr>
-                <w:rFonts w:ascii="Arial" w:hAnsi="Arial" w:cs="Arial"/>
-                <w:b/>
-                <w:bCs/>
-                <w:sz w:val="16"/>
-                <w:szCs w:val="16"/>
-                <w:lang w:val="ru-RU"/>
-              </w:rPr>
-              <w:t>;</w:t>
-            </w:r>
-            <w:r>
-              <w:rPr>
-                <w:rFonts w:ascii="Arial" w:hAnsi="Arial" w:cs="Arial"/>
-                <w:sz w:val="16"/>
-                <w:szCs w:val="16"/>
-                <w:lang w:val="ru-RU"/>
-              </w:rPr>
-              <w:t xml:space="preserve"> </w:t>
-            </w:r>
-            <w:hyperlink r:id="rId34" w:history="1">
-              <w:r>
-                <w:rPr>
-                  <w:rStyle w:val="Hyperlink"/>
-                  <w:rFonts w:ascii="Arial" w:hAnsi="Arial" w:cs="Arial"/>
-                  <w:b/>
-                  <w:bCs/>
-                  <w:color w:val="auto"/>
-                  <w:sz w:val="16"/>
-                  <w:szCs w:val="16"/>
-                  <w:lang w:val="ru-RU"/>
-                </w:rPr>
-                <w:t>Архивная ссылка</w:t>
-              </w:r>
-            </w:hyperlink>
-          </w:p>
-        </w:tc>
-      </w:tr>
-      <w:tr>
-        <w:trPr>
-          <w:trHeight w:val="20"/>
-        </w:trPr>
-        <w:tc>
-          <w:tcPr>
-            <w:tcW w:w="11160" w:type="dxa"/>
-            <w:tcBorders>
-              <w:left w:val="double" w:sz="1" w:space="0" w:color="808080"/>
-              <w:bottom w:val="double" w:sz="1" w:space="0" w:color="808080"/>
-              <w:right w:val="double" w:sz="2" w:space="0" w:color="808080"/>
-            </w:tcBorders>
-            <w:shd w:val="clear" w:color="auto" w:fill="auto"/>
-            <w:vAlign w:val="center"/>
-          </w:tcPr>
-          <w:p>
-            <w:pPr>
-              <w:spacing w:after="0"/>
-              <w:rPr>
-                <w:rFonts w:ascii="Arial" w:hAnsi="Arial" w:cs="Arial"/>
-                <w:sz w:val="16"/>
-                <w:szCs w:val="16"/>
-                <w:lang w:val="ru-RU"/>
-              </w:rPr>
-            </w:pPr>
-            <w:hyperlink r:id="rId35" w:history="1">
+              <w:proofErr w:type="spellEnd"/>
               <w:r>
                 <w:rPr>
                   <w:rStyle w:val="Hyperlink"/>
@@ -7736,7 +8710,7 @@
                   <w:shd w:val="clear" w:color="auto" w:fill="FFFFFF"/>
                   <w:lang w:val="ru-RU"/>
                 </w:rPr>
-                <w:t>Партилова Елена Кирилловна</w:t>
+                <w:t xml:space="preserve"> Елена Кирилловна</w:t>
               </w:r>
             </w:hyperlink>
             <w:r>
@@ -7771,14 +8745,25 @@
                 <w:lang w:val="ru-RU"/>
               </w:rPr>
             </w:pPr>
-            <w:r>
-              <w:rPr>
-                <w:rFonts w:ascii="Arial" w:hAnsi="Arial" w:cs="Arial"/>
-                <w:sz w:val="16"/>
-                <w:szCs w:val="16"/>
-                <w:lang w:val="ru-RU"/>
-              </w:rPr>
-              <w:t>м.р.: Крымская обл., болгарка</w:t>
+            <w:proofErr w:type="spellStart"/>
+            <w:r>
+              <w:rPr>
+                <w:rFonts w:ascii="Arial" w:hAnsi="Arial" w:cs="Arial"/>
+                <w:sz w:val="16"/>
+                <w:szCs w:val="16"/>
+                <w:lang w:val="ru-RU"/>
+              </w:rPr>
+              <w:t>м.р</w:t>
+            </w:r>
+            <w:proofErr w:type="spellEnd"/>
+            <w:r>
+              <w:rPr>
+                <w:rFonts w:ascii="Arial" w:hAnsi="Arial" w:cs="Arial"/>
+                <w:sz w:val="16"/>
+                <w:szCs w:val="16"/>
+                <w:lang w:val="ru-RU"/>
+              </w:rPr>
+              <w:t>.: Крымская обл., болгарка</w:t>
             </w:r>
             <w:r>
               <w:rPr>
@@ -7789,14 +8774,25 @@
               </w:rPr>
               <w:t xml:space="preserve">, </w:t>
             </w:r>
-            <w:r>
-              <w:rPr>
-                <w:rFonts w:ascii="Arial" w:hAnsi="Arial" w:cs="Arial"/>
-                <w:sz w:val="16"/>
-                <w:szCs w:val="16"/>
-                <w:lang w:val="ru-RU"/>
-              </w:rPr>
-              <w:t>прож.: Крымская обл., с. Кринички болгарские</w:t>
+            <w:proofErr w:type="spellStart"/>
+            <w:r>
+              <w:rPr>
+                <w:rFonts w:ascii="Arial" w:hAnsi="Arial" w:cs="Arial"/>
+                <w:sz w:val="16"/>
+                <w:szCs w:val="16"/>
+                <w:lang w:val="ru-RU"/>
+              </w:rPr>
+              <w:t>прож</w:t>
+            </w:r>
+            <w:proofErr w:type="spellEnd"/>
+            <w:r>
+              <w:rPr>
+                <w:rFonts w:ascii="Arial" w:hAnsi="Arial" w:cs="Arial"/>
+                <w:sz w:val="16"/>
+                <w:szCs w:val="16"/>
+                <w:lang w:val="ru-RU"/>
+              </w:rPr>
+              <w:t>.: Крымская обл., с. Кринички болгарские</w:t>
             </w:r>
             <w:r>
               <w:rPr>
@@ -7873,7 +8869,27 @@
                 <w:szCs w:val="16"/>
                 <w:lang w:val="ru-RU"/>
               </w:rPr>
-              <w:t>высылка на спецпоселение в Башкирскую АССР, г. Ишимбай, п. Кинезбулатово, умерла на спецпоселении 29.03.1945.</w:t>
+              <w:t xml:space="preserve">высылка на спецпоселение в Башкирскую АССР, г. Ишимбай, п. </w:t>
+            </w:r>
+            <w:proofErr w:type="spellStart"/>
+            <w:r>
+              <w:rPr>
+                <w:rFonts w:ascii="Arial" w:hAnsi="Arial" w:cs="Arial"/>
+                <w:sz w:val="16"/>
+                <w:szCs w:val="16"/>
+                <w:lang w:val="ru-RU"/>
+              </w:rPr>
+              <w:t>Кинезбулатово</w:t>
+            </w:r>
+            <w:proofErr w:type="spellEnd"/>
+            <w:r>
+              <w:rPr>
+                <w:rFonts w:ascii="Arial" w:hAnsi="Arial" w:cs="Arial"/>
+                <w:sz w:val="16"/>
+                <w:szCs w:val="16"/>
+                <w:lang w:val="ru-RU"/>
+              </w:rPr>
+              <w:t>, умерла на спецпоселении 29.03.1945.</w:t>
             </w:r>
           </w:p>
           <w:p>
@@ -7931,7 +8947,7 @@
               </w:rPr>
               <w:t xml:space="preserve"> </w:t>
             </w:r>
-            <w:hyperlink r:id="rId36" w:history="1">
+            <w:hyperlink r:id="rId34" w:history="1">
               <w:r>
                 <w:rPr>
                   <w:rStyle w:val="Hyperlink"/>
@@ -7958,7 +8974,6 @@
               <w:bottom w:val="double" w:sz="1" w:space="0" w:color="808080"/>
               <w:right w:val="double" w:sz="2" w:space="0" w:color="808080"/>
             </w:tcBorders>
-            <w:shd w:val="clear" w:color="auto" w:fill="auto"/>
             <w:vAlign w:val="center"/>
           </w:tcPr>
           <w:p>
@@ -7971,7 +8986,7 @@
                 <w:lang w:val="ru-RU"/>
               </w:rPr>
             </w:pPr>
-            <w:hyperlink r:id="rId37" w:history="1">
+            <w:hyperlink r:id="rId35" w:history="1">
               <w:r>
                 <w:rPr>
                   <w:rStyle w:val="Hyperlink"/>
@@ -8049,7 +9064,47 @@
                 <w:szCs w:val="16"/>
                 <w:lang w:val="ru-RU"/>
               </w:rPr>
-              <w:t>1879 г.р., м.р.: Болгария, г. Котел, болгарка, из семьи землевладельцев, преподаватель, болгарская революционерка, прож.: г. Москва, арестована 17.08.1949.</w:t>
+              <w:t xml:space="preserve">1879 г.р., </w:t>
+            </w:r>
+            <w:proofErr w:type="spellStart"/>
+            <w:r>
+              <w:rPr>
+                <w:rFonts w:ascii="Arial" w:hAnsi="Arial" w:cs="Arial"/>
+                <w:sz w:val="16"/>
+                <w:szCs w:val="16"/>
+                <w:lang w:val="ru-RU"/>
+              </w:rPr>
+              <w:t>м.р</w:t>
+            </w:r>
+            <w:proofErr w:type="spellEnd"/>
+            <w:r>
+              <w:rPr>
+                <w:rFonts w:ascii="Arial" w:hAnsi="Arial" w:cs="Arial"/>
+                <w:sz w:val="16"/>
+                <w:szCs w:val="16"/>
+                <w:lang w:val="ru-RU"/>
+              </w:rPr>
+              <w:t xml:space="preserve">.: Болгария, г. Котел, болгарка, из семьи землевладельцев, преподаватель, болгарская революционерка, </w:t>
+            </w:r>
+            <w:proofErr w:type="spellStart"/>
+            <w:r>
+              <w:rPr>
+                <w:rFonts w:ascii="Arial" w:hAnsi="Arial" w:cs="Arial"/>
+                <w:sz w:val="16"/>
+                <w:szCs w:val="16"/>
+                <w:lang w:val="ru-RU"/>
+              </w:rPr>
+              <w:t>прож</w:t>
+            </w:r>
+            <w:proofErr w:type="spellEnd"/>
+            <w:r>
+              <w:rPr>
+                <w:rFonts w:ascii="Arial" w:hAnsi="Arial" w:cs="Arial"/>
+                <w:sz w:val="16"/>
+                <w:szCs w:val="16"/>
+                <w:lang w:val="ru-RU"/>
+              </w:rPr>
+              <w:t>.: г. Москва, арестована 17.08.1949.</w:t>
             </w:r>
             <w:r>
               <w:rPr>
@@ -8067,7 +9122,27 @@
                 <w:szCs w:val="16"/>
                 <w:lang w:val="ru-RU"/>
               </w:rPr>
-              <w:t>Умерла в 1951 г. в заключении. Реабилитация: 18.05.1964. (Ее брат Христиан Георгиевич Раковски,</w:t>
+              <w:t xml:space="preserve">Умерла в 1951 г. в заключении. Реабилитация: 18.05.1964. (Ее брат Христиан Георгиевич </w:t>
+            </w:r>
+            <w:proofErr w:type="spellStart"/>
+            <w:r>
+              <w:rPr>
+                <w:rFonts w:ascii="Arial" w:hAnsi="Arial" w:cs="Arial"/>
+                <w:sz w:val="16"/>
+                <w:szCs w:val="16"/>
+                <w:lang w:val="ru-RU"/>
+              </w:rPr>
+              <w:t>Раковски</w:t>
+            </w:r>
+            <w:proofErr w:type="spellEnd"/>
+            <w:r>
+              <w:rPr>
+                <w:rFonts w:ascii="Arial" w:hAnsi="Arial" w:cs="Arial"/>
+                <w:sz w:val="16"/>
+                <w:szCs w:val="16"/>
+                <w:lang w:val="ru-RU"/>
+              </w:rPr>
+              <w:t>,</w:t>
             </w:r>
             <w:r>
               <w:rPr>
@@ -8196,7 +9271,7 @@
               </w:rPr>
               <w:t xml:space="preserve"> </w:t>
             </w:r>
-            <w:hyperlink r:id="rId38" w:history="1">
+            <w:hyperlink r:id="rId36" w:history="1">
               <w:r>
                 <w:rPr>
                   <w:rStyle w:val="Hyperlink"/>
@@ -8233,7 +9308,7 @@
               </w:rPr>
               <w:t xml:space="preserve"> </w:t>
             </w:r>
-            <w:hyperlink r:id="rId39" w:history="1">
+            <w:hyperlink r:id="rId37" w:history="1">
               <w:r>
                 <w:rPr>
                   <w:rStyle w:val="Hyperlink"/>
